--- a/data/outputs/v2/Biology/SS1.2_Chemicals_of_Life/Biology_Chemicals_of_Life_CBE_LessonSequence.docx
+++ b/data/outputs/v2/Biology/SS1.2_Chemicals_of_Life/Biology_Chemicals_of_Life_CBE_LessonSequence.docx
@@ -359,7 +359,7 @@
                 <w:sz w:val="18"/>
                 <w:szCs w:val="18"/>
               </w:rPr>
-              <w:t xml:space="preserve">Sub-Strand 1.4: Chemicals of Life</w:t>
+              <w:t xml:space="preserve">Sub-Strand 1.2: Chemicals of Life</w:t>
             </w:r>
           </w:p>
         </w:tc>
@@ -3196,32 +3196,32 @@
         <w:tc>
           <w:tcPr>
             <w:tcW w:type="dxa" w:w="1520"/>
-            <w:shd w:fill="F2F2F2" w:color="auto" w:val="clear"/>
-            <w:tcMar>
-              <w:top w:type="dxa" w:w="60"/>
-              <w:left w:type="dxa" w:w="120"/>
-              <w:bottom w:type="dxa" w:w="60"/>
-              <w:right w:type="dxa" w:w="120"/>
-            </w:tcMar>
-            <w:vAlign w:val="top"/>
-          </w:tcPr>
-          <w:p>
-            <w:pPr>
-              <w:spacing w:after="40" w:before="0"/>
-              <w:jc w:val="left"/>
-            </w:pPr>
-            <w:r>
-              <w:rPr>
-                <w:rFonts w:ascii="Arial" w:cs="Arial" w:eastAsia="Arial" w:hAnsi="Arial"/>
-                <w:b/>
-                <w:bCs/>
-                <w:i w:val="false"/>
-                <w:iCs w:val="false"/>
-                <w:color w:val="000000"/>
-                <w:sz w:val="18"/>
-                <w:szCs w:val="18"/>
-              </w:rPr>
-              <w:t xml:space="preserve">Phase 1 — Predict (Eliciting Prior Knowledge &amp; Launching the Phenomenon)</w:t>
+            <w:shd w:fill="EAD1F5" w:color="auto" w:val="clear"/>
+            <w:tcMar>
+              <w:top w:type="dxa" w:w="60"/>
+              <w:left w:type="dxa" w:w="120"/>
+              <w:bottom w:type="dxa" w:w="60"/>
+              <w:right w:type="dxa" w:w="120"/>
+            </w:tcMar>
+            <w:vAlign w:val="top"/>
+          </w:tcPr>
+          <w:p>
+            <w:pPr>
+              <w:spacing w:after="40" w:before="0"/>
+              <w:jc w:val="left"/>
+            </w:pPr>
+            <w:r>
+              <w:rPr>
+                <w:rFonts w:ascii="Arial" w:cs="Arial" w:eastAsia="Arial" w:hAnsi="Arial"/>
+                <w:b/>
+                <w:bCs/>
+                <w:i w:val="false"/>
+                <w:iCs w:val="false"/>
+                <w:color w:val="000000"/>
+                <w:sz w:val="18"/>
+                <w:szCs w:val="18"/>
+              </w:rPr>
+              <w:t xml:space="preserve">Predict Phase</w:t>
             </w:r>
           </w:p>
           <w:p>
@@ -3244,7 +3244,7 @@
             <w:pPr>
               <w:spacing w:after="20" w:before="0"/>
             </w:pPr>
-            <w:hyperlink w:history="1" r:id="rIdrna4g8lzqyrvytcpzitnc">
+            <w:hyperlink w:history="1" r:id="rIdy2js4vpho8ss7-gmkeoxc">
               <w:r>
                 <w:rPr>
                   <w:rFonts w:ascii="Arial" w:cs="Arial" w:eastAsia="Arial" w:hAnsi="Arial"/>
@@ -3277,7 +3277,7 @@
               <w:spacing w:after="10" w:before="0"/>
               <w:ind w:left="120"/>
             </w:pPr>
-            <w:hyperlink w:history="1" r:id="rIdocds63puuoyfwfxssua41">
+            <w:hyperlink w:history="1" r:id="rId78cet4zd70p8jlgty_m3f">
               <w:r>
                 <w:rPr>
                   <w:rFonts w:ascii="Arial" w:cs="Arial" w:eastAsia="Arial" w:hAnsi="Arial"/>
@@ -3322,7 +3322,7 @@
             <w:pPr>
               <w:spacing w:after="20" w:before="0"/>
             </w:pPr>
-            <w:hyperlink w:history="1" r:id="rIdwhnxoxzjw0weiiw55wedu">
+            <w:hyperlink w:history="1" r:id="rIdn8nsqgi-o_muxfno6ybmm">
               <w:r>
                 <w:rPr>
                   <w:rFonts w:ascii="Arial" w:cs="Arial" w:eastAsia="Arial" w:hAnsi="Arial"/>
@@ -3355,7 +3355,7 @@
               <w:spacing w:after="10" w:before="0"/>
               <w:ind w:left="120"/>
             </w:pPr>
-            <w:hyperlink w:history="1" r:id="rIdllv3ukslnebletar5i5vs">
+            <w:hyperlink w:history="1" r:id="rIdzv3b6t3ewiloq0fq7zsqk">
               <w:r>
                 <w:rPr>
                   <w:rFonts w:ascii="Arial" w:cs="Arial" w:eastAsia="Arial" w:hAnsi="Arial"/>
@@ -3768,32 +3768,32 @@
         <w:tc>
           <w:tcPr>
             <w:tcW w:type="dxa" w:w="1520"/>
-            <w:shd w:fill="F2F2F2" w:color="auto" w:val="clear"/>
-            <w:tcMar>
-              <w:top w:type="dxa" w:w="60"/>
-              <w:left w:type="dxa" w:w="120"/>
-              <w:bottom w:type="dxa" w:w="60"/>
-              <w:right w:type="dxa" w:w="120"/>
-            </w:tcMar>
-            <w:vAlign w:val="top"/>
-          </w:tcPr>
-          <w:p>
-            <w:pPr>
-              <w:spacing w:after="40" w:before="0"/>
-              <w:jc w:val="left"/>
-            </w:pPr>
-            <w:r>
-              <w:rPr>
-                <w:rFonts w:ascii="Arial" w:cs="Arial" w:eastAsia="Arial" w:hAnsi="Arial"/>
-                <w:b/>
-                <w:bCs/>
-                <w:i w:val="false"/>
-                <w:iCs w:val="false"/>
-                <w:color w:val="000000"/>
-                <w:sz w:val="18"/>
-                <w:szCs w:val="18"/>
-              </w:rPr>
-              <w:t xml:space="preserve">Phase 2 — Observe (Examining the Phenomenon Deeply)</w:t>
+            <w:shd w:fill="D9EEF1" w:color="auto" w:val="clear"/>
+            <w:tcMar>
+              <w:top w:type="dxa" w:w="60"/>
+              <w:left w:type="dxa" w:w="120"/>
+              <w:bottom w:type="dxa" w:w="60"/>
+              <w:right w:type="dxa" w:w="120"/>
+            </w:tcMar>
+            <w:vAlign w:val="top"/>
+          </w:tcPr>
+          <w:p>
+            <w:pPr>
+              <w:spacing w:after="40" w:before="0"/>
+              <w:jc w:val="left"/>
+            </w:pPr>
+            <w:r>
+              <w:rPr>
+                <w:rFonts w:ascii="Arial" w:cs="Arial" w:eastAsia="Arial" w:hAnsi="Arial"/>
+                <w:b/>
+                <w:bCs/>
+                <w:i w:val="false"/>
+                <w:iCs w:val="false"/>
+                <w:color w:val="000000"/>
+                <w:sz w:val="18"/>
+                <w:szCs w:val="18"/>
+              </w:rPr>
+              <w:t xml:space="preserve">Observe Phase</w:t>
             </w:r>
           </w:p>
           <w:p>
@@ -3816,7 +3816,7 @@
             <w:pPr>
               <w:spacing w:after="20" w:before="0"/>
             </w:pPr>
-            <w:hyperlink w:history="1" r:id="rIdbjsatyq3miekvem5pxuiu">
+            <w:hyperlink w:history="1" r:id="rIdn9cimb5tefogdglltv_zh">
               <w:r>
                 <w:rPr>
                   <w:rFonts w:ascii="Arial" w:cs="Arial" w:eastAsia="Arial" w:hAnsi="Arial"/>
@@ -3849,7 +3849,7 @@
               <w:spacing w:after="10" w:before="0"/>
               <w:ind w:left="120"/>
             </w:pPr>
-            <w:hyperlink w:history="1" r:id="rIdsbgj7dmgen1aadahisoby">
+            <w:hyperlink w:history="1" r:id="rIdjfj7_mttcg25uyyxtwjlv">
               <w:r>
                 <w:rPr>
                   <w:rFonts w:ascii="Arial" w:cs="Arial" w:eastAsia="Arial" w:hAnsi="Arial"/>
@@ -3894,7 +3894,7 @@
             <w:pPr>
               <w:spacing w:after="20" w:before="0"/>
             </w:pPr>
-            <w:hyperlink w:history="1" r:id="rId7jtl_nlymgvggtgkupior">
+            <w:hyperlink w:history="1" r:id="rIdc1zeyjkusdxg_d_6k1c7u">
               <w:r>
                 <w:rPr>
                   <w:rFonts w:ascii="Arial" w:cs="Arial" w:eastAsia="Arial" w:hAnsi="Arial"/>
@@ -3927,7 +3927,7 @@
               <w:spacing w:after="10" w:before="0"/>
               <w:ind w:left="120"/>
             </w:pPr>
-            <w:hyperlink w:history="1" r:id="rIdpaklovvtgvo0tjjxzgbki">
+            <w:hyperlink w:history="1" r:id="rIdqvjxuhjegfjjyizh9cyey">
               <w:r>
                 <w:rPr>
                   <w:rFonts w:ascii="Arial" w:cs="Arial" w:eastAsia="Arial" w:hAnsi="Arial"/>
@@ -4226,32 +4226,32 @@
         <w:tc>
           <w:tcPr>
             <w:tcW w:type="dxa" w:w="1520"/>
-            <w:shd w:fill="F2F2F2" w:color="auto" w:val="clear"/>
-            <w:tcMar>
-              <w:top w:type="dxa" w:w="60"/>
-              <w:left w:type="dxa" w:w="120"/>
-              <w:bottom w:type="dxa" w:w="60"/>
-              <w:right w:type="dxa" w:w="120"/>
-            </w:tcMar>
-            <w:vAlign w:val="top"/>
-          </w:tcPr>
-          <w:p>
-            <w:pPr>
-              <w:spacing w:after="40" w:before="0"/>
-              <w:jc w:val="left"/>
-            </w:pPr>
-            <w:r>
-              <w:rPr>
-                <w:rFonts w:ascii="Arial" w:cs="Arial" w:eastAsia="Arial" w:hAnsi="Arial"/>
-                <w:b/>
-                <w:bCs/>
-                <w:i w:val="false"/>
-                <w:iCs w:val="false"/>
-                <w:color w:val="000000"/>
-                <w:sz w:val="18"/>
-                <w:szCs w:val="18"/>
-              </w:rPr>
-              <w:t xml:space="preserve">Phase 3 — Explain (First-Pass Sensemaking: Naming the Chemicals of Life)</w:t>
+            <w:shd w:fill="E2EFDA" w:color="auto" w:val="clear"/>
+            <w:tcMar>
+              <w:top w:type="dxa" w:w="60"/>
+              <w:left w:type="dxa" w:w="120"/>
+              <w:bottom w:type="dxa" w:w="60"/>
+              <w:right w:type="dxa" w:w="120"/>
+            </w:tcMar>
+            <w:vAlign w:val="top"/>
+          </w:tcPr>
+          <w:p>
+            <w:pPr>
+              <w:spacing w:after="40" w:before="0"/>
+              <w:jc w:val="left"/>
+            </w:pPr>
+            <w:r>
+              <w:rPr>
+                <w:rFonts w:ascii="Arial" w:cs="Arial" w:eastAsia="Arial" w:hAnsi="Arial"/>
+                <w:b/>
+                <w:bCs/>
+                <w:i w:val="false"/>
+                <w:iCs w:val="false"/>
+                <w:color w:val="000000"/>
+                <w:sz w:val="18"/>
+                <w:szCs w:val="18"/>
+              </w:rPr>
+              <w:t xml:space="preserve">Explain Phase</w:t>
             </w:r>
           </w:p>
           <w:p>
@@ -4274,7 +4274,7 @@
             <w:pPr>
               <w:spacing w:after="20" w:before="0"/>
             </w:pPr>
-            <w:hyperlink w:history="1" r:id="rIdqvrtuug6ia-0k6mccca5p">
+            <w:hyperlink w:history="1" r:id="rIdd7zwv17362em7xxboa_uh">
               <w:r>
                 <w:rPr>
                   <w:rFonts w:ascii="Arial" w:cs="Arial" w:eastAsia="Arial" w:hAnsi="Arial"/>
@@ -4307,7 +4307,7 @@
               <w:spacing w:after="10" w:before="0"/>
               <w:ind w:left="120"/>
             </w:pPr>
-            <w:hyperlink w:history="1" r:id="rIdcazcuu7_llpx08m0k5djb">
+            <w:hyperlink w:history="1" r:id="rId151ea8bg5sbdgxnuhgr9r">
               <w:r>
                 <w:rPr>
                   <w:rFonts w:ascii="Arial" w:cs="Arial" w:eastAsia="Arial" w:hAnsi="Arial"/>
@@ -4352,7 +4352,7 @@
             <w:pPr>
               <w:spacing w:after="20" w:before="0"/>
             </w:pPr>
-            <w:hyperlink w:history="1" r:id="rIdbjhdhqjy3dzltta2inzhn">
+            <w:hyperlink w:history="1" r:id="rIdo-5cotjkpbnsju_ugqzuk">
               <w:r>
                 <w:rPr>
                   <w:rFonts w:ascii="Arial" w:cs="Arial" w:eastAsia="Arial" w:hAnsi="Arial"/>
@@ -4385,7 +4385,7 @@
               <w:spacing w:after="10" w:before="0"/>
               <w:ind w:left="120"/>
             </w:pPr>
-            <w:hyperlink w:history="1" r:id="rId-umv45u3ghkqjhkq6kdw6">
+            <w:hyperlink w:history="1" r:id="rIdtgrbs-ymsypzy5nni2uup">
               <w:r>
                 <w:rPr>
                   <w:rFonts w:ascii="Arial" w:cs="Arial" w:eastAsia="Arial" w:hAnsi="Arial"/>
@@ -4722,32 +4722,32 @@
         <w:tc>
           <w:tcPr>
             <w:tcW w:type="dxa" w:w="1520"/>
-            <w:shd w:fill="F2F2F2" w:color="auto" w:val="clear"/>
-            <w:tcMar>
-              <w:top w:type="dxa" w:w="60"/>
-              <w:left w:type="dxa" w:w="120"/>
-              <w:bottom w:type="dxa" w:w="60"/>
-              <w:right w:type="dxa" w:w="120"/>
-            </w:tcMar>
-            <w:vAlign w:val="top"/>
-          </w:tcPr>
-          <w:p>
-            <w:pPr>
-              <w:spacing w:after="40" w:before="0"/>
-              <w:jc w:val="left"/>
-            </w:pPr>
-            <w:r>
-              <w:rPr>
-                <w:rFonts w:ascii="Arial" w:cs="Arial" w:eastAsia="Arial" w:hAnsi="Arial"/>
-                <w:b/>
-                <w:bCs/>
-                <w:i w:val="false"/>
-                <w:iCs w:val="false"/>
-                <w:color w:val="000000"/>
-                <w:sz w:val="18"/>
-                <w:szCs w:val="18"/>
-              </w:rPr>
-              <w:t xml:space="preserve">Phase 4 — Driving Question Board (DQB) Creation</w:t>
+            <w:shd w:fill="FCE4D6" w:color="auto" w:val="clear"/>
+            <w:tcMar>
+              <w:top w:type="dxa" w:w="60"/>
+              <w:left w:type="dxa" w:w="120"/>
+              <w:bottom w:type="dxa" w:w="60"/>
+              <w:right w:type="dxa" w:w="120"/>
+            </w:tcMar>
+            <w:vAlign w:val="top"/>
+          </w:tcPr>
+          <w:p>
+            <w:pPr>
+              <w:spacing w:after="40" w:before="0"/>
+              <w:jc w:val="left"/>
+            </w:pPr>
+            <w:r>
+              <w:rPr>
+                <w:rFonts w:ascii="Arial" w:cs="Arial" w:eastAsia="Arial" w:hAnsi="Arial"/>
+                <w:b/>
+                <w:bCs/>
+                <w:i w:val="false"/>
+                <w:iCs w:val="false"/>
+                <w:color w:val="000000"/>
+                <w:sz w:val="18"/>
+                <w:szCs w:val="18"/>
+              </w:rPr>
+              <w:t xml:space="preserve">Driving Question Board (DQB) Creation</w:t>
             </w:r>
           </w:p>
           <w:p>
@@ -4770,7 +4770,7 @@
             <w:pPr>
               <w:spacing w:after="20" w:before="0"/>
             </w:pPr>
-            <w:hyperlink w:history="1" r:id="rIduvpavqwiplzvghflno_4m">
+            <w:hyperlink w:history="1" r:id="rId2ap8ycbudqqqsnrgqqkfi">
               <w:r>
                 <w:rPr>
                   <w:rFonts w:ascii="Arial" w:cs="Arial" w:eastAsia="Arial" w:hAnsi="Arial"/>
@@ -4803,7 +4803,7 @@
               <w:spacing w:after="10" w:before="0"/>
               <w:ind w:left="120"/>
             </w:pPr>
-            <w:hyperlink w:history="1" r:id="rIdhzsdibsikmbrunoqo3xlt">
+            <w:hyperlink w:history="1" r:id="rIdjafdwn1twnzbwog2q-les">
               <w:r>
                 <w:rPr>
                   <w:rFonts w:ascii="Arial" w:cs="Arial" w:eastAsia="Arial" w:hAnsi="Arial"/>
@@ -4848,7 +4848,7 @@
             <w:pPr>
               <w:spacing w:after="20" w:before="0"/>
             </w:pPr>
-            <w:hyperlink w:history="1" r:id="rIddrvsscl_-cvedzidzp2by">
+            <w:hyperlink w:history="1" r:id="rIdnxlsnf5ziatjvjvqpyxbp">
               <w:r>
                 <w:rPr>
                   <w:rFonts w:ascii="Arial" w:cs="Arial" w:eastAsia="Arial" w:hAnsi="Arial"/>
@@ -4881,7 +4881,7 @@
               <w:spacing w:after="10" w:before="0"/>
               <w:ind w:left="120"/>
             </w:pPr>
-            <w:hyperlink w:history="1" r:id="rIdueg2dnr9spd2ibhwuxtps">
+            <w:hyperlink w:history="1" r:id="rIdctu1evubuhe6ktdwmycqt">
               <w:r>
                 <w:rPr>
                   <w:rFonts w:ascii="Arial" w:cs="Arial" w:eastAsia="Arial" w:hAnsi="Arial"/>
@@ -5180,32 +5180,32 @@
         <w:tc>
           <w:tcPr>
             <w:tcW w:type="dxa" w:w="1520"/>
-            <w:shd w:fill="F2F2F2" w:color="auto" w:val="clear"/>
-            <w:tcMar>
-              <w:top w:type="dxa" w:w="60"/>
-              <w:left w:type="dxa" w:w="120"/>
-              <w:bottom w:type="dxa" w:w="60"/>
-              <w:right w:type="dxa" w:w="120"/>
-            </w:tcMar>
-            <w:vAlign w:val="top"/>
-          </w:tcPr>
-          <w:p>
-            <w:pPr>
-              <w:spacing w:after="40" w:before="0"/>
-              <w:jc w:val="left"/>
-            </w:pPr>
-            <w:r>
-              <w:rPr>
-                <w:rFonts w:ascii="Arial" w:cs="Arial" w:eastAsia="Arial" w:hAnsi="Arial"/>
-                <w:b/>
-                <w:bCs/>
-                <w:i w:val="false"/>
-                <w:iCs w:val="false"/>
-                <w:color w:val="000000"/>
-                <w:sz w:val="18"/>
-                <w:szCs w:val="18"/>
-              </w:rPr>
-              <w:t xml:space="preserve">Phase 5 — Model Building (First Explanatory Model Draft)</w:t>
+            <w:shd w:fill="D5E8F0" w:color="auto" w:val="clear"/>
+            <w:tcMar>
+              <w:top w:type="dxa" w:w="60"/>
+              <w:left w:type="dxa" w:w="120"/>
+              <w:bottom w:type="dxa" w:w="60"/>
+              <w:right w:type="dxa" w:w="120"/>
+            </w:tcMar>
+            <w:vAlign w:val="top"/>
+          </w:tcPr>
+          <w:p>
+            <w:pPr>
+              <w:spacing w:after="40" w:before="0"/>
+              <w:jc w:val="left"/>
+            </w:pPr>
+            <w:r>
+              <w:rPr>
+                <w:rFonts w:ascii="Arial" w:cs="Arial" w:eastAsia="Arial" w:hAnsi="Arial"/>
+                <w:b/>
+                <w:bCs/>
+                <w:i w:val="false"/>
+                <w:iCs w:val="false"/>
+                <w:color w:val="000000"/>
+                <w:sz w:val="18"/>
+                <w:szCs w:val="18"/>
+              </w:rPr>
+              <w:t xml:space="preserve">Model Building Phase</w:t>
             </w:r>
           </w:p>
           <w:p>
@@ -5228,7 +5228,7 @@
             <w:pPr>
               <w:spacing w:after="20" w:before="0"/>
             </w:pPr>
-            <w:hyperlink w:history="1" r:id="rId9othvk_ikvuy1d6z5yeze">
+            <w:hyperlink w:history="1" r:id="rId_mqntyktpf4ilw-wsata6">
               <w:r>
                 <w:rPr>
                   <w:rFonts w:ascii="Arial" w:cs="Arial" w:eastAsia="Arial" w:hAnsi="Arial"/>
@@ -5261,7 +5261,7 @@
               <w:spacing w:after="10" w:before="0"/>
               <w:ind w:left="120"/>
             </w:pPr>
-            <w:hyperlink w:history="1" r:id="rIdtq9r7wfrtjhuak9hplta3">
+            <w:hyperlink w:history="1" r:id="rIdukbwjqkwktp86xrrdnjq3">
               <w:r>
                 <w:rPr>
                   <w:rFonts w:ascii="Arial" w:cs="Arial" w:eastAsia="Arial" w:hAnsi="Arial"/>
@@ -5306,7 +5306,7 @@
             <w:pPr>
               <w:spacing w:after="20" w:before="0"/>
             </w:pPr>
-            <w:hyperlink w:history="1" r:id="rIdaddaunmplz8td_nycshqf">
+            <w:hyperlink w:history="1" r:id="rIdtu0g-8zc7bkoe9xc6x-u-">
               <w:r>
                 <w:rPr>
                   <w:rFonts w:ascii="Arial" w:cs="Arial" w:eastAsia="Arial" w:hAnsi="Arial"/>
@@ -5339,7 +5339,7 @@
               <w:spacing w:after="10" w:before="0"/>
               <w:ind w:left="120"/>
             </w:pPr>
-            <w:hyperlink w:history="1" r:id="rIdxpuey_3tozgmcu1yygzzu">
+            <w:hyperlink w:history="1" r:id="rId3jw48hxrwdnyybc-s-fgt">
               <w:r>
                 <w:rPr>
                   <w:rFonts w:ascii="Arial" w:cs="Arial" w:eastAsia="Arial" w:hAnsi="Arial"/>
@@ -7158,32 +7158,32 @@
         <w:tc>
           <w:tcPr>
             <w:tcW w:type="dxa" w:w="1520"/>
-            <w:shd w:fill="F2F2F2" w:color="auto" w:val="clear"/>
-            <w:tcMar>
-              <w:top w:type="dxa" w:w="60"/>
-              <w:left w:type="dxa" w:w="120"/>
-              <w:bottom w:type="dxa" w:w="60"/>
-              <w:right w:type="dxa" w:w="120"/>
-            </w:tcMar>
-            <w:vAlign w:val="top"/>
-          </w:tcPr>
-          <w:p>
-            <w:pPr>
-              <w:spacing w:after="40" w:before="0"/>
-              <w:jc w:val="left"/>
-            </w:pPr>
-            <w:r>
-              <w:rPr>
-                <w:rFonts w:ascii="Arial" w:cs="Arial" w:eastAsia="Arial" w:hAnsi="Arial"/>
-                <w:b/>
-                <w:bCs/>
-                <w:i w:val="false"/>
-                <w:iCs w:val="false"/>
-                <w:color w:val="000000"/>
-                <w:sz w:val="18"/>
-                <w:szCs w:val="18"/>
-              </w:rPr>
-              <w:t xml:space="preserve">Phase 1 — Predict</w:t>
+            <w:shd w:fill="EAD1F5" w:color="auto" w:val="clear"/>
+            <w:tcMar>
+              <w:top w:type="dxa" w:w="60"/>
+              <w:left w:type="dxa" w:w="120"/>
+              <w:bottom w:type="dxa" w:w="60"/>
+              <w:right w:type="dxa" w:w="120"/>
+            </w:tcMar>
+            <w:vAlign w:val="top"/>
+          </w:tcPr>
+          <w:p>
+            <w:pPr>
+              <w:spacing w:after="40" w:before="0"/>
+              <w:jc w:val="left"/>
+            </w:pPr>
+            <w:r>
+              <w:rPr>
+                <w:rFonts w:ascii="Arial" w:cs="Arial" w:eastAsia="Arial" w:hAnsi="Arial"/>
+                <w:b/>
+                <w:bCs/>
+                <w:i w:val="false"/>
+                <w:iCs w:val="false"/>
+                <w:color w:val="000000"/>
+                <w:sz w:val="18"/>
+                <w:szCs w:val="18"/>
+              </w:rPr>
+              <w:t xml:space="preserve">Predict Phase</w:t>
             </w:r>
           </w:p>
           <w:p>
@@ -7206,7 +7206,7 @@
             <w:pPr>
               <w:spacing w:after="20" w:before="0"/>
             </w:pPr>
-            <w:hyperlink w:history="1" r:id="rIdtcshto3nvwmh39xg16dxc">
+            <w:hyperlink w:history="1" r:id="rIdfdyhwff7gzmanapy6milb">
               <w:r>
                 <w:rPr>
                   <w:rFonts w:ascii="Arial" w:cs="Arial" w:eastAsia="Arial" w:hAnsi="Arial"/>
@@ -7239,7 +7239,7 @@
               <w:spacing w:after="10" w:before="0"/>
               <w:ind w:left="120"/>
             </w:pPr>
-            <w:hyperlink w:history="1" r:id="rIdqj5zbeywbzdlbsbj7vsyg">
+            <w:hyperlink w:history="1" r:id="rId3bu_9kpxrxrk1hanfx4h1">
               <w:r>
                 <w:rPr>
                   <w:rFonts w:ascii="Arial" w:cs="Arial" w:eastAsia="Arial" w:hAnsi="Arial"/>
@@ -7284,7 +7284,7 @@
             <w:pPr>
               <w:spacing w:after="20" w:before="0"/>
             </w:pPr>
-            <w:hyperlink w:history="1" r:id="rId_2z7rn8tiidcxvl-yk4bq">
+            <w:hyperlink w:history="1" r:id="rIdu4ti_acefofwnapg_u4uy">
               <w:r>
                 <w:rPr>
                   <w:rFonts w:ascii="Arial" w:cs="Arial" w:eastAsia="Arial" w:hAnsi="Arial"/>
@@ -7317,7 +7317,7 @@
               <w:spacing w:after="10" w:before="0"/>
               <w:ind w:left="120"/>
             </w:pPr>
-            <w:hyperlink w:history="1" r:id="rIdz-krur54iudemfhwjuctm">
+            <w:hyperlink w:history="1" r:id="rIdjemwij61sha6_v4dlgkn5">
               <w:r>
                 <w:rPr>
                   <w:rFonts w:ascii="Arial" w:cs="Arial" w:eastAsia="Arial" w:hAnsi="Arial"/>
@@ -7464,32 +7464,32 @@
         <w:tc>
           <w:tcPr>
             <w:tcW w:type="dxa" w:w="1520"/>
-            <w:shd w:fill="F2F2F2" w:color="auto" w:val="clear"/>
-            <w:tcMar>
-              <w:top w:type="dxa" w:w="60"/>
-              <w:left w:type="dxa" w:w="120"/>
-              <w:bottom w:type="dxa" w:w="60"/>
-              <w:right w:type="dxa" w:w="120"/>
-            </w:tcMar>
-            <w:vAlign w:val="top"/>
-          </w:tcPr>
-          <w:p>
-            <w:pPr>
-              <w:spacing w:after="40" w:before="0"/>
-              <w:jc w:val="left"/>
-            </w:pPr>
-            <w:r>
-              <w:rPr>
-                <w:rFonts w:ascii="Arial" w:cs="Arial" w:eastAsia="Arial" w:hAnsi="Arial"/>
-                <w:b/>
-                <w:bCs/>
-                <w:i w:val="false"/>
-                <w:iCs w:val="false"/>
-                <w:color w:val="000000"/>
-                <w:sz w:val="18"/>
-                <w:szCs w:val="18"/>
-              </w:rPr>
-              <w:t xml:space="preserve">Phase 2 — Observe</w:t>
+            <w:shd w:fill="D9EEF1" w:color="auto" w:val="clear"/>
+            <w:tcMar>
+              <w:top w:type="dxa" w:w="60"/>
+              <w:left w:type="dxa" w:w="120"/>
+              <w:bottom w:type="dxa" w:w="60"/>
+              <w:right w:type="dxa" w:w="120"/>
+            </w:tcMar>
+            <w:vAlign w:val="top"/>
+          </w:tcPr>
+          <w:p>
+            <w:pPr>
+              <w:spacing w:after="40" w:before="0"/>
+              <w:jc w:val="left"/>
+            </w:pPr>
+            <w:r>
+              <w:rPr>
+                <w:rFonts w:ascii="Arial" w:cs="Arial" w:eastAsia="Arial" w:hAnsi="Arial"/>
+                <w:b/>
+                <w:bCs/>
+                <w:i w:val="false"/>
+                <w:iCs w:val="false"/>
+                <w:color w:val="000000"/>
+                <w:sz w:val="18"/>
+                <w:szCs w:val="18"/>
+              </w:rPr>
+              <w:t xml:space="preserve">Observe Phase</w:t>
             </w:r>
           </w:p>
           <w:p>
@@ -7512,7 +7512,7 @@
             <w:pPr>
               <w:spacing w:after="20" w:before="0"/>
             </w:pPr>
-            <w:hyperlink w:history="1" r:id="rIdyyzytrx2ugmgr1ot6lzlo">
+            <w:hyperlink w:history="1" r:id="rId41hkhqnel-ecykoh8xazl">
               <w:r>
                 <w:rPr>
                   <w:rFonts w:ascii="Arial" w:cs="Arial" w:eastAsia="Arial" w:hAnsi="Arial"/>
@@ -7545,7 +7545,7 @@
               <w:spacing w:after="10" w:before="0"/>
               <w:ind w:left="120"/>
             </w:pPr>
-            <w:hyperlink w:history="1" r:id="rId9cynq8opmwrv-p6xuat82">
+            <w:hyperlink w:history="1" r:id="rIdkth0rrkvibysab9mibiou">
               <w:r>
                 <w:rPr>
                   <w:rFonts w:ascii="Arial" w:cs="Arial" w:eastAsia="Arial" w:hAnsi="Arial"/>
@@ -7590,7 +7590,7 @@
             <w:pPr>
               <w:spacing w:after="20" w:before="0"/>
             </w:pPr>
-            <w:hyperlink w:history="1" r:id="rIdh2d6oz59h26bqidsdosqj">
+            <w:hyperlink w:history="1" r:id="rIdt8cqrfvfbotjz5knbhtcb">
               <w:r>
                 <w:rPr>
                   <w:rFonts w:ascii="Arial" w:cs="Arial" w:eastAsia="Arial" w:hAnsi="Arial"/>
@@ -7623,7 +7623,7 @@
               <w:spacing w:after="10" w:before="0"/>
               <w:ind w:left="120"/>
             </w:pPr>
-            <w:hyperlink w:history="1" r:id="rIdj_0axcbk0esnzoph3kqqh">
+            <w:hyperlink w:history="1" r:id="rIdlu4prxddviy3g_qgjkxyq">
               <w:r>
                 <w:rPr>
                   <w:rFonts w:ascii="Arial" w:cs="Arial" w:eastAsia="Arial" w:hAnsi="Arial"/>
@@ -7770,32 +7770,32 @@
         <w:tc>
           <w:tcPr>
             <w:tcW w:type="dxa" w:w="1520"/>
-            <w:shd w:fill="F2F2F2" w:color="auto" w:val="clear"/>
-            <w:tcMar>
-              <w:top w:type="dxa" w:w="60"/>
-              <w:left w:type="dxa" w:w="120"/>
-              <w:bottom w:type="dxa" w:w="60"/>
-              <w:right w:type="dxa" w:w="120"/>
-            </w:tcMar>
-            <w:vAlign w:val="top"/>
-          </w:tcPr>
-          <w:p>
-            <w:pPr>
-              <w:spacing w:after="40" w:before="0"/>
-              <w:jc w:val="left"/>
-            </w:pPr>
-            <w:r>
-              <w:rPr>
-                <w:rFonts w:ascii="Arial" w:cs="Arial" w:eastAsia="Arial" w:hAnsi="Arial"/>
-                <w:b/>
-                <w:bCs/>
-                <w:i w:val="false"/>
-                <w:iCs w:val="false"/>
-                <w:color w:val="000000"/>
-                <w:sz w:val="18"/>
-                <w:szCs w:val="18"/>
-              </w:rPr>
-              <w:t xml:space="preserve">Phase 3 — Explain</w:t>
+            <w:shd w:fill="E2EFDA" w:color="auto" w:val="clear"/>
+            <w:tcMar>
+              <w:top w:type="dxa" w:w="60"/>
+              <w:left w:type="dxa" w:w="120"/>
+              <w:bottom w:type="dxa" w:w="60"/>
+              <w:right w:type="dxa" w:w="120"/>
+            </w:tcMar>
+            <w:vAlign w:val="top"/>
+          </w:tcPr>
+          <w:p>
+            <w:pPr>
+              <w:spacing w:after="40" w:before="0"/>
+              <w:jc w:val="left"/>
+            </w:pPr>
+            <w:r>
+              <w:rPr>
+                <w:rFonts w:ascii="Arial" w:cs="Arial" w:eastAsia="Arial" w:hAnsi="Arial"/>
+                <w:b/>
+                <w:bCs/>
+                <w:i w:val="false"/>
+                <w:iCs w:val="false"/>
+                <w:color w:val="000000"/>
+                <w:sz w:val="18"/>
+                <w:szCs w:val="18"/>
+              </w:rPr>
+              <w:t xml:space="preserve">Explain Phase</w:t>
             </w:r>
           </w:p>
           <w:p>
@@ -7818,7 +7818,7 @@
             <w:pPr>
               <w:spacing w:after="20" w:before="0"/>
             </w:pPr>
-            <w:hyperlink w:history="1" r:id="rIdqq3o4cpx0a_rl497cec_o">
+            <w:hyperlink w:history="1" r:id="rIdrfaq2ndydieqaimzk0lsb">
               <w:r>
                 <w:rPr>
                   <w:rFonts w:ascii="Arial" w:cs="Arial" w:eastAsia="Arial" w:hAnsi="Arial"/>
@@ -7851,7 +7851,7 @@
               <w:spacing w:after="10" w:before="0"/>
               <w:ind w:left="120"/>
             </w:pPr>
-            <w:hyperlink w:history="1" r:id="rIdbavdunkmz_gbdiiptx7jd">
+            <w:hyperlink w:history="1" r:id="rIdmzl2cooh6hzqc_qyt0odj">
               <w:r>
                 <w:rPr>
                   <w:rFonts w:ascii="Arial" w:cs="Arial" w:eastAsia="Arial" w:hAnsi="Arial"/>
@@ -7896,7 +7896,7 @@
             <w:pPr>
               <w:spacing w:after="20" w:before="0"/>
             </w:pPr>
-            <w:hyperlink w:history="1" r:id="rIde9pt5djpdnkklbk0dpelx">
+            <w:hyperlink w:history="1" r:id="rIdeecbhwkwwzemkvnqg3_be">
               <w:r>
                 <w:rPr>
                   <w:rFonts w:ascii="Arial" w:cs="Arial" w:eastAsia="Arial" w:hAnsi="Arial"/>
@@ -7929,7 +7929,7 @@
               <w:spacing w:after="10" w:before="0"/>
               <w:ind w:left="120"/>
             </w:pPr>
-            <w:hyperlink w:history="1" r:id="rIdn6kkp2z990d5y6x-m4wdd">
+            <w:hyperlink w:history="1" r:id="rIdnvun9ymc8txi8e6zttcrc">
               <w:r>
                 <w:rPr>
                   <w:rFonts w:ascii="Arial" w:cs="Arial" w:eastAsia="Arial" w:hAnsi="Arial"/>
@@ -8076,32 +8076,32 @@
         <w:tc>
           <w:tcPr>
             <w:tcW w:type="dxa" w:w="1520"/>
-            <w:shd w:fill="F2F2F2" w:color="auto" w:val="clear"/>
-            <w:tcMar>
-              <w:top w:type="dxa" w:w="60"/>
-              <w:left w:type="dxa" w:w="120"/>
-              <w:bottom w:type="dxa" w:w="60"/>
-              <w:right w:type="dxa" w:w="120"/>
-            </w:tcMar>
-            <w:vAlign w:val="top"/>
-          </w:tcPr>
-          <w:p>
-            <w:pPr>
-              <w:spacing w:after="40" w:before="0"/>
-              <w:jc w:val="left"/>
-            </w:pPr>
-            <w:r>
-              <w:rPr>
-                <w:rFonts w:ascii="Arial" w:cs="Arial" w:eastAsia="Arial" w:hAnsi="Arial"/>
-                <w:b/>
-                <w:bCs/>
-                <w:i w:val="false"/>
-                <w:iCs w:val="false"/>
-                <w:color w:val="000000"/>
-                <w:sz w:val="18"/>
-                <w:szCs w:val="18"/>
-              </w:rPr>
-              <w:t xml:space="preserve">Phase 4 — Driving Question Board (DQB) Creation</w:t>
+            <w:shd w:fill="FCE4D6" w:color="auto" w:val="clear"/>
+            <w:tcMar>
+              <w:top w:type="dxa" w:w="60"/>
+              <w:left w:type="dxa" w:w="120"/>
+              <w:bottom w:type="dxa" w:w="60"/>
+              <w:right w:type="dxa" w:w="120"/>
+            </w:tcMar>
+            <w:vAlign w:val="top"/>
+          </w:tcPr>
+          <w:p>
+            <w:pPr>
+              <w:spacing w:after="40" w:before="0"/>
+              <w:jc w:val="left"/>
+            </w:pPr>
+            <w:r>
+              <w:rPr>
+                <w:rFonts w:ascii="Arial" w:cs="Arial" w:eastAsia="Arial" w:hAnsi="Arial"/>
+                <w:b/>
+                <w:bCs/>
+                <w:i w:val="false"/>
+                <w:iCs w:val="false"/>
+                <w:color w:val="000000"/>
+                <w:sz w:val="18"/>
+                <w:szCs w:val="18"/>
+              </w:rPr>
+              <w:t xml:space="preserve">Driving Question Board (DQB) Creation</w:t>
             </w:r>
           </w:p>
           <w:p>
@@ -8124,7 +8124,7 @@
             <w:pPr>
               <w:spacing w:after="20" w:before="0"/>
             </w:pPr>
-            <w:hyperlink w:history="1" r:id="rId6gmy57sqb1yi940uytdtu">
+            <w:hyperlink w:history="1" r:id="rId_rudirfwn_nwpjd3dwe1q">
               <w:r>
                 <w:rPr>
                   <w:rFonts w:ascii="Arial" w:cs="Arial" w:eastAsia="Arial" w:hAnsi="Arial"/>
@@ -8157,7 +8157,7 @@
               <w:spacing w:after="10" w:before="0"/>
               <w:ind w:left="120"/>
             </w:pPr>
-            <w:hyperlink w:history="1" r:id="rIdavgyqek_ujnjff4rh3qe3">
+            <w:hyperlink w:history="1" r:id="rIdqde7zcx3dlla1aw3irorr">
               <w:r>
                 <w:rPr>
                   <w:rFonts w:ascii="Arial" w:cs="Arial" w:eastAsia="Arial" w:hAnsi="Arial"/>
@@ -8202,7 +8202,7 @@
             <w:pPr>
               <w:spacing w:after="20" w:before="0"/>
             </w:pPr>
-            <w:hyperlink w:history="1" r:id="rIdf5lauyfsis0vbjday28lz">
+            <w:hyperlink w:history="1" r:id="rIdxyzplc3hlutpxpigyltak">
               <w:r>
                 <w:rPr>
                   <w:rFonts w:ascii="Arial" w:cs="Arial" w:eastAsia="Arial" w:hAnsi="Arial"/>
@@ -8235,7 +8235,7 @@
               <w:spacing w:after="10" w:before="0"/>
               <w:ind w:left="120"/>
             </w:pPr>
-            <w:hyperlink w:history="1" r:id="rIdwj2v1sag9kcsdaguqkm2y">
+            <w:hyperlink w:history="1" r:id="rIdoca4hdrpchzqxouavc8zu">
               <w:r>
                 <w:rPr>
                   <w:rFonts w:ascii="Arial" w:cs="Arial" w:eastAsia="Arial" w:hAnsi="Arial"/>
@@ -8382,32 +8382,32 @@
         <w:tc>
           <w:tcPr>
             <w:tcW w:type="dxa" w:w="1520"/>
-            <w:shd w:fill="F2F2F2" w:color="auto" w:val="clear"/>
-            <w:tcMar>
-              <w:top w:type="dxa" w:w="60"/>
-              <w:left w:type="dxa" w:w="120"/>
-              <w:bottom w:type="dxa" w:w="60"/>
-              <w:right w:type="dxa" w:w="120"/>
-            </w:tcMar>
-            <w:vAlign w:val="top"/>
-          </w:tcPr>
-          <w:p>
-            <w:pPr>
-              <w:spacing w:after="40" w:before="0"/>
-              <w:jc w:val="left"/>
-            </w:pPr>
-            <w:r>
-              <w:rPr>
-                <w:rFonts w:ascii="Arial" w:cs="Arial" w:eastAsia="Arial" w:hAnsi="Arial"/>
-                <w:b/>
-                <w:bCs/>
-                <w:i w:val="false"/>
-                <w:iCs w:val="false"/>
-                <w:color w:val="000000"/>
-                <w:sz w:val="18"/>
-                <w:szCs w:val="18"/>
-              </w:rPr>
-              <w:t xml:space="preserve">Phase 5 — Model Building</w:t>
+            <w:shd w:fill="D5E8F0" w:color="auto" w:val="clear"/>
+            <w:tcMar>
+              <w:top w:type="dxa" w:w="60"/>
+              <w:left w:type="dxa" w:w="120"/>
+              <w:bottom w:type="dxa" w:w="60"/>
+              <w:right w:type="dxa" w:w="120"/>
+            </w:tcMar>
+            <w:vAlign w:val="top"/>
+          </w:tcPr>
+          <w:p>
+            <w:pPr>
+              <w:spacing w:after="40" w:before="0"/>
+              <w:jc w:val="left"/>
+            </w:pPr>
+            <w:r>
+              <w:rPr>
+                <w:rFonts w:ascii="Arial" w:cs="Arial" w:eastAsia="Arial" w:hAnsi="Arial"/>
+                <w:b/>
+                <w:bCs/>
+                <w:i w:val="false"/>
+                <w:iCs w:val="false"/>
+                <w:color w:val="000000"/>
+                <w:sz w:val="18"/>
+                <w:szCs w:val="18"/>
+              </w:rPr>
+              <w:t xml:space="preserve">Model Building Phase</w:t>
             </w:r>
           </w:p>
           <w:p>
@@ -8430,7 +8430,7 @@
             <w:pPr>
               <w:spacing w:after="20" w:before="0"/>
             </w:pPr>
-            <w:hyperlink w:history="1" r:id="rIdzp9nk44pazbh_qzxu4c3p">
+            <w:hyperlink w:history="1" r:id="rIdj7miz-4to2dl19ecsrcwb">
               <w:r>
                 <w:rPr>
                   <w:rFonts w:ascii="Arial" w:cs="Arial" w:eastAsia="Arial" w:hAnsi="Arial"/>
@@ -8463,7 +8463,7 @@
               <w:spacing w:after="10" w:before="0"/>
               <w:ind w:left="120"/>
             </w:pPr>
-            <w:hyperlink w:history="1" r:id="rIddiksssemznwpgxxxu-_pp">
+            <w:hyperlink w:history="1" r:id="rIdndgsdy9vkzzn5vqasn0b3">
               <w:r>
                 <w:rPr>
                   <w:rFonts w:ascii="Arial" w:cs="Arial" w:eastAsia="Arial" w:hAnsi="Arial"/>
@@ -8508,7 +8508,7 @@
             <w:pPr>
               <w:spacing w:after="20" w:before="0"/>
             </w:pPr>
-            <w:hyperlink w:history="1" r:id="rIdku05m1epwczlekzixz7sy">
+            <w:hyperlink w:history="1" r:id="rId15j2qp3esfua4ggaavxkx">
               <w:r>
                 <w:rPr>
                   <w:rFonts w:ascii="Arial" w:cs="Arial" w:eastAsia="Arial" w:hAnsi="Arial"/>
@@ -8541,7 +8541,7 @@
               <w:spacing w:after="10" w:before="0"/>
               <w:ind w:left="120"/>
             </w:pPr>
-            <w:hyperlink w:history="1" r:id="rId38dvyxv9rj3vqqg3lvxru">
+            <w:hyperlink w:history="1" r:id="rIdiktazy-bcd7pk5b4p6d7v">
               <w:r>
                 <w:rPr>
                   <w:rFonts w:ascii="Arial" w:cs="Arial" w:eastAsia="Arial" w:hAnsi="Arial"/>
@@ -10094,32 +10094,32 @@
         <w:tc>
           <w:tcPr>
             <w:tcW w:type="dxa" w:w="1520"/>
-            <w:shd w:fill="F2F2F2" w:color="auto" w:val="clear"/>
-            <w:tcMar>
-              <w:top w:type="dxa" w:w="60"/>
-              <w:left w:type="dxa" w:w="120"/>
-              <w:bottom w:type="dxa" w:w="60"/>
-              <w:right w:type="dxa" w:w="120"/>
-            </w:tcMar>
-            <w:vAlign w:val="top"/>
-          </w:tcPr>
-          <w:p>
-            <w:pPr>
-              <w:spacing w:after="40" w:before="0"/>
-              <w:jc w:val="left"/>
-            </w:pPr>
-            <w:r>
-              <w:rPr>
-                <w:rFonts w:ascii="Arial" w:cs="Arial" w:eastAsia="Arial" w:hAnsi="Arial"/>
-                <w:b/>
-                <w:bCs/>
-                <w:i w:val="false"/>
-                <w:iCs w:val="false"/>
-                <w:color w:val="000000"/>
-                <w:sz w:val="18"/>
-                <w:szCs w:val="18"/>
-              </w:rPr>
-              <w:t xml:space="preserve">Phase 1 — Predict</w:t>
+            <w:shd w:fill="EAD1F5" w:color="auto" w:val="clear"/>
+            <w:tcMar>
+              <w:top w:type="dxa" w:w="60"/>
+              <w:left w:type="dxa" w:w="120"/>
+              <w:bottom w:type="dxa" w:w="60"/>
+              <w:right w:type="dxa" w:w="120"/>
+            </w:tcMar>
+            <w:vAlign w:val="top"/>
+          </w:tcPr>
+          <w:p>
+            <w:pPr>
+              <w:spacing w:after="40" w:before="0"/>
+              <w:jc w:val="left"/>
+            </w:pPr>
+            <w:r>
+              <w:rPr>
+                <w:rFonts w:ascii="Arial" w:cs="Arial" w:eastAsia="Arial" w:hAnsi="Arial"/>
+                <w:b/>
+                <w:bCs/>
+                <w:i w:val="false"/>
+                <w:iCs w:val="false"/>
+                <w:color w:val="000000"/>
+                <w:sz w:val="18"/>
+                <w:szCs w:val="18"/>
+              </w:rPr>
+              <w:t xml:space="preserve">Predict Phase</w:t>
             </w:r>
           </w:p>
           <w:p>
@@ -10142,7 +10142,7 @@
             <w:pPr>
               <w:spacing w:after="20" w:before="0"/>
             </w:pPr>
-            <w:hyperlink w:history="1" r:id="rIdi4azmn-aqmmbkkka4jjzy">
+            <w:hyperlink w:history="1" r:id="rId7ypixl2rss7fp5tmetq4f">
               <w:r>
                 <w:rPr>
                   <w:rFonts w:ascii="Arial" w:cs="Arial" w:eastAsia="Arial" w:hAnsi="Arial"/>
@@ -10175,7 +10175,7 @@
               <w:spacing w:after="10" w:before="0"/>
               <w:ind w:left="120"/>
             </w:pPr>
-            <w:hyperlink w:history="1" r:id="rId1gdsgio_mzfznn4_osvb3">
+            <w:hyperlink w:history="1" r:id="rIde7bj1t0do2pvaxdc6bsme">
               <w:r>
                 <w:rPr>
                   <w:rFonts w:ascii="Arial" w:cs="Arial" w:eastAsia="Arial" w:hAnsi="Arial"/>
@@ -10220,7 +10220,7 @@
             <w:pPr>
               <w:spacing w:after="20" w:before="0"/>
             </w:pPr>
-            <w:hyperlink w:history="1" r:id="rId7zz4bhghr-xkjhnjtoouc">
+            <w:hyperlink w:history="1" r:id="rIdy2qvatvn299-3i7gzxgpl">
               <w:r>
                 <w:rPr>
                   <w:rFonts w:ascii="Arial" w:cs="Arial" w:eastAsia="Arial" w:hAnsi="Arial"/>
@@ -10253,7 +10253,7 @@
               <w:spacing w:after="10" w:before="0"/>
               <w:ind w:left="120"/>
             </w:pPr>
-            <w:hyperlink w:history="1" r:id="rIdg5uz1im-oouvbqcsrg13z">
+            <w:hyperlink w:history="1" r:id="rIdeqvxukr4pmfur8mhuiia6">
               <w:r>
                 <w:rPr>
                   <w:rFonts w:ascii="Arial" w:cs="Arial" w:eastAsia="Arial" w:hAnsi="Arial"/>
@@ -10400,32 +10400,32 @@
         <w:tc>
           <w:tcPr>
             <w:tcW w:type="dxa" w:w="1520"/>
-            <w:shd w:fill="F2F2F2" w:color="auto" w:val="clear"/>
-            <w:tcMar>
-              <w:top w:type="dxa" w:w="60"/>
-              <w:left w:type="dxa" w:w="120"/>
-              <w:bottom w:type="dxa" w:w="60"/>
-              <w:right w:type="dxa" w:w="120"/>
-            </w:tcMar>
-            <w:vAlign w:val="top"/>
-          </w:tcPr>
-          <w:p>
-            <w:pPr>
-              <w:spacing w:after="40" w:before="0"/>
-              <w:jc w:val="left"/>
-            </w:pPr>
-            <w:r>
-              <w:rPr>
-                <w:rFonts w:ascii="Arial" w:cs="Arial" w:eastAsia="Arial" w:hAnsi="Arial"/>
-                <w:b/>
-                <w:bCs/>
-                <w:i w:val="false"/>
-                <w:iCs w:val="false"/>
-                <w:color w:val="000000"/>
-                <w:sz w:val="18"/>
-                <w:szCs w:val="18"/>
-              </w:rPr>
-              <w:t xml:space="preserve">Phase 2 — Observe</w:t>
+            <w:shd w:fill="D9EEF1" w:color="auto" w:val="clear"/>
+            <w:tcMar>
+              <w:top w:type="dxa" w:w="60"/>
+              <w:left w:type="dxa" w:w="120"/>
+              <w:bottom w:type="dxa" w:w="60"/>
+              <w:right w:type="dxa" w:w="120"/>
+            </w:tcMar>
+            <w:vAlign w:val="top"/>
+          </w:tcPr>
+          <w:p>
+            <w:pPr>
+              <w:spacing w:after="40" w:before="0"/>
+              <w:jc w:val="left"/>
+            </w:pPr>
+            <w:r>
+              <w:rPr>
+                <w:rFonts w:ascii="Arial" w:cs="Arial" w:eastAsia="Arial" w:hAnsi="Arial"/>
+                <w:b/>
+                <w:bCs/>
+                <w:i w:val="false"/>
+                <w:iCs w:val="false"/>
+                <w:color w:val="000000"/>
+                <w:sz w:val="18"/>
+                <w:szCs w:val="18"/>
+              </w:rPr>
+              <w:t xml:space="preserve">Observe Phase</w:t>
             </w:r>
           </w:p>
           <w:p>
@@ -10448,7 +10448,7 @@
             <w:pPr>
               <w:spacing w:after="20" w:before="0"/>
             </w:pPr>
-            <w:hyperlink w:history="1" r:id="rIdtlmrj7prgyugmkbr9xx0h">
+            <w:hyperlink w:history="1" r:id="rId_nrgtotvm-pzmfzvyae8c">
               <w:r>
                 <w:rPr>
                   <w:rFonts w:ascii="Arial" w:cs="Arial" w:eastAsia="Arial" w:hAnsi="Arial"/>
@@ -10481,7 +10481,7 @@
               <w:spacing w:after="10" w:before="0"/>
               <w:ind w:left="120"/>
             </w:pPr>
-            <w:hyperlink w:history="1" r:id="rIdb5bfyqent2ry4veq_xxnj">
+            <w:hyperlink w:history="1" r:id="rId9xf-fr5y_np_xqhisvxlo">
               <w:r>
                 <w:rPr>
                   <w:rFonts w:ascii="Arial" w:cs="Arial" w:eastAsia="Arial" w:hAnsi="Arial"/>
@@ -10526,7 +10526,7 @@
             <w:pPr>
               <w:spacing w:after="20" w:before="0"/>
             </w:pPr>
-            <w:hyperlink w:history="1" r:id="rIdolvsjvlo6efebvjf8_zci">
+            <w:hyperlink w:history="1" r:id="rId8di9oxsk5k6vudyzudpoa">
               <w:r>
                 <w:rPr>
                   <w:rFonts w:ascii="Arial" w:cs="Arial" w:eastAsia="Arial" w:hAnsi="Arial"/>
@@ -10559,7 +10559,7 @@
               <w:spacing w:after="10" w:before="0"/>
               <w:ind w:left="120"/>
             </w:pPr>
-            <w:hyperlink w:history="1" r:id="rIdi2nswlp5dvokxurmrkrhf">
+            <w:hyperlink w:history="1" r:id="rIdrk3q_eqbn8e6dlhtgwodc">
               <w:r>
                 <w:rPr>
                   <w:rFonts w:ascii="Arial" w:cs="Arial" w:eastAsia="Arial" w:hAnsi="Arial"/>
@@ -10706,32 +10706,32 @@
         <w:tc>
           <w:tcPr>
             <w:tcW w:type="dxa" w:w="1520"/>
-            <w:shd w:fill="F2F2F2" w:color="auto" w:val="clear"/>
-            <w:tcMar>
-              <w:top w:type="dxa" w:w="60"/>
-              <w:left w:type="dxa" w:w="120"/>
-              <w:bottom w:type="dxa" w:w="60"/>
-              <w:right w:type="dxa" w:w="120"/>
-            </w:tcMar>
-            <w:vAlign w:val="top"/>
-          </w:tcPr>
-          <w:p>
-            <w:pPr>
-              <w:spacing w:after="40" w:before="0"/>
-              <w:jc w:val="left"/>
-            </w:pPr>
-            <w:r>
-              <w:rPr>
-                <w:rFonts w:ascii="Arial" w:cs="Arial" w:eastAsia="Arial" w:hAnsi="Arial"/>
-                <w:b/>
-                <w:bCs/>
-                <w:i w:val="false"/>
-                <w:iCs w:val="false"/>
-                <w:color w:val="000000"/>
-                <w:sz w:val="18"/>
-                <w:szCs w:val="18"/>
-              </w:rPr>
-              <w:t xml:space="preserve">Phase 3 — Explain</w:t>
+            <w:shd w:fill="E2EFDA" w:color="auto" w:val="clear"/>
+            <w:tcMar>
+              <w:top w:type="dxa" w:w="60"/>
+              <w:left w:type="dxa" w:w="120"/>
+              <w:bottom w:type="dxa" w:w="60"/>
+              <w:right w:type="dxa" w:w="120"/>
+            </w:tcMar>
+            <w:vAlign w:val="top"/>
+          </w:tcPr>
+          <w:p>
+            <w:pPr>
+              <w:spacing w:after="40" w:before="0"/>
+              <w:jc w:val="left"/>
+            </w:pPr>
+            <w:r>
+              <w:rPr>
+                <w:rFonts w:ascii="Arial" w:cs="Arial" w:eastAsia="Arial" w:hAnsi="Arial"/>
+                <w:b/>
+                <w:bCs/>
+                <w:i w:val="false"/>
+                <w:iCs w:val="false"/>
+                <w:color w:val="000000"/>
+                <w:sz w:val="18"/>
+                <w:szCs w:val="18"/>
+              </w:rPr>
+              <w:t xml:space="preserve">Explain Phase</w:t>
             </w:r>
           </w:p>
           <w:p>
@@ -10754,7 +10754,7 @@
             <w:pPr>
               <w:spacing w:after="20" w:before="0"/>
             </w:pPr>
-            <w:hyperlink w:history="1" r:id="rIdtrr1ri0xzgoaft8sv4s_d">
+            <w:hyperlink w:history="1" r:id="rIdgc9ibz8mguimin-h46h-b">
               <w:r>
                 <w:rPr>
                   <w:rFonts w:ascii="Arial" w:cs="Arial" w:eastAsia="Arial" w:hAnsi="Arial"/>
@@ -10787,7 +10787,7 @@
               <w:spacing w:after="10" w:before="0"/>
               <w:ind w:left="120"/>
             </w:pPr>
-            <w:hyperlink w:history="1" r:id="rIduzndzvkbkuimdzank7ixw">
+            <w:hyperlink w:history="1" r:id="rIdh2gwgdiasesx_hpt8izio">
               <w:r>
                 <w:rPr>
                   <w:rFonts w:ascii="Arial" w:cs="Arial" w:eastAsia="Arial" w:hAnsi="Arial"/>
@@ -10832,7 +10832,7 @@
             <w:pPr>
               <w:spacing w:after="20" w:before="0"/>
             </w:pPr>
-            <w:hyperlink w:history="1" r:id="rIdytfy80kgomq0qinfutjze">
+            <w:hyperlink w:history="1" r:id="rIdpdu5lcp5bmifiipq249gt">
               <w:r>
                 <w:rPr>
                   <w:rFonts w:ascii="Arial" w:cs="Arial" w:eastAsia="Arial" w:hAnsi="Arial"/>
@@ -10865,7 +10865,7 @@
               <w:spacing w:after="10" w:before="0"/>
               <w:ind w:left="120"/>
             </w:pPr>
-            <w:hyperlink w:history="1" r:id="rId01jouyfl5dcmec105ttbd">
+            <w:hyperlink w:history="1" r:id="rIdjedg2pwbbmueoupevik8s">
               <w:r>
                 <w:rPr>
                   <w:rFonts w:ascii="Arial" w:cs="Arial" w:eastAsia="Arial" w:hAnsi="Arial"/>
@@ -11012,32 +11012,32 @@
         <w:tc>
           <w:tcPr>
             <w:tcW w:type="dxa" w:w="1520"/>
-            <w:shd w:fill="F2F2F2" w:color="auto" w:val="clear"/>
-            <w:tcMar>
-              <w:top w:type="dxa" w:w="60"/>
-              <w:left w:type="dxa" w:w="120"/>
-              <w:bottom w:type="dxa" w:w="60"/>
-              <w:right w:type="dxa" w:w="120"/>
-            </w:tcMar>
-            <w:vAlign w:val="top"/>
-          </w:tcPr>
-          <w:p>
-            <w:pPr>
-              <w:spacing w:after="40" w:before="0"/>
-              <w:jc w:val="left"/>
-            </w:pPr>
-            <w:r>
-              <w:rPr>
-                <w:rFonts w:ascii="Arial" w:cs="Arial" w:eastAsia="Arial" w:hAnsi="Arial"/>
-                <w:b/>
-                <w:bCs/>
-                <w:i w:val="false"/>
-                <w:iCs w:val="false"/>
-                <w:color w:val="000000"/>
-                <w:sz w:val="18"/>
-                <w:szCs w:val="18"/>
-              </w:rPr>
-              <w:t xml:space="preserve">Phase 4 — Driving Question Board (DQB) Update</w:t>
+            <w:shd w:fill="FCE4D6" w:color="auto" w:val="clear"/>
+            <w:tcMar>
+              <w:top w:type="dxa" w:w="60"/>
+              <w:left w:type="dxa" w:w="120"/>
+              <w:bottom w:type="dxa" w:w="60"/>
+              <w:right w:type="dxa" w:w="120"/>
+            </w:tcMar>
+            <w:vAlign w:val="top"/>
+          </w:tcPr>
+          <w:p>
+            <w:pPr>
+              <w:spacing w:after="40" w:before="0"/>
+              <w:jc w:val="left"/>
+            </w:pPr>
+            <w:r>
+              <w:rPr>
+                <w:rFonts w:ascii="Arial" w:cs="Arial" w:eastAsia="Arial" w:hAnsi="Arial"/>
+                <w:b/>
+                <w:bCs/>
+                <w:i w:val="false"/>
+                <w:iCs w:val="false"/>
+                <w:color w:val="000000"/>
+                <w:sz w:val="18"/>
+                <w:szCs w:val="18"/>
+              </w:rPr>
+              <w:t xml:space="preserve">Driving Question Board (DQB) Creation</w:t>
             </w:r>
           </w:p>
           <w:p>
@@ -11060,7 +11060,7 @@
             <w:pPr>
               <w:spacing w:after="20" w:before="0"/>
             </w:pPr>
-            <w:hyperlink w:history="1" r:id="rIdaiavkzpn9d6rrcmyauglv">
+            <w:hyperlink w:history="1" r:id="rIdmnup3gbhcrz01luuj65fd">
               <w:r>
                 <w:rPr>
                   <w:rFonts w:ascii="Arial" w:cs="Arial" w:eastAsia="Arial" w:hAnsi="Arial"/>
@@ -11093,7 +11093,7 @@
               <w:spacing w:after="10" w:before="0"/>
               <w:ind w:left="120"/>
             </w:pPr>
-            <w:hyperlink w:history="1" r:id="rIdig43fnv7aiy1fql4yxvro">
+            <w:hyperlink w:history="1" r:id="rIdwaynpfhb_2nw8lc7_nk-j">
               <w:r>
                 <w:rPr>
                   <w:rFonts w:ascii="Arial" w:cs="Arial" w:eastAsia="Arial" w:hAnsi="Arial"/>
@@ -11138,7 +11138,7 @@
             <w:pPr>
               <w:spacing w:after="20" w:before="0"/>
             </w:pPr>
-            <w:hyperlink w:history="1" r:id="rIdjisi0adleljrhrekazkfv">
+            <w:hyperlink w:history="1" r:id="rIdp6qyojolfunmlqmh4tz5z">
               <w:r>
                 <w:rPr>
                   <w:rFonts w:ascii="Arial" w:cs="Arial" w:eastAsia="Arial" w:hAnsi="Arial"/>
@@ -11171,7 +11171,7 @@
               <w:spacing w:after="10" w:before="0"/>
               <w:ind w:left="120"/>
             </w:pPr>
-            <w:hyperlink w:history="1" r:id="rIds4rco0yvmqe5qeoanp6wy">
+            <w:hyperlink w:history="1" r:id="rIdn-p4s8emxr84z1eqccqtc">
               <w:r>
                 <w:rPr>
                   <w:rFonts w:ascii="Arial" w:cs="Arial" w:eastAsia="Arial" w:hAnsi="Arial"/>
@@ -11318,32 +11318,32 @@
         <w:tc>
           <w:tcPr>
             <w:tcW w:type="dxa" w:w="1520"/>
-            <w:shd w:fill="F2F2F2" w:color="auto" w:val="clear"/>
-            <w:tcMar>
-              <w:top w:type="dxa" w:w="60"/>
-              <w:left w:type="dxa" w:w="120"/>
-              <w:bottom w:type="dxa" w:w="60"/>
-              <w:right w:type="dxa" w:w="120"/>
-            </w:tcMar>
-            <w:vAlign w:val="top"/>
-          </w:tcPr>
-          <w:p>
-            <w:pPr>
-              <w:spacing w:after="40" w:before="0"/>
-              <w:jc w:val="left"/>
-            </w:pPr>
-            <w:r>
-              <w:rPr>
-                <w:rFonts w:ascii="Arial" w:cs="Arial" w:eastAsia="Arial" w:hAnsi="Arial"/>
-                <w:b/>
-                <w:bCs/>
-                <w:i w:val="false"/>
-                <w:iCs w:val="false"/>
-                <w:color w:val="000000"/>
-                <w:sz w:val="18"/>
-                <w:szCs w:val="18"/>
-              </w:rPr>
-              <w:t xml:space="preserve">Phase 5 — Model Building</w:t>
+            <w:shd w:fill="D5E8F0" w:color="auto" w:val="clear"/>
+            <w:tcMar>
+              <w:top w:type="dxa" w:w="60"/>
+              <w:left w:type="dxa" w:w="120"/>
+              <w:bottom w:type="dxa" w:w="60"/>
+              <w:right w:type="dxa" w:w="120"/>
+            </w:tcMar>
+            <w:vAlign w:val="top"/>
+          </w:tcPr>
+          <w:p>
+            <w:pPr>
+              <w:spacing w:after="40" w:before="0"/>
+              <w:jc w:val="left"/>
+            </w:pPr>
+            <w:r>
+              <w:rPr>
+                <w:rFonts w:ascii="Arial" w:cs="Arial" w:eastAsia="Arial" w:hAnsi="Arial"/>
+                <w:b/>
+                <w:bCs/>
+                <w:i w:val="false"/>
+                <w:iCs w:val="false"/>
+                <w:color w:val="000000"/>
+                <w:sz w:val="18"/>
+                <w:szCs w:val="18"/>
+              </w:rPr>
+              <w:t xml:space="preserve">Model Building Phase</w:t>
             </w:r>
           </w:p>
           <w:p>
@@ -11366,7 +11366,7 @@
             <w:pPr>
               <w:spacing w:after="20" w:before="0"/>
             </w:pPr>
-            <w:hyperlink w:history="1" r:id="rIdm3xult69w-omrofb1hhbk">
+            <w:hyperlink w:history="1" r:id="rIdiyuz_xmcfitjensazo2tg">
               <w:r>
                 <w:rPr>
                   <w:rFonts w:ascii="Arial" w:cs="Arial" w:eastAsia="Arial" w:hAnsi="Arial"/>
@@ -11399,7 +11399,7 @@
               <w:spacing w:after="10" w:before="0"/>
               <w:ind w:left="120"/>
             </w:pPr>
-            <w:hyperlink w:history="1" r:id="rIde9z-we5s5eg5oh2ddyxkp">
+            <w:hyperlink w:history="1" r:id="rIdgenqzyhrctnasmdycchsy">
               <w:r>
                 <w:rPr>
                   <w:rFonts w:ascii="Arial" w:cs="Arial" w:eastAsia="Arial" w:hAnsi="Arial"/>
@@ -11444,7 +11444,7 @@
             <w:pPr>
               <w:spacing w:after="20" w:before="0"/>
             </w:pPr>
-            <w:hyperlink w:history="1" r:id="rIdpek_avjwsw47edet2hspq">
+            <w:hyperlink w:history="1" r:id="rId2wqcfa4_5akyfqgkui1gd">
               <w:r>
                 <w:rPr>
                   <w:rFonts w:ascii="Arial" w:cs="Arial" w:eastAsia="Arial" w:hAnsi="Arial"/>
@@ -11477,7 +11477,7 @@
               <w:spacing w:after="10" w:before="0"/>
               <w:ind w:left="120"/>
             </w:pPr>
-            <w:hyperlink w:history="1" r:id="rIdg8hsfll67hsxadk9cdxnj">
+            <w:hyperlink w:history="1" r:id="rIdy-huee5bnydkoce8_dsz9">
               <w:r>
                 <w:rPr>
                   <w:rFonts w:ascii="Arial" w:cs="Arial" w:eastAsia="Arial" w:hAnsi="Arial"/>
@@ -12916,32 +12916,32 @@
         <w:tc>
           <w:tcPr>
             <w:tcW w:type="dxa" w:w="1520"/>
-            <w:shd w:fill="F2F2F2" w:color="auto" w:val="clear"/>
-            <w:tcMar>
-              <w:top w:type="dxa" w:w="60"/>
-              <w:left w:type="dxa" w:w="120"/>
-              <w:bottom w:type="dxa" w:w="60"/>
-              <w:right w:type="dxa" w:w="120"/>
-            </w:tcMar>
-            <w:vAlign w:val="top"/>
-          </w:tcPr>
-          <w:p>
-            <w:pPr>
-              <w:spacing w:after="40" w:before="0"/>
-              <w:jc w:val="left"/>
-            </w:pPr>
-            <w:r>
-              <w:rPr>
-                <w:rFonts w:ascii="Arial" w:cs="Arial" w:eastAsia="Arial" w:hAnsi="Arial"/>
-                <w:b/>
-                <w:bCs/>
-                <w:i w:val="false"/>
-                <w:iCs w:val="false"/>
-                <w:color w:val="000000"/>
-                <w:sz w:val="18"/>
-                <w:szCs w:val="18"/>
-              </w:rPr>
-              <w:t xml:space="preserve">Phase 1 — Predict</w:t>
+            <w:shd w:fill="EAD1F5" w:color="auto" w:val="clear"/>
+            <w:tcMar>
+              <w:top w:type="dxa" w:w="60"/>
+              <w:left w:type="dxa" w:w="120"/>
+              <w:bottom w:type="dxa" w:w="60"/>
+              <w:right w:type="dxa" w:w="120"/>
+            </w:tcMar>
+            <w:vAlign w:val="top"/>
+          </w:tcPr>
+          <w:p>
+            <w:pPr>
+              <w:spacing w:after="40" w:before="0"/>
+              <w:jc w:val="left"/>
+            </w:pPr>
+            <w:r>
+              <w:rPr>
+                <w:rFonts w:ascii="Arial" w:cs="Arial" w:eastAsia="Arial" w:hAnsi="Arial"/>
+                <w:b/>
+                <w:bCs/>
+                <w:i w:val="false"/>
+                <w:iCs w:val="false"/>
+                <w:color w:val="000000"/>
+                <w:sz w:val="18"/>
+                <w:szCs w:val="18"/>
+              </w:rPr>
+              <w:t xml:space="preserve">Predict Phase</w:t>
             </w:r>
           </w:p>
           <w:p>
@@ -12964,7 +12964,7 @@
             <w:pPr>
               <w:spacing w:after="20" w:before="0"/>
             </w:pPr>
-            <w:hyperlink w:history="1" r:id="rId1rn5gppnamv-dojou_1xe">
+            <w:hyperlink w:history="1" r:id="rIdg7l-yjlcor43h0g75xmjd">
               <w:r>
                 <w:rPr>
                   <w:rFonts w:ascii="Arial" w:cs="Arial" w:eastAsia="Arial" w:hAnsi="Arial"/>
@@ -12997,7 +12997,7 @@
               <w:spacing w:after="10" w:before="0"/>
               <w:ind w:left="120"/>
             </w:pPr>
-            <w:hyperlink w:history="1" r:id="rIdkxittvn-3qurdrryi9fs3">
+            <w:hyperlink w:history="1" r:id="rIdpk0tcvekz72dt_nk-tyoz">
               <w:r>
                 <w:rPr>
                   <w:rFonts w:ascii="Arial" w:cs="Arial" w:eastAsia="Arial" w:hAnsi="Arial"/>
@@ -13042,7 +13042,7 @@
             <w:pPr>
               <w:spacing w:after="20" w:before="0"/>
             </w:pPr>
-            <w:hyperlink w:history="1" r:id="rIdn02jk2yebxxvtpsjxrh92">
+            <w:hyperlink w:history="1" r:id="rIdt5r8famaxvv86eux3v_-e">
               <w:r>
                 <w:rPr>
                   <w:rFonts w:ascii="Arial" w:cs="Arial" w:eastAsia="Arial" w:hAnsi="Arial"/>
@@ -13075,7 +13075,7 @@
               <w:spacing w:after="10" w:before="0"/>
               <w:ind w:left="120"/>
             </w:pPr>
-            <w:hyperlink w:history="1" r:id="rIdxy1h3ddhsmtnycoytdh0i">
+            <w:hyperlink w:history="1" r:id="rIdc_8m_ejh5aprpz3gzluso">
               <w:r>
                 <w:rPr>
                   <w:rFonts w:ascii="Arial" w:cs="Arial" w:eastAsia="Arial" w:hAnsi="Arial"/>
@@ -13222,32 +13222,32 @@
         <w:tc>
           <w:tcPr>
             <w:tcW w:type="dxa" w:w="1520"/>
-            <w:shd w:fill="F2F2F2" w:color="auto" w:val="clear"/>
-            <w:tcMar>
-              <w:top w:type="dxa" w:w="60"/>
-              <w:left w:type="dxa" w:w="120"/>
-              <w:bottom w:type="dxa" w:w="60"/>
-              <w:right w:type="dxa" w:w="120"/>
-            </w:tcMar>
-            <w:vAlign w:val="top"/>
-          </w:tcPr>
-          <w:p>
-            <w:pPr>
-              <w:spacing w:after="40" w:before="0"/>
-              <w:jc w:val="left"/>
-            </w:pPr>
-            <w:r>
-              <w:rPr>
-                <w:rFonts w:ascii="Arial" w:cs="Arial" w:eastAsia="Arial" w:hAnsi="Arial"/>
-                <w:b/>
-                <w:bCs/>
-                <w:i w:val="false"/>
-                <w:iCs w:val="false"/>
-                <w:color w:val="000000"/>
-                <w:sz w:val="18"/>
-                <w:szCs w:val="18"/>
-              </w:rPr>
-              <w:t xml:space="preserve">Phase 2 — Observe</w:t>
+            <w:shd w:fill="D9EEF1" w:color="auto" w:val="clear"/>
+            <w:tcMar>
+              <w:top w:type="dxa" w:w="60"/>
+              <w:left w:type="dxa" w:w="120"/>
+              <w:bottom w:type="dxa" w:w="60"/>
+              <w:right w:type="dxa" w:w="120"/>
+            </w:tcMar>
+            <w:vAlign w:val="top"/>
+          </w:tcPr>
+          <w:p>
+            <w:pPr>
+              <w:spacing w:after="40" w:before="0"/>
+              <w:jc w:val="left"/>
+            </w:pPr>
+            <w:r>
+              <w:rPr>
+                <w:rFonts w:ascii="Arial" w:cs="Arial" w:eastAsia="Arial" w:hAnsi="Arial"/>
+                <w:b/>
+                <w:bCs/>
+                <w:i w:val="false"/>
+                <w:iCs w:val="false"/>
+                <w:color w:val="000000"/>
+                <w:sz w:val="18"/>
+                <w:szCs w:val="18"/>
+              </w:rPr>
+              <w:t xml:space="preserve">Observe Phase</w:t>
             </w:r>
           </w:p>
           <w:p>
@@ -13270,7 +13270,7 @@
             <w:pPr>
               <w:spacing w:after="20" w:before="0"/>
             </w:pPr>
-            <w:hyperlink w:history="1" r:id="rIdfq2yuyrpeuja74-5absmh">
+            <w:hyperlink w:history="1" r:id="rIduztmqwe2ndc8p3ngmzb7v">
               <w:r>
                 <w:rPr>
                   <w:rFonts w:ascii="Arial" w:cs="Arial" w:eastAsia="Arial" w:hAnsi="Arial"/>
@@ -13303,7 +13303,7 @@
               <w:spacing w:after="10" w:before="0"/>
               <w:ind w:left="120"/>
             </w:pPr>
-            <w:hyperlink w:history="1" r:id="rId1e1lpmx-_syugknrvltwr">
+            <w:hyperlink w:history="1" r:id="rIdjcuiz6r6wjqpwoi6-sikr">
               <w:r>
                 <w:rPr>
                   <w:rFonts w:ascii="Arial" w:cs="Arial" w:eastAsia="Arial" w:hAnsi="Arial"/>
@@ -13348,7 +13348,7 @@
             <w:pPr>
               <w:spacing w:after="20" w:before="0"/>
             </w:pPr>
-            <w:hyperlink w:history="1" r:id="rIdsncyniq7qzkantb-vgvm4">
+            <w:hyperlink w:history="1" r:id="rIdul739mbug4mw-gltcejdm">
               <w:r>
                 <w:rPr>
                   <w:rFonts w:ascii="Arial" w:cs="Arial" w:eastAsia="Arial" w:hAnsi="Arial"/>
@@ -13381,7 +13381,7 @@
               <w:spacing w:after="10" w:before="0"/>
               <w:ind w:left="120"/>
             </w:pPr>
-            <w:hyperlink w:history="1" r:id="rIdwqjig3bjyud-ewvrqhx1m">
+            <w:hyperlink w:history="1" r:id="rId35gmit3c6dsboyat3wrcz">
               <w:r>
                 <w:rPr>
                   <w:rFonts w:ascii="Arial" w:cs="Arial" w:eastAsia="Arial" w:hAnsi="Arial"/>
@@ -13528,32 +13528,32 @@
         <w:tc>
           <w:tcPr>
             <w:tcW w:type="dxa" w:w="1520"/>
-            <w:shd w:fill="F2F2F2" w:color="auto" w:val="clear"/>
-            <w:tcMar>
-              <w:top w:type="dxa" w:w="60"/>
-              <w:left w:type="dxa" w:w="120"/>
-              <w:bottom w:type="dxa" w:w="60"/>
-              <w:right w:type="dxa" w:w="120"/>
-            </w:tcMar>
-            <w:vAlign w:val="top"/>
-          </w:tcPr>
-          <w:p>
-            <w:pPr>
-              <w:spacing w:after="40" w:before="0"/>
-              <w:jc w:val="left"/>
-            </w:pPr>
-            <w:r>
-              <w:rPr>
-                <w:rFonts w:ascii="Arial" w:cs="Arial" w:eastAsia="Arial" w:hAnsi="Arial"/>
-                <w:b/>
-                <w:bCs/>
-                <w:i w:val="false"/>
-                <w:iCs w:val="false"/>
-                <w:color w:val="000000"/>
-                <w:sz w:val="18"/>
-                <w:szCs w:val="18"/>
-              </w:rPr>
-              <w:t xml:space="preserve">Phase 3 — Explain</w:t>
+            <w:shd w:fill="E2EFDA" w:color="auto" w:val="clear"/>
+            <w:tcMar>
+              <w:top w:type="dxa" w:w="60"/>
+              <w:left w:type="dxa" w:w="120"/>
+              <w:bottom w:type="dxa" w:w="60"/>
+              <w:right w:type="dxa" w:w="120"/>
+            </w:tcMar>
+            <w:vAlign w:val="top"/>
+          </w:tcPr>
+          <w:p>
+            <w:pPr>
+              <w:spacing w:after="40" w:before="0"/>
+              <w:jc w:val="left"/>
+            </w:pPr>
+            <w:r>
+              <w:rPr>
+                <w:rFonts w:ascii="Arial" w:cs="Arial" w:eastAsia="Arial" w:hAnsi="Arial"/>
+                <w:b/>
+                <w:bCs/>
+                <w:i w:val="false"/>
+                <w:iCs w:val="false"/>
+                <w:color w:val="000000"/>
+                <w:sz w:val="18"/>
+                <w:szCs w:val="18"/>
+              </w:rPr>
+              <w:t xml:space="preserve">Explain Phase</w:t>
             </w:r>
           </w:p>
           <w:p>
@@ -13576,7 +13576,7 @@
             <w:pPr>
               <w:spacing w:after="20" w:before="0"/>
             </w:pPr>
-            <w:hyperlink w:history="1" r:id="rIdqmy-q8xz8mi-6b-zqt69m">
+            <w:hyperlink w:history="1" r:id="rIdotdptbk1wzto1zr01xsht">
               <w:r>
                 <w:rPr>
                   <w:rFonts w:ascii="Arial" w:cs="Arial" w:eastAsia="Arial" w:hAnsi="Arial"/>
@@ -13609,7 +13609,7 @@
               <w:spacing w:after="10" w:before="0"/>
               <w:ind w:left="120"/>
             </w:pPr>
-            <w:hyperlink w:history="1" r:id="rIdosp81cfry2cbdlavfiydo">
+            <w:hyperlink w:history="1" r:id="rIdqa3q4nwuauuashuqpj_um">
               <w:r>
                 <w:rPr>
                   <w:rFonts w:ascii="Arial" w:cs="Arial" w:eastAsia="Arial" w:hAnsi="Arial"/>
@@ -13654,7 +13654,7 @@
             <w:pPr>
               <w:spacing w:after="20" w:before="0"/>
             </w:pPr>
-            <w:hyperlink w:history="1" r:id="rIdal_2zymylgzhiffrje7o1">
+            <w:hyperlink w:history="1" r:id="rIdth93ipsnwcfdpp7wh3yiu">
               <w:r>
                 <w:rPr>
                   <w:rFonts w:ascii="Arial" w:cs="Arial" w:eastAsia="Arial" w:hAnsi="Arial"/>
@@ -13687,7 +13687,7 @@
               <w:spacing w:after="10" w:before="0"/>
               <w:ind w:left="120"/>
             </w:pPr>
-            <w:hyperlink w:history="1" r:id="rIdarv2mhshmbo3alejamggv">
+            <w:hyperlink w:history="1" r:id="rIdavfsspqstchzxb5stav01">
               <w:r>
                 <w:rPr>
                   <w:rFonts w:ascii="Arial" w:cs="Arial" w:eastAsia="Arial" w:hAnsi="Arial"/>
@@ -13834,32 +13834,32 @@
         <w:tc>
           <w:tcPr>
             <w:tcW w:type="dxa" w:w="1520"/>
-            <w:shd w:fill="F2F2F2" w:color="auto" w:val="clear"/>
-            <w:tcMar>
-              <w:top w:type="dxa" w:w="60"/>
-              <w:left w:type="dxa" w:w="120"/>
-              <w:bottom w:type="dxa" w:w="60"/>
-              <w:right w:type="dxa" w:w="120"/>
-            </w:tcMar>
-            <w:vAlign w:val="top"/>
-          </w:tcPr>
-          <w:p>
-            <w:pPr>
-              <w:spacing w:after="40" w:before="0"/>
-              <w:jc w:val="left"/>
-            </w:pPr>
-            <w:r>
-              <w:rPr>
-                <w:rFonts w:ascii="Arial" w:cs="Arial" w:eastAsia="Arial" w:hAnsi="Arial"/>
-                <w:b/>
-                <w:bCs/>
-                <w:i w:val="false"/>
-                <w:iCs w:val="false"/>
-                <w:color w:val="000000"/>
-                <w:sz w:val="18"/>
-                <w:szCs w:val="18"/>
-              </w:rPr>
-              <w:t xml:space="preserve">Phase 4 — Driving Question Board (DQB) Creation</w:t>
+            <w:shd w:fill="FCE4D6" w:color="auto" w:val="clear"/>
+            <w:tcMar>
+              <w:top w:type="dxa" w:w="60"/>
+              <w:left w:type="dxa" w:w="120"/>
+              <w:bottom w:type="dxa" w:w="60"/>
+              <w:right w:type="dxa" w:w="120"/>
+            </w:tcMar>
+            <w:vAlign w:val="top"/>
+          </w:tcPr>
+          <w:p>
+            <w:pPr>
+              <w:spacing w:after="40" w:before="0"/>
+              <w:jc w:val="left"/>
+            </w:pPr>
+            <w:r>
+              <w:rPr>
+                <w:rFonts w:ascii="Arial" w:cs="Arial" w:eastAsia="Arial" w:hAnsi="Arial"/>
+                <w:b/>
+                <w:bCs/>
+                <w:i w:val="false"/>
+                <w:iCs w:val="false"/>
+                <w:color w:val="000000"/>
+                <w:sz w:val="18"/>
+                <w:szCs w:val="18"/>
+              </w:rPr>
+              <w:t xml:space="preserve">Driving Question Board (DQB) Creation</w:t>
             </w:r>
           </w:p>
           <w:p>
@@ -13882,7 +13882,7 @@
             <w:pPr>
               <w:spacing w:after="20" w:before="0"/>
             </w:pPr>
-            <w:hyperlink w:history="1" r:id="rIdr2qd3lzcc3p3tbzqx12uq">
+            <w:hyperlink w:history="1" r:id="rIdowwmc6vfoql2ttfb05i6o">
               <w:r>
                 <w:rPr>
                   <w:rFonts w:ascii="Arial" w:cs="Arial" w:eastAsia="Arial" w:hAnsi="Arial"/>
@@ -13915,7 +13915,7 @@
               <w:spacing w:after="10" w:before="0"/>
               <w:ind w:left="120"/>
             </w:pPr>
-            <w:hyperlink w:history="1" r:id="rIddiqswavkjvslmv3r25kql">
+            <w:hyperlink w:history="1" r:id="rIdlggzm64-q7qebuxgrwydl">
               <w:r>
                 <w:rPr>
                   <w:rFonts w:ascii="Arial" w:cs="Arial" w:eastAsia="Arial" w:hAnsi="Arial"/>
@@ -13960,7 +13960,7 @@
             <w:pPr>
               <w:spacing w:after="20" w:before="0"/>
             </w:pPr>
-            <w:hyperlink w:history="1" r:id="rIdf8beklrybyptb9yywfosx">
+            <w:hyperlink w:history="1" r:id="rIdggbohiotdoq5nzwctpmzw">
               <w:r>
                 <w:rPr>
                   <w:rFonts w:ascii="Arial" w:cs="Arial" w:eastAsia="Arial" w:hAnsi="Arial"/>
@@ -13993,7 +13993,7 @@
               <w:spacing w:after="10" w:before="0"/>
               <w:ind w:left="120"/>
             </w:pPr>
-            <w:hyperlink w:history="1" r:id="rIdd7mriug7q3_rmfruuwnld">
+            <w:hyperlink w:history="1" r:id="rIdidms0khe9eei79l22blld">
               <w:r>
                 <w:rPr>
                   <w:rFonts w:ascii="Arial" w:cs="Arial" w:eastAsia="Arial" w:hAnsi="Arial"/>
@@ -14140,32 +14140,32 @@
         <w:tc>
           <w:tcPr>
             <w:tcW w:type="dxa" w:w="1520"/>
-            <w:shd w:fill="F2F2F2" w:color="auto" w:val="clear"/>
-            <w:tcMar>
-              <w:top w:type="dxa" w:w="60"/>
-              <w:left w:type="dxa" w:w="120"/>
-              <w:bottom w:type="dxa" w:w="60"/>
-              <w:right w:type="dxa" w:w="120"/>
-            </w:tcMar>
-            <w:vAlign w:val="top"/>
-          </w:tcPr>
-          <w:p>
-            <w:pPr>
-              <w:spacing w:after="40" w:before="0"/>
-              <w:jc w:val="left"/>
-            </w:pPr>
-            <w:r>
-              <w:rPr>
-                <w:rFonts w:ascii="Arial" w:cs="Arial" w:eastAsia="Arial" w:hAnsi="Arial"/>
-                <w:b/>
-                <w:bCs/>
-                <w:i w:val="false"/>
-                <w:iCs w:val="false"/>
-                <w:color w:val="000000"/>
-                <w:sz w:val="18"/>
-                <w:szCs w:val="18"/>
-              </w:rPr>
-              <w:t xml:space="preserve">Phase 5 — Model Building</w:t>
+            <w:shd w:fill="D5E8F0" w:color="auto" w:val="clear"/>
+            <w:tcMar>
+              <w:top w:type="dxa" w:w="60"/>
+              <w:left w:type="dxa" w:w="120"/>
+              <w:bottom w:type="dxa" w:w="60"/>
+              <w:right w:type="dxa" w:w="120"/>
+            </w:tcMar>
+            <w:vAlign w:val="top"/>
+          </w:tcPr>
+          <w:p>
+            <w:pPr>
+              <w:spacing w:after="40" w:before="0"/>
+              <w:jc w:val="left"/>
+            </w:pPr>
+            <w:r>
+              <w:rPr>
+                <w:rFonts w:ascii="Arial" w:cs="Arial" w:eastAsia="Arial" w:hAnsi="Arial"/>
+                <w:b/>
+                <w:bCs/>
+                <w:i w:val="false"/>
+                <w:iCs w:val="false"/>
+                <w:color w:val="000000"/>
+                <w:sz w:val="18"/>
+                <w:szCs w:val="18"/>
+              </w:rPr>
+              <w:t xml:space="preserve">Model Building Phase</w:t>
             </w:r>
           </w:p>
           <w:p>
@@ -14188,7 +14188,7 @@
             <w:pPr>
               <w:spacing w:after="20" w:before="0"/>
             </w:pPr>
-            <w:hyperlink w:history="1" r:id="rIdn1yb73lo4mqtyilc6rxyt">
+            <w:hyperlink w:history="1" r:id="rIdewm66qsvedfifsytcrt4b">
               <w:r>
                 <w:rPr>
                   <w:rFonts w:ascii="Arial" w:cs="Arial" w:eastAsia="Arial" w:hAnsi="Arial"/>
@@ -14221,7 +14221,7 @@
               <w:spacing w:after="10" w:before="0"/>
               <w:ind w:left="120"/>
             </w:pPr>
-            <w:hyperlink w:history="1" r:id="rId0ps0vpyya5v8yl8gvedvs">
+            <w:hyperlink w:history="1" r:id="rIdbtjzuhnkce9cpaj0obq7x">
               <w:r>
                 <w:rPr>
                   <w:rFonts w:ascii="Arial" w:cs="Arial" w:eastAsia="Arial" w:hAnsi="Arial"/>
@@ -14266,7 +14266,7 @@
             <w:pPr>
               <w:spacing w:after="20" w:before="0"/>
             </w:pPr>
-            <w:hyperlink w:history="1" r:id="rIdfkjy6z3ftjetlxiofclrt">
+            <w:hyperlink w:history="1" r:id="rIdy5dm-3jdei3_ed86xrkj2">
               <w:r>
                 <w:rPr>
                   <w:rFonts w:ascii="Arial" w:cs="Arial" w:eastAsia="Arial" w:hAnsi="Arial"/>
@@ -14299,7 +14299,7 @@
               <w:spacing w:after="10" w:before="0"/>
               <w:ind w:left="120"/>
             </w:pPr>
-            <w:hyperlink w:history="1" r:id="rIdoepx1hnd624fut8xvntte">
+            <w:hyperlink w:history="1" r:id="rId-zafm1s5ictjnrulscmpr">
               <w:r>
                 <w:rPr>
                   <w:rFonts w:ascii="Arial" w:cs="Arial" w:eastAsia="Arial" w:hAnsi="Arial"/>
@@ -15489,7 +15489,25 @@
             </w:tcMar>
             <w:vAlign w:val="top"/>
           </w:tcPr>
-          <w:p/>
+          <w:p>
+            <w:pPr>
+              <w:spacing w:after="40" w:before="0"/>
+              <w:jc w:val="left"/>
+            </w:pPr>
+            <w:r>
+              <w:rPr>
+                <w:rFonts w:ascii="Arial" w:cs="Arial" w:eastAsia="Arial" w:hAnsi="Arial"/>
+                <w:b w:val="false"/>
+                <w:bCs w:val="false"/>
+                <w:i w:val="false"/>
+                <w:iCs w:val="false"/>
+                <w:color w:val="000000"/>
+                <w:sz w:val="18"/>
+                <w:szCs w:val="18"/>
+              </w:rPr>
+              <w:t xml:space="preserve">No laboratory chemicals are used in this lesson. If photographs of children with kwashiorkor or other deficiency diseases are displayed, the teacher should frame them with sensitivity and respect, reminding learners that these conditions are preventable and that real families are affected. Avoid stigmatising language.</w:t>
+            </w:r>
+          </w:p>
         </w:tc>
       </w:tr>
     </w:tbl>
@@ -15863,7 +15881,7 @@
             <w:pPr>
               <w:spacing w:after="20" w:before="0"/>
             </w:pPr>
-            <w:hyperlink w:history="1" r:id="rId_kuwny37djkdzjjv3ksft">
+            <w:hyperlink w:history="1" r:id="rIdl4pl-ter_zgnkj3yxnwi1">
               <w:r>
                 <w:rPr>
                   <w:rFonts w:ascii="Arial" w:cs="Arial" w:eastAsia="Arial" w:hAnsi="Arial"/>
@@ -15896,7 +15914,7 @@
               <w:spacing w:after="10" w:before="0"/>
               <w:ind w:left="120"/>
             </w:pPr>
-            <w:hyperlink w:history="1" r:id="rIdytd7bmy49o9tv7iqmshyo">
+            <w:hyperlink w:history="1" r:id="rIdqhgb2vvfbizdxdzwguisq">
               <w:r>
                 <w:rPr>
                   <w:rFonts w:ascii="Arial" w:cs="Arial" w:eastAsia="Arial" w:hAnsi="Arial"/>
@@ -15941,7 +15959,7 @@
             <w:pPr>
               <w:spacing w:after="20" w:before="0"/>
             </w:pPr>
-            <w:hyperlink w:history="1" r:id="rIdwc5imwvxodqjvz3qccbhs">
+            <w:hyperlink w:history="1" r:id="rIdpczqnq12fk7vogfbsdnfr">
               <w:r>
                 <w:rPr>
                   <w:rFonts w:ascii="Arial" w:cs="Arial" w:eastAsia="Arial" w:hAnsi="Arial"/>
@@ -15974,7 +15992,7 @@
               <w:spacing w:after="10" w:before="0"/>
               <w:ind w:left="120"/>
             </w:pPr>
-            <w:hyperlink w:history="1" r:id="rId9cygtzutfxop_vi0bu9o3">
+            <w:hyperlink w:history="1" r:id="rIdffe6cod_dye-dsypwhixj">
               <w:r>
                 <w:rPr>
                   <w:rFonts w:ascii="Arial" w:cs="Arial" w:eastAsia="Arial" w:hAnsi="Arial"/>
@@ -16169,7 +16187,7 @@
             <w:pPr>
               <w:spacing w:after="20" w:before="0"/>
             </w:pPr>
-            <w:hyperlink w:history="1" r:id="rIdm7y01vfeyykjegyw-60qs">
+            <w:hyperlink w:history="1" r:id="rIdmknd94wa4b7nxcs1dazri">
               <w:r>
                 <w:rPr>
                   <w:rFonts w:ascii="Arial" w:cs="Arial" w:eastAsia="Arial" w:hAnsi="Arial"/>
@@ -16202,7 +16220,7 @@
               <w:spacing w:after="10" w:before="0"/>
               <w:ind w:left="120"/>
             </w:pPr>
-            <w:hyperlink w:history="1" r:id="rIdxb7taju4p1uaxtktbz1qz">
+            <w:hyperlink w:history="1" r:id="rIdou1mmougtyih2zpjyeexs">
               <w:r>
                 <w:rPr>
                   <w:rFonts w:ascii="Arial" w:cs="Arial" w:eastAsia="Arial" w:hAnsi="Arial"/>
@@ -16247,7 +16265,7 @@
             <w:pPr>
               <w:spacing w:after="20" w:before="0"/>
             </w:pPr>
-            <w:hyperlink w:history="1" r:id="rId1e8tuthpw8ghkhvurl_ex">
+            <w:hyperlink w:history="1" r:id="rIdgqzzbfa5pu9gphmpcvihx">
               <w:r>
                 <w:rPr>
                   <w:rFonts w:ascii="Arial" w:cs="Arial" w:eastAsia="Arial" w:hAnsi="Arial"/>
@@ -16280,7 +16298,7 @@
               <w:spacing w:after="10" w:before="0"/>
               <w:ind w:left="120"/>
             </w:pPr>
-            <w:hyperlink w:history="1" r:id="rIdonict2j94e2xfaf7e8h-l">
+            <w:hyperlink w:history="1" r:id="rId9upkzogoi0rv0qjgsilag">
               <w:r>
                 <w:rPr>
                   <w:rFonts w:ascii="Arial" w:cs="Arial" w:eastAsia="Arial" w:hAnsi="Arial"/>
@@ -16475,7 +16493,7 @@
             <w:pPr>
               <w:spacing w:after="20" w:before="0"/>
             </w:pPr>
-            <w:hyperlink w:history="1" r:id="rIdl-prphvj-88udogebvmvp">
+            <w:hyperlink w:history="1" r:id="rIdly2epcamqkchtr4wmtiv2">
               <w:r>
                 <w:rPr>
                   <w:rFonts w:ascii="Arial" w:cs="Arial" w:eastAsia="Arial" w:hAnsi="Arial"/>
@@ -16508,7 +16526,7 @@
               <w:spacing w:after="10" w:before="0"/>
               <w:ind w:left="120"/>
             </w:pPr>
-            <w:hyperlink w:history="1" r:id="rId6w8t8-m04aep5wuiaaftq">
+            <w:hyperlink w:history="1" r:id="rIdvroe8pkb0rzsz3uuzpay1">
               <w:r>
                 <w:rPr>
                   <w:rFonts w:ascii="Arial" w:cs="Arial" w:eastAsia="Arial" w:hAnsi="Arial"/>
@@ -16553,7 +16571,7 @@
             <w:pPr>
               <w:spacing w:after="20" w:before="0"/>
             </w:pPr>
-            <w:hyperlink w:history="1" r:id="rIdbxk7tb4nqnw-wdnrnnfyf">
+            <w:hyperlink w:history="1" r:id="rId9jrer2fqat_-vfzolpsje">
               <w:r>
                 <w:rPr>
                   <w:rFonts w:ascii="Arial" w:cs="Arial" w:eastAsia="Arial" w:hAnsi="Arial"/>
@@ -16586,7 +16604,7 @@
               <w:spacing w:after="10" w:before="0"/>
               <w:ind w:left="120"/>
             </w:pPr>
-            <w:hyperlink w:history="1" r:id="rIdvnxq_w4zeavy9fbx5hild">
+            <w:hyperlink w:history="1" r:id="rIdno8mkls0ezz4cm2j49wdn">
               <w:r>
                 <w:rPr>
                   <w:rFonts w:ascii="Arial" w:cs="Arial" w:eastAsia="Arial" w:hAnsi="Arial"/>
@@ -16781,7 +16799,7 @@
             <w:pPr>
               <w:spacing w:after="20" w:before="0"/>
             </w:pPr>
-            <w:hyperlink w:history="1" r:id="rIdrpi_u9hgcy1hmb0i27f5m">
+            <w:hyperlink w:history="1" r:id="rIdlbhaz9qzezmdsnmuyj_cd">
               <w:r>
                 <w:rPr>
                   <w:rFonts w:ascii="Arial" w:cs="Arial" w:eastAsia="Arial" w:hAnsi="Arial"/>
@@ -16814,7 +16832,7 @@
               <w:spacing w:after="10" w:before="0"/>
               <w:ind w:left="120"/>
             </w:pPr>
-            <w:hyperlink w:history="1" r:id="rIdbdzuvw8wolez1v1mt7m_8">
+            <w:hyperlink w:history="1" r:id="rId-x3eqsdcb56jncpjtoiki">
               <w:r>
                 <w:rPr>
                   <w:rFonts w:ascii="Arial" w:cs="Arial" w:eastAsia="Arial" w:hAnsi="Arial"/>
@@ -16859,7 +16877,7 @@
             <w:pPr>
               <w:spacing w:after="20" w:before="0"/>
             </w:pPr>
-            <w:hyperlink w:history="1" r:id="rIdx6em6qwux9gth8fuw76zy">
+            <w:hyperlink w:history="1" r:id="rIddlkwjmieygos_z9gaiclm">
               <w:r>
                 <w:rPr>
                   <w:rFonts w:ascii="Arial" w:cs="Arial" w:eastAsia="Arial" w:hAnsi="Arial"/>
@@ -16892,7 +16910,7 @@
               <w:spacing w:after="10" w:before="0"/>
               <w:ind w:left="120"/>
             </w:pPr>
-            <w:hyperlink w:history="1" r:id="rIdpf27fmovrrzjwjqw4idg7">
+            <w:hyperlink w:history="1" r:id="rIdhrqlrihl2wrk6xtse-btd">
               <w:r>
                 <w:rPr>
                   <w:rFonts w:ascii="Arial" w:cs="Arial" w:eastAsia="Arial" w:hAnsi="Arial"/>
@@ -17087,7 +17105,7 @@
             <w:pPr>
               <w:spacing w:after="20" w:before="0"/>
             </w:pPr>
-            <w:hyperlink w:history="1" r:id="rId7lmkqmw4ahgb3xs3bide-">
+            <w:hyperlink w:history="1" r:id="rIdnxbrlzp9mjxhu6z0tou3h">
               <w:r>
                 <w:rPr>
                   <w:rFonts w:ascii="Arial" w:cs="Arial" w:eastAsia="Arial" w:hAnsi="Arial"/>
@@ -17120,7 +17138,7 @@
               <w:spacing w:after="10" w:before="0"/>
               <w:ind w:left="120"/>
             </w:pPr>
-            <w:hyperlink w:history="1" r:id="rIdmehblfre2zdieydzxgshz">
+            <w:hyperlink w:history="1" r:id="rIdd7vxk0mhmch9aarwcfv6s">
               <w:r>
                 <w:rPr>
                   <w:rFonts w:ascii="Arial" w:cs="Arial" w:eastAsia="Arial" w:hAnsi="Arial"/>
@@ -17165,7 +17183,7 @@
             <w:pPr>
               <w:spacing w:after="20" w:before="0"/>
             </w:pPr>
-            <w:hyperlink w:history="1" r:id="rIdctnmilkxr3cgptvuzpwzx">
+            <w:hyperlink w:history="1" r:id="rIdrkpo_ilov-l3gac31xtpx">
               <w:r>
                 <w:rPr>
                   <w:rFonts w:ascii="Arial" w:cs="Arial" w:eastAsia="Arial" w:hAnsi="Arial"/>
@@ -17198,7 +17216,7 @@
               <w:spacing w:after="10" w:before="0"/>
               <w:ind w:left="120"/>
             </w:pPr>
-            <w:hyperlink w:history="1" r:id="rIdrzstlrnfcezo1tjr9gscl">
+            <w:hyperlink w:history="1" r:id="rIdugth4uv_qqdniexy3bzmi">
               <w:r>
                 <w:rPr>
                   <w:rFonts w:ascii="Arial" w:cs="Arial" w:eastAsia="Arial" w:hAnsi="Arial"/>
@@ -18293,7 +18311,25 @@
             </w:tcMar>
             <w:vAlign w:val="top"/>
           </w:tcPr>
-          <w:p/>
+          <w:p>
+            <w:pPr>
+              <w:spacing w:after="40" w:before="0"/>
+              <w:jc w:val="left"/>
+            </w:pPr>
+            <w:r>
+              <w:rPr>
+                <w:rFonts w:ascii="Arial" w:cs="Arial" w:eastAsia="Arial" w:hAnsi="Arial"/>
+                <w:b w:val="false"/>
+                <w:bCs w:val="false"/>
+                <w:i w:val="false"/>
+                <w:iCs w:val="false"/>
+                <w:color w:val="000000"/>
+                <w:sz w:val="18"/>
+                <w:szCs w:val="18"/>
+              </w:rPr>
+              <w:t xml:space="preserve">No hazardous chemicals are used in this lesson. If learners bring food samples for the menu evaluation task, remind them not to consume any samples used in class activities. Ensure all printed photographs of children with kwashiorkor are handled sensitively and discussed with respect for dignity.</w:t>
+            </w:r>
+          </w:p>
         </w:tc>
       </w:tr>
     </w:tbl>
@@ -18667,7 +18703,7 @@
             <w:pPr>
               <w:spacing w:after="20" w:before="0"/>
             </w:pPr>
-            <w:hyperlink w:history="1" r:id="rIdg-adlsepc3fiegbibpx1v">
+            <w:hyperlink w:history="1" r:id="rIdcclwrv-yk0oqwc25vn8da">
               <w:r>
                 <w:rPr>
                   <w:rFonts w:ascii="Arial" w:cs="Arial" w:eastAsia="Arial" w:hAnsi="Arial"/>
@@ -18700,7 +18736,7 @@
               <w:spacing w:after="10" w:before="0"/>
               <w:ind w:left="120"/>
             </w:pPr>
-            <w:hyperlink w:history="1" r:id="rIdtagohptnp0wzldr2g00on">
+            <w:hyperlink w:history="1" r:id="rId0w84yz3tbaltpxjowxrs8">
               <w:r>
                 <w:rPr>
                   <w:rFonts w:ascii="Arial" w:cs="Arial" w:eastAsia="Arial" w:hAnsi="Arial"/>
@@ -18745,7 +18781,7 @@
             <w:pPr>
               <w:spacing w:after="20" w:before="0"/>
             </w:pPr>
-            <w:hyperlink w:history="1" r:id="rIdum-eyp34ochi71ugrar-_">
+            <w:hyperlink w:history="1" r:id="rId6axk69c2wgqpcdogrxoic">
               <w:r>
                 <w:rPr>
                   <w:rFonts w:ascii="Arial" w:cs="Arial" w:eastAsia="Arial" w:hAnsi="Arial"/>
@@ -18778,7 +18814,7 @@
               <w:spacing w:after="10" w:before="0"/>
               <w:ind w:left="120"/>
             </w:pPr>
-            <w:hyperlink w:history="1" r:id="rIdlntdi3fm0bk4bofsco7yl">
+            <w:hyperlink w:history="1" r:id="rIdcuxu3r1r8dzchx-zqhs4i">
               <w:r>
                 <w:rPr>
                   <w:rFonts w:ascii="Arial" w:cs="Arial" w:eastAsia="Arial" w:hAnsi="Arial"/>
@@ -18973,7 +19009,7 @@
             <w:pPr>
               <w:spacing w:after="20" w:before="0"/>
             </w:pPr>
-            <w:hyperlink w:history="1" r:id="rIdgwiarauc-mlot68gmj90b">
+            <w:hyperlink w:history="1" r:id="rIdqwwbbnjsgofbrglwdghqp">
               <w:r>
                 <w:rPr>
                   <w:rFonts w:ascii="Arial" w:cs="Arial" w:eastAsia="Arial" w:hAnsi="Arial"/>
@@ -19006,7 +19042,7 @@
               <w:spacing w:after="10" w:before="0"/>
               <w:ind w:left="120"/>
             </w:pPr>
-            <w:hyperlink w:history="1" r:id="rIdmwf3xi0eeqlvfdlqaxu6e">
+            <w:hyperlink w:history="1" r:id="rIdcik56lmrsqyr5gt6lxi7w">
               <w:r>
                 <w:rPr>
                   <w:rFonts w:ascii="Arial" w:cs="Arial" w:eastAsia="Arial" w:hAnsi="Arial"/>
@@ -19051,7 +19087,7 @@
             <w:pPr>
               <w:spacing w:after="20" w:before="0"/>
             </w:pPr>
-            <w:hyperlink w:history="1" r:id="rId0rguvzpkn2rh9apv0_pjg">
+            <w:hyperlink w:history="1" r:id="rIdqct4bvqt3_jqfmxruzd9i">
               <w:r>
                 <w:rPr>
                   <w:rFonts w:ascii="Arial" w:cs="Arial" w:eastAsia="Arial" w:hAnsi="Arial"/>
@@ -19084,7 +19120,7 @@
               <w:spacing w:after="10" w:before="0"/>
               <w:ind w:left="120"/>
             </w:pPr>
-            <w:hyperlink w:history="1" r:id="rIdlme9wilxhe_wy2qtuoeio">
+            <w:hyperlink w:history="1" r:id="rIdnnk_9zsadrdq3luqs0x0_">
               <w:r>
                 <w:rPr>
                   <w:rFonts w:ascii="Arial" w:cs="Arial" w:eastAsia="Arial" w:hAnsi="Arial"/>
@@ -19279,7 +19315,7 @@
             <w:pPr>
               <w:spacing w:after="20" w:before="0"/>
             </w:pPr>
-            <w:hyperlink w:history="1" r:id="rIdjzsbnvulnxhinrwdygrk9">
+            <w:hyperlink w:history="1" r:id="rIdwd15x5npqqv3wqrxswsb9">
               <w:r>
                 <w:rPr>
                   <w:rFonts w:ascii="Arial" w:cs="Arial" w:eastAsia="Arial" w:hAnsi="Arial"/>
@@ -19312,7 +19348,7 @@
               <w:spacing w:after="10" w:before="0"/>
               <w:ind w:left="120"/>
             </w:pPr>
-            <w:hyperlink w:history="1" r:id="rIdjryblpu5agr0ps4wo4nh7">
+            <w:hyperlink w:history="1" r:id="rId_aaraljdvnc7cgflfeasp">
               <w:r>
                 <w:rPr>
                   <w:rFonts w:ascii="Arial" w:cs="Arial" w:eastAsia="Arial" w:hAnsi="Arial"/>
@@ -19357,7 +19393,7 @@
             <w:pPr>
               <w:spacing w:after="20" w:before="0"/>
             </w:pPr>
-            <w:hyperlink w:history="1" r:id="rIdby1xgsz8lluxmvlby5jxh">
+            <w:hyperlink w:history="1" r:id="rIdrnshmbwja-_uvydek1irw">
               <w:r>
                 <w:rPr>
                   <w:rFonts w:ascii="Arial" w:cs="Arial" w:eastAsia="Arial" w:hAnsi="Arial"/>
@@ -19390,7 +19426,7 @@
               <w:spacing w:after="10" w:before="0"/>
               <w:ind w:left="120"/>
             </w:pPr>
-            <w:hyperlink w:history="1" r:id="rIduxrm7fck06xqkfqrwocbf">
+            <w:hyperlink w:history="1" r:id="rIdtupqk28wae0uf78dehpcn">
               <w:r>
                 <w:rPr>
                   <w:rFonts w:ascii="Arial" w:cs="Arial" w:eastAsia="Arial" w:hAnsi="Arial"/>
@@ -19585,7 +19621,7 @@
             <w:pPr>
               <w:spacing w:after="20" w:before="0"/>
             </w:pPr>
-            <w:hyperlink w:history="1" r:id="rIdgvw3d4b45twr5oiqhr7ul">
+            <w:hyperlink w:history="1" r:id="rIdhqpanad4rpgm_oqtpxjgj">
               <w:r>
                 <w:rPr>
                   <w:rFonts w:ascii="Arial" w:cs="Arial" w:eastAsia="Arial" w:hAnsi="Arial"/>
@@ -19618,7 +19654,7 @@
               <w:spacing w:after="10" w:before="0"/>
               <w:ind w:left="120"/>
             </w:pPr>
-            <w:hyperlink w:history="1" r:id="rIdtm7aqezibkmhws3gj6ggi">
+            <w:hyperlink w:history="1" r:id="rIdqyexg1a5civ52jpdendjm">
               <w:r>
                 <w:rPr>
                   <w:rFonts w:ascii="Arial" w:cs="Arial" w:eastAsia="Arial" w:hAnsi="Arial"/>
@@ -19663,7 +19699,7 @@
             <w:pPr>
               <w:spacing w:after="20" w:before="0"/>
             </w:pPr>
-            <w:hyperlink w:history="1" r:id="rIdwtl_kgh_5djyjvseuy-yg">
+            <w:hyperlink w:history="1" r:id="rIdphhgdmg7hq8v0iqgqqkgk">
               <w:r>
                 <w:rPr>
                   <w:rFonts w:ascii="Arial" w:cs="Arial" w:eastAsia="Arial" w:hAnsi="Arial"/>
@@ -19696,7 +19732,7 @@
               <w:spacing w:after="10" w:before="0"/>
               <w:ind w:left="120"/>
             </w:pPr>
-            <w:hyperlink w:history="1" r:id="rIdjpy05eghn1fbzaq3h-5vs">
+            <w:hyperlink w:history="1" r:id="rId7h31w3ybjputnfmatygo5">
               <w:r>
                 <w:rPr>
                   <w:rFonts w:ascii="Arial" w:cs="Arial" w:eastAsia="Arial" w:hAnsi="Arial"/>
@@ -19891,7 +19927,7 @@
             <w:pPr>
               <w:spacing w:after="20" w:before="0"/>
             </w:pPr>
-            <w:hyperlink w:history="1" r:id="rIdyxqevwkdlzs2b1azs5wfp">
+            <w:hyperlink w:history="1" r:id="rIduxkg-cmkmlcx6nfbdlnk0">
               <w:r>
                 <w:rPr>
                   <w:rFonts w:ascii="Arial" w:cs="Arial" w:eastAsia="Arial" w:hAnsi="Arial"/>
@@ -19924,7 +19960,7 @@
               <w:spacing w:after="10" w:before="0"/>
               <w:ind w:left="120"/>
             </w:pPr>
-            <w:hyperlink w:history="1" r:id="rId0bey7qekfvfzhvcziaelx">
+            <w:hyperlink w:history="1" r:id="rIdm6npzpfgmhteur6nysl93">
               <w:r>
                 <w:rPr>
                   <w:rFonts w:ascii="Arial" w:cs="Arial" w:eastAsia="Arial" w:hAnsi="Arial"/>
@@ -19969,7 +20005,7 @@
             <w:pPr>
               <w:spacing w:after="20" w:before="0"/>
             </w:pPr>
-            <w:hyperlink w:history="1" r:id="rIdvlanebmbh0awz1czzequ5">
+            <w:hyperlink w:history="1" r:id="rIdzwpyc-edpggp4ezflmzzz">
               <w:r>
                 <w:rPr>
                   <w:rFonts w:ascii="Arial" w:cs="Arial" w:eastAsia="Arial" w:hAnsi="Arial"/>
@@ -20002,7 +20038,7 @@
               <w:spacing w:after="10" w:before="0"/>
               <w:ind w:left="120"/>
             </w:pPr>
-            <w:hyperlink w:history="1" r:id="rIdr9oqjyamckcsfkxc6rh29">
+            <w:hyperlink w:history="1" r:id="rIdr1k0x5hpbkbmnf7cfqbnh">
               <w:r>
                 <w:rPr>
                   <w:rFonts w:ascii="Arial" w:cs="Arial" w:eastAsia="Arial" w:hAnsi="Arial"/>

--- a/data/outputs/v2/Biology/SS1.2_Chemicals_of_Life/Biology_Chemicals_of_Life_CBE_LessonSequence.docx
+++ b/data/outputs/v2/Biology/SS1.2_Chemicals_of_Life/Biology_Chemicals_of_Life_CBE_LessonSequence.docx
@@ -3244,7 +3244,7 @@
             <w:pPr>
               <w:spacing w:after="20" w:before="0"/>
             </w:pPr>
-            <w:hyperlink w:history="1" r:id="rIdy2js4vpho8ss7-gmkeoxc">
+            <w:hyperlink w:history="1" r:id="rId-ljyikvn8v0uc-u_gktxn">
               <w:r>
                 <w:rPr>
                   <w:rFonts w:ascii="Arial" w:cs="Arial" w:eastAsia="Arial" w:hAnsi="Arial"/>
@@ -3277,7 +3277,7 @@
               <w:spacing w:after="10" w:before="0"/>
               <w:ind w:left="120"/>
             </w:pPr>
-            <w:hyperlink w:history="1" r:id="rId78cet4zd70p8jlgty_m3f">
+            <w:hyperlink w:history="1" r:id="rIdc3vj9gm10l5zbrmxa1myt">
               <w:r>
                 <w:rPr>
                   <w:rFonts w:ascii="Arial" w:cs="Arial" w:eastAsia="Arial" w:hAnsi="Arial"/>
@@ -3322,7 +3322,7 @@
             <w:pPr>
               <w:spacing w:after="20" w:before="0"/>
             </w:pPr>
-            <w:hyperlink w:history="1" r:id="rIdn8nsqgi-o_muxfno6ybmm">
+            <w:hyperlink w:history="1" r:id="rId7onuwbmnqdq69bcdu80nl">
               <w:r>
                 <w:rPr>
                   <w:rFonts w:ascii="Arial" w:cs="Arial" w:eastAsia="Arial" w:hAnsi="Arial"/>
@@ -3355,7 +3355,7 @@
               <w:spacing w:after="10" w:before="0"/>
               <w:ind w:left="120"/>
             </w:pPr>
-            <w:hyperlink w:history="1" r:id="rIdzv3b6t3ewiloq0fq7zsqk">
+            <w:hyperlink w:history="1" r:id="rIdx-0iata1si0glbbxiyz1w">
               <w:r>
                 <w:rPr>
                   <w:rFonts w:ascii="Arial" w:cs="Arial" w:eastAsia="Arial" w:hAnsi="Arial"/>
@@ -3816,7 +3816,7 @@
             <w:pPr>
               <w:spacing w:after="20" w:before="0"/>
             </w:pPr>
-            <w:hyperlink w:history="1" r:id="rIdn9cimb5tefogdglltv_zh">
+            <w:hyperlink w:history="1" r:id="rIdyynx5mc-sowvyj3btvhug">
               <w:r>
                 <w:rPr>
                   <w:rFonts w:ascii="Arial" w:cs="Arial" w:eastAsia="Arial" w:hAnsi="Arial"/>
@@ -3849,7 +3849,7 @@
               <w:spacing w:after="10" w:before="0"/>
               <w:ind w:left="120"/>
             </w:pPr>
-            <w:hyperlink w:history="1" r:id="rIdjfj7_mttcg25uyyxtwjlv">
+            <w:hyperlink w:history="1" r:id="rIdp00zjhhrmlcqybvf_ex5s">
               <w:r>
                 <w:rPr>
                   <w:rFonts w:ascii="Arial" w:cs="Arial" w:eastAsia="Arial" w:hAnsi="Arial"/>
@@ -3894,7 +3894,7 @@
             <w:pPr>
               <w:spacing w:after="20" w:before="0"/>
             </w:pPr>
-            <w:hyperlink w:history="1" r:id="rIdc1zeyjkusdxg_d_6k1c7u">
+            <w:hyperlink w:history="1" r:id="rIdtcwpfvjdi-8quqmttlzr6">
               <w:r>
                 <w:rPr>
                   <w:rFonts w:ascii="Arial" w:cs="Arial" w:eastAsia="Arial" w:hAnsi="Arial"/>
@@ -3927,7 +3927,7 @@
               <w:spacing w:after="10" w:before="0"/>
               <w:ind w:left="120"/>
             </w:pPr>
-            <w:hyperlink w:history="1" r:id="rIdqvjxuhjegfjjyizh9cyey">
+            <w:hyperlink w:history="1" r:id="rIdqfr54uycurdmswlnoc8kg">
               <w:r>
                 <w:rPr>
                   <w:rFonts w:ascii="Arial" w:cs="Arial" w:eastAsia="Arial" w:hAnsi="Arial"/>
@@ -4274,7 +4274,7 @@
             <w:pPr>
               <w:spacing w:after="20" w:before="0"/>
             </w:pPr>
-            <w:hyperlink w:history="1" r:id="rIdd7zwv17362em7xxboa_uh">
+            <w:hyperlink w:history="1" r:id="rIdinuezzzm1xchtvf4lcaia">
               <w:r>
                 <w:rPr>
                   <w:rFonts w:ascii="Arial" w:cs="Arial" w:eastAsia="Arial" w:hAnsi="Arial"/>
@@ -4307,7 +4307,7 @@
               <w:spacing w:after="10" w:before="0"/>
               <w:ind w:left="120"/>
             </w:pPr>
-            <w:hyperlink w:history="1" r:id="rId151ea8bg5sbdgxnuhgr9r">
+            <w:hyperlink w:history="1" r:id="rIdnyzuxtpgzp1-wmsygaqhh">
               <w:r>
                 <w:rPr>
                   <w:rFonts w:ascii="Arial" w:cs="Arial" w:eastAsia="Arial" w:hAnsi="Arial"/>
@@ -4352,7 +4352,7 @@
             <w:pPr>
               <w:spacing w:after="20" w:before="0"/>
             </w:pPr>
-            <w:hyperlink w:history="1" r:id="rIdo-5cotjkpbnsju_ugqzuk">
+            <w:hyperlink w:history="1" r:id="rId0f9kfn0q6ikztxzehuthy">
               <w:r>
                 <w:rPr>
                   <w:rFonts w:ascii="Arial" w:cs="Arial" w:eastAsia="Arial" w:hAnsi="Arial"/>
@@ -4385,7 +4385,7 @@
               <w:spacing w:after="10" w:before="0"/>
               <w:ind w:left="120"/>
             </w:pPr>
-            <w:hyperlink w:history="1" r:id="rIdtgrbs-ymsypzy5nni2uup">
+            <w:hyperlink w:history="1" r:id="rIdeyz29j-ro0znjamxicpue">
               <w:r>
                 <w:rPr>
                   <w:rFonts w:ascii="Arial" w:cs="Arial" w:eastAsia="Arial" w:hAnsi="Arial"/>
@@ -4770,7 +4770,7 @@
             <w:pPr>
               <w:spacing w:after="20" w:before="0"/>
             </w:pPr>
-            <w:hyperlink w:history="1" r:id="rId2ap8ycbudqqqsnrgqqkfi">
+            <w:hyperlink w:history="1" r:id="rId755nivn-ju5bdrdcetple">
               <w:r>
                 <w:rPr>
                   <w:rFonts w:ascii="Arial" w:cs="Arial" w:eastAsia="Arial" w:hAnsi="Arial"/>
@@ -4803,7 +4803,7 @@
               <w:spacing w:after="10" w:before="0"/>
               <w:ind w:left="120"/>
             </w:pPr>
-            <w:hyperlink w:history="1" r:id="rIdjafdwn1twnzbwog2q-les">
+            <w:hyperlink w:history="1" r:id="rIdqqo9rtuz4c9xaqc3123db">
               <w:r>
                 <w:rPr>
                   <w:rFonts w:ascii="Arial" w:cs="Arial" w:eastAsia="Arial" w:hAnsi="Arial"/>
@@ -4848,7 +4848,7 @@
             <w:pPr>
               <w:spacing w:after="20" w:before="0"/>
             </w:pPr>
-            <w:hyperlink w:history="1" r:id="rIdnxlsnf5ziatjvjvqpyxbp">
+            <w:hyperlink w:history="1" r:id="rId0b6gauh_h1dkh_xtarpbx">
               <w:r>
                 <w:rPr>
                   <w:rFonts w:ascii="Arial" w:cs="Arial" w:eastAsia="Arial" w:hAnsi="Arial"/>
@@ -4881,7 +4881,7 @@
               <w:spacing w:after="10" w:before="0"/>
               <w:ind w:left="120"/>
             </w:pPr>
-            <w:hyperlink w:history="1" r:id="rIdctu1evubuhe6ktdwmycqt">
+            <w:hyperlink w:history="1" r:id="rIdasquxtkacq1vljkkyh0r8">
               <w:r>
                 <w:rPr>
                   <w:rFonts w:ascii="Arial" w:cs="Arial" w:eastAsia="Arial" w:hAnsi="Arial"/>
@@ -5228,7 +5228,7 @@
             <w:pPr>
               <w:spacing w:after="20" w:before="0"/>
             </w:pPr>
-            <w:hyperlink w:history="1" r:id="rId_mqntyktpf4ilw-wsata6">
+            <w:hyperlink w:history="1" r:id="rId8y48qyhalvpjcb8ifxdd5">
               <w:r>
                 <w:rPr>
                   <w:rFonts w:ascii="Arial" w:cs="Arial" w:eastAsia="Arial" w:hAnsi="Arial"/>
@@ -5261,7 +5261,7 @@
               <w:spacing w:after="10" w:before="0"/>
               <w:ind w:left="120"/>
             </w:pPr>
-            <w:hyperlink w:history="1" r:id="rIdukbwjqkwktp86xrrdnjq3">
+            <w:hyperlink w:history="1" r:id="rIdqhdf89ofgkcm_lurf65be">
               <w:r>
                 <w:rPr>
                   <w:rFonts w:ascii="Arial" w:cs="Arial" w:eastAsia="Arial" w:hAnsi="Arial"/>
@@ -5306,7 +5306,7 @@
             <w:pPr>
               <w:spacing w:after="20" w:before="0"/>
             </w:pPr>
-            <w:hyperlink w:history="1" r:id="rIdtu0g-8zc7bkoe9xc6x-u-">
+            <w:hyperlink w:history="1" r:id="rIdd_nsvxev7vvazrcd_c7zx">
               <w:r>
                 <w:rPr>
                   <w:rFonts w:ascii="Arial" w:cs="Arial" w:eastAsia="Arial" w:hAnsi="Arial"/>
@@ -5339,7 +5339,7 @@
               <w:spacing w:after="10" w:before="0"/>
               <w:ind w:left="120"/>
             </w:pPr>
-            <w:hyperlink w:history="1" r:id="rId3jw48hxrwdnyybc-s-fgt">
+            <w:hyperlink w:history="1" r:id="rIdks_pdus6viwvhgkmovxep">
               <w:r>
                 <w:rPr>
                   <w:rFonts w:ascii="Arial" w:cs="Arial" w:eastAsia="Arial" w:hAnsi="Arial"/>
@@ -7206,7 +7206,7 @@
             <w:pPr>
               <w:spacing w:after="20" w:before="0"/>
             </w:pPr>
-            <w:hyperlink w:history="1" r:id="rIdfdyhwff7gzmanapy6milb">
+            <w:hyperlink w:history="1" r:id="rIds_81vntbfvwcgzk6dyz1p">
               <w:r>
                 <w:rPr>
                   <w:rFonts w:ascii="Arial" w:cs="Arial" w:eastAsia="Arial" w:hAnsi="Arial"/>
@@ -7239,7 +7239,7 @@
               <w:spacing w:after="10" w:before="0"/>
               <w:ind w:left="120"/>
             </w:pPr>
-            <w:hyperlink w:history="1" r:id="rId3bu_9kpxrxrk1hanfx4h1">
+            <w:hyperlink w:history="1" r:id="rIdwrftkxo6jhck57gann54o">
               <w:r>
                 <w:rPr>
                   <w:rFonts w:ascii="Arial" w:cs="Arial" w:eastAsia="Arial" w:hAnsi="Arial"/>
@@ -7284,7 +7284,7 @@
             <w:pPr>
               <w:spacing w:after="20" w:before="0"/>
             </w:pPr>
-            <w:hyperlink w:history="1" r:id="rIdu4ti_acefofwnapg_u4uy">
+            <w:hyperlink w:history="1" r:id="rIdb6syb40a2z_ofdh32rvhj">
               <w:r>
                 <w:rPr>
                   <w:rFonts w:ascii="Arial" w:cs="Arial" w:eastAsia="Arial" w:hAnsi="Arial"/>
@@ -7317,7 +7317,7 @@
               <w:spacing w:after="10" w:before="0"/>
               <w:ind w:left="120"/>
             </w:pPr>
-            <w:hyperlink w:history="1" r:id="rIdjemwij61sha6_v4dlgkn5">
+            <w:hyperlink w:history="1" r:id="rIdtlzfnf4vmwdxayz57hr9v">
               <w:r>
                 <w:rPr>
                   <w:rFonts w:ascii="Arial" w:cs="Arial" w:eastAsia="Arial" w:hAnsi="Arial"/>
@@ -7512,7 +7512,7 @@
             <w:pPr>
               <w:spacing w:after="20" w:before="0"/>
             </w:pPr>
-            <w:hyperlink w:history="1" r:id="rId41hkhqnel-ecykoh8xazl">
+            <w:hyperlink w:history="1" r:id="rIdfja-7iaasqucgjdpha--f">
               <w:r>
                 <w:rPr>
                   <w:rFonts w:ascii="Arial" w:cs="Arial" w:eastAsia="Arial" w:hAnsi="Arial"/>
@@ -7545,7 +7545,7 @@
               <w:spacing w:after="10" w:before="0"/>
               <w:ind w:left="120"/>
             </w:pPr>
-            <w:hyperlink w:history="1" r:id="rIdkth0rrkvibysab9mibiou">
+            <w:hyperlink w:history="1" r:id="rIdjkjcy-fp2v7tegx9lbb-2">
               <w:r>
                 <w:rPr>
                   <w:rFonts w:ascii="Arial" w:cs="Arial" w:eastAsia="Arial" w:hAnsi="Arial"/>
@@ -7590,7 +7590,7 @@
             <w:pPr>
               <w:spacing w:after="20" w:before="0"/>
             </w:pPr>
-            <w:hyperlink w:history="1" r:id="rIdt8cqrfvfbotjz5knbhtcb">
+            <w:hyperlink w:history="1" r:id="rIdwwh_tfj9nf4vtaakid-rk">
               <w:r>
                 <w:rPr>
                   <w:rFonts w:ascii="Arial" w:cs="Arial" w:eastAsia="Arial" w:hAnsi="Arial"/>
@@ -7623,7 +7623,7 @@
               <w:spacing w:after="10" w:before="0"/>
               <w:ind w:left="120"/>
             </w:pPr>
-            <w:hyperlink w:history="1" r:id="rIdlu4prxddviy3g_qgjkxyq">
+            <w:hyperlink w:history="1" r:id="rId6wxhzrwifocvs4xnxlhhz">
               <w:r>
                 <w:rPr>
                   <w:rFonts w:ascii="Arial" w:cs="Arial" w:eastAsia="Arial" w:hAnsi="Arial"/>
@@ -7818,7 +7818,7 @@
             <w:pPr>
               <w:spacing w:after="20" w:before="0"/>
             </w:pPr>
-            <w:hyperlink w:history="1" r:id="rIdrfaq2ndydieqaimzk0lsb">
+            <w:hyperlink w:history="1" r:id="rIdojbvdbql825716_pizphe">
               <w:r>
                 <w:rPr>
                   <w:rFonts w:ascii="Arial" w:cs="Arial" w:eastAsia="Arial" w:hAnsi="Arial"/>
@@ -7851,7 +7851,7 @@
               <w:spacing w:after="10" w:before="0"/>
               <w:ind w:left="120"/>
             </w:pPr>
-            <w:hyperlink w:history="1" r:id="rIdmzl2cooh6hzqc_qyt0odj">
+            <w:hyperlink w:history="1" r:id="rIdgfh838ckugueqjlbs1sg0">
               <w:r>
                 <w:rPr>
                   <w:rFonts w:ascii="Arial" w:cs="Arial" w:eastAsia="Arial" w:hAnsi="Arial"/>
@@ -7896,7 +7896,7 @@
             <w:pPr>
               <w:spacing w:after="20" w:before="0"/>
             </w:pPr>
-            <w:hyperlink w:history="1" r:id="rIdeecbhwkwwzemkvnqg3_be">
+            <w:hyperlink w:history="1" r:id="rIdi8glcdsgqny87sgd2wyh6">
               <w:r>
                 <w:rPr>
                   <w:rFonts w:ascii="Arial" w:cs="Arial" w:eastAsia="Arial" w:hAnsi="Arial"/>
@@ -7929,7 +7929,7 @@
               <w:spacing w:after="10" w:before="0"/>
               <w:ind w:left="120"/>
             </w:pPr>
-            <w:hyperlink w:history="1" r:id="rIdnvun9ymc8txi8e6zttcrc">
+            <w:hyperlink w:history="1" r:id="rIda6-zvdndn5vhqkfbgsc5m">
               <w:r>
                 <w:rPr>
                   <w:rFonts w:ascii="Arial" w:cs="Arial" w:eastAsia="Arial" w:hAnsi="Arial"/>
@@ -8124,7 +8124,7 @@
             <w:pPr>
               <w:spacing w:after="20" w:before="0"/>
             </w:pPr>
-            <w:hyperlink w:history="1" r:id="rId_rudirfwn_nwpjd3dwe1q">
+            <w:hyperlink w:history="1" r:id="rIdx6gcle4zhagd4cirytnnu">
               <w:r>
                 <w:rPr>
                   <w:rFonts w:ascii="Arial" w:cs="Arial" w:eastAsia="Arial" w:hAnsi="Arial"/>
@@ -8157,7 +8157,7 @@
               <w:spacing w:after="10" w:before="0"/>
               <w:ind w:left="120"/>
             </w:pPr>
-            <w:hyperlink w:history="1" r:id="rIdqde7zcx3dlla1aw3irorr">
+            <w:hyperlink w:history="1" r:id="rIdnsyw6-hixnu7uqtysvypu">
               <w:r>
                 <w:rPr>
                   <w:rFonts w:ascii="Arial" w:cs="Arial" w:eastAsia="Arial" w:hAnsi="Arial"/>
@@ -8202,7 +8202,7 @@
             <w:pPr>
               <w:spacing w:after="20" w:before="0"/>
             </w:pPr>
-            <w:hyperlink w:history="1" r:id="rIdxyzplc3hlutpxpigyltak">
+            <w:hyperlink w:history="1" r:id="rIdf74dvdgfscwdhrwrttkdv">
               <w:r>
                 <w:rPr>
                   <w:rFonts w:ascii="Arial" w:cs="Arial" w:eastAsia="Arial" w:hAnsi="Arial"/>
@@ -8235,7 +8235,7 @@
               <w:spacing w:after="10" w:before="0"/>
               <w:ind w:left="120"/>
             </w:pPr>
-            <w:hyperlink w:history="1" r:id="rIdoca4hdrpchzqxouavc8zu">
+            <w:hyperlink w:history="1" r:id="rIdbrjcgtruopdh3lhkc3wgv">
               <w:r>
                 <w:rPr>
                   <w:rFonts w:ascii="Arial" w:cs="Arial" w:eastAsia="Arial" w:hAnsi="Arial"/>
@@ -8430,7 +8430,7 @@
             <w:pPr>
               <w:spacing w:after="20" w:before="0"/>
             </w:pPr>
-            <w:hyperlink w:history="1" r:id="rIdj7miz-4to2dl19ecsrcwb">
+            <w:hyperlink w:history="1" r:id="rIddzhwt0hms6wohnghticom">
               <w:r>
                 <w:rPr>
                   <w:rFonts w:ascii="Arial" w:cs="Arial" w:eastAsia="Arial" w:hAnsi="Arial"/>
@@ -8463,7 +8463,7 @@
               <w:spacing w:after="10" w:before="0"/>
               <w:ind w:left="120"/>
             </w:pPr>
-            <w:hyperlink w:history="1" r:id="rIdndgsdy9vkzzn5vqasn0b3">
+            <w:hyperlink w:history="1" r:id="rIdehfyb2bngtczwzzt3rkb0">
               <w:r>
                 <w:rPr>
                   <w:rFonts w:ascii="Arial" w:cs="Arial" w:eastAsia="Arial" w:hAnsi="Arial"/>
@@ -8508,7 +8508,7 @@
             <w:pPr>
               <w:spacing w:after="20" w:before="0"/>
             </w:pPr>
-            <w:hyperlink w:history="1" r:id="rId15j2qp3esfua4ggaavxkx">
+            <w:hyperlink w:history="1" r:id="rIdxgzg9xlbyuafp4gjgdpox">
               <w:r>
                 <w:rPr>
                   <w:rFonts w:ascii="Arial" w:cs="Arial" w:eastAsia="Arial" w:hAnsi="Arial"/>
@@ -8541,7 +8541,7 @@
               <w:spacing w:after="10" w:before="0"/>
               <w:ind w:left="120"/>
             </w:pPr>
-            <w:hyperlink w:history="1" r:id="rIdiktazy-bcd7pk5b4p6d7v">
+            <w:hyperlink w:history="1" r:id="rIdmgiqey4-axufm4nmqhhol">
               <w:r>
                 <w:rPr>
                   <w:rFonts w:ascii="Arial" w:cs="Arial" w:eastAsia="Arial" w:hAnsi="Arial"/>
@@ -10142,7 +10142,7 @@
             <w:pPr>
               <w:spacing w:after="20" w:before="0"/>
             </w:pPr>
-            <w:hyperlink w:history="1" r:id="rId7ypixl2rss7fp5tmetq4f">
+            <w:hyperlink w:history="1" r:id="rIdnwvoeu1ff1n5xdp8sk7ab">
               <w:r>
                 <w:rPr>
                   <w:rFonts w:ascii="Arial" w:cs="Arial" w:eastAsia="Arial" w:hAnsi="Arial"/>
@@ -10175,7 +10175,7 @@
               <w:spacing w:after="10" w:before="0"/>
               <w:ind w:left="120"/>
             </w:pPr>
-            <w:hyperlink w:history="1" r:id="rIde7bj1t0do2pvaxdc6bsme">
+            <w:hyperlink w:history="1" r:id="rIdchlx5r664ralkgtzdupku">
               <w:r>
                 <w:rPr>
                   <w:rFonts w:ascii="Arial" w:cs="Arial" w:eastAsia="Arial" w:hAnsi="Arial"/>
@@ -10220,7 +10220,7 @@
             <w:pPr>
               <w:spacing w:after="20" w:before="0"/>
             </w:pPr>
-            <w:hyperlink w:history="1" r:id="rIdy2qvatvn299-3i7gzxgpl">
+            <w:hyperlink w:history="1" r:id="rIdqlgnu83ws03qxpyfvjbik">
               <w:r>
                 <w:rPr>
                   <w:rFonts w:ascii="Arial" w:cs="Arial" w:eastAsia="Arial" w:hAnsi="Arial"/>
@@ -10253,7 +10253,7 @@
               <w:spacing w:after="10" w:before="0"/>
               <w:ind w:left="120"/>
             </w:pPr>
-            <w:hyperlink w:history="1" r:id="rIdeqvxukr4pmfur8mhuiia6">
+            <w:hyperlink w:history="1" r:id="rIduesnmcdbem9ciz2kgq-lz">
               <w:r>
                 <w:rPr>
                   <w:rFonts w:ascii="Arial" w:cs="Arial" w:eastAsia="Arial" w:hAnsi="Arial"/>
@@ -10448,7 +10448,7 @@
             <w:pPr>
               <w:spacing w:after="20" w:before="0"/>
             </w:pPr>
-            <w:hyperlink w:history="1" r:id="rId_nrgtotvm-pzmfzvyae8c">
+            <w:hyperlink w:history="1" r:id="rIdl7it5kj1-g0kv2zj4mfrv">
               <w:r>
                 <w:rPr>
                   <w:rFonts w:ascii="Arial" w:cs="Arial" w:eastAsia="Arial" w:hAnsi="Arial"/>
@@ -10481,7 +10481,7 @@
               <w:spacing w:after="10" w:before="0"/>
               <w:ind w:left="120"/>
             </w:pPr>
-            <w:hyperlink w:history="1" r:id="rId9xf-fr5y_np_xqhisvxlo">
+            <w:hyperlink w:history="1" r:id="rId7ihu2fl6cgfm_n9ylft1k">
               <w:r>
                 <w:rPr>
                   <w:rFonts w:ascii="Arial" w:cs="Arial" w:eastAsia="Arial" w:hAnsi="Arial"/>
@@ -10526,7 +10526,7 @@
             <w:pPr>
               <w:spacing w:after="20" w:before="0"/>
             </w:pPr>
-            <w:hyperlink w:history="1" r:id="rId8di9oxsk5k6vudyzudpoa">
+            <w:hyperlink w:history="1" r:id="rIdsrtge21schlqk9s5gzdvj">
               <w:r>
                 <w:rPr>
                   <w:rFonts w:ascii="Arial" w:cs="Arial" w:eastAsia="Arial" w:hAnsi="Arial"/>
@@ -10559,7 +10559,7 @@
               <w:spacing w:after="10" w:before="0"/>
               <w:ind w:left="120"/>
             </w:pPr>
-            <w:hyperlink w:history="1" r:id="rIdrk3q_eqbn8e6dlhtgwodc">
+            <w:hyperlink w:history="1" r:id="rIdpvwpesywp-wb-523maldu">
               <w:r>
                 <w:rPr>
                   <w:rFonts w:ascii="Arial" w:cs="Arial" w:eastAsia="Arial" w:hAnsi="Arial"/>
@@ -10754,7 +10754,7 @@
             <w:pPr>
               <w:spacing w:after="20" w:before="0"/>
             </w:pPr>
-            <w:hyperlink w:history="1" r:id="rIdgc9ibz8mguimin-h46h-b">
+            <w:hyperlink w:history="1" r:id="rIduzinay0g7mvrit3mbpsvo">
               <w:r>
                 <w:rPr>
                   <w:rFonts w:ascii="Arial" w:cs="Arial" w:eastAsia="Arial" w:hAnsi="Arial"/>
@@ -10787,7 +10787,7 @@
               <w:spacing w:after="10" w:before="0"/>
               <w:ind w:left="120"/>
             </w:pPr>
-            <w:hyperlink w:history="1" r:id="rIdh2gwgdiasesx_hpt8izio">
+            <w:hyperlink w:history="1" r:id="rIdzoq_tvpjrp15t4tpujpxl">
               <w:r>
                 <w:rPr>
                   <w:rFonts w:ascii="Arial" w:cs="Arial" w:eastAsia="Arial" w:hAnsi="Arial"/>
@@ -10832,7 +10832,7 @@
             <w:pPr>
               <w:spacing w:after="20" w:before="0"/>
             </w:pPr>
-            <w:hyperlink w:history="1" r:id="rIdpdu5lcp5bmifiipq249gt">
+            <w:hyperlink w:history="1" r:id="rIde4ophd-5brnyjar78wepu">
               <w:r>
                 <w:rPr>
                   <w:rFonts w:ascii="Arial" w:cs="Arial" w:eastAsia="Arial" w:hAnsi="Arial"/>
@@ -10865,7 +10865,7 @@
               <w:spacing w:after="10" w:before="0"/>
               <w:ind w:left="120"/>
             </w:pPr>
-            <w:hyperlink w:history="1" r:id="rIdjedg2pwbbmueoupevik8s">
+            <w:hyperlink w:history="1" r:id="rIdmumh4gx_tcc4hjgw1mray">
               <w:r>
                 <w:rPr>
                   <w:rFonts w:ascii="Arial" w:cs="Arial" w:eastAsia="Arial" w:hAnsi="Arial"/>
@@ -11060,7 +11060,7 @@
             <w:pPr>
               <w:spacing w:after="20" w:before="0"/>
             </w:pPr>
-            <w:hyperlink w:history="1" r:id="rIdmnup3gbhcrz01luuj65fd">
+            <w:hyperlink w:history="1" r:id="rIdsdrluu41t-mvfoeyg1drm">
               <w:r>
                 <w:rPr>
                   <w:rFonts w:ascii="Arial" w:cs="Arial" w:eastAsia="Arial" w:hAnsi="Arial"/>
@@ -11093,7 +11093,7 @@
               <w:spacing w:after="10" w:before="0"/>
               <w:ind w:left="120"/>
             </w:pPr>
-            <w:hyperlink w:history="1" r:id="rIdwaynpfhb_2nw8lc7_nk-j">
+            <w:hyperlink w:history="1" r:id="rIddgr7icmd-4ohdxmvfgyqm">
               <w:r>
                 <w:rPr>
                   <w:rFonts w:ascii="Arial" w:cs="Arial" w:eastAsia="Arial" w:hAnsi="Arial"/>
@@ -11138,7 +11138,7 @@
             <w:pPr>
               <w:spacing w:after="20" w:before="0"/>
             </w:pPr>
-            <w:hyperlink w:history="1" r:id="rIdp6qyojolfunmlqmh4tz5z">
+            <w:hyperlink w:history="1" r:id="rIdrcofuntmnz0d3wiwmqj9b">
               <w:r>
                 <w:rPr>
                   <w:rFonts w:ascii="Arial" w:cs="Arial" w:eastAsia="Arial" w:hAnsi="Arial"/>
@@ -11171,7 +11171,7 @@
               <w:spacing w:after="10" w:before="0"/>
               <w:ind w:left="120"/>
             </w:pPr>
-            <w:hyperlink w:history="1" r:id="rIdn-p4s8emxr84z1eqccqtc">
+            <w:hyperlink w:history="1" r:id="rIdloplosn2vqid4bj0i7ucl">
               <w:r>
                 <w:rPr>
                   <w:rFonts w:ascii="Arial" w:cs="Arial" w:eastAsia="Arial" w:hAnsi="Arial"/>
@@ -11366,7 +11366,7 @@
             <w:pPr>
               <w:spacing w:after="20" w:before="0"/>
             </w:pPr>
-            <w:hyperlink w:history="1" r:id="rIdiyuz_xmcfitjensazo2tg">
+            <w:hyperlink w:history="1" r:id="rIdg4e7ligm1iw2ky67ryoko">
               <w:r>
                 <w:rPr>
                   <w:rFonts w:ascii="Arial" w:cs="Arial" w:eastAsia="Arial" w:hAnsi="Arial"/>
@@ -11399,7 +11399,7 @@
               <w:spacing w:after="10" w:before="0"/>
               <w:ind w:left="120"/>
             </w:pPr>
-            <w:hyperlink w:history="1" r:id="rIdgenqzyhrctnasmdycchsy">
+            <w:hyperlink w:history="1" r:id="rIdxwjpufwbpdmb47e2ddpyz">
               <w:r>
                 <w:rPr>
                   <w:rFonts w:ascii="Arial" w:cs="Arial" w:eastAsia="Arial" w:hAnsi="Arial"/>
@@ -11444,7 +11444,7 @@
             <w:pPr>
               <w:spacing w:after="20" w:before="0"/>
             </w:pPr>
-            <w:hyperlink w:history="1" r:id="rId2wqcfa4_5akyfqgkui1gd">
+            <w:hyperlink w:history="1" r:id="rIdlz7wajy0dvrmont2ozam2">
               <w:r>
                 <w:rPr>
                   <w:rFonts w:ascii="Arial" w:cs="Arial" w:eastAsia="Arial" w:hAnsi="Arial"/>
@@ -11477,7 +11477,7 @@
               <w:spacing w:after="10" w:before="0"/>
               <w:ind w:left="120"/>
             </w:pPr>
-            <w:hyperlink w:history="1" r:id="rIdy-huee5bnydkoce8_dsz9">
+            <w:hyperlink w:history="1" r:id="rIdcdelo7xpspw3sg6bj8qkf">
               <w:r>
                 <w:rPr>
                   <w:rFonts w:ascii="Arial" w:cs="Arial" w:eastAsia="Arial" w:hAnsi="Arial"/>
@@ -12964,7 +12964,7 @@
             <w:pPr>
               <w:spacing w:after="20" w:before="0"/>
             </w:pPr>
-            <w:hyperlink w:history="1" r:id="rIdg7l-yjlcor43h0g75xmjd">
+            <w:hyperlink w:history="1" r:id="rIdejncyqmuzeqv46z3fp6fr">
               <w:r>
                 <w:rPr>
                   <w:rFonts w:ascii="Arial" w:cs="Arial" w:eastAsia="Arial" w:hAnsi="Arial"/>
@@ -12997,7 +12997,7 @@
               <w:spacing w:after="10" w:before="0"/>
               <w:ind w:left="120"/>
             </w:pPr>
-            <w:hyperlink w:history="1" r:id="rIdpk0tcvekz72dt_nk-tyoz">
+            <w:hyperlink w:history="1" r:id="rIdii55iq3vecyh0jgaj4j-_">
               <w:r>
                 <w:rPr>
                   <w:rFonts w:ascii="Arial" w:cs="Arial" w:eastAsia="Arial" w:hAnsi="Arial"/>
@@ -13042,7 +13042,7 @@
             <w:pPr>
               <w:spacing w:after="20" w:before="0"/>
             </w:pPr>
-            <w:hyperlink w:history="1" r:id="rIdt5r8famaxvv86eux3v_-e">
+            <w:hyperlink w:history="1" r:id="rIdte3tspqbipyabtalysbef">
               <w:r>
                 <w:rPr>
                   <w:rFonts w:ascii="Arial" w:cs="Arial" w:eastAsia="Arial" w:hAnsi="Arial"/>
@@ -13075,7 +13075,7 @@
               <w:spacing w:after="10" w:before="0"/>
               <w:ind w:left="120"/>
             </w:pPr>
-            <w:hyperlink w:history="1" r:id="rIdc_8m_ejh5aprpz3gzluso">
+            <w:hyperlink w:history="1" r:id="rIddj7pruhjmngbuwhuk5wj1">
               <w:r>
                 <w:rPr>
                   <w:rFonts w:ascii="Arial" w:cs="Arial" w:eastAsia="Arial" w:hAnsi="Arial"/>
@@ -13270,7 +13270,7 @@
             <w:pPr>
               <w:spacing w:after="20" w:before="0"/>
             </w:pPr>
-            <w:hyperlink w:history="1" r:id="rIduztmqwe2ndc8p3ngmzb7v">
+            <w:hyperlink w:history="1" r:id="rIdoxnmwmvur1e6sxnk2mkt7">
               <w:r>
                 <w:rPr>
                   <w:rFonts w:ascii="Arial" w:cs="Arial" w:eastAsia="Arial" w:hAnsi="Arial"/>
@@ -13303,7 +13303,7 @@
               <w:spacing w:after="10" w:before="0"/>
               <w:ind w:left="120"/>
             </w:pPr>
-            <w:hyperlink w:history="1" r:id="rIdjcuiz6r6wjqpwoi6-sikr">
+            <w:hyperlink w:history="1" r:id="rIdhr_pulc4bx9rpinpccd4o">
               <w:r>
                 <w:rPr>
                   <w:rFonts w:ascii="Arial" w:cs="Arial" w:eastAsia="Arial" w:hAnsi="Arial"/>
@@ -13348,7 +13348,7 @@
             <w:pPr>
               <w:spacing w:after="20" w:before="0"/>
             </w:pPr>
-            <w:hyperlink w:history="1" r:id="rIdul739mbug4mw-gltcejdm">
+            <w:hyperlink w:history="1" r:id="rIdtd68ycsqm2_ybkk09v895">
               <w:r>
                 <w:rPr>
                   <w:rFonts w:ascii="Arial" w:cs="Arial" w:eastAsia="Arial" w:hAnsi="Arial"/>
@@ -13381,7 +13381,7 @@
               <w:spacing w:after="10" w:before="0"/>
               <w:ind w:left="120"/>
             </w:pPr>
-            <w:hyperlink w:history="1" r:id="rId35gmit3c6dsboyat3wrcz">
+            <w:hyperlink w:history="1" r:id="rIdrkkipv-8hsxgvlrluhoro">
               <w:r>
                 <w:rPr>
                   <w:rFonts w:ascii="Arial" w:cs="Arial" w:eastAsia="Arial" w:hAnsi="Arial"/>
@@ -13576,7 +13576,7 @@
             <w:pPr>
               <w:spacing w:after="20" w:before="0"/>
             </w:pPr>
-            <w:hyperlink w:history="1" r:id="rIdotdptbk1wzto1zr01xsht">
+            <w:hyperlink w:history="1" r:id="rIduwdza2tw6ptto9ysqx0h1">
               <w:r>
                 <w:rPr>
                   <w:rFonts w:ascii="Arial" w:cs="Arial" w:eastAsia="Arial" w:hAnsi="Arial"/>
@@ -13609,7 +13609,7 @@
               <w:spacing w:after="10" w:before="0"/>
               <w:ind w:left="120"/>
             </w:pPr>
-            <w:hyperlink w:history="1" r:id="rIdqa3q4nwuauuashuqpj_um">
+            <w:hyperlink w:history="1" r:id="rIdvtpgu-0v9i4dvzz7pvac6">
               <w:r>
                 <w:rPr>
                   <w:rFonts w:ascii="Arial" w:cs="Arial" w:eastAsia="Arial" w:hAnsi="Arial"/>
@@ -13654,7 +13654,7 @@
             <w:pPr>
               <w:spacing w:after="20" w:before="0"/>
             </w:pPr>
-            <w:hyperlink w:history="1" r:id="rIdth93ipsnwcfdpp7wh3yiu">
+            <w:hyperlink w:history="1" r:id="rIddfpm9fnb-1fbnk5fgs0rp">
               <w:r>
                 <w:rPr>
                   <w:rFonts w:ascii="Arial" w:cs="Arial" w:eastAsia="Arial" w:hAnsi="Arial"/>
@@ -13687,7 +13687,7 @@
               <w:spacing w:after="10" w:before="0"/>
               <w:ind w:left="120"/>
             </w:pPr>
-            <w:hyperlink w:history="1" r:id="rIdavfsspqstchzxb5stav01">
+            <w:hyperlink w:history="1" r:id="rId6hrmebonxtrkvoo10djlx">
               <w:r>
                 <w:rPr>
                   <w:rFonts w:ascii="Arial" w:cs="Arial" w:eastAsia="Arial" w:hAnsi="Arial"/>
@@ -13882,7 +13882,7 @@
             <w:pPr>
               <w:spacing w:after="20" w:before="0"/>
             </w:pPr>
-            <w:hyperlink w:history="1" r:id="rIdowwmc6vfoql2ttfb05i6o">
+            <w:hyperlink w:history="1" r:id="rId_cj5xkvbo2hvbvtzox22p">
               <w:r>
                 <w:rPr>
                   <w:rFonts w:ascii="Arial" w:cs="Arial" w:eastAsia="Arial" w:hAnsi="Arial"/>
@@ -13915,7 +13915,7 @@
               <w:spacing w:after="10" w:before="0"/>
               <w:ind w:left="120"/>
             </w:pPr>
-            <w:hyperlink w:history="1" r:id="rIdlggzm64-q7qebuxgrwydl">
+            <w:hyperlink w:history="1" r:id="rIdfdcbfztbgc-89dmt3npaj">
               <w:r>
                 <w:rPr>
                   <w:rFonts w:ascii="Arial" w:cs="Arial" w:eastAsia="Arial" w:hAnsi="Arial"/>
@@ -13960,7 +13960,7 @@
             <w:pPr>
               <w:spacing w:after="20" w:before="0"/>
             </w:pPr>
-            <w:hyperlink w:history="1" r:id="rIdggbohiotdoq5nzwctpmzw">
+            <w:hyperlink w:history="1" r:id="rIdujtedaxkbjqstlnmou5yx">
               <w:r>
                 <w:rPr>
                   <w:rFonts w:ascii="Arial" w:cs="Arial" w:eastAsia="Arial" w:hAnsi="Arial"/>
@@ -13993,7 +13993,7 @@
               <w:spacing w:after="10" w:before="0"/>
               <w:ind w:left="120"/>
             </w:pPr>
-            <w:hyperlink w:history="1" r:id="rIdidms0khe9eei79l22blld">
+            <w:hyperlink w:history="1" r:id="rIdhsjrbqywk_-j2vfxmqqzg">
               <w:r>
                 <w:rPr>
                   <w:rFonts w:ascii="Arial" w:cs="Arial" w:eastAsia="Arial" w:hAnsi="Arial"/>
@@ -14188,7 +14188,7 @@
             <w:pPr>
               <w:spacing w:after="20" w:before="0"/>
             </w:pPr>
-            <w:hyperlink w:history="1" r:id="rIdewm66qsvedfifsytcrt4b">
+            <w:hyperlink w:history="1" r:id="rId49n9ihjoufwstlgml0i7_">
               <w:r>
                 <w:rPr>
                   <w:rFonts w:ascii="Arial" w:cs="Arial" w:eastAsia="Arial" w:hAnsi="Arial"/>
@@ -14221,7 +14221,7 @@
               <w:spacing w:after="10" w:before="0"/>
               <w:ind w:left="120"/>
             </w:pPr>
-            <w:hyperlink w:history="1" r:id="rIdbtjzuhnkce9cpaj0obq7x">
+            <w:hyperlink w:history="1" r:id="rIdwrclbp3g4vmvv3nkujrj3">
               <w:r>
                 <w:rPr>
                   <w:rFonts w:ascii="Arial" w:cs="Arial" w:eastAsia="Arial" w:hAnsi="Arial"/>
@@ -14266,7 +14266,7 @@
             <w:pPr>
               <w:spacing w:after="20" w:before="0"/>
             </w:pPr>
-            <w:hyperlink w:history="1" r:id="rIdy5dm-3jdei3_ed86xrkj2">
+            <w:hyperlink w:history="1" r:id="rIdbq-lglewry3k7gf61mynx">
               <w:r>
                 <w:rPr>
                   <w:rFonts w:ascii="Arial" w:cs="Arial" w:eastAsia="Arial" w:hAnsi="Arial"/>
@@ -14299,7 +14299,7 @@
               <w:spacing w:after="10" w:before="0"/>
               <w:ind w:left="120"/>
             </w:pPr>
-            <w:hyperlink w:history="1" r:id="rId-zafm1s5ictjnrulscmpr">
+            <w:hyperlink w:history="1" r:id="rIdru3tmsfalfjkprez0rpf7">
               <w:r>
                 <w:rPr>
                   <w:rFonts w:ascii="Arial" w:cs="Arial" w:eastAsia="Arial" w:hAnsi="Arial"/>
@@ -15881,7 +15881,7 @@
             <w:pPr>
               <w:spacing w:after="20" w:before="0"/>
             </w:pPr>
-            <w:hyperlink w:history="1" r:id="rIdl4pl-ter_zgnkj3yxnwi1">
+            <w:hyperlink w:history="1" r:id="rIdbhqm8ni10-9urx7_8k8dy">
               <w:r>
                 <w:rPr>
                   <w:rFonts w:ascii="Arial" w:cs="Arial" w:eastAsia="Arial" w:hAnsi="Arial"/>
@@ -15914,7 +15914,7 @@
               <w:spacing w:after="10" w:before="0"/>
               <w:ind w:left="120"/>
             </w:pPr>
-            <w:hyperlink w:history="1" r:id="rIdqhgb2vvfbizdxdzwguisq">
+            <w:hyperlink w:history="1" r:id="rIdnuxb4-plbvzdvfqyjdoqa">
               <w:r>
                 <w:rPr>
                   <w:rFonts w:ascii="Arial" w:cs="Arial" w:eastAsia="Arial" w:hAnsi="Arial"/>
@@ -15959,7 +15959,7 @@
             <w:pPr>
               <w:spacing w:after="20" w:before="0"/>
             </w:pPr>
-            <w:hyperlink w:history="1" r:id="rIdpczqnq12fk7vogfbsdnfr">
+            <w:hyperlink w:history="1" r:id="rIdvkeyn2rfvxsinbd97llbr">
               <w:r>
                 <w:rPr>
                   <w:rFonts w:ascii="Arial" w:cs="Arial" w:eastAsia="Arial" w:hAnsi="Arial"/>
@@ -15992,7 +15992,7 @@
               <w:spacing w:after="10" w:before="0"/>
               <w:ind w:left="120"/>
             </w:pPr>
-            <w:hyperlink w:history="1" r:id="rIdffe6cod_dye-dsypwhixj">
+            <w:hyperlink w:history="1" r:id="rIdnbcztyoh1fzjotzhqv82d">
               <w:r>
                 <w:rPr>
                   <w:rFonts w:ascii="Arial" w:cs="Arial" w:eastAsia="Arial" w:hAnsi="Arial"/>
@@ -16187,7 +16187,7 @@
             <w:pPr>
               <w:spacing w:after="20" w:before="0"/>
             </w:pPr>
-            <w:hyperlink w:history="1" r:id="rIdmknd94wa4b7nxcs1dazri">
+            <w:hyperlink w:history="1" r:id="rIddukcgzkyamul1uarilnrb">
               <w:r>
                 <w:rPr>
                   <w:rFonts w:ascii="Arial" w:cs="Arial" w:eastAsia="Arial" w:hAnsi="Arial"/>
@@ -16220,7 +16220,7 @@
               <w:spacing w:after="10" w:before="0"/>
               <w:ind w:left="120"/>
             </w:pPr>
-            <w:hyperlink w:history="1" r:id="rIdou1mmougtyih2zpjyeexs">
+            <w:hyperlink w:history="1" r:id="rIdvmkdl_ul7bhf2wvtiah0f">
               <w:r>
                 <w:rPr>
                   <w:rFonts w:ascii="Arial" w:cs="Arial" w:eastAsia="Arial" w:hAnsi="Arial"/>
@@ -16265,7 +16265,7 @@
             <w:pPr>
               <w:spacing w:after="20" w:before="0"/>
             </w:pPr>
-            <w:hyperlink w:history="1" r:id="rIdgqzzbfa5pu9gphmpcvihx">
+            <w:hyperlink w:history="1" r:id="rIds-3u-vhl5ymyeefmqwc8-">
               <w:r>
                 <w:rPr>
                   <w:rFonts w:ascii="Arial" w:cs="Arial" w:eastAsia="Arial" w:hAnsi="Arial"/>
@@ -16298,7 +16298,7 @@
               <w:spacing w:after="10" w:before="0"/>
               <w:ind w:left="120"/>
             </w:pPr>
-            <w:hyperlink w:history="1" r:id="rId9upkzogoi0rv0qjgsilag">
+            <w:hyperlink w:history="1" r:id="rId4axrblr1wnlilzl0p1pip">
               <w:r>
                 <w:rPr>
                   <w:rFonts w:ascii="Arial" w:cs="Arial" w:eastAsia="Arial" w:hAnsi="Arial"/>
@@ -16493,7 +16493,7 @@
             <w:pPr>
               <w:spacing w:after="20" w:before="0"/>
             </w:pPr>
-            <w:hyperlink w:history="1" r:id="rIdly2epcamqkchtr4wmtiv2">
+            <w:hyperlink w:history="1" r:id="rId7_sxo--tr5perbfoykncw">
               <w:r>
                 <w:rPr>
                   <w:rFonts w:ascii="Arial" w:cs="Arial" w:eastAsia="Arial" w:hAnsi="Arial"/>
@@ -16526,7 +16526,7 @@
               <w:spacing w:after="10" w:before="0"/>
               <w:ind w:left="120"/>
             </w:pPr>
-            <w:hyperlink w:history="1" r:id="rIdvroe8pkb0rzsz3uuzpay1">
+            <w:hyperlink w:history="1" r:id="rIdrhgroy4xfwb7i_xejudsp">
               <w:r>
                 <w:rPr>
                   <w:rFonts w:ascii="Arial" w:cs="Arial" w:eastAsia="Arial" w:hAnsi="Arial"/>
@@ -16571,7 +16571,7 @@
             <w:pPr>
               <w:spacing w:after="20" w:before="0"/>
             </w:pPr>
-            <w:hyperlink w:history="1" r:id="rId9jrer2fqat_-vfzolpsje">
+            <w:hyperlink w:history="1" r:id="rIdhadamrvizb4nj5-gudwam">
               <w:r>
                 <w:rPr>
                   <w:rFonts w:ascii="Arial" w:cs="Arial" w:eastAsia="Arial" w:hAnsi="Arial"/>
@@ -16604,7 +16604,7 @@
               <w:spacing w:after="10" w:before="0"/>
               <w:ind w:left="120"/>
             </w:pPr>
-            <w:hyperlink w:history="1" r:id="rIdno8mkls0ezz4cm2j49wdn">
+            <w:hyperlink w:history="1" r:id="rId7x2p482ef8fagogx3o3gr">
               <w:r>
                 <w:rPr>
                   <w:rFonts w:ascii="Arial" w:cs="Arial" w:eastAsia="Arial" w:hAnsi="Arial"/>
@@ -16799,7 +16799,7 @@
             <w:pPr>
               <w:spacing w:after="20" w:before="0"/>
             </w:pPr>
-            <w:hyperlink w:history="1" r:id="rIdlbhaz9qzezmdsnmuyj_cd">
+            <w:hyperlink w:history="1" r:id="rId8p6f9uglc7umxhafkbjq2">
               <w:r>
                 <w:rPr>
                   <w:rFonts w:ascii="Arial" w:cs="Arial" w:eastAsia="Arial" w:hAnsi="Arial"/>
@@ -16832,7 +16832,7 @@
               <w:spacing w:after="10" w:before="0"/>
               <w:ind w:left="120"/>
             </w:pPr>
-            <w:hyperlink w:history="1" r:id="rId-x3eqsdcb56jncpjtoiki">
+            <w:hyperlink w:history="1" r:id="rIdrydvule-ryk4yduvn4gnk">
               <w:r>
                 <w:rPr>
                   <w:rFonts w:ascii="Arial" w:cs="Arial" w:eastAsia="Arial" w:hAnsi="Arial"/>
@@ -16877,7 +16877,7 @@
             <w:pPr>
               <w:spacing w:after="20" w:before="0"/>
             </w:pPr>
-            <w:hyperlink w:history="1" r:id="rIddlkwjmieygos_z9gaiclm">
+            <w:hyperlink w:history="1" r:id="rIdvq3gsan8b11flaaffjehp">
               <w:r>
                 <w:rPr>
                   <w:rFonts w:ascii="Arial" w:cs="Arial" w:eastAsia="Arial" w:hAnsi="Arial"/>
@@ -16910,7 +16910,7 @@
               <w:spacing w:after="10" w:before="0"/>
               <w:ind w:left="120"/>
             </w:pPr>
-            <w:hyperlink w:history="1" r:id="rIdhrqlrihl2wrk6xtse-btd">
+            <w:hyperlink w:history="1" r:id="rId_hnr5eg1jmobk8quyohp1">
               <w:r>
                 <w:rPr>
                   <w:rFonts w:ascii="Arial" w:cs="Arial" w:eastAsia="Arial" w:hAnsi="Arial"/>
@@ -17105,7 +17105,7 @@
             <w:pPr>
               <w:spacing w:after="20" w:before="0"/>
             </w:pPr>
-            <w:hyperlink w:history="1" r:id="rIdnxbrlzp9mjxhu6z0tou3h">
+            <w:hyperlink w:history="1" r:id="rIdpea_i2lh0fvcxys-ddgky">
               <w:r>
                 <w:rPr>
                   <w:rFonts w:ascii="Arial" w:cs="Arial" w:eastAsia="Arial" w:hAnsi="Arial"/>
@@ -17138,7 +17138,7 @@
               <w:spacing w:after="10" w:before="0"/>
               <w:ind w:left="120"/>
             </w:pPr>
-            <w:hyperlink w:history="1" r:id="rIdd7vxk0mhmch9aarwcfv6s">
+            <w:hyperlink w:history="1" r:id="rIdvhfh3nqtrj7phd2sjpkud">
               <w:r>
                 <w:rPr>
                   <w:rFonts w:ascii="Arial" w:cs="Arial" w:eastAsia="Arial" w:hAnsi="Arial"/>
@@ -17183,7 +17183,7 @@
             <w:pPr>
               <w:spacing w:after="20" w:before="0"/>
             </w:pPr>
-            <w:hyperlink w:history="1" r:id="rIdrkpo_ilov-l3gac31xtpx">
+            <w:hyperlink w:history="1" r:id="rIdfeztriaxlserjsijbmbmh">
               <w:r>
                 <w:rPr>
                   <w:rFonts w:ascii="Arial" w:cs="Arial" w:eastAsia="Arial" w:hAnsi="Arial"/>
@@ -17216,7 +17216,7 @@
               <w:spacing w:after="10" w:before="0"/>
               <w:ind w:left="120"/>
             </w:pPr>
-            <w:hyperlink w:history="1" r:id="rIdugth4uv_qqdniexy3bzmi">
+            <w:hyperlink w:history="1" r:id="rIdjhuzlldovl-j597nip-2a">
               <w:r>
                 <w:rPr>
                   <w:rFonts w:ascii="Arial" w:cs="Arial" w:eastAsia="Arial" w:hAnsi="Arial"/>
@@ -18703,7 +18703,7 @@
             <w:pPr>
               <w:spacing w:after="20" w:before="0"/>
             </w:pPr>
-            <w:hyperlink w:history="1" r:id="rIdcclwrv-yk0oqwc25vn8da">
+            <w:hyperlink w:history="1" r:id="rIdqvbrvny20977nc018jv6e">
               <w:r>
                 <w:rPr>
                   <w:rFonts w:ascii="Arial" w:cs="Arial" w:eastAsia="Arial" w:hAnsi="Arial"/>
@@ -18736,7 +18736,7 @@
               <w:spacing w:after="10" w:before="0"/>
               <w:ind w:left="120"/>
             </w:pPr>
-            <w:hyperlink w:history="1" r:id="rId0w84yz3tbaltpxjowxrs8">
+            <w:hyperlink w:history="1" r:id="rIdi6iipnnl4x0mxduspew3s">
               <w:r>
                 <w:rPr>
                   <w:rFonts w:ascii="Arial" w:cs="Arial" w:eastAsia="Arial" w:hAnsi="Arial"/>
@@ -18781,7 +18781,7 @@
             <w:pPr>
               <w:spacing w:after="20" w:before="0"/>
             </w:pPr>
-            <w:hyperlink w:history="1" r:id="rId6axk69c2wgqpcdogrxoic">
+            <w:hyperlink w:history="1" r:id="rIdzq6d66duxbhp7bx74g_s-">
               <w:r>
                 <w:rPr>
                   <w:rFonts w:ascii="Arial" w:cs="Arial" w:eastAsia="Arial" w:hAnsi="Arial"/>
@@ -18814,7 +18814,7 @@
               <w:spacing w:after="10" w:before="0"/>
               <w:ind w:left="120"/>
             </w:pPr>
-            <w:hyperlink w:history="1" r:id="rIdcuxu3r1r8dzchx-zqhs4i">
+            <w:hyperlink w:history="1" r:id="rIdbcclxibztzzzwsllaospx">
               <w:r>
                 <w:rPr>
                   <w:rFonts w:ascii="Arial" w:cs="Arial" w:eastAsia="Arial" w:hAnsi="Arial"/>
@@ -19009,7 +19009,7 @@
             <w:pPr>
               <w:spacing w:after="20" w:before="0"/>
             </w:pPr>
-            <w:hyperlink w:history="1" r:id="rIdqwwbbnjsgofbrglwdghqp">
+            <w:hyperlink w:history="1" r:id="rId1utw6uamyhdukvxhyo0mv">
               <w:r>
                 <w:rPr>
                   <w:rFonts w:ascii="Arial" w:cs="Arial" w:eastAsia="Arial" w:hAnsi="Arial"/>
@@ -19042,7 +19042,7 @@
               <w:spacing w:after="10" w:before="0"/>
               <w:ind w:left="120"/>
             </w:pPr>
-            <w:hyperlink w:history="1" r:id="rIdcik56lmrsqyr5gt6lxi7w">
+            <w:hyperlink w:history="1" r:id="rIdcrmbfzjgsnkuctc9mutji">
               <w:r>
                 <w:rPr>
                   <w:rFonts w:ascii="Arial" w:cs="Arial" w:eastAsia="Arial" w:hAnsi="Arial"/>
@@ -19087,7 +19087,7 @@
             <w:pPr>
               <w:spacing w:after="20" w:before="0"/>
             </w:pPr>
-            <w:hyperlink w:history="1" r:id="rIdqct4bvqt3_jqfmxruzd9i">
+            <w:hyperlink w:history="1" r:id="rId8sykztp5uovc6d3s-kxi4">
               <w:r>
                 <w:rPr>
                   <w:rFonts w:ascii="Arial" w:cs="Arial" w:eastAsia="Arial" w:hAnsi="Arial"/>
@@ -19120,7 +19120,7 @@
               <w:spacing w:after="10" w:before="0"/>
               <w:ind w:left="120"/>
             </w:pPr>
-            <w:hyperlink w:history="1" r:id="rIdnnk_9zsadrdq3luqs0x0_">
+            <w:hyperlink w:history="1" r:id="rIdpj2tpomm8mhgdxpgjaajh">
               <w:r>
                 <w:rPr>
                   <w:rFonts w:ascii="Arial" w:cs="Arial" w:eastAsia="Arial" w:hAnsi="Arial"/>
@@ -19315,7 +19315,7 @@
             <w:pPr>
               <w:spacing w:after="20" w:before="0"/>
             </w:pPr>
-            <w:hyperlink w:history="1" r:id="rIdwd15x5npqqv3wqrxswsb9">
+            <w:hyperlink w:history="1" r:id="rIdiuageogf2qsfgfx3bll7u">
               <w:r>
                 <w:rPr>
                   <w:rFonts w:ascii="Arial" w:cs="Arial" w:eastAsia="Arial" w:hAnsi="Arial"/>
@@ -19348,7 +19348,7 @@
               <w:spacing w:after="10" w:before="0"/>
               <w:ind w:left="120"/>
             </w:pPr>
-            <w:hyperlink w:history="1" r:id="rId_aaraljdvnc7cgflfeasp">
+            <w:hyperlink w:history="1" r:id="rId0_eeowi0mpu5a10h-ezed">
               <w:r>
                 <w:rPr>
                   <w:rFonts w:ascii="Arial" w:cs="Arial" w:eastAsia="Arial" w:hAnsi="Arial"/>
@@ -19393,7 +19393,7 @@
             <w:pPr>
               <w:spacing w:after="20" w:before="0"/>
             </w:pPr>
-            <w:hyperlink w:history="1" r:id="rIdrnshmbwja-_uvydek1irw">
+            <w:hyperlink w:history="1" r:id="rIds8zaydc98cl4vpvtp2zbt">
               <w:r>
                 <w:rPr>
                   <w:rFonts w:ascii="Arial" w:cs="Arial" w:eastAsia="Arial" w:hAnsi="Arial"/>
@@ -19426,7 +19426,7 @@
               <w:spacing w:after="10" w:before="0"/>
               <w:ind w:left="120"/>
             </w:pPr>
-            <w:hyperlink w:history="1" r:id="rIdtupqk28wae0uf78dehpcn">
+            <w:hyperlink w:history="1" r:id="rIdqhi8mbhavqbqq2pmp_ngb">
               <w:r>
                 <w:rPr>
                   <w:rFonts w:ascii="Arial" w:cs="Arial" w:eastAsia="Arial" w:hAnsi="Arial"/>
@@ -19621,7 +19621,7 @@
             <w:pPr>
               <w:spacing w:after="20" w:before="0"/>
             </w:pPr>
-            <w:hyperlink w:history="1" r:id="rIdhqpanad4rpgm_oqtpxjgj">
+            <w:hyperlink w:history="1" r:id="rId5mtnknlokfudgmzhzac64">
               <w:r>
                 <w:rPr>
                   <w:rFonts w:ascii="Arial" w:cs="Arial" w:eastAsia="Arial" w:hAnsi="Arial"/>
@@ -19654,7 +19654,7 @@
               <w:spacing w:after="10" w:before="0"/>
               <w:ind w:left="120"/>
             </w:pPr>
-            <w:hyperlink w:history="1" r:id="rIdqyexg1a5civ52jpdendjm">
+            <w:hyperlink w:history="1" r:id="rIdqfxeutstns1868nzln9az">
               <w:r>
                 <w:rPr>
                   <w:rFonts w:ascii="Arial" w:cs="Arial" w:eastAsia="Arial" w:hAnsi="Arial"/>
@@ -19699,7 +19699,7 @@
             <w:pPr>
               <w:spacing w:after="20" w:before="0"/>
             </w:pPr>
-            <w:hyperlink w:history="1" r:id="rIdphhgdmg7hq8v0iqgqqkgk">
+            <w:hyperlink w:history="1" r:id="rIdkcy8nvclzom4m1embiea0">
               <w:r>
                 <w:rPr>
                   <w:rFonts w:ascii="Arial" w:cs="Arial" w:eastAsia="Arial" w:hAnsi="Arial"/>
@@ -19732,7 +19732,7 @@
               <w:spacing w:after="10" w:before="0"/>
               <w:ind w:left="120"/>
             </w:pPr>
-            <w:hyperlink w:history="1" r:id="rId7h31w3ybjputnfmatygo5">
+            <w:hyperlink w:history="1" r:id="rIdyujruuebzg6arfatho2p9">
               <w:r>
                 <w:rPr>
                   <w:rFonts w:ascii="Arial" w:cs="Arial" w:eastAsia="Arial" w:hAnsi="Arial"/>
@@ -19927,7 +19927,7 @@
             <w:pPr>
               <w:spacing w:after="20" w:before="0"/>
             </w:pPr>
-            <w:hyperlink w:history="1" r:id="rIduxkg-cmkmlcx6nfbdlnk0">
+            <w:hyperlink w:history="1" r:id="rIdrmovz0ndess-ufaf_tasf">
               <w:r>
                 <w:rPr>
                   <w:rFonts w:ascii="Arial" w:cs="Arial" w:eastAsia="Arial" w:hAnsi="Arial"/>
@@ -19960,7 +19960,7 @@
               <w:spacing w:after="10" w:before="0"/>
               <w:ind w:left="120"/>
             </w:pPr>
-            <w:hyperlink w:history="1" r:id="rIdm6npzpfgmhteur6nysl93">
+            <w:hyperlink w:history="1" r:id="rIdfloml82ta3tfemnhwolt8">
               <w:r>
                 <w:rPr>
                   <w:rFonts w:ascii="Arial" w:cs="Arial" w:eastAsia="Arial" w:hAnsi="Arial"/>
@@ -20005,7 +20005,7 @@
             <w:pPr>
               <w:spacing w:after="20" w:before="0"/>
             </w:pPr>
-            <w:hyperlink w:history="1" r:id="rIdzwpyc-edpggp4ezflmzzz">
+            <w:hyperlink w:history="1" r:id="rIdvtvk5lyphipfnqh7by0w1">
               <w:r>
                 <w:rPr>
                   <w:rFonts w:ascii="Arial" w:cs="Arial" w:eastAsia="Arial" w:hAnsi="Arial"/>
@@ -20038,7 +20038,7 @@
               <w:spacing w:after="10" w:before="0"/>
               <w:ind w:left="120"/>
             </w:pPr>
-            <w:hyperlink w:history="1" r:id="rIdr1k0x5hpbkbmnf7cfqbnh">
+            <w:hyperlink w:history="1" r:id="rIdzmyfcgr-h8lqeo6vkay7c">
               <w:r>
                 <w:rPr>
                   <w:rFonts w:ascii="Arial" w:cs="Arial" w:eastAsia="Arial" w:hAnsi="Arial"/>

--- a/data/outputs/v2/Biology/SS1.2_Chemicals_of_Life/Biology_Chemicals_of_Life_CBE_LessonSequence.docx
+++ b/data/outputs/v2/Biology/SS1.2_Chemicals_of_Life/Biology_Chemicals_of_Life_CBE_LessonSequence.docx
@@ -3244,7 +3244,7 @@
             <w:pPr>
               <w:spacing w:after="20" w:before="0"/>
             </w:pPr>
-            <w:hyperlink w:history="1" r:id="rId-ljyikvn8v0uc-u_gktxn">
+            <w:hyperlink w:history="1" r:id="rIda95end98t4esg8lfvxeu0">
               <w:r>
                 <w:rPr>
                   <w:rFonts w:ascii="Arial" w:cs="Arial" w:eastAsia="Arial" w:hAnsi="Arial"/>
@@ -3277,7 +3277,7 @@
               <w:spacing w:after="10" w:before="0"/>
               <w:ind w:left="120"/>
             </w:pPr>
-            <w:hyperlink w:history="1" r:id="rIdc3vj9gm10l5zbrmxa1myt">
+            <w:hyperlink w:history="1" r:id="rIdouurd9zbmmykc_lcwugsj">
               <w:r>
                 <w:rPr>
                   <w:rFonts w:ascii="Arial" w:cs="Arial" w:eastAsia="Arial" w:hAnsi="Arial"/>
@@ -3322,7 +3322,7 @@
             <w:pPr>
               <w:spacing w:after="20" w:before="0"/>
             </w:pPr>
-            <w:hyperlink w:history="1" r:id="rId7onuwbmnqdq69bcdu80nl">
+            <w:hyperlink w:history="1" r:id="rIdwyvzwj8kfukoo5tzigq6i">
               <w:r>
                 <w:rPr>
                   <w:rFonts w:ascii="Arial" w:cs="Arial" w:eastAsia="Arial" w:hAnsi="Arial"/>
@@ -3355,7 +3355,7 @@
               <w:spacing w:after="10" w:before="0"/>
               <w:ind w:left="120"/>
             </w:pPr>
-            <w:hyperlink w:history="1" r:id="rIdx-0iata1si0glbbxiyz1w">
+            <w:hyperlink w:history="1" r:id="rIdcmdsvqsos2qopy6yd0ihi">
               <w:r>
                 <w:rPr>
                   <w:rFonts w:ascii="Arial" w:cs="Arial" w:eastAsia="Arial" w:hAnsi="Arial"/>
@@ -3816,7 +3816,7 @@
             <w:pPr>
               <w:spacing w:after="20" w:before="0"/>
             </w:pPr>
-            <w:hyperlink w:history="1" r:id="rIdyynx5mc-sowvyj3btvhug">
+            <w:hyperlink w:history="1" r:id="rIduaetbrwzbs49eafftplww">
               <w:r>
                 <w:rPr>
                   <w:rFonts w:ascii="Arial" w:cs="Arial" w:eastAsia="Arial" w:hAnsi="Arial"/>
@@ -3849,7 +3849,7 @@
               <w:spacing w:after="10" w:before="0"/>
               <w:ind w:left="120"/>
             </w:pPr>
-            <w:hyperlink w:history="1" r:id="rIdp00zjhhrmlcqybvf_ex5s">
+            <w:hyperlink w:history="1" r:id="rIdq2tiad8zqmrtqkyfayjsq">
               <w:r>
                 <w:rPr>
                   <w:rFonts w:ascii="Arial" w:cs="Arial" w:eastAsia="Arial" w:hAnsi="Arial"/>
@@ -3894,7 +3894,7 @@
             <w:pPr>
               <w:spacing w:after="20" w:before="0"/>
             </w:pPr>
-            <w:hyperlink w:history="1" r:id="rIdtcwpfvjdi-8quqmttlzr6">
+            <w:hyperlink w:history="1" r:id="rId9sg3uyuer7mzh6o5jpqgb">
               <w:r>
                 <w:rPr>
                   <w:rFonts w:ascii="Arial" w:cs="Arial" w:eastAsia="Arial" w:hAnsi="Arial"/>
@@ -3927,7 +3927,7 @@
               <w:spacing w:after="10" w:before="0"/>
               <w:ind w:left="120"/>
             </w:pPr>
-            <w:hyperlink w:history="1" r:id="rIdqfr54uycurdmswlnoc8kg">
+            <w:hyperlink w:history="1" r:id="rIdfirdlsogcie3tgl-3iir0">
               <w:r>
                 <w:rPr>
                   <w:rFonts w:ascii="Arial" w:cs="Arial" w:eastAsia="Arial" w:hAnsi="Arial"/>
@@ -4274,7 +4274,7 @@
             <w:pPr>
               <w:spacing w:after="20" w:before="0"/>
             </w:pPr>
-            <w:hyperlink w:history="1" r:id="rIdinuezzzm1xchtvf4lcaia">
+            <w:hyperlink w:history="1" r:id="rIdgj7wrnxsl1lovyfigispo">
               <w:r>
                 <w:rPr>
                   <w:rFonts w:ascii="Arial" w:cs="Arial" w:eastAsia="Arial" w:hAnsi="Arial"/>
@@ -4307,7 +4307,7 @@
               <w:spacing w:after="10" w:before="0"/>
               <w:ind w:left="120"/>
             </w:pPr>
-            <w:hyperlink w:history="1" r:id="rIdnyzuxtpgzp1-wmsygaqhh">
+            <w:hyperlink w:history="1" r:id="rIdpremmbixwmf2pyq8dqw0q">
               <w:r>
                 <w:rPr>
                   <w:rFonts w:ascii="Arial" w:cs="Arial" w:eastAsia="Arial" w:hAnsi="Arial"/>
@@ -4352,7 +4352,7 @@
             <w:pPr>
               <w:spacing w:after="20" w:before="0"/>
             </w:pPr>
-            <w:hyperlink w:history="1" r:id="rId0f9kfn0q6ikztxzehuthy">
+            <w:hyperlink w:history="1" r:id="rId5j2898zpyiqffcvc7sg1c">
               <w:r>
                 <w:rPr>
                   <w:rFonts w:ascii="Arial" w:cs="Arial" w:eastAsia="Arial" w:hAnsi="Arial"/>
@@ -4385,7 +4385,7 @@
               <w:spacing w:after="10" w:before="0"/>
               <w:ind w:left="120"/>
             </w:pPr>
-            <w:hyperlink w:history="1" r:id="rIdeyz29j-ro0znjamxicpue">
+            <w:hyperlink w:history="1" r:id="rId_66sc2vllbzyvfw7qqdfh">
               <w:r>
                 <w:rPr>
                   <w:rFonts w:ascii="Arial" w:cs="Arial" w:eastAsia="Arial" w:hAnsi="Arial"/>
@@ -4770,7 +4770,7 @@
             <w:pPr>
               <w:spacing w:after="20" w:before="0"/>
             </w:pPr>
-            <w:hyperlink w:history="1" r:id="rId755nivn-ju5bdrdcetple">
+            <w:hyperlink w:history="1" r:id="rIdcylgd3oypubsteq9z37bq">
               <w:r>
                 <w:rPr>
                   <w:rFonts w:ascii="Arial" w:cs="Arial" w:eastAsia="Arial" w:hAnsi="Arial"/>
@@ -4803,7 +4803,7 @@
               <w:spacing w:after="10" w:before="0"/>
               <w:ind w:left="120"/>
             </w:pPr>
-            <w:hyperlink w:history="1" r:id="rIdqqo9rtuz4c9xaqc3123db">
+            <w:hyperlink w:history="1" r:id="rIdvd5uhyq_yl3zrt8e3h8im">
               <w:r>
                 <w:rPr>
                   <w:rFonts w:ascii="Arial" w:cs="Arial" w:eastAsia="Arial" w:hAnsi="Arial"/>
@@ -4848,7 +4848,7 @@
             <w:pPr>
               <w:spacing w:after="20" w:before="0"/>
             </w:pPr>
-            <w:hyperlink w:history="1" r:id="rId0b6gauh_h1dkh_xtarpbx">
+            <w:hyperlink w:history="1" r:id="rIdijorp3iifkhepsuziwkxt">
               <w:r>
                 <w:rPr>
                   <w:rFonts w:ascii="Arial" w:cs="Arial" w:eastAsia="Arial" w:hAnsi="Arial"/>
@@ -4881,7 +4881,7 @@
               <w:spacing w:after="10" w:before="0"/>
               <w:ind w:left="120"/>
             </w:pPr>
-            <w:hyperlink w:history="1" r:id="rIdasquxtkacq1vljkkyh0r8">
+            <w:hyperlink w:history="1" r:id="rIdbzh-5r1bijtvetpq-ncgy">
               <w:r>
                 <w:rPr>
                   <w:rFonts w:ascii="Arial" w:cs="Arial" w:eastAsia="Arial" w:hAnsi="Arial"/>
@@ -5228,7 +5228,7 @@
             <w:pPr>
               <w:spacing w:after="20" w:before="0"/>
             </w:pPr>
-            <w:hyperlink w:history="1" r:id="rId8y48qyhalvpjcb8ifxdd5">
+            <w:hyperlink w:history="1" r:id="rId_ahnt_a6kqulqtxvwuow0">
               <w:r>
                 <w:rPr>
                   <w:rFonts w:ascii="Arial" w:cs="Arial" w:eastAsia="Arial" w:hAnsi="Arial"/>
@@ -5261,7 +5261,7 @@
               <w:spacing w:after="10" w:before="0"/>
               <w:ind w:left="120"/>
             </w:pPr>
-            <w:hyperlink w:history="1" r:id="rIdqhdf89ofgkcm_lurf65be">
+            <w:hyperlink w:history="1" r:id="rIdtpjpn97ohefljyx98qema">
               <w:r>
                 <w:rPr>
                   <w:rFonts w:ascii="Arial" w:cs="Arial" w:eastAsia="Arial" w:hAnsi="Arial"/>
@@ -5306,7 +5306,7 @@
             <w:pPr>
               <w:spacing w:after="20" w:before="0"/>
             </w:pPr>
-            <w:hyperlink w:history="1" r:id="rIdd_nsvxev7vvazrcd_c7zx">
+            <w:hyperlink w:history="1" r:id="rIdqtnpsbgdtshol53flfzct">
               <w:r>
                 <w:rPr>
                   <w:rFonts w:ascii="Arial" w:cs="Arial" w:eastAsia="Arial" w:hAnsi="Arial"/>
@@ -5339,7 +5339,7 @@
               <w:spacing w:after="10" w:before="0"/>
               <w:ind w:left="120"/>
             </w:pPr>
-            <w:hyperlink w:history="1" r:id="rIdks_pdus6viwvhgkmovxep">
+            <w:hyperlink w:history="1" r:id="rId8pkyd80w4syjb7qr9jzds">
               <w:r>
                 <w:rPr>
                   <w:rFonts w:ascii="Arial" w:cs="Arial" w:eastAsia="Arial" w:hAnsi="Arial"/>
@@ -7206,7 +7206,7 @@
             <w:pPr>
               <w:spacing w:after="20" w:before="0"/>
             </w:pPr>
-            <w:hyperlink w:history="1" r:id="rIds_81vntbfvwcgzk6dyz1p">
+            <w:hyperlink w:history="1" r:id="rIdfimdo8fojaeqlq8vrvxoy">
               <w:r>
                 <w:rPr>
                   <w:rFonts w:ascii="Arial" w:cs="Arial" w:eastAsia="Arial" w:hAnsi="Arial"/>
@@ -7239,7 +7239,7 @@
               <w:spacing w:after="10" w:before="0"/>
               <w:ind w:left="120"/>
             </w:pPr>
-            <w:hyperlink w:history="1" r:id="rIdwrftkxo6jhck57gann54o">
+            <w:hyperlink w:history="1" r:id="rIdmhdnlbb4voh2auv1yb7c9">
               <w:r>
                 <w:rPr>
                   <w:rFonts w:ascii="Arial" w:cs="Arial" w:eastAsia="Arial" w:hAnsi="Arial"/>
@@ -7284,7 +7284,7 @@
             <w:pPr>
               <w:spacing w:after="20" w:before="0"/>
             </w:pPr>
-            <w:hyperlink w:history="1" r:id="rIdb6syb40a2z_ofdh32rvhj">
+            <w:hyperlink w:history="1" r:id="rIdw7hs5dzsjecf8b_pnszhc">
               <w:r>
                 <w:rPr>
                   <w:rFonts w:ascii="Arial" w:cs="Arial" w:eastAsia="Arial" w:hAnsi="Arial"/>
@@ -7317,7 +7317,7 @@
               <w:spacing w:after="10" w:before="0"/>
               <w:ind w:left="120"/>
             </w:pPr>
-            <w:hyperlink w:history="1" r:id="rIdtlzfnf4vmwdxayz57hr9v">
+            <w:hyperlink w:history="1" r:id="rIdkkamabsznagnulhd7zc9r">
               <w:r>
                 <w:rPr>
                   <w:rFonts w:ascii="Arial" w:cs="Arial" w:eastAsia="Arial" w:hAnsi="Arial"/>
@@ -7512,7 +7512,7 @@
             <w:pPr>
               <w:spacing w:after="20" w:before="0"/>
             </w:pPr>
-            <w:hyperlink w:history="1" r:id="rIdfja-7iaasqucgjdpha--f">
+            <w:hyperlink w:history="1" r:id="rIde7br0ieyyk15sl9-qdute">
               <w:r>
                 <w:rPr>
                   <w:rFonts w:ascii="Arial" w:cs="Arial" w:eastAsia="Arial" w:hAnsi="Arial"/>
@@ -7545,7 +7545,7 @@
               <w:spacing w:after="10" w:before="0"/>
               <w:ind w:left="120"/>
             </w:pPr>
-            <w:hyperlink w:history="1" r:id="rIdjkjcy-fp2v7tegx9lbb-2">
+            <w:hyperlink w:history="1" r:id="rIdislyeart9lfvecsk7ldz6">
               <w:r>
                 <w:rPr>
                   <w:rFonts w:ascii="Arial" w:cs="Arial" w:eastAsia="Arial" w:hAnsi="Arial"/>
@@ -7590,7 +7590,7 @@
             <w:pPr>
               <w:spacing w:after="20" w:before="0"/>
             </w:pPr>
-            <w:hyperlink w:history="1" r:id="rIdwwh_tfj9nf4vtaakid-rk">
+            <w:hyperlink w:history="1" r:id="rId40dukzwit0h__qhjb-bx9">
               <w:r>
                 <w:rPr>
                   <w:rFonts w:ascii="Arial" w:cs="Arial" w:eastAsia="Arial" w:hAnsi="Arial"/>
@@ -7623,7 +7623,7 @@
               <w:spacing w:after="10" w:before="0"/>
               <w:ind w:left="120"/>
             </w:pPr>
-            <w:hyperlink w:history="1" r:id="rId6wxhzrwifocvs4xnxlhhz">
+            <w:hyperlink w:history="1" r:id="rIdbvz6gteol6ysplywshzz5">
               <w:r>
                 <w:rPr>
                   <w:rFonts w:ascii="Arial" w:cs="Arial" w:eastAsia="Arial" w:hAnsi="Arial"/>
@@ -7818,7 +7818,7 @@
             <w:pPr>
               <w:spacing w:after="20" w:before="0"/>
             </w:pPr>
-            <w:hyperlink w:history="1" r:id="rIdojbvdbql825716_pizphe">
+            <w:hyperlink w:history="1" r:id="rId3hthxrj8ovsqxzqdo71qk">
               <w:r>
                 <w:rPr>
                   <w:rFonts w:ascii="Arial" w:cs="Arial" w:eastAsia="Arial" w:hAnsi="Arial"/>
@@ -7851,7 +7851,7 @@
               <w:spacing w:after="10" w:before="0"/>
               <w:ind w:left="120"/>
             </w:pPr>
-            <w:hyperlink w:history="1" r:id="rIdgfh838ckugueqjlbs1sg0">
+            <w:hyperlink w:history="1" r:id="rIdl2rdj_xkfeln-ud0zxbuq">
               <w:r>
                 <w:rPr>
                   <w:rFonts w:ascii="Arial" w:cs="Arial" w:eastAsia="Arial" w:hAnsi="Arial"/>
@@ -7896,7 +7896,7 @@
             <w:pPr>
               <w:spacing w:after="20" w:before="0"/>
             </w:pPr>
-            <w:hyperlink w:history="1" r:id="rIdi8glcdsgqny87sgd2wyh6">
+            <w:hyperlink w:history="1" r:id="rIds_mil4iw1jk8ikzjh5xrd">
               <w:r>
                 <w:rPr>
                   <w:rFonts w:ascii="Arial" w:cs="Arial" w:eastAsia="Arial" w:hAnsi="Arial"/>
@@ -7929,7 +7929,7 @@
               <w:spacing w:after="10" w:before="0"/>
               <w:ind w:left="120"/>
             </w:pPr>
-            <w:hyperlink w:history="1" r:id="rIda6-zvdndn5vhqkfbgsc5m">
+            <w:hyperlink w:history="1" r:id="rIdlnak8agkcggfqo2_wrdum">
               <w:r>
                 <w:rPr>
                   <w:rFonts w:ascii="Arial" w:cs="Arial" w:eastAsia="Arial" w:hAnsi="Arial"/>
@@ -8124,7 +8124,7 @@
             <w:pPr>
               <w:spacing w:after="20" w:before="0"/>
             </w:pPr>
-            <w:hyperlink w:history="1" r:id="rIdx6gcle4zhagd4cirytnnu">
+            <w:hyperlink w:history="1" r:id="rIdihver2bmonjpbsfnoipi5">
               <w:r>
                 <w:rPr>
                   <w:rFonts w:ascii="Arial" w:cs="Arial" w:eastAsia="Arial" w:hAnsi="Arial"/>
@@ -8157,7 +8157,7 @@
               <w:spacing w:after="10" w:before="0"/>
               <w:ind w:left="120"/>
             </w:pPr>
-            <w:hyperlink w:history="1" r:id="rIdnsyw6-hixnu7uqtysvypu">
+            <w:hyperlink w:history="1" r:id="rIdrrr_hyhmsq5k6tvjkd9h-">
               <w:r>
                 <w:rPr>
                   <w:rFonts w:ascii="Arial" w:cs="Arial" w:eastAsia="Arial" w:hAnsi="Arial"/>
@@ -8202,7 +8202,7 @@
             <w:pPr>
               <w:spacing w:after="20" w:before="0"/>
             </w:pPr>
-            <w:hyperlink w:history="1" r:id="rIdf74dvdgfscwdhrwrttkdv">
+            <w:hyperlink w:history="1" r:id="rIdqotn0vhhjitxrmrgzk7d0">
               <w:r>
                 <w:rPr>
                   <w:rFonts w:ascii="Arial" w:cs="Arial" w:eastAsia="Arial" w:hAnsi="Arial"/>
@@ -8235,7 +8235,7 @@
               <w:spacing w:after="10" w:before="0"/>
               <w:ind w:left="120"/>
             </w:pPr>
-            <w:hyperlink w:history="1" r:id="rIdbrjcgtruopdh3lhkc3wgv">
+            <w:hyperlink w:history="1" r:id="rIdipu-zjidlhcld-ehwiomm">
               <w:r>
                 <w:rPr>
                   <w:rFonts w:ascii="Arial" w:cs="Arial" w:eastAsia="Arial" w:hAnsi="Arial"/>
@@ -8430,7 +8430,7 @@
             <w:pPr>
               <w:spacing w:after="20" w:before="0"/>
             </w:pPr>
-            <w:hyperlink w:history="1" r:id="rIddzhwt0hms6wohnghticom">
+            <w:hyperlink w:history="1" r:id="rId-mbhbhl0zjduevepuxfuy">
               <w:r>
                 <w:rPr>
                   <w:rFonts w:ascii="Arial" w:cs="Arial" w:eastAsia="Arial" w:hAnsi="Arial"/>
@@ -8463,7 +8463,7 @@
               <w:spacing w:after="10" w:before="0"/>
               <w:ind w:left="120"/>
             </w:pPr>
-            <w:hyperlink w:history="1" r:id="rIdehfyb2bngtczwzzt3rkb0">
+            <w:hyperlink w:history="1" r:id="rId6y3fucmp9qbbnhzxkrzi5">
               <w:r>
                 <w:rPr>
                   <w:rFonts w:ascii="Arial" w:cs="Arial" w:eastAsia="Arial" w:hAnsi="Arial"/>
@@ -8508,7 +8508,7 @@
             <w:pPr>
               <w:spacing w:after="20" w:before="0"/>
             </w:pPr>
-            <w:hyperlink w:history="1" r:id="rIdxgzg9xlbyuafp4gjgdpox">
+            <w:hyperlink w:history="1" r:id="rIdgaurfjhwmvejeoupcopkl">
               <w:r>
                 <w:rPr>
                   <w:rFonts w:ascii="Arial" w:cs="Arial" w:eastAsia="Arial" w:hAnsi="Arial"/>
@@ -8541,7 +8541,7 @@
               <w:spacing w:after="10" w:before="0"/>
               <w:ind w:left="120"/>
             </w:pPr>
-            <w:hyperlink w:history="1" r:id="rIdmgiqey4-axufm4nmqhhol">
+            <w:hyperlink w:history="1" r:id="rIdydrzvs1sahjtrqzeqmx8_">
               <w:r>
                 <w:rPr>
                   <w:rFonts w:ascii="Arial" w:cs="Arial" w:eastAsia="Arial" w:hAnsi="Arial"/>
@@ -10142,7 +10142,7 @@
             <w:pPr>
               <w:spacing w:after="20" w:before="0"/>
             </w:pPr>
-            <w:hyperlink w:history="1" r:id="rIdnwvoeu1ff1n5xdp8sk7ab">
+            <w:hyperlink w:history="1" r:id="rIdxbkfqn_8yniig2h6hkra2">
               <w:r>
                 <w:rPr>
                   <w:rFonts w:ascii="Arial" w:cs="Arial" w:eastAsia="Arial" w:hAnsi="Arial"/>
@@ -10175,7 +10175,7 @@
               <w:spacing w:after="10" w:before="0"/>
               <w:ind w:left="120"/>
             </w:pPr>
-            <w:hyperlink w:history="1" r:id="rIdchlx5r664ralkgtzdupku">
+            <w:hyperlink w:history="1" r:id="rId_pf76jddgwbapsbxr5hic">
               <w:r>
                 <w:rPr>
                   <w:rFonts w:ascii="Arial" w:cs="Arial" w:eastAsia="Arial" w:hAnsi="Arial"/>
@@ -10220,7 +10220,7 @@
             <w:pPr>
               <w:spacing w:after="20" w:before="0"/>
             </w:pPr>
-            <w:hyperlink w:history="1" r:id="rIdqlgnu83ws03qxpyfvjbik">
+            <w:hyperlink w:history="1" r:id="rIdzf02-vrgnhsur4coqw68d">
               <w:r>
                 <w:rPr>
                   <w:rFonts w:ascii="Arial" w:cs="Arial" w:eastAsia="Arial" w:hAnsi="Arial"/>
@@ -10253,7 +10253,7 @@
               <w:spacing w:after="10" w:before="0"/>
               <w:ind w:left="120"/>
             </w:pPr>
-            <w:hyperlink w:history="1" r:id="rIduesnmcdbem9ciz2kgq-lz">
+            <w:hyperlink w:history="1" r:id="rIdn6gk8pbarbx2jtcr6kets">
               <w:r>
                 <w:rPr>
                   <w:rFonts w:ascii="Arial" w:cs="Arial" w:eastAsia="Arial" w:hAnsi="Arial"/>
@@ -10448,7 +10448,7 @@
             <w:pPr>
               <w:spacing w:after="20" w:before="0"/>
             </w:pPr>
-            <w:hyperlink w:history="1" r:id="rIdl7it5kj1-g0kv2zj4mfrv">
+            <w:hyperlink w:history="1" r:id="rIdd3kj3nultihtyidanqq-7">
               <w:r>
                 <w:rPr>
                   <w:rFonts w:ascii="Arial" w:cs="Arial" w:eastAsia="Arial" w:hAnsi="Arial"/>
@@ -10481,7 +10481,7 @@
               <w:spacing w:after="10" w:before="0"/>
               <w:ind w:left="120"/>
             </w:pPr>
-            <w:hyperlink w:history="1" r:id="rId7ihu2fl6cgfm_n9ylft1k">
+            <w:hyperlink w:history="1" r:id="rIdnpzlmkou1jciz_pde2ott">
               <w:r>
                 <w:rPr>
                   <w:rFonts w:ascii="Arial" w:cs="Arial" w:eastAsia="Arial" w:hAnsi="Arial"/>
@@ -10526,7 +10526,7 @@
             <w:pPr>
               <w:spacing w:after="20" w:before="0"/>
             </w:pPr>
-            <w:hyperlink w:history="1" r:id="rIdsrtge21schlqk9s5gzdvj">
+            <w:hyperlink w:history="1" r:id="rIdmwrg9ydnwdmhzrlexzwin">
               <w:r>
                 <w:rPr>
                   <w:rFonts w:ascii="Arial" w:cs="Arial" w:eastAsia="Arial" w:hAnsi="Arial"/>
@@ -10559,7 +10559,7 @@
               <w:spacing w:after="10" w:before="0"/>
               <w:ind w:left="120"/>
             </w:pPr>
-            <w:hyperlink w:history="1" r:id="rIdpvwpesywp-wb-523maldu">
+            <w:hyperlink w:history="1" r:id="rIdtfcqfdgjbqkilo6fdgb6f">
               <w:r>
                 <w:rPr>
                   <w:rFonts w:ascii="Arial" w:cs="Arial" w:eastAsia="Arial" w:hAnsi="Arial"/>
@@ -10754,7 +10754,7 @@
             <w:pPr>
               <w:spacing w:after="20" w:before="0"/>
             </w:pPr>
-            <w:hyperlink w:history="1" r:id="rIduzinay0g7mvrit3mbpsvo">
+            <w:hyperlink w:history="1" r:id="rIde9b6p0ttjrwh5_1nnjyvg">
               <w:r>
                 <w:rPr>
                   <w:rFonts w:ascii="Arial" w:cs="Arial" w:eastAsia="Arial" w:hAnsi="Arial"/>
@@ -10787,7 +10787,7 @@
               <w:spacing w:after="10" w:before="0"/>
               <w:ind w:left="120"/>
             </w:pPr>
-            <w:hyperlink w:history="1" r:id="rIdzoq_tvpjrp15t4tpujpxl">
+            <w:hyperlink w:history="1" r:id="rIdi4xzbmsaeppxywfxkaax6">
               <w:r>
                 <w:rPr>
                   <w:rFonts w:ascii="Arial" w:cs="Arial" w:eastAsia="Arial" w:hAnsi="Arial"/>
@@ -10832,7 +10832,7 @@
             <w:pPr>
               <w:spacing w:after="20" w:before="0"/>
             </w:pPr>
-            <w:hyperlink w:history="1" r:id="rIde4ophd-5brnyjar78wepu">
+            <w:hyperlink w:history="1" r:id="rIdkn-dfw0o2k6u8_eqinl01">
               <w:r>
                 <w:rPr>
                   <w:rFonts w:ascii="Arial" w:cs="Arial" w:eastAsia="Arial" w:hAnsi="Arial"/>
@@ -10865,7 +10865,7 @@
               <w:spacing w:after="10" w:before="0"/>
               <w:ind w:left="120"/>
             </w:pPr>
-            <w:hyperlink w:history="1" r:id="rIdmumh4gx_tcc4hjgw1mray">
+            <w:hyperlink w:history="1" r:id="rIdp3zduo06xcac8fmlcfsdx">
               <w:r>
                 <w:rPr>
                   <w:rFonts w:ascii="Arial" w:cs="Arial" w:eastAsia="Arial" w:hAnsi="Arial"/>
@@ -11060,7 +11060,7 @@
             <w:pPr>
               <w:spacing w:after="20" w:before="0"/>
             </w:pPr>
-            <w:hyperlink w:history="1" r:id="rIdsdrluu41t-mvfoeyg1drm">
+            <w:hyperlink w:history="1" r:id="rIdji6bfvcphxhedrvjx_eam">
               <w:r>
                 <w:rPr>
                   <w:rFonts w:ascii="Arial" w:cs="Arial" w:eastAsia="Arial" w:hAnsi="Arial"/>
@@ -11093,7 +11093,7 @@
               <w:spacing w:after="10" w:before="0"/>
               <w:ind w:left="120"/>
             </w:pPr>
-            <w:hyperlink w:history="1" r:id="rIddgr7icmd-4ohdxmvfgyqm">
+            <w:hyperlink w:history="1" r:id="rIdih2ow9gjsmlboc9kc9i_z">
               <w:r>
                 <w:rPr>
                   <w:rFonts w:ascii="Arial" w:cs="Arial" w:eastAsia="Arial" w:hAnsi="Arial"/>
@@ -11138,7 +11138,7 @@
             <w:pPr>
               <w:spacing w:after="20" w:before="0"/>
             </w:pPr>
-            <w:hyperlink w:history="1" r:id="rIdrcofuntmnz0d3wiwmqj9b">
+            <w:hyperlink w:history="1" r:id="rIdy_yikdr8jm-4k3pb7u1bg">
               <w:r>
                 <w:rPr>
                   <w:rFonts w:ascii="Arial" w:cs="Arial" w:eastAsia="Arial" w:hAnsi="Arial"/>
@@ -11171,7 +11171,7 @@
               <w:spacing w:after="10" w:before="0"/>
               <w:ind w:left="120"/>
             </w:pPr>
-            <w:hyperlink w:history="1" r:id="rIdloplosn2vqid4bj0i7ucl">
+            <w:hyperlink w:history="1" r:id="rId9hwxkokaff33vv86e5yl8">
               <w:r>
                 <w:rPr>
                   <w:rFonts w:ascii="Arial" w:cs="Arial" w:eastAsia="Arial" w:hAnsi="Arial"/>
@@ -11366,7 +11366,7 @@
             <w:pPr>
               <w:spacing w:after="20" w:before="0"/>
             </w:pPr>
-            <w:hyperlink w:history="1" r:id="rIdg4e7ligm1iw2ky67ryoko">
+            <w:hyperlink w:history="1" r:id="rIdoib6kbxtk_fbyzil52lb3">
               <w:r>
                 <w:rPr>
                   <w:rFonts w:ascii="Arial" w:cs="Arial" w:eastAsia="Arial" w:hAnsi="Arial"/>
@@ -11399,7 +11399,7 @@
               <w:spacing w:after="10" w:before="0"/>
               <w:ind w:left="120"/>
             </w:pPr>
-            <w:hyperlink w:history="1" r:id="rIdxwjpufwbpdmb47e2ddpyz">
+            <w:hyperlink w:history="1" r:id="rIdatmpnka3ik7qcp4klqqvw">
               <w:r>
                 <w:rPr>
                   <w:rFonts w:ascii="Arial" w:cs="Arial" w:eastAsia="Arial" w:hAnsi="Arial"/>
@@ -11444,7 +11444,7 @@
             <w:pPr>
               <w:spacing w:after="20" w:before="0"/>
             </w:pPr>
-            <w:hyperlink w:history="1" r:id="rIdlz7wajy0dvrmont2ozam2">
+            <w:hyperlink w:history="1" r:id="rIdr65clfyu8eahr4mi3mw_m">
               <w:r>
                 <w:rPr>
                   <w:rFonts w:ascii="Arial" w:cs="Arial" w:eastAsia="Arial" w:hAnsi="Arial"/>
@@ -11477,7 +11477,7 @@
               <w:spacing w:after="10" w:before="0"/>
               <w:ind w:left="120"/>
             </w:pPr>
-            <w:hyperlink w:history="1" r:id="rIdcdelo7xpspw3sg6bj8qkf">
+            <w:hyperlink w:history="1" r:id="rIdof2oes8zmzyh3ztamvzf9">
               <w:r>
                 <w:rPr>
                   <w:rFonts w:ascii="Arial" w:cs="Arial" w:eastAsia="Arial" w:hAnsi="Arial"/>
@@ -12964,7 +12964,7 @@
             <w:pPr>
               <w:spacing w:after="20" w:before="0"/>
             </w:pPr>
-            <w:hyperlink w:history="1" r:id="rIdejncyqmuzeqv46z3fp6fr">
+            <w:hyperlink w:history="1" r:id="rIdjc827kmmh3wynwl2v4fsc">
               <w:r>
                 <w:rPr>
                   <w:rFonts w:ascii="Arial" w:cs="Arial" w:eastAsia="Arial" w:hAnsi="Arial"/>
@@ -12997,7 +12997,7 @@
               <w:spacing w:after="10" w:before="0"/>
               <w:ind w:left="120"/>
             </w:pPr>
-            <w:hyperlink w:history="1" r:id="rIdii55iq3vecyh0jgaj4j-_">
+            <w:hyperlink w:history="1" r:id="rIdjm_qomvyssbc2sipolxbw">
               <w:r>
                 <w:rPr>
                   <w:rFonts w:ascii="Arial" w:cs="Arial" w:eastAsia="Arial" w:hAnsi="Arial"/>
@@ -13042,7 +13042,7 @@
             <w:pPr>
               <w:spacing w:after="20" w:before="0"/>
             </w:pPr>
-            <w:hyperlink w:history="1" r:id="rIdte3tspqbipyabtalysbef">
+            <w:hyperlink w:history="1" r:id="rId1js7ytcek-oavldcelugq">
               <w:r>
                 <w:rPr>
                   <w:rFonts w:ascii="Arial" w:cs="Arial" w:eastAsia="Arial" w:hAnsi="Arial"/>
@@ -13075,7 +13075,7 @@
               <w:spacing w:after="10" w:before="0"/>
               <w:ind w:left="120"/>
             </w:pPr>
-            <w:hyperlink w:history="1" r:id="rIddj7pruhjmngbuwhuk5wj1">
+            <w:hyperlink w:history="1" r:id="rIdx6o-hup15fvkg1cw0o1v4">
               <w:r>
                 <w:rPr>
                   <w:rFonts w:ascii="Arial" w:cs="Arial" w:eastAsia="Arial" w:hAnsi="Arial"/>
@@ -13270,7 +13270,7 @@
             <w:pPr>
               <w:spacing w:after="20" w:before="0"/>
             </w:pPr>
-            <w:hyperlink w:history="1" r:id="rIdoxnmwmvur1e6sxnk2mkt7">
+            <w:hyperlink w:history="1" r:id="rIdijv_6kuz7z_zd4ugly38a">
               <w:r>
                 <w:rPr>
                   <w:rFonts w:ascii="Arial" w:cs="Arial" w:eastAsia="Arial" w:hAnsi="Arial"/>
@@ -13303,7 +13303,7 @@
               <w:spacing w:after="10" w:before="0"/>
               <w:ind w:left="120"/>
             </w:pPr>
-            <w:hyperlink w:history="1" r:id="rIdhr_pulc4bx9rpinpccd4o">
+            <w:hyperlink w:history="1" r:id="rIda6gtosbtobqg5r1b0sawi">
               <w:r>
                 <w:rPr>
                   <w:rFonts w:ascii="Arial" w:cs="Arial" w:eastAsia="Arial" w:hAnsi="Arial"/>
@@ -13348,7 +13348,7 @@
             <w:pPr>
               <w:spacing w:after="20" w:before="0"/>
             </w:pPr>
-            <w:hyperlink w:history="1" r:id="rIdtd68ycsqm2_ybkk09v895">
+            <w:hyperlink w:history="1" r:id="rIdjwjdqan3ayj1tjjhbdno4">
               <w:r>
                 <w:rPr>
                   <w:rFonts w:ascii="Arial" w:cs="Arial" w:eastAsia="Arial" w:hAnsi="Arial"/>
@@ -13381,7 +13381,7 @@
               <w:spacing w:after="10" w:before="0"/>
               <w:ind w:left="120"/>
             </w:pPr>
-            <w:hyperlink w:history="1" r:id="rIdrkkipv-8hsxgvlrluhoro">
+            <w:hyperlink w:history="1" r:id="rIdyb2pfk5w5pz3k987ebxww">
               <w:r>
                 <w:rPr>
                   <w:rFonts w:ascii="Arial" w:cs="Arial" w:eastAsia="Arial" w:hAnsi="Arial"/>
@@ -13576,7 +13576,7 @@
             <w:pPr>
               <w:spacing w:after="20" w:before="0"/>
             </w:pPr>
-            <w:hyperlink w:history="1" r:id="rIduwdza2tw6ptto9ysqx0h1">
+            <w:hyperlink w:history="1" r:id="rIdoiayssu8hi_zfhgzoqt9i">
               <w:r>
                 <w:rPr>
                   <w:rFonts w:ascii="Arial" w:cs="Arial" w:eastAsia="Arial" w:hAnsi="Arial"/>
@@ -13609,7 +13609,7 @@
               <w:spacing w:after="10" w:before="0"/>
               <w:ind w:left="120"/>
             </w:pPr>
-            <w:hyperlink w:history="1" r:id="rIdvtpgu-0v9i4dvzz7pvac6">
+            <w:hyperlink w:history="1" r:id="rId2jqxamnrojlrlx7o0ehnz">
               <w:r>
                 <w:rPr>
                   <w:rFonts w:ascii="Arial" w:cs="Arial" w:eastAsia="Arial" w:hAnsi="Arial"/>
@@ -13654,7 +13654,7 @@
             <w:pPr>
               <w:spacing w:after="20" w:before="0"/>
             </w:pPr>
-            <w:hyperlink w:history="1" r:id="rIddfpm9fnb-1fbnk5fgs0rp">
+            <w:hyperlink w:history="1" r:id="rIdiyvhu0x0o8lnd9axlgja_">
               <w:r>
                 <w:rPr>
                   <w:rFonts w:ascii="Arial" w:cs="Arial" w:eastAsia="Arial" w:hAnsi="Arial"/>
@@ -13687,7 +13687,7 @@
               <w:spacing w:after="10" w:before="0"/>
               <w:ind w:left="120"/>
             </w:pPr>
-            <w:hyperlink w:history="1" r:id="rId6hrmebonxtrkvoo10djlx">
+            <w:hyperlink w:history="1" r:id="rIdd4mcjpgtymkfyczlkp-g8">
               <w:r>
                 <w:rPr>
                   <w:rFonts w:ascii="Arial" w:cs="Arial" w:eastAsia="Arial" w:hAnsi="Arial"/>
@@ -13882,7 +13882,7 @@
             <w:pPr>
               <w:spacing w:after="20" w:before="0"/>
             </w:pPr>
-            <w:hyperlink w:history="1" r:id="rId_cj5xkvbo2hvbvtzox22p">
+            <w:hyperlink w:history="1" r:id="rIdws-etrovhk_rjydzxbg3i">
               <w:r>
                 <w:rPr>
                   <w:rFonts w:ascii="Arial" w:cs="Arial" w:eastAsia="Arial" w:hAnsi="Arial"/>
@@ -13915,7 +13915,7 @@
               <w:spacing w:after="10" w:before="0"/>
               <w:ind w:left="120"/>
             </w:pPr>
-            <w:hyperlink w:history="1" r:id="rIdfdcbfztbgc-89dmt3npaj">
+            <w:hyperlink w:history="1" r:id="rIdvjtfkcn6uq4ky-fdmegaa">
               <w:r>
                 <w:rPr>
                   <w:rFonts w:ascii="Arial" w:cs="Arial" w:eastAsia="Arial" w:hAnsi="Arial"/>
@@ -13960,7 +13960,7 @@
             <w:pPr>
               <w:spacing w:after="20" w:before="0"/>
             </w:pPr>
-            <w:hyperlink w:history="1" r:id="rIdujtedaxkbjqstlnmou5yx">
+            <w:hyperlink w:history="1" r:id="rId3xl7_a4fyddbqewdwxpn_">
               <w:r>
                 <w:rPr>
                   <w:rFonts w:ascii="Arial" w:cs="Arial" w:eastAsia="Arial" w:hAnsi="Arial"/>
@@ -13993,7 +13993,7 @@
               <w:spacing w:after="10" w:before="0"/>
               <w:ind w:left="120"/>
             </w:pPr>
-            <w:hyperlink w:history="1" r:id="rIdhsjrbqywk_-j2vfxmqqzg">
+            <w:hyperlink w:history="1" r:id="rIdryhyfxemhltqeemhysnxd">
               <w:r>
                 <w:rPr>
                   <w:rFonts w:ascii="Arial" w:cs="Arial" w:eastAsia="Arial" w:hAnsi="Arial"/>
@@ -14188,7 +14188,7 @@
             <w:pPr>
               <w:spacing w:after="20" w:before="0"/>
             </w:pPr>
-            <w:hyperlink w:history="1" r:id="rId49n9ihjoufwstlgml0i7_">
+            <w:hyperlink w:history="1" r:id="rIdi8uwwm3viiqmvhkghfoy5">
               <w:r>
                 <w:rPr>
                   <w:rFonts w:ascii="Arial" w:cs="Arial" w:eastAsia="Arial" w:hAnsi="Arial"/>
@@ -14221,7 +14221,7 @@
               <w:spacing w:after="10" w:before="0"/>
               <w:ind w:left="120"/>
             </w:pPr>
-            <w:hyperlink w:history="1" r:id="rIdwrclbp3g4vmvv3nkujrj3">
+            <w:hyperlink w:history="1" r:id="rIdczvxxs9nqhdklwrhu9rog">
               <w:r>
                 <w:rPr>
                   <w:rFonts w:ascii="Arial" w:cs="Arial" w:eastAsia="Arial" w:hAnsi="Arial"/>
@@ -14266,7 +14266,7 @@
             <w:pPr>
               <w:spacing w:after="20" w:before="0"/>
             </w:pPr>
-            <w:hyperlink w:history="1" r:id="rIdbq-lglewry3k7gf61mynx">
+            <w:hyperlink w:history="1" r:id="rIdienjomd4g1bowr3hwthzi">
               <w:r>
                 <w:rPr>
                   <w:rFonts w:ascii="Arial" w:cs="Arial" w:eastAsia="Arial" w:hAnsi="Arial"/>
@@ -14299,7 +14299,7 @@
               <w:spacing w:after="10" w:before="0"/>
               <w:ind w:left="120"/>
             </w:pPr>
-            <w:hyperlink w:history="1" r:id="rIdru3tmsfalfjkprez0rpf7">
+            <w:hyperlink w:history="1" r:id="rIdk9ben5vyv_ctiwkdns2uj">
               <w:r>
                 <w:rPr>
                   <w:rFonts w:ascii="Arial" w:cs="Arial" w:eastAsia="Arial" w:hAnsi="Arial"/>
@@ -15881,7 +15881,7 @@
             <w:pPr>
               <w:spacing w:after="20" w:before="0"/>
             </w:pPr>
-            <w:hyperlink w:history="1" r:id="rIdbhqm8ni10-9urx7_8k8dy">
+            <w:hyperlink w:history="1" r:id="rIddzaulqx1jrrt1xqoowh4z">
               <w:r>
                 <w:rPr>
                   <w:rFonts w:ascii="Arial" w:cs="Arial" w:eastAsia="Arial" w:hAnsi="Arial"/>
@@ -15914,7 +15914,7 @@
               <w:spacing w:after="10" w:before="0"/>
               <w:ind w:left="120"/>
             </w:pPr>
-            <w:hyperlink w:history="1" r:id="rIdnuxb4-plbvzdvfqyjdoqa">
+            <w:hyperlink w:history="1" r:id="rIdmv7af3bfox2j_-qc9srcy">
               <w:r>
                 <w:rPr>
                   <w:rFonts w:ascii="Arial" w:cs="Arial" w:eastAsia="Arial" w:hAnsi="Arial"/>
@@ -15959,7 +15959,7 @@
             <w:pPr>
               <w:spacing w:after="20" w:before="0"/>
             </w:pPr>
-            <w:hyperlink w:history="1" r:id="rIdvkeyn2rfvxsinbd97llbr">
+            <w:hyperlink w:history="1" r:id="rIdx22jcqgn2kd6runba7kw6">
               <w:r>
                 <w:rPr>
                   <w:rFonts w:ascii="Arial" w:cs="Arial" w:eastAsia="Arial" w:hAnsi="Arial"/>
@@ -15992,7 +15992,7 @@
               <w:spacing w:after="10" w:before="0"/>
               <w:ind w:left="120"/>
             </w:pPr>
-            <w:hyperlink w:history="1" r:id="rIdnbcztyoh1fzjotzhqv82d">
+            <w:hyperlink w:history="1" r:id="rIdfxytsrhqkdjz-50917nia">
               <w:r>
                 <w:rPr>
                   <w:rFonts w:ascii="Arial" w:cs="Arial" w:eastAsia="Arial" w:hAnsi="Arial"/>
@@ -16187,7 +16187,7 @@
             <w:pPr>
               <w:spacing w:after="20" w:before="0"/>
             </w:pPr>
-            <w:hyperlink w:history="1" r:id="rIddukcgzkyamul1uarilnrb">
+            <w:hyperlink w:history="1" r:id="rIdorwinghk4hkgcesdyksbf">
               <w:r>
                 <w:rPr>
                   <w:rFonts w:ascii="Arial" w:cs="Arial" w:eastAsia="Arial" w:hAnsi="Arial"/>
@@ -16220,7 +16220,7 @@
               <w:spacing w:after="10" w:before="0"/>
               <w:ind w:left="120"/>
             </w:pPr>
-            <w:hyperlink w:history="1" r:id="rIdvmkdl_ul7bhf2wvtiah0f">
+            <w:hyperlink w:history="1" r:id="rIdxfmcvsiuj2xz9gqj3fkzk">
               <w:r>
                 <w:rPr>
                   <w:rFonts w:ascii="Arial" w:cs="Arial" w:eastAsia="Arial" w:hAnsi="Arial"/>
@@ -16265,7 +16265,7 @@
             <w:pPr>
               <w:spacing w:after="20" w:before="0"/>
             </w:pPr>
-            <w:hyperlink w:history="1" r:id="rIds-3u-vhl5ymyeefmqwc8-">
+            <w:hyperlink w:history="1" r:id="rIdt_fhsnldjp5hydbzsyn5z">
               <w:r>
                 <w:rPr>
                   <w:rFonts w:ascii="Arial" w:cs="Arial" w:eastAsia="Arial" w:hAnsi="Arial"/>
@@ -16298,7 +16298,7 @@
               <w:spacing w:after="10" w:before="0"/>
               <w:ind w:left="120"/>
             </w:pPr>
-            <w:hyperlink w:history="1" r:id="rId4axrblr1wnlilzl0p1pip">
+            <w:hyperlink w:history="1" r:id="rId_3owoj56pswtrqaubuq7i">
               <w:r>
                 <w:rPr>
                   <w:rFonts w:ascii="Arial" w:cs="Arial" w:eastAsia="Arial" w:hAnsi="Arial"/>
@@ -16493,7 +16493,7 @@
             <w:pPr>
               <w:spacing w:after="20" w:before="0"/>
             </w:pPr>
-            <w:hyperlink w:history="1" r:id="rId7_sxo--tr5perbfoykncw">
+            <w:hyperlink w:history="1" r:id="rIdodxdvmmnp29i6kiwcuoak">
               <w:r>
                 <w:rPr>
                   <w:rFonts w:ascii="Arial" w:cs="Arial" w:eastAsia="Arial" w:hAnsi="Arial"/>
@@ -16526,7 +16526,7 @@
               <w:spacing w:after="10" w:before="0"/>
               <w:ind w:left="120"/>
             </w:pPr>
-            <w:hyperlink w:history="1" r:id="rIdrhgroy4xfwb7i_xejudsp">
+            <w:hyperlink w:history="1" r:id="rIdefeeft8cdgyfks2zdjkri">
               <w:r>
                 <w:rPr>
                   <w:rFonts w:ascii="Arial" w:cs="Arial" w:eastAsia="Arial" w:hAnsi="Arial"/>
@@ -16571,7 +16571,7 @@
             <w:pPr>
               <w:spacing w:after="20" w:before="0"/>
             </w:pPr>
-            <w:hyperlink w:history="1" r:id="rIdhadamrvizb4nj5-gudwam">
+            <w:hyperlink w:history="1" r:id="rId3xsp6per1fxm11onaxa0y">
               <w:r>
                 <w:rPr>
                   <w:rFonts w:ascii="Arial" w:cs="Arial" w:eastAsia="Arial" w:hAnsi="Arial"/>
@@ -16604,7 +16604,7 @@
               <w:spacing w:after="10" w:before="0"/>
               <w:ind w:left="120"/>
             </w:pPr>
-            <w:hyperlink w:history="1" r:id="rId7x2p482ef8fagogx3o3gr">
+            <w:hyperlink w:history="1" r:id="rIdjc6hzj0dpang7aimgg5sv">
               <w:r>
                 <w:rPr>
                   <w:rFonts w:ascii="Arial" w:cs="Arial" w:eastAsia="Arial" w:hAnsi="Arial"/>
@@ -16799,7 +16799,7 @@
             <w:pPr>
               <w:spacing w:after="20" w:before="0"/>
             </w:pPr>
-            <w:hyperlink w:history="1" r:id="rId8p6f9uglc7umxhafkbjq2">
+            <w:hyperlink w:history="1" r:id="rIdw_kjtgj72grsbk4sexqgo">
               <w:r>
                 <w:rPr>
                   <w:rFonts w:ascii="Arial" w:cs="Arial" w:eastAsia="Arial" w:hAnsi="Arial"/>
@@ -16832,7 +16832,7 @@
               <w:spacing w:after="10" w:before="0"/>
               <w:ind w:left="120"/>
             </w:pPr>
-            <w:hyperlink w:history="1" r:id="rIdrydvule-ryk4yduvn4gnk">
+            <w:hyperlink w:history="1" r:id="rIdj2xwtbjas89qo92nmh89b">
               <w:r>
                 <w:rPr>
                   <w:rFonts w:ascii="Arial" w:cs="Arial" w:eastAsia="Arial" w:hAnsi="Arial"/>
@@ -16877,7 +16877,7 @@
             <w:pPr>
               <w:spacing w:after="20" w:before="0"/>
             </w:pPr>
-            <w:hyperlink w:history="1" r:id="rIdvq3gsan8b11flaaffjehp">
+            <w:hyperlink w:history="1" r:id="rIdsdgsakow0kfts29n-ktu5">
               <w:r>
                 <w:rPr>
                   <w:rFonts w:ascii="Arial" w:cs="Arial" w:eastAsia="Arial" w:hAnsi="Arial"/>
@@ -16910,7 +16910,7 @@
               <w:spacing w:after="10" w:before="0"/>
               <w:ind w:left="120"/>
             </w:pPr>
-            <w:hyperlink w:history="1" r:id="rId_hnr5eg1jmobk8quyohp1">
+            <w:hyperlink w:history="1" r:id="rIdddlktjknjgvxqmxgzhu7q">
               <w:r>
                 <w:rPr>
                   <w:rFonts w:ascii="Arial" w:cs="Arial" w:eastAsia="Arial" w:hAnsi="Arial"/>
@@ -17105,7 +17105,7 @@
             <w:pPr>
               <w:spacing w:after="20" w:before="0"/>
             </w:pPr>
-            <w:hyperlink w:history="1" r:id="rIdpea_i2lh0fvcxys-ddgky">
+            <w:hyperlink w:history="1" r:id="rId6caxgdlbvevnahuzxyxkz">
               <w:r>
                 <w:rPr>
                   <w:rFonts w:ascii="Arial" w:cs="Arial" w:eastAsia="Arial" w:hAnsi="Arial"/>
@@ -17138,7 +17138,7 @@
               <w:spacing w:after="10" w:before="0"/>
               <w:ind w:left="120"/>
             </w:pPr>
-            <w:hyperlink w:history="1" r:id="rIdvhfh3nqtrj7phd2sjpkud">
+            <w:hyperlink w:history="1" r:id="rIdv6yzk8kryqgafxr2fbwvc">
               <w:r>
                 <w:rPr>
                   <w:rFonts w:ascii="Arial" w:cs="Arial" w:eastAsia="Arial" w:hAnsi="Arial"/>
@@ -17183,7 +17183,7 @@
             <w:pPr>
               <w:spacing w:after="20" w:before="0"/>
             </w:pPr>
-            <w:hyperlink w:history="1" r:id="rIdfeztriaxlserjsijbmbmh">
+            <w:hyperlink w:history="1" r:id="rIdur-ag8a1vhyzsedrlsbii">
               <w:r>
                 <w:rPr>
                   <w:rFonts w:ascii="Arial" w:cs="Arial" w:eastAsia="Arial" w:hAnsi="Arial"/>
@@ -17216,7 +17216,7 @@
               <w:spacing w:after="10" w:before="0"/>
               <w:ind w:left="120"/>
             </w:pPr>
-            <w:hyperlink w:history="1" r:id="rIdjhuzlldovl-j597nip-2a">
+            <w:hyperlink w:history="1" r:id="rIdw5o7zjvgy24v7ewunc5kd">
               <w:r>
                 <w:rPr>
                   <w:rFonts w:ascii="Arial" w:cs="Arial" w:eastAsia="Arial" w:hAnsi="Arial"/>
@@ -18703,7 +18703,7 @@
             <w:pPr>
               <w:spacing w:after="20" w:before="0"/>
             </w:pPr>
-            <w:hyperlink w:history="1" r:id="rIdqvbrvny20977nc018jv6e">
+            <w:hyperlink w:history="1" r:id="rId21hiqaksotod-yvuptcao">
               <w:r>
                 <w:rPr>
                   <w:rFonts w:ascii="Arial" w:cs="Arial" w:eastAsia="Arial" w:hAnsi="Arial"/>
@@ -18736,7 +18736,7 @@
               <w:spacing w:after="10" w:before="0"/>
               <w:ind w:left="120"/>
             </w:pPr>
-            <w:hyperlink w:history="1" r:id="rIdi6iipnnl4x0mxduspew3s">
+            <w:hyperlink w:history="1" r:id="rIdmvcjuks-mj9dcr0cx7-et">
               <w:r>
                 <w:rPr>
                   <w:rFonts w:ascii="Arial" w:cs="Arial" w:eastAsia="Arial" w:hAnsi="Arial"/>
@@ -18781,7 +18781,7 @@
             <w:pPr>
               <w:spacing w:after="20" w:before="0"/>
             </w:pPr>
-            <w:hyperlink w:history="1" r:id="rIdzq6d66duxbhp7bx74g_s-">
+            <w:hyperlink w:history="1" r:id="rId63enwa9zqal5v4pbfl_lf">
               <w:r>
                 <w:rPr>
                   <w:rFonts w:ascii="Arial" w:cs="Arial" w:eastAsia="Arial" w:hAnsi="Arial"/>
@@ -18814,7 +18814,7 @@
               <w:spacing w:after="10" w:before="0"/>
               <w:ind w:left="120"/>
             </w:pPr>
-            <w:hyperlink w:history="1" r:id="rIdbcclxibztzzzwsllaospx">
+            <w:hyperlink w:history="1" r:id="rIduc3jh3yig3ti4vpt9pfz5">
               <w:r>
                 <w:rPr>
                   <w:rFonts w:ascii="Arial" w:cs="Arial" w:eastAsia="Arial" w:hAnsi="Arial"/>
@@ -19009,7 +19009,7 @@
             <w:pPr>
               <w:spacing w:after="20" w:before="0"/>
             </w:pPr>
-            <w:hyperlink w:history="1" r:id="rId1utw6uamyhdukvxhyo0mv">
+            <w:hyperlink w:history="1" r:id="rIdxamexct9-iqe9atuo3-vl">
               <w:r>
                 <w:rPr>
                   <w:rFonts w:ascii="Arial" w:cs="Arial" w:eastAsia="Arial" w:hAnsi="Arial"/>
@@ -19042,7 +19042,7 @@
               <w:spacing w:after="10" w:before="0"/>
               <w:ind w:left="120"/>
             </w:pPr>
-            <w:hyperlink w:history="1" r:id="rIdcrmbfzjgsnkuctc9mutji">
+            <w:hyperlink w:history="1" r:id="rIdkqmalrb6zzibt1vqcu6ld">
               <w:r>
                 <w:rPr>
                   <w:rFonts w:ascii="Arial" w:cs="Arial" w:eastAsia="Arial" w:hAnsi="Arial"/>
@@ -19087,7 +19087,7 @@
             <w:pPr>
               <w:spacing w:after="20" w:before="0"/>
             </w:pPr>
-            <w:hyperlink w:history="1" r:id="rId8sykztp5uovc6d3s-kxi4">
+            <w:hyperlink w:history="1" r:id="rIdkjaajcvyxjq9sbgm0buf6">
               <w:r>
                 <w:rPr>
                   <w:rFonts w:ascii="Arial" w:cs="Arial" w:eastAsia="Arial" w:hAnsi="Arial"/>
@@ -19120,7 +19120,7 @@
               <w:spacing w:after="10" w:before="0"/>
               <w:ind w:left="120"/>
             </w:pPr>
-            <w:hyperlink w:history="1" r:id="rIdpj2tpomm8mhgdxpgjaajh">
+            <w:hyperlink w:history="1" r:id="rId3edrkagkfpqrpjnxbagop">
               <w:r>
                 <w:rPr>
                   <w:rFonts w:ascii="Arial" w:cs="Arial" w:eastAsia="Arial" w:hAnsi="Arial"/>
@@ -19315,7 +19315,7 @@
             <w:pPr>
               <w:spacing w:after="20" w:before="0"/>
             </w:pPr>
-            <w:hyperlink w:history="1" r:id="rIdiuageogf2qsfgfx3bll7u">
+            <w:hyperlink w:history="1" r:id="rIdd2uif0lw_uq3a4fnihjti">
               <w:r>
                 <w:rPr>
                   <w:rFonts w:ascii="Arial" w:cs="Arial" w:eastAsia="Arial" w:hAnsi="Arial"/>
@@ -19348,7 +19348,7 @@
               <w:spacing w:after="10" w:before="0"/>
               <w:ind w:left="120"/>
             </w:pPr>
-            <w:hyperlink w:history="1" r:id="rId0_eeowi0mpu5a10h-ezed">
+            <w:hyperlink w:history="1" r:id="rIdvqqh5yogkqohwbx7fe9os">
               <w:r>
                 <w:rPr>
                   <w:rFonts w:ascii="Arial" w:cs="Arial" w:eastAsia="Arial" w:hAnsi="Arial"/>
@@ -19393,7 +19393,7 @@
             <w:pPr>
               <w:spacing w:after="20" w:before="0"/>
             </w:pPr>
-            <w:hyperlink w:history="1" r:id="rIds8zaydc98cl4vpvtp2zbt">
+            <w:hyperlink w:history="1" r:id="rIddt3nwqxfszzp9id0_rxkz">
               <w:r>
                 <w:rPr>
                   <w:rFonts w:ascii="Arial" w:cs="Arial" w:eastAsia="Arial" w:hAnsi="Arial"/>
@@ -19426,7 +19426,7 @@
               <w:spacing w:after="10" w:before="0"/>
               <w:ind w:left="120"/>
             </w:pPr>
-            <w:hyperlink w:history="1" r:id="rIdqhi8mbhavqbqq2pmp_ngb">
+            <w:hyperlink w:history="1" r:id="rIdnp0o-wwb7rlxb9h80lb8t">
               <w:r>
                 <w:rPr>
                   <w:rFonts w:ascii="Arial" w:cs="Arial" w:eastAsia="Arial" w:hAnsi="Arial"/>
@@ -19621,7 +19621,7 @@
             <w:pPr>
               <w:spacing w:after="20" w:before="0"/>
             </w:pPr>
-            <w:hyperlink w:history="1" r:id="rId5mtnknlokfudgmzhzac64">
+            <w:hyperlink w:history="1" r:id="rIdxx2rrqfhe3z7ycz1wr-ab">
               <w:r>
                 <w:rPr>
                   <w:rFonts w:ascii="Arial" w:cs="Arial" w:eastAsia="Arial" w:hAnsi="Arial"/>
@@ -19654,7 +19654,7 @@
               <w:spacing w:after="10" w:before="0"/>
               <w:ind w:left="120"/>
             </w:pPr>
-            <w:hyperlink w:history="1" r:id="rIdqfxeutstns1868nzln9az">
+            <w:hyperlink w:history="1" r:id="rIdhcroqk3g2dd2syv4vurk7">
               <w:r>
                 <w:rPr>
                   <w:rFonts w:ascii="Arial" w:cs="Arial" w:eastAsia="Arial" w:hAnsi="Arial"/>
@@ -19699,7 +19699,7 @@
             <w:pPr>
               <w:spacing w:after="20" w:before="0"/>
             </w:pPr>
-            <w:hyperlink w:history="1" r:id="rIdkcy8nvclzom4m1embiea0">
+            <w:hyperlink w:history="1" r:id="rId6d5qlswjsembrla--ovgx">
               <w:r>
                 <w:rPr>
                   <w:rFonts w:ascii="Arial" w:cs="Arial" w:eastAsia="Arial" w:hAnsi="Arial"/>
@@ -19732,7 +19732,7 @@
               <w:spacing w:after="10" w:before="0"/>
               <w:ind w:left="120"/>
             </w:pPr>
-            <w:hyperlink w:history="1" r:id="rIdyujruuebzg6arfatho2p9">
+            <w:hyperlink w:history="1" r:id="rIdc3ig56tilex0ydcc0thft">
               <w:r>
                 <w:rPr>
                   <w:rFonts w:ascii="Arial" w:cs="Arial" w:eastAsia="Arial" w:hAnsi="Arial"/>
@@ -19927,7 +19927,7 @@
             <w:pPr>
               <w:spacing w:after="20" w:before="0"/>
             </w:pPr>
-            <w:hyperlink w:history="1" r:id="rIdrmovz0ndess-ufaf_tasf">
+            <w:hyperlink w:history="1" r:id="rIdadii18rxjtqyyoyqnw_2f">
               <w:r>
                 <w:rPr>
                   <w:rFonts w:ascii="Arial" w:cs="Arial" w:eastAsia="Arial" w:hAnsi="Arial"/>
@@ -19960,7 +19960,7 @@
               <w:spacing w:after="10" w:before="0"/>
               <w:ind w:left="120"/>
             </w:pPr>
-            <w:hyperlink w:history="1" r:id="rIdfloml82ta3tfemnhwolt8">
+            <w:hyperlink w:history="1" r:id="rIdhopmjt47ba7b06jno0kyc">
               <w:r>
                 <w:rPr>
                   <w:rFonts w:ascii="Arial" w:cs="Arial" w:eastAsia="Arial" w:hAnsi="Arial"/>
@@ -20005,7 +20005,7 @@
             <w:pPr>
               <w:spacing w:after="20" w:before="0"/>
             </w:pPr>
-            <w:hyperlink w:history="1" r:id="rIdvtvk5lyphipfnqh7by0w1">
+            <w:hyperlink w:history="1" r:id="rIdcjfcin7wv34s5cknbjme7">
               <w:r>
                 <w:rPr>
                   <w:rFonts w:ascii="Arial" w:cs="Arial" w:eastAsia="Arial" w:hAnsi="Arial"/>
@@ -20038,7 +20038,7 @@
               <w:spacing w:after="10" w:before="0"/>
               <w:ind w:left="120"/>
             </w:pPr>
-            <w:hyperlink w:history="1" r:id="rIdzmyfcgr-h8lqeo6vkay7c">
+            <w:hyperlink w:history="1" r:id="rId0x6o3upiooz8kzuoafeif">
               <w:r>
                 <w:rPr>
                   <w:rFonts w:ascii="Arial" w:cs="Arial" w:eastAsia="Arial" w:hAnsi="Arial"/>

--- a/data/outputs/v2/Biology/SS1.2_Chemicals_of_Life/Biology_Chemicals_of_Life_CBE_LessonSequence.docx
+++ b/data/outputs/v2/Biology/SS1.2_Chemicals_of_Life/Biology_Chemicals_of_Life_CBE_LessonSequence.docx
@@ -3244,7 +3244,7 @@
             <w:pPr>
               <w:spacing w:after="20" w:before="0"/>
             </w:pPr>
-            <w:hyperlink w:history="1" r:id="rIda95end98t4esg8lfvxeu0">
+            <w:hyperlink w:history="1" r:id="rIddpkuncobon8tqpd0h2wxz">
               <w:r>
                 <w:rPr>
                   <w:rFonts w:ascii="Arial" w:cs="Arial" w:eastAsia="Arial" w:hAnsi="Arial"/>
@@ -3277,7 +3277,7 @@
               <w:spacing w:after="10" w:before="0"/>
               <w:ind w:left="120"/>
             </w:pPr>
-            <w:hyperlink w:history="1" r:id="rIdouurd9zbmmykc_lcwugsj">
+            <w:hyperlink w:history="1" r:id="rIdqpgwpsru8uq8yso1klgtp">
               <w:r>
                 <w:rPr>
                   <w:rFonts w:ascii="Arial" w:cs="Arial" w:eastAsia="Arial" w:hAnsi="Arial"/>
@@ -3322,7 +3322,7 @@
             <w:pPr>
               <w:spacing w:after="20" w:before="0"/>
             </w:pPr>
-            <w:hyperlink w:history="1" r:id="rIdwyvzwj8kfukoo5tzigq6i">
+            <w:hyperlink w:history="1" r:id="rId70bkpy8maethl41mcbmhd">
               <w:r>
                 <w:rPr>
                   <w:rFonts w:ascii="Arial" w:cs="Arial" w:eastAsia="Arial" w:hAnsi="Arial"/>
@@ -3355,7 +3355,7 @@
               <w:spacing w:after="10" w:before="0"/>
               <w:ind w:left="120"/>
             </w:pPr>
-            <w:hyperlink w:history="1" r:id="rIdcmdsvqsos2qopy6yd0ihi">
+            <w:hyperlink w:history="1" r:id="rIdo9ovgy5tmlvju0rs5bu9z">
               <w:r>
                 <w:rPr>
                   <w:rFonts w:ascii="Arial" w:cs="Arial" w:eastAsia="Arial" w:hAnsi="Arial"/>
@@ -3816,7 +3816,7 @@
             <w:pPr>
               <w:spacing w:after="20" w:before="0"/>
             </w:pPr>
-            <w:hyperlink w:history="1" r:id="rIduaetbrwzbs49eafftplww">
+            <w:hyperlink w:history="1" r:id="rId15i6m8h4wlqpn9d_7g_mu">
               <w:r>
                 <w:rPr>
                   <w:rFonts w:ascii="Arial" w:cs="Arial" w:eastAsia="Arial" w:hAnsi="Arial"/>
@@ -3849,7 +3849,7 @@
               <w:spacing w:after="10" w:before="0"/>
               <w:ind w:left="120"/>
             </w:pPr>
-            <w:hyperlink w:history="1" r:id="rIdq2tiad8zqmrtqkyfayjsq">
+            <w:hyperlink w:history="1" r:id="rId7he7fqfpqvqay_eoveoto">
               <w:r>
                 <w:rPr>
                   <w:rFonts w:ascii="Arial" w:cs="Arial" w:eastAsia="Arial" w:hAnsi="Arial"/>
@@ -3894,7 +3894,7 @@
             <w:pPr>
               <w:spacing w:after="20" w:before="0"/>
             </w:pPr>
-            <w:hyperlink w:history="1" r:id="rId9sg3uyuer7mzh6o5jpqgb">
+            <w:hyperlink w:history="1" r:id="rId9wo3hiedswnl_8r1xqa3n">
               <w:r>
                 <w:rPr>
                   <w:rFonts w:ascii="Arial" w:cs="Arial" w:eastAsia="Arial" w:hAnsi="Arial"/>
@@ -3927,7 +3927,7 @@
               <w:spacing w:after="10" w:before="0"/>
               <w:ind w:left="120"/>
             </w:pPr>
-            <w:hyperlink w:history="1" r:id="rIdfirdlsogcie3tgl-3iir0">
+            <w:hyperlink w:history="1" r:id="rIdcietrqs1kgwjsusamakep">
               <w:r>
                 <w:rPr>
                   <w:rFonts w:ascii="Arial" w:cs="Arial" w:eastAsia="Arial" w:hAnsi="Arial"/>
@@ -4274,7 +4274,7 @@
             <w:pPr>
               <w:spacing w:after="20" w:before="0"/>
             </w:pPr>
-            <w:hyperlink w:history="1" r:id="rIdgj7wrnxsl1lovyfigispo">
+            <w:hyperlink w:history="1" r:id="rIdzaolgdu4v7p_hny9zwbak">
               <w:r>
                 <w:rPr>
                   <w:rFonts w:ascii="Arial" w:cs="Arial" w:eastAsia="Arial" w:hAnsi="Arial"/>
@@ -4307,7 +4307,7 @@
               <w:spacing w:after="10" w:before="0"/>
               <w:ind w:left="120"/>
             </w:pPr>
-            <w:hyperlink w:history="1" r:id="rIdpremmbixwmf2pyq8dqw0q">
+            <w:hyperlink w:history="1" r:id="rId6f_rpxmixqs5n-77z6lx2">
               <w:r>
                 <w:rPr>
                   <w:rFonts w:ascii="Arial" w:cs="Arial" w:eastAsia="Arial" w:hAnsi="Arial"/>
@@ -4352,7 +4352,7 @@
             <w:pPr>
               <w:spacing w:after="20" w:before="0"/>
             </w:pPr>
-            <w:hyperlink w:history="1" r:id="rId5j2898zpyiqffcvc7sg1c">
+            <w:hyperlink w:history="1" r:id="rIdh7tictt6xalgx8ec1nbk7">
               <w:r>
                 <w:rPr>
                   <w:rFonts w:ascii="Arial" w:cs="Arial" w:eastAsia="Arial" w:hAnsi="Arial"/>
@@ -4385,7 +4385,7 @@
               <w:spacing w:after="10" w:before="0"/>
               <w:ind w:left="120"/>
             </w:pPr>
-            <w:hyperlink w:history="1" r:id="rId_66sc2vllbzyvfw7qqdfh">
+            <w:hyperlink w:history="1" r:id="rIdma-vveuzmy0l95z-5w9uz">
               <w:r>
                 <w:rPr>
                   <w:rFonts w:ascii="Arial" w:cs="Arial" w:eastAsia="Arial" w:hAnsi="Arial"/>
@@ -4770,7 +4770,7 @@
             <w:pPr>
               <w:spacing w:after="20" w:before="0"/>
             </w:pPr>
-            <w:hyperlink w:history="1" r:id="rIdcylgd3oypubsteq9z37bq">
+            <w:hyperlink w:history="1" r:id="rIdacqulwevbyyq4cb1h3kgi">
               <w:r>
                 <w:rPr>
                   <w:rFonts w:ascii="Arial" w:cs="Arial" w:eastAsia="Arial" w:hAnsi="Arial"/>
@@ -4803,7 +4803,7 @@
               <w:spacing w:after="10" w:before="0"/>
               <w:ind w:left="120"/>
             </w:pPr>
-            <w:hyperlink w:history="1" r:id="rIdvd5uhyq_yl3zrt8e3h8im">
+            <w:hyperlink w:history="1" r:id="rIdejsdpu-xbjukxa555bivy">
               <w:r>
                 <w:rPr>
                   <w:rFonts w:ascii="Arial" w:cs="Arial" w:eastAsia="Arial" w:hAnsi="Arial"/>
@@ -4848,7 +4848,7 @@
             <w:pPr>
               <w:spacing w:after="20" w:before="0"/>
             </w:pPr>
-            <w:hyperlink w:history="1" r:id="rIdijorp3iifkhepsuziwkxt">
+            <w:hyperlink w:history="1" r:id="rIdm9h1ddbrxc8mdlltegbrt">
               <w:r>
                 <w:rPr>
                   <w:rFonts w:ascii="Arial" w:cs="Arial" w:eastAsia="Arial" w:hAnsi="Arial"/>
@@ -4881,7 +4881,7 @@
               <w:spacing w:after="10" w:before="0"/>
               <w:ind w:left="120"/>
             </w:pPr>
-            <w:hyperlink w:history="1" r:id="rIdbzh-5r1bijtvetpq-ncgy">
+            <w:hyperlink w:history="1" r:id="rIdw5hdvalsx7zndrmlyt1cq">
               <w:r>
                 <w:rPr>
                   <w:rFonts w:ascii="Arial" w:cs="Arial" w:eastAsia="Arial" w:hAnsi="Arial"/>
@@ -5228,7 +5228,7 @@
             <w:pPr>
               <w:spacing w:after="20" w:before="0"/>
             </w:pPr>
-            <w:hyperlink w:history="1" r:id="rId_ahnt_a6kqulqtxvwuow0">
+            <w:hyperlink w:history="1" r:id="rIddwkdmi8q6oln4nuomp8-8">
               <w:r>
                 <w:rPr>
                   <w:rFonts w:ascii="Arial" w:cs="Arial" w:eastAsia="Arial" w:hAnsi="Arial"/>
@@ -5261,7 +5261,7 @@
               <w:spacing w:after="10" w:before="0"/>
               <w:ind w:left="120"/>
             </w:pPr>
-            <w:hyperlink w:history="1" r:id="rIdtpjpn97ohefljyx98qema">
+            <w:hyperlink w:history="1" r:id="rIdehnimzz577miujveyfnve">
               <w:r>
                 <w:rPr>
                   <w:rFonts w:ascii="Arial" w:cs="Arial" w:eastAsia="Arial" w:hAnsi="Arial"/>
@@ -5306,7 +5306,7 @@
             <w:pPr>
               <w:spacing w:after="20" w:before="0"/>
             </w:pPr>
-            <w:hyperlink w:history="1" r:id="rIdqtnpsbgdtshol53flfzct">
+            <w:hyperlink w:history="1" r:id="rId81wzwaf-nn55atgug4v-o">
               <w:r>
                 <w:rPr>
                   <w:rFonts w:ascii="Arial" w:cs="Arial" w:eastAsia="Arial" w:hAnsi="Arial"/>
@@ -5339,7 +5339,7 @@
               <w:spacing w:after="10" w:before="0"/>
               <w:ind w:left="120"/>
             </w:pPr>
-            <w:hyperlink w:history="1" r:id="rId8pkyd80w4syjb7qr9jzds">
+            <w:hyperlink w:history="1" r:id="rIdlresj-cefrspgfsrbvga-">
               <w:r>
                 <w:rPr>
                   <w:rFonts w:ascii="Arial" w:cs="Arial" w:eastAsia="Arial" w:hAnsi="Arial"/>
@@ -7206,7 +7206,7 @@
             <w:pPr>
               <w:spacing w:after="20" w:before="0"/>
             </w:pPr>
-            <w:hyperlink w:history="1" r:id="rIdfimdo8fojaeqlq8vrvxoy">
+            <w:hyperlink w:history="1" r:id="rIdramwjpa-ho3kjsxgmrizu">
               <w:r>
                 <w:rPr>
                   <w:rFonts w:ascii="Arial" w:cs="Arial" w:eastAsia="Arial" w:hAnsi="Arial"/>
@@ -7239,7 +7239,7 @@
               <w:spacing w:after="10" w:before="0"/>
               <w:ind w:left="120"/>
             </w:pPr>
-            <w:hyperlink w:history="1" r:id="rIdmhdnlbb4voh2auv1yb7c9">
+            <w:hyperlink w:history="1" r:id="rIdersavxsz4buhqn_ej4zps">
               <w:r>
                 <w:rPr>
                   <w:rFonts w:ascii="Arial" w:cs="Arial" w:eastAsia="Arial" w:hAnsi="Arial"/>
@@ -7284,7 +7284,7 @@
             <w:pPr>
               <w:spacing w:after="20" w:before="0"/>
             </w:pPr>
-            <w:hyperlink w:history="1" r:id="rIdw7hs5dzsjecf8b_pnszhc">
+            <w:hyperlink w:history="1" r:id="rIdupku64d3fkvy7nmncoimf">
               <w:r>
                 <w:rPr>
                   <w:rFonts w:ascii="Arial" w:cs="Arial" w:eastAsia="Arial" w:hAnsi="Arial"/>
@@ -7317,7 +7317,7 @@
               <w:spacing w:after="10" w:before="0"/>
               <w:ind w:left="120"/>
             </w:pPr>
-            <w:hyperlink w:history="1" r:id="rIdkkamabsznagnulhd7zc9r">
+            <w:hyperlink w:history="1" r:id="rId4zhxjxc0xzfw8vfhp_psd">
               <w:r>
                 <w:rPr>
                   <w:rFonts w:ascii="Arial" w:cs="Arial" w:eastAsia="Arial" w:hAnsi="Arial"/>
@@ -7512,7 +7512,7 @@
             <w:pPr>
               <w:spacing w:after="20" w:before="0"/>
             </w:pPr>
-            <w:hyperlink w:history="1" r:id="rIde7br0ieyyk15sl9-qdute">
+            <w:hyperlink w:history="1" r:id="rIdewfjcfqwiuil8rfjvf8kc">
               <w:r>
                 <w:rPr>
                   <w:rFonts w:ascii="Arial" w:cs="Arial" w:eastAsia="Arial" w:hAnsi="Arial"/>
@@ -7545,7 +7545,7 @@
               <w:spacing w:after="10" w:before="0"/>
               <w:ind w:left="120"/>
             </w:pPr>
-            <w:hyperlink w:history="1" r:id="rIdislyeart9lfvecsk7ldz6">
+            <w:hyperlink w:history="1" r:id="rIdnfdzydqag0kclr59xtrcv">
               <w:r>
                 <w:rPr>
                   <w:rFonts w:ascii="Arial" w:cs="Arial" w:eastAsia="Arial" w:hAnsi="Arial"/>
@@ -7590,7 +7590,7 @@
             <w:pPr>
               <w:spacing w:after="20" w:before="0"/>
             </w:pPr>
-            <w:hyperlink w:history="1" r:id="rId40dukzwit0h__qhjb-bx9">
+            <w:hyperlink w:history="1" r:id="rIdatlorqaqo9bxcacjrfzfe">
               <w:r>
                 <w:rPr>
                   <w:rFonts w:ascii="Arial" w:cs="Arial" w:eastAsia="Arial" w:hAnsi="Arial"/>
@@ -7623,7 +7623,7 @@
               <w:spacing w:after="10" w:before="0"/>
               <w:ind w:left="120"/>
             </w:pPr>
-            <w:hyperlink w:history="1" r:id="rIdbvz6gteol6ysplywshzz5">
+            <w:hyperlink w:history="1" r:id="rIdq1zqydd7pw301htwp3wrh">
               <w:r>
                 <w:rPr>
                   <w:rFonts w:ascii="Arial" w:cs="Arial" w:eastAsia="Arial" w:hAnsi="Arial"/>
@@ -7818,7 +7818,7 @@
             <w:pPr>
               <w:spacing w:after="20" w:before="0"/>
             </w:pPr>
-            <w:hyperlink w:history="1" r:id="rId3hthxrj8ovsqxzqdo71qk">
+            <w:hyperlink w:history="1" r:id="rIdcnqpo2klviwz-7oapxtmk">
               <w:r>
                 <w:rPr>
                   <w:rFonts w:ascii="Arial" w:cs="Arial" w:eastAsia="Arial" w:hAnsi="Arial"/>
@@ -7851,7 +7851,7 @@
               <w:spacing w:after="10" w:before="0"/>
               <w:ind w:left="120"/>
             </w:pPr>
-            <w:hyperlink w:history="1" r:id="rIdl2rdj_xkfeln-ud0zxbuq">
+            <w:hyperlink w:history="1" r:id="rIdspnwkbi4fpnz61cantgq_">
               <w:r>
                 <w:rPr>
                   <w:rFonts w:ascii="Arial" w:cs="Arial" w:eastAsia="Arial" w:hAnsi="Arial"/>
@@ -7896,7 +7896,7 @@
             <w:pPr>
               <w:spacing w:after="20" w:before="0"/>
             </w:pPr>
-            <w:hyperlink w:history="1" r:id="rIds_mil4iw1jk8ikzjh5xrd">
+            <w:hyperlink w:history="1" r:id="rIdgh2xur2dcgcetw-rgii0y">
               <w:r>
                 <w:rPr>
                   <w:rFonts w:ascii="Arial" w:cs="Arial" w:eastAsia="Arial" w:hAnsi="Arial"/>
@@ -7929,7 +7929,7 @@
               <w:spacing w:after="10" w:before="0"/>
               <w:ind w:left="120"/>
             </w:pPr>
-            <w:hyperlink w:history="1" r:id="rIdlnak8agkcggfqo2_wrdum">
+            <w:hyperlink w:history="1" r:id="rIdpvxvmtxl0exxtzbqwr8zf">
               <w:r>
                 <w:rPr>
                   <w:rFonts w:ascii="Arial" w:cs="Arial" w:eastAsia="Arial" w:hAnsi="Arial"/>
@@ -8124,7 +8124,7 @@
             <w:pPr>
               <w:spacing w:after="20" w:before="0"/>
             </w:pPr>
-            <w:hyperlink w:history="1" r:id="rIdihver2bmonjpbsfnoipi5">
+            <w:hyperlink w:history="1" r:id="rIdlvensyinfb-owuimmqo0s">
               <w:r>
                 <w:rPr>
                   <w:rFonts w:ascii="Arial" w:cs="Arial" w:eastAsia="Arial" w:hAnsi="Arial"/>
@@ -8157,7 +8157,7 @@
               <w:spacing w:after="10" w:before="0"/>
               <w:ind w:left="120"/>
             </w:pPr>
-            <w:hyperlink w:history="1" r:id="rIdrrr_hyhmsq5k6tvjkd9h-">
+            <w:hyperlink w:history="1" r:id="rId2r7nasr5l3eb1unssl8fz">
               <w:r>
                 <w:rPr>
                   <w:rFonts w:ascii="Arial" w:cs="Arial" w:eastAsia="Arial" w:hAnsi="Arial"/>
@@ -8202,7 +8202,7 @@
             <w:pPr>
               <w:spacing w:after="20" w:before="0"/>
             </w:pPr>
-            <w:hyperlink w:history="1" r:id="rIdqotn0vhhjitxrmrgzk7d0">
+            <w:hyperlink w:history="1" r:id="rIdxt9n2j2dbq_yd1j6eg9sx">
               <w:r>
                 <w:rPr>
                   <w:rFonts w:ascii="Arial" w:cs="Arial" w:eastAsia="Arial" w:hAnsi="Arial"/>
@@ -8235,7 +8235,7 @@
               <w:spacing w:after="10" w:before="0"/>
               <w:ind w:left="120"/>
             </w:pPr>
-            <w:hyperlink w:history="1" r:id="rIdipu-zjidlhcld-ehwiomm">
+            <w:hyperlink w:history="1" r:id="rIdol6zt_zoers0lggdaz1t0">
               <w:r>
                 <w:rPr>
                   <w:rFonts w:ascii="Arial" w:cs="Arial" w:eastAsia="Arial" w:hAnsi="Arial"/>
@@ -8430,7 +8430,7 @@
             <w:pPr>
               <w:spacing w:after="20" w:before="0"/>
             </w:pPr>
-            <w:hyperlink w:history="1" r:id="rId-mbhbhl0zjduevepuxfuy">
+            <w:hyperlink w:history="1" r:id="rIdt6mywuizvshelluzcqkvv">
               <w:r>
                 <w:rPr>
                   <w:rFonts w:ascii="Arial" w:cs="Arial" w:eastAsia="Arial" w:hAnsi="Arial"/>
@@ -8463,7 +8463,7 @@
               <w:spacing w:after="10" w:before="0"/>
               <w:ind w:left="120"/>
             </w:pPr>
-            <w:hyperlink w:history="1" r:id="rId6y3fucmp9qbbnhzxkrzi5">
+            <w:hyperlink w:history="1" r:id="rId2niqxgvjbrbiyn9tz9cft">
               <w:r>
                 <w:rPr>
                   <w:rFonts w:ascii="Arial" w:cs="Arial" w:eastAsia="Arial" w:hAnsi="Arial"/>
@@ -8508,7 +8508,7 @@
             <w:pPr>
               <w:spacing w:after="20" w:before="0"/>
             </w:pPr>
-            <w:hyperlink w:history="1" r:id="rIdgaurfjhwmvejeoupcopkl">
+            <w:hyperlink w:history="1" r:id="rId6kcnnmvhj8cxngv4pvriz">
               <w:r>
                 <w:rPr>
                   <w:rFonts w:ascii="Arial" w:cs="Arial" w:eastAsia="Arial" w:hAnsi="Arial"/>
@@ -8541,7 +8541,7 @@
               <w:spacing w:after="10" w:before="0"/>
               <w:ind w:left="120"/>
             </w:pPr>
-            <w:hyperlink w:history="1" r:id="rIdydrzvs1sahjtrqzeqmx8_">
+            <w:hyperlink w:history="1" r:id="rIdvolsyuozarpbyarmlm0ow">
               <w:r>
                 <w:rPr>
                   <w:rFonts w:ascii="Arial" w:cs="Arial" w:eastAsia="Arial" w:hAnsi="Arial"/>
@@ -10142,7 +10142,7 @@
             <w:pPr>
               <w:spacing w:after="20" w:before="0"/>
             </w:pPr>
-            <w:hyperlink w:history="1" r:id="rIdxbkfqn_8yniig2h6hkra2">
+            <w:hyperlink w:history="1" r:id="rIdeehb8qz_-me7uw8ccm7_e">
               <w:r>
                 <w:rPr>
                   <w:rFonts w:ascii="Arial" w:cs="Arial" w:eastAsia="Arial" w:hAnsi="Arial"/>
@@ -10175,7 +10175,7 @@
               <w:spacing w:after="10" w:before="0"/>
               <w:ind w:left="120"/>
             </w:pPr>
-            <w:hyperlink w:history="1" r:id="rId_pf76jddgwbapsbxr5hic">
+            <w:hyperlink w:history="1" r:id="rIdsekuoqt5x2phcqohhl9dt">
               <w:r>
                 <w:rPr>
                   <w:rFonts w:ascii="Arial" w:cs="Arial" w:eastAsia="Arial" w:hAnsi="Arial"/>
@@ -10220,7 +10220,7 @@
             <w:pPr>
               <w:spacing w:after="20" w:before="0"/>
             </w:pPr>
-            <w:hyperlink w:history="1" r:id="rIdzf02-vrgnhsur4coqw68d">
+            <w:hyperlink w:history="1" r:id="rIdtwtwwwdx-ai4ajcpjvuz8">
               <w:r>
                 <w:rPr>
                   <w:rFonts w:ascii="Arial" w:cs="Arial" w:eastAsia="Arial" w:hAnsi="Arial"/>
@@ -10253,7 +10253,7 @@
               <w:spacing w:after="10" w:before="0"/>
               <w:ind w:left="120"/>
             </w:pPr>
-            <w:hyperlink w:history="1" r:id="rIdn6gk8pbarbx2jtcr6kets">
+            <w:hyperlink w:history="1" r:id="rIdvy7x2xzzqa2i_4hsuad9y">
               <w:r>
                 <w:rPr>
                   <w:rFonts w:ascii="Arial" w:cs="Arial" w:eastAsia="Arial" w:hAnsi="Arial"/>
@@ -10448,7 +10448,7 @@
             <w:pPr>
               <w:spacing w:after="20" w:before="0"/>
             </w:pPr>
-            <w:hyperlink w:history="1" r:id="rIdd3kj3nultihtyidanqq-7">
+            <w:hyperlink w:history="1" r:id="rIdoqnsderxupo8xrxrgclo-">
               <w:r>
                 <w:rPr>
                   <w:rFonts w:ascii="Arial" w:cs="Arial" w:eastAsia="Arial" w:hAnsi="Arial"/>
@@ -10481,7 +10481,7 @@
               <w:spacing w:after="10" w:before="0"/>
               <w:ind w:left="120"/>
             </w:pPr>
-            <w:hyperlink w:history="1" r:id="rIdnpzlmkou1jciz_pde2ott">
+            <w:hyperlink w:history="1" r:id="rId5nbhnysb7sm2lbt4nbjqg">
               <w:r>
                 <w:rPr>
                   <w:rFonts w:ascii="Arial" w:cs="Arial" w:eastAsia="Arial" w:hAnsi="Arial"/>
@@ -10526,7 +10526,7 @@
             <w:pPr>
               <w:spacing w:after="20" w:before="0"/>
             </w:pPr>
-            <w:hyperlink w:history="1" r:id="rIdmwrg9ydnwdmhzrlexzwin">
+            <w:hyperlink w:history="1" r:id="rIdsp79dxulbl6zf9w94hdbl">
               <w:r>
                 <w:rPr>
                   <w:rFonts w:ascii="Arial" w:cs="Arial" w:eastAsia="Arial" w:hAnsi="Arial"/>
@@ -10559,7 +10559,7 @@
               <w:spacing w:after="10" w:before="0"/>
               <w:ind w:left="120"/>
             </w:pPr>
-            <w:hyperlink w:history="1" r:id="rIdtfcqfdgjbqkilo6fdgb6f">
+            <w:hyperlink w:history="1" r:id="rIdvc_ylvgmxhkwubqnsqcyv">
               <w:r>
                 <w:rPr>
                   <w:rFonts w:ascii="Arial" w:cs="Arial" w:eastAsia="Arial" w:hAnsi="Arial"/>
@@ -10754,7 +10754,7 @@
             <w:pPr>
               <w:spacing w:after="20" w:before="0"/>
             </w:pPr>
-            <w:hyperlink w:history="1" r:id="rIde9b6p0ttjrwh5_1nnjyvg">
+            <w:hyperlink w:history="1" r:id="rIddxf_7xyovlmnzloufxavi">
               <w:r>
                 <w:rPr>
                   <w:rFonts w:ascii="Arial" w:cs="Arial" w:eastAsia="Arial" w:hAnsi="Arial"/>
@@ -10787,7 +10787,7 @@
               <w:spacing w:after="10" w:before="0"/>
               <w:ind w:left="120"/>
             </w:pPr>
-            <w:hyperlink w:history="1" r:id="rIdi4xzbmsaeppxywfxkaax6">
+            <w:hyperlink w:history="1" r:id="rIdssil2ziwyz9ezkwoyp8b2">
               <w:r>
                 <w:rPr>
                   <w:rFonts w:ascii="Arial" w:cs="Arial" w:eastAsia="Arial" w:hAnsi="Arial"/>
@@ -10832,7 +10832,7 @@
             <w:pPr>
               <w:spacing w:after="20" w:before="0"/>
             </w:pPr>
-            <w:hyperlink w:history="1" r:id="rIdkn-dfw0o2k6u8_eqinl01">
+            <w:hyperlink w:history="1" r:id="rId5fhu5fiy-lcpdf_l8f04e">
               <w:r>
                 <w:rPr>
                   <w:rFonts w:ascii="Arial" w:cs="Arial" w:eastAsia="Arial" w:hAnsi="Arial"/>
@@ -10865,7 +10865,7 @@
               <w:spacing w:after="10" w:before="0"/>
               <w:ind w:left="120"/>
             </w:pPr>
-            <w:hyperlink w:history="1" r:id="rIdp3zduo06xcac8fmlcfsdx">
+            <w:hyperlink w:history="1" r:id="rId-9dsuoo1xhr5r0pn4axmk">
               <w:r>
                 <w:rPr>
                   <w:rFonts w:ascii="Arial" w:cs="Arial" w:eastAsia="Arial" w:hAnsi="Arial"/>
@@ -11060,7 +11060,7 @@
             <w:pPr>
               <w:spacing w:after="20" w:before="0"/>
             </w:pPr>
-            <w:hyperlink w:history="1" r:id="rIdji6bfvcphxhedrvjx_eam">
+            <w:hyperlink w:history="1" r:id="rIdhyplb59pmzr7wxpbl5mqc">
               <w:r>
                 <w:rPr>
                   <w:rFonts w:ascii="Arial" w:cs="Arial" w:eastAsia="Arial" w:hAnsi="Arial"/>
@@ -11093,7 +11093,7 @@
               <w:spacing w:after="10" w:before="0"/>
               <w:ind w:left="120"/>
             </w:pPr>
-            <w:hyperlink w:history="1" r:id="rIdih2ow9gjsmlboc9kc9i_z">
+            <w:hyperlink w:history="1" r:id="rIdn6n9kmyah7r5tgzfhsa3_">
               <w:r>
                 <w:rPr>
                   <w:rFonts w:ascii="Arial" w:cs="Arial" w:eastAsia="Arial" w:hAnsi="Arial"/>
@@ -11138,7 +11138,7 @@
             <w:pPr>
               <w:spacing w:after="20" w:before="0"/>
             </w:pPr>
-            <w:hyperlink w:history="1" r:id="rIdy_yikdr8jm-4k3pb7u1bg">
+            <w:hyperlink w:history="1" r:id="rIdvzj2mxhls8et6cspe6m1w">
               <w:r>
                 <w:rPr>
                   <w:rFonts w:ascii="Arial" w:cs="Arial" w:eastAsia="Arial" w:hAnsi="Arial"/>
@@ -11171,7 +11171,7 @@
               <w:spacing w:after="10" w:before="0"/>
               <w:ind w:left="120"/>
             </w:pPr>
-            <w:hyperlink w:history="1" r:id="rId9hwxkokaff33vv86e5yl8">
+            <w:hyperlink w:history="1" r:id="rIdrgjc0lq1sqymu0encnivk">
               <w:r>
                 <w:rPr>
                   <w:rFonts w:ascii="Arial" w:cs="Arial" w:eastAsia="Arial" w:hAnsi="Arial"/>
@@ -11366,7 +11366,7 @@
             <w:pPr>
               <w:spacing w:after="20" w:before="0"/>
             </w:pPr>
-            <w:hyperlink w:history="1" r:id="rIdoib6kbxtk_fbyzil52lb3">
+            <w:hyperlink w:history="1" r:id="rId3qcpuwx4uoij7pusj4c9e">
               <w:r>
                 <w:rPr>
                   <w:rFonts w:ascii="Arial" w:cs="Arial" w:eastAsia="Arial" w:hAnsi="Arial"/>
@@ -11399,7 +11399,7 @@
               <w:spacing w:after="10" w:before="0"/>
               <w:ind w:left="120"/>
             </w:pPr>
-            <w:hyperlink w:history="1" r:id="rIdatmpnka3ik7qcp4klqqvw">
+            <w:hyperlink w:history="1" r:id="rIdyrbk4ea-rdteakuaz577k">
               <w:r>
                 <w:rPr>
                   <w:rFonts w:ascii="Arial" w:cs="Arial" w:eastAsia="Arial" w:hAnsi="Arial"/>
@@ -11444,7 +11444,7 @@
             <w:pPr>
               <w:spacing w:after="20" w:before="0"/>
             </w:pPr>
-            <w:hyperlink w:history="1" r:id="rIdr65clfyu8eahr4mi3mw_m">
+            <w:hyperlink w:history="1" r:id="rIdvptsltrwjew9yv-keublo">
               <w:r>
                 <w:rPr>
                   <w:rFonts w:ascii="Arial" w:cs="Arial" w:eastAsia="Arial" w:hAnsi="Arial"/>
@@ -11477,7 +11477,7 @@
               <w:spacing w:after="10" w:before="0"/>
               <w:ind w:left="120"/>
             </w:pPr>
-            <w:hyperlink w:history="1" r:id="rIdof2oes8zmzyh3ztamvzf9">
+            <w:hyperlink w:history="1" r:id="rIdngxa1kyoqrzhp_tnddk43">
               <w:r>
                 <w:rPr>
                   <w:rFonts w:ascii="Arial" w:cs="Arial" w:eastAsia="Arial" w:hAnsi="Arial"/>
@@ -12964,7 +12964,7 @@
             <w:pPr>
               <w:spacing w:after="20" w:before="0"/>
             </w:pPr>
-            <w:hyperlink w:history="1" r:id="rIdjc827kmmh3wynwl2v4fsc">
+            <w:hyperlink w:history="1" r:id="rIdki-8ggb37odjitfzu3rsi">
               <w:r>
                 <w:rPr>
                   <w:rFonts w:ascii="Arial" w:cs="Arial" w:eastAsia="Arial" w:hAnsi="Arial"/>
@@ -12997,7 +12997,7 @@
               <w:spacing w:after="10" w:before="0"/>
               <w:ind w:left="120"/>
             </w:pPr>
-            <w:hyperlink w:history="1" r:id="rIdjm_qomvyssbc2sipolxbw">
+            <w:hyperlink w:history="1" r:id="rIdfjdv0rnjdhdfbwdirmyl_">
               <w:r>
                 <w:rPr>
                   <w:rFonts w:ascii="Arial" w:cs="Arial" w:eastAsia="Arial" w:hAnsi="Arial"/>
@@ -13042,7 +13042,7 @@
             <w:pPr>
               <w:spacing w:after="20" w:before="0"/>
             </w:pPr>
-            <w:hyperlink w:history="1" r:id="rId1js7ytcek-oavldcelugq">
+            <w:hyperlink w:history="1" r:id="rIdfkwa6yzywfbafj_iapbls">
               <w:r>
                 <w:rPr>
                   <w:rFonts w:ascii="Arial" w:cs="Arial" w:eastAsia="Arial" w:hAnsi="Arial"/>
@@ -13075,7 +13075,7 @@
               <w:spacing w:after="10" w:before="0"/>
               <w:ind w:left="120"/>
             </w:pPr>
-            <w:hyperlink w:history="1" r:id="rIdx6o-hup15fvkg1cw0o1v4">
+            <w:hyperlink w:history="1" r:id="rIdi3rvvfdpydnefamr1r5ii">
               <w:r>
                 <w:rPr>
                   <w:rFonts w:ascii="Arial" w:cs="Arial" w:eastAsia="Arial" w:hAnsi="Arial"/>
@@ -13270,7 +13270,7 @@
             <w:pPr>
               <w:spacing w:after="20" w:before="0"/>
             </w:pPr>
-            <w:hyperlink w:history="1" r:id="rIdijv_6kuz7z_zd4ugly38a">
+            <w:hyperlink w:history="1" r:id="rIdvy-d9xh7zwdftvk8ueh-6">
               <w:r>
                 <w:rPr>
                   <w:rFonts w:ascii="Arial" w:cs="Arial" w:eastAsia="Arial" w:hAnsi="Arial"/>
@@ -13303,7 +13303,7 @@
               <w:spacing w:after="10" w:before="0"/>
               <w:ind w:left="120"/>
             </w:pPr>
-            <w:hyperlink w:history="1" r:id="rIda6gtosbtobqg5r1b0sawi">
+            <w:hyperlink w:history="1" r:id="rIdnufofn4sjd2tkkzjqxv0i">
               <w:r>
                 <w:rPr>
                   <w:rFonts w:ascii="Arial" w:cs="Arial" w:eastAsia="Arial" w:hAnsi="Arial"/>
@@ -13348,7 +13348,7 @@
             <w:pPr>
               <w:spacing w:after="20" w:before="0"/>
             </w:pPr>
-            <w:hyperlink w:history="1" r:id="rIdjwjdqan3ayj1tjjhbdno4">
+            <w:hyperlink w:history="1" r:id="rId4_knsv0bh5hmy_l7_5bam">
               <w:r>
                 <w:rPr>
                   <w:rFonts w:ascii="Arial" w:cs="Arial" w:eastAsia="Arial" w:hAnsi="Arial"/>
@@ -13381,7 +13381,7 @@
               <w:spacing w:after="10" w:before="0"/>
               <w:ind w:left="120"/>
             </w:pPr>
-            <w:hyperlink w:history="1" r:id="rIdyb2pfk5w5pz3k987ebxww">
+            <w:hyperlink w:history="1" r:id="rIdx9zgid8q-tal756zutodm">
               <w:r>
                 <w:rPr>
                   <w:rFonts w:ascii="Arial" w:cs="Arial" w:eastAsia="Arial" w:hAnsi="Arial"/>
@@ -13576,7 +13576,7 @@
             <w:pPr>
               <w:spacing w:after="20" w:before="0"/>
             </w:pPr>
-            <w:hyperlink w:history="1" r:id="rIdoiayssu8hi_zfhgzoqt9i">
+            <w:hyperlink w:history="1" r:id="rIdmi4c8zfzhb5rvckxsizr-">
               <w:r>
                 <w:rPr>
                   <w:rFonts w:ascii="Arial" w:cs="Arial" w:eastAsia="Arial" w:hAnsi="Arial"/>
@@ -13609,7 +13609,7 @@
               <w:spacing w:after="10" w:before="0"/>
               <w:ind w:left="120"/>
             </w:pPr>
-            <w:hyperlink w:history="1" r:id="rId2jqxamnrojlrlx7o0ehnz">
+            <w:hyperlink w:history="1" r:id="rIdd9k7jujlvltxwhrvgykvm">
               <w:r>
                 <w:rPr>
                   <w:rFonts w:ascii="Arial" w:cs="Arial" w:eastAsia="Arial" w:hAnsi="Arial"/>
@@ -13654,7 +13654,7 @@
             <w:pPr>
               <w:spacing w:after="20" w:before="0"/>
             </w:pPr>
-            <w:hyperlink w:history="1" r:id="rIdiyvhu0x0o8lnd9axlgja_">
+            <w:hyperlink w:history="1" r:id="rIda1lmy3vuf6e9svbz6wxdy">
               <w:r>
                 <w:rPr>
                   <w:rFonts w:ascii="Arial" w:cs="Arial" w:eastAsia="Arial" w:hAnsi="Arial"/>
@@ -13687,7 +13687,7 @@
               <w:spacing w:after="10" w:before="0"/>
               <w:ind w:left="120"/>
             </w:pPr>
-            <w:hyperlink w:history="1" r:id="rIdd4mcjpgtymkfyczlkp-g8">
+            <w:hyperlink w:history="1" r:id="rId0adqv7b5vauvqvbzphnpv">
               <w:r>
                 <w:rPr>
                   <w:rFonts w:ascii="Arial" w:cs="Arial" w:eastAsia="Arial" w:hAnsi="Arial"/>
@@ -13882,7 +13882,7 @@
             <w:pPr>
               <w:spacing w:after="20" w:before="0"/>
             </w:pPr>
-            <w:hyperlink w:history="1" r:id="rIdws-etrovhk_rjydzxbg3i">
+            <w:hyperlink w:history="1" r:id="rIdjliznudxppu3gva_zzmly">
               <w:r>
                 <w:rPr>
                   <w:rFonts w:ascii="Arial" w:cs="Arial" w:eastAsia="Arial" w:hAnsi="Arial"/>
@@ -13915,7 +13915,7 @@
               <w:spacing w:after="10" w:before="0"/>
               <w:ind w:left="120"/>
             </w:pPr>
-            <w:hyperlink w:history="1" r:id="rIdvjtfkcn6uq4ky-fdmegaa">
+            <w:hyperlink w:history="1" r:id="rIdxkhs0ohne-tkjojh8ebfx">
               <w:r>
                 <w:rPr>
                   <w:rFonts w:ascii="Arial" w:cs="Arial" w:eastAsia="Arial" w:hAnsi="Arial"/>
@@ -13960,7 +13960,7 @@
             <w:pPr>
               <w:spacing w:after="20" w:before="0"/>
             </w:pPr>
-            <w:hyperlink w:history="1" r:id="rId3xl7_a4fyddbqewdwxpn_">
+            <w:hyperlink w:history="1" r:id="rIdpej7ptkevldi8wrkfikqt">
               <w:r>
                 <w:rPr>
                   <w:rFonts w:ascii="Arial" w:cs="Arial" w:eastAsia="Arial" w:hAnsi="Arial"/>
@@ -13993,7 +13993,7 @@
               <w:spacing w:after="10" w:before="0"/>
               <w:ind w:left="120"/>
             </w:pPr>
-            <w:hyperlink w:history="1" r:id="rIdryhyfxemhltqeemhysnxd">
+            <w:hyperlink w:history="1" r:id="rIdc-ssc-xjyl057zz_uap8c">
               <w:r>
                 <w:rPr>
                   <w:rFonts w:ascii="Arial" w:cs="Arial" w:eastAsia="Arial" w:hAnsi="Arial"/>
@@ -14188,7 +14188,7 @@
             <w:pPr>
               <w:spacing w:after="20" w:before="0"/>
             </w:pPr>
-            <w:hyperlink w:history="1" r:id="rIdi8uwwm3viiqmvhkghfoy5">
+            <w:hyperlink w:history="1" r:id="rIdcxniisiuyxkb_gan22noo">
               <w:r>
                 <w:rPr>
                   <w:rFonts w:ascii="Arial" w:cs="Arial" w:eastAsia="Arial" w:hAnsi="Arial"/>
@@ -14221,7 +14221,7 @@
               <w:spacing w:after="10" w:before="0"/>
               <w:ind w:left="120"/>
             </w:pPr>
-            <w:hyperlink w:history="1" r:id="rIdczvxxs9nqhdklwrhu9rog">
+            <w:hyperlink w:history="1" r:id="rId5bi8f9365-57wthvm2vcy">
               <w:r>
                 <w:rPr>
                   <w:rFonts w:ascii="Arial" w:cs="Arial" w:eastAsia="Arial" w:hAnsi="Arial"/>
@@ -14266,7 +14266,7 @@
             <w:pPr>
               <w:spacing w:after="20" w:before="0"/>
             </w:pPr>
-            <w:hyperlink w:history="1" r:id="rIdienjomd4g1bowr3hwthzi">
+            <w:hyperlink w:history="1" r:id="rIdtemluyymd-o2kx94zg_xu">
               <w:r>
                 <w:rPr>
                   <w:rFonts w:ascii="Arial" w:cs="Arial" w:eastAsia="Arial" w:hAnsi="Arial"/>
@@ -14299,7 +14299,7 @@
               <w:spacing w:after="10" w:before="0"/>
               <w:ind w:left="120"/>
             </w:pPr>
-            <w:hyperlink w:history="1" r:id="rIdk9ben5vyv_ctiwkdns2uj">
+            <w:hyperlink w:history="1" r:id="rIdnfrglaqbfyrgjrl-6mawl">
               <w:r>
                 <w:rPr>
                   <w:rFonts w:ascii="Arial" w:cs="Arial" w:eastAsia="Arial" w:hAnsi="Arial"/>
@@ -15881,7 +15881,7 @@
             <w:pPr>
               <w:spacing w:after="20" w:before="0"/>
             </w:pPr>
-            <w:hyperlink w:history="1" r:id="rIddzaulqx1jrrt1xqoowh4z">
+            <w:hyperlink w:history="1" r:id="rIdpnvfcgp346oycq-b2lwil">
               <w:r>
                 <w:rPr>
                   <w:rFonts w:ascii="Arial" w:cs="Arial" w:eastAsia="Arial" w:hAnsi="Arial"/>
@@ -15914,7 +15914,7 @@
               <w:spacing w:after="10" w:before="0"/>
               <w:ind w:left="120"/>
             </w:pPr>
-            <w:hyperlink w:history="1" r:id="rIdmv7af3bfox2j_-qc9srcy">
+            <w:hyperlink w:history="1" r:id="rIdgdexl3_opaixwansjqiqf">
               <w:r>
                 <w:rPr>
                   <w:rFonts w:ascii="Arial" w:cs="Arial" w:eastAsia="Arial" w:hAnsi="Arial"/>
@@ -15959,7 +15959,7 @@
             <w:pPr>
               <w:spacing w:after="20" w:before="0"/>
             </w:pPr>
-            <w:hyperlink w:history="1" r:id="rIdx22jcqgn2kd6runba7kw6">
+            <w:hyperlink w:history="1" r:id="rIdz-xab67qlr_bfilwvj92p">
               <w:r>
                 <w:rPr>
                   <w:rFonts w:ascii="Arial" w:cs="Arial" w:eastAsia="Arial" w:hAnsi="Arial"/>
@@ -15992,7 +15992,7 @@
               <w:spacing w:after="10" w:before="0"/>
               <w:ind w:left="120"/>
             </w:pPr>
-            <w:hyperlink w:history="1" r:id="rIdfxytsrhqkdjz-50917nia">
+            <w:hyperlink w:history="1" r:id="rId8frazyw82h889zxw_uo-y">
               <w:r>
                 <w:rPr>
                   <w:rFonts w:ascii="Arial" w:cs="Arial" w:eastAsia="Arial" w:hAnsi="Arial"/>
@@ -16187,7 +16187,7 @@
             <w:pPr>
               <w:spacing w:after="20" w:before="0"/>
             </w:pPr>
-            <w:hyperlink w:history="1" r:id="rIdorwinghk4hkgcesdyksbf">
+            <w:hyperlink w:history="1" r:id="rIdl4ql-xd8vzj5gj20encz3">
               <w:r>
                 <w:rPr>
                   <w:rFonts w:ascii="Arial" w:cs="Arial" w:eastAsia="Arial" w:hAnsi="Arial"/>
@@ -16220,7 +16220,7 @@
               <w:spacing w:after="10" w:before="0"/>
               <w:ind w:left="120"/>
             </w:pPr>
-            <w:hyperlink w:history="1" r:id="rIdxfmcvsiuj2xz9gqj3fkzk">
+            <w:hyperlink w:history="1" r:id="rId7ra8qbcmj1lren-rl12ou">
               <w:r>
                 <w:rPr>
                   <w:rFonts w:ascii="Arial" w:cs="Arial" w:eastAsia="Arial" w:hAnsi="Arial"/>
@@ -16265,7 +16265,7 @@
             <w:pPr>
               <w:spacing w:after="20" w:before="0"/>
             </w:pPr>
-            <w:hyperlink w:history="1" r:id="rIdt_fhsnldjp5hydbzsyn5z">
+            <w:hyperlink w:history="1" r:id="rId_pbmqvb411fbcuflkn-7s">
               <w:r>
                 <w:rPr>
                   <w:rFonts w:ascii="Arial" w:cs="Arial" w:eastAsia="Arial" w:hAnsi="Arial"/>
@@ -16298,7 +16298,7 @@
               <w:spacing w:after="10" w:before="0"/>
               <w:ind w:left="120"/>
             </w:pPr>
-            <w:hyperlink w:history="1" r:id="rId_3owoj56pswtrqaubuq7i">
+            <w:hyperlink w:history="1" r:id="rIddf9rcjsaam_buh6t0v4gf">
               <w:r>
                 <w:rPr>
                   <w:rFonts w:ascii="Arial" w:cs="Arial" w:eastAsia="Arial" w:hAnsi="Arial"/>
@@ -16493,7 +16493,7 @@
             <w:pPr>
               <w:spacing w:after="20" w:before="0"/>
             </w:pPr>
-            <w:hyperlink w:history="1" r:id="rIdodxdvmmnp29i6kiwcuoak">
+            <w:hyperlink w:history="1" r:id="rIdpw6nz6xlxcokz2ii3lw2x">
               <w:r>
                 <w:rPr>
                   <w:rFonts w:ascii="Arial" w:cs="Arial" w:eastAsia="Arial" w:hAnsi="Arial"/>
@@ -16526,7 +16526,7 @@
               <w:spacing w:after="10" w:before="0"/>
               <w:ind w:left="120"/>
             </w:pPr>
-            <w:hyperlink w:history="1" r:id="rIdefeeft8cdgyfks2zdjkri">
+            <w:hyperlink w:history="1" r:id="rIdmu4jmb8r-camfu2lf-b7f">
               <w:r>
                 <w:rPr>
                   <w:rFonts w:ascii="Arial" w:cs="Arial" w:eastAsia="Arial" w:hAnsi="Arial"/>
@@ -16571,7 +16571,7 @@
             <w:pPr>
               <w:spacing w:after="20" w:before="0"/>
             </w:pPr>
-            <w:hyperlink w:history="1" r:id="rId3xsp6per1fxm11onaxa0y">
+            <w:hyperlink w:history="1" r:id="rIdjctt2x_rgknfj5wyqwns8">
               <w:r>
                 <w:rPr>
                   <w:rFonts w:ascii="Arial" w:cs="Arial" w:eastAsia="Arial" w:hAnsi="Arial"/>
@@ -16604,7 +16604,7 @@
               <w:spacing w:after="10" w:before="0"/>
               <w:ind w:left="120"/>
             </w:pPr>
-            <w:hyperlink w:history="1" r:id="rIdjc6hzj0dpang7aimgg5sv">
+            <w:hyperlink w:history="1" r:id="rIdqzemwq1io3yjnty5fajrw">
               <w:r>
                 <w:rPr>
                   <w:rFonts w:ascii="Arial" w:cs="Arial" w:eastAsia="Arial" w:hAnsi="Arial"/>
@@ -16799,7 +16799,7 @@
             <w:pPr>
               <w:spacing w:after="20" w:before="0"/>
             </w:pPr>
-            <w:hyperlink w:history="1" r:id="rIdw_kjtgj72grsbk4sexqgo">
+            <w:hyperlink w:history="1" r:id="rIdm7qj4kh2bifcyxojeen7f">
               <w:r>
                 <w:rPr>
                   <w:rFonts w:ascii="Arial" w:cs="Arial" w:eastAsia="Arial" w:hAnsi="Arial"/>
@@ -16832,7 +16832,7 @@
               <w:spacing w:after="10" w:before="0"/>
               <w:ind w:left="120"/>
             </w:pPr>
-            <w:hyperlink w:history="1" r:id="rIdj2xwtbjas89qo92nmh89b">
+            <w:hyperlink w:history="1" r:id="rIdmaorpomkljltause7wza7">
               <w:r>
                 <w:rPr>
                   <w:rFonts w:ascii="Arial" w:cs="Arial" w:eastAsia="Arial" w:hAnsi="Arial"/>
@@ -16877,7 +16877,7 @@
             <w:pPr>
               <w:spacing w:after="20" w:before="0"/>
             </w:pPr>
-            <w:hyperlink w:history="1" r:id="rIdsdgsakow0kfts29n-ktu5">
+            <w:hyperlink w:history="1" r:id="rIdbn8perkjnapjo4oxhugtf">
               <w:r>
                 <w:rPr>
                   <w:rFonts w:ascii="Arial" w:cs="Arial" w:eastAsia="Arial" w:hAnsi="Arial"/>
@@ -16910,7 +16910,7 @@
               <w:spacing w:after="10" w:before="0"/>
               <w:ind w:left="120"/>
             </w:pPr>
-            <w:hyperlink w:history="1" r:id="rIdddlktjknjgvxqmxgzhu7q">
+            <w:hyperlink w:history="1" r:id="rId9ct1zog7cen_zyrwmzvby">
               <w:r>
                 <w:rPr>
                   <w:rFonts w:ascii="Arial" w:cs="Arial" w:eastAsia="Arial" w:hAnsi="Arial"/>
@@ -17105,7 +17105,7 @@
             <w:pPr>
               <w:spacing w:after="20" w:before="0"/>
             </w:pPr>
-            <w:hyperlink w:history="1" r:id="rId6caxgdlbvevnahuzxyxkz">
+            <w:hyperlink w:history="1" r:id="rIdqcyfxnzkiwot9uspd7ryv">
               <w:r>
                 <w:rPr>
                   <w:rFonts w:ascii="Arial" w:cs="Arial" w:eastAsia="Arial" w:hAnsi="Arial"/>
@@ -17138,7 +17138,7 @@
               <w:spacing w:after="10" w:before="0"/>
               <w:ind w:left="120"/>
             </w:pPr>
-            <w:hyperlink w:history="1" r:id="rIdv6yzk8kryqgafxr2fbwvc">
+            <w:hyperlink w:history="1" r:id="rIdccay3r8d241fnern9rro6">
               <w:r>
                 <w:rPr>
                   <w:rFonts w:ascii="Arial" w:cs="Arial" w:eastAsia="Arial" w:hAnsi="Arial"/>
@@ -17183,7 +17183,7 @@
             <w:pPr>
               <w:spacing w:after="20" w:before="0"/>
             </w:pPr>
-            <w:hyperlink w:history="1" r:id="rIdur-ag8a1vhyzsedrlsbii">
+            <w:hyperlink w:history="1" r:id="rIdmficlahc51gw2g592snd7">
               <w:r>
                 <w:rPr>
                   <w:rFonts w:ascii="Arial" w:cs="Arial" w:eastAsia="Arial" w:hAnsi="Arial"/>
@@ -17216,7 +17216,7 @@
               <w:spacing w:after="10" w:before="0"/>
               <w:ind w:left="120"/>
             </w:pPr>
-            <w:hyperlink w:history="1" r:id="rIdw5o7zjvgy24v7ewunc5kd">
+            <w:hyperlink w:history="1" r:id="rIdkdhw6lnitmua_3raysmjc">
               <w:r>
                 <w:rPr>
                   <w:rFonts w:ascii="Arial" w:cs="Arial" w:eastAsia="Arial" w:hAnsi="Arial"/>
@@ -18703,7 +18703,7 @@
             <w:pPr>
               <w:spacing w:after="20" w:before="0"/>
             </w:pPr>
-            <w:hyperlink w:history="1" r:id="rId21hiqaksotod-yvuptcao">
+            <w:hyperlink w:history="1" r:id="rIdihgplbaagr7m01tsttg9v">
               <w:r>
                 <w:rPr>
                   <w:rFonts w:ascii="Arial" w:cs="Arial" w:eastAsia="Arial" w:hAnsi="Arial"/>
@@ -18736,7 +18736,7 @@
               <w:spacing w:after="10" w:before="0"/>
               <w:ind w:left="120"/>
             </w:pPr>
-            <w:hyperlink w:history="1" r:id="rIdmvcjuks-mj9dcr0cx7-et">
+            <w:hyperlink w:history="1" r:id="rId4eogniy7agrxm0nhrm3s7">
               <w:r>
                 <w:rPr>
                   <w:rFonts w:ascii="Arial" w:cs="Arial" w:eastAsia="Arial" w:hAnsi="Arial"/>
@@ -18781,7 +18781,7 @@
             <w:pPr>
               <w:spacing w:after="20" w:before="0"/>
             </w:pPr>
-            <w:hyperlink w:history="1" r:id="rId63enwa9zqal5v4pbfl_lf">
+            <w:hyperlink w:history="1" r:id="rIdvi1l_c0fsagxaomgk8sky">
               <w:r>
                 <w:rPr>
                   <w:rFonts w:ascii="Arial" w:cs="Arial" w:eastAsia="Arial" w:hAnsi="Arial"/>
@@ -18814,7 +18814,7 @@
               <w:spacing w:after="10" w:before="0"/>
               <w:ind w:left="120"/>
             </w:pPr>
-            <w:hyperlink w:history="1" r:id="rIduc3jh3yig3ti4vpt9pfz5">
+            <w:hyperlink w:history="1" r:id="rIdr9gimp96thidvdubtyuom">
               <w:r>
                 <w:rPr>
                   <w:rFonts w:ascii="Arial" w:cs="Arial" w:eastAsia="Arial" w:hAnsi="Arial"/>
@@ -19009,7 +19009,7 @@
             <w:pPr>
               <w:spacing w:after="20" w:before="0"/>
             </w:pPr>
-            <w:hyperlink w:history="1" r:id="rIdxamexct9-iqe9atuo3-vl">
+            <w:hyperlink w:history="1" r:id="rId07ufxant0k3dssj1jneub">
               <w:r>
                 <w:rPr>
                   <w:rFonts w:ascii="Arial" w:cs="Arial" w:eastAsia="Arial" w:hAnsi="Arial"/>
@@ -19042,7 +19042,7 @@
               <w:spacing w:after="10" w:before="0"/>
               <w:ind w:left="120"/>
             </w:pPr>
-            <w:hyperlink w:history="1" r:id="rIdkqmalrb6zzibt1vqcu6ld">
+            <w:hyperlink w:history="1" r:id="rIdk3xfze9xq58961jn793jb">
               <w:r>
                 <w:rPr>
                   <w:rFonts w:ascii="Arial" w:cs="Arial" w:eastAsia="Arial" w:hAnsi="Arial"/>
@@ -19087,7 +19087,7 @@
             <w:pPr>
               <w:spacing w:after="20" w:before="0"/>
             </w:pPr>
-            <w:hyperlink w:history="1" r:id="rIdkjaajcvyxjq9sbgm0buf6">
+            <w:hyperlink w:history="1" r:id="rIdicf9gktl9u16a4oqir2bt">
               <w:r>
                 <w:rPr>
                   <w:rFonts w:ascii="Arial" w:cs="Arial" w:eastAsia="Arial" w:hAnsi="Arial"/>
@@ -19120,7 +19120,7 @@
               <w:spacing w:after="10" w:before="0"/>
               <w:ind w:left="120"/>
             </w:pPr>
-            <w:hyperlink w:history="1" r:id="rId3edrkagkfpqrpjnxbagop">
+            <w:hyperlink w:history="1" r:id="rIdo7gweqfkhqurreas7motb">
               <w:r>
                 <w:rPr>
                   <w:rFonts w:ascii="Arial" w:cs="Arial" w:eastAsia="Arial" w:hAnsi="Arial"/>
@@ -19315,7 +19315,7 @@
             <w:pPr>
               <w:spacing w:after="20" w:before="0"/>
             </w:pPr>
-            <w:hyperlink w:history="1" r:id="rIdd2uif0lw_uq3a4fnihjti">
+            <w:hyperlink w:history="1" r:id="rIdsebe-lo7mietvqiq1c7hd">
               <w:r>
                 <w:rPr>
                   <w:rFonts w:ascii="Arial" w:cs="Arial" w:eastAsia="Arial" w:hAnsi="Arial"/>
@@ -19348,7 +19348,7 @@
               <w:spacing w:after="10" w:before="0"/>
               <w:ind w:left="120"/>
             </w:pPr>
-            <w:hyperlink w:history="1" r:id="rIdvqqh5yogkqohwbx7fe9os">
+            <w:hyperlink w:history="1" r:id="rIduphyfqr_i_e5uasc_rokl">
               <w:r>
                 <w:rPr>
                   <w:rFonts w:ascii="Arial" w:cs="Arial" w:eastAsia="Arial" w:hAnsi="Arial"/>
@@ -19393,7 +19393,7 @@
             <w:pPr>
               <w:spacing w:after="20" w:before="0"/>
             </w:pPr>
-            <w:hyperlink w:history="1" r:id="rIddt3nwqxfszzp9id0_rxkz">
+            <w:hyperlink w:history="1" r:id="rIdv7hczuobsj95s_zsi0qeo">
               <w:r>
                 <w:rPr>
                   <w:rFonts w:ascii="Arial" w:cs="Arial" w:eastAsia="Arial" w:hAnsi="Arial"/>
@@ -19426,7 +19426,7 @@
               <w:spacing w:after="10" w:before="0"/>
               <w:ind w:left="120"/>
             </w:pPr>
-            <w:hyperlink w:history="1" r:id="rIdnp0o-wwb7rlxb9h80lb8t">
+            <w:hyperlink w:history="1" r:id="rIdediuvrtxctg8u5nab9tu8">
               <w:r>
                 <w:rPr>
                   <w:rFonts w:ascii="Arial" w:cs="Arial" w:eastAsia="Arial" w:hAnsi="Arial"/>
@@ -19621,7 +19621,7 @@
             <w:pPr>
               <w:spacing w:after="20" w:before="0"/>
             </w:pPr>
-            <w:hyperlink w:history="1" r:id="rIdxx2rrqfhe3z7ycz1wr-ab">
+            <w:hyperlink w:history="1" r:id="rIdp_bfc2skboqz7a1qhrifa">
               <w:r>
                 <w:rPr>
                   <w:rFonts w:ascii="Arial" w:cs="Arial" w:eastAsia="Arial" w:hAnsi="Arial"/>
@@ -19654,7 +19654,7 @@
               <w:spacing w:after="10" w:before="0"/>
               <w:ind w:left="120"/>
             </w:pPr>
-            <w:hyperlink w:history="1" r:id="rIdhcroqk3g2dd2syv4vurk7">
+            <w:hyperlink w:history="1" r:id="rIdwvrmzhkgapjbvlry-a7mf">
               <w:r>
                 <w:rPr>
                   <w:rFonts w:ascii="Arial" w:cs="Arial" w:eastAsia="Arial" w:hAnsi="Arial"/>
@@ -19699,7 +19699,7 @@
             <w:pPr>
               <w:spacing w:after="20" w:before="0"/>
             </w:pPr>
-            <w:hyperlink w:history="1" r:id="rId6d5qlswjsembrla--ovgx">
+            <w:hyperlink w:history="1" r:id="rIdncx8xjstxxghcl9zwmmcl">
               <w:r>
                 <w:rPr>
                   <w:rFonts w:ascii="Arial" w:cs="Arial" w:eastAsia="Arial" w:hAnsi="Arial"/>
@@ -19732,7 +19732,7 @@
               <w:spacing w:after="10" w:before="0"/>
               <w:ind w:left="120"/>
             </w:pPr>
-            <w:hyperlink w:history="1" r:id="rIdc3ig56tilex0ydcc0thft">
+            <w:hyperlink w:history="1" r:id="rIdajdgxgi3clqbxxmfzkeq2">
               <w:r>
                 <w:rPr>
                   <w:rFonts w:ascii="Arial" w:cs="Arial" w:eastAsia="Arial" w:hAnsi="Arial"/>
@@ -19927,7 +19927,7 @@
             <w:pPr>
               <w:spacing w:after="20" w:before="0"/>
             </w:pPr>
-            <w:hyperlink w:history="1" r:id="rIdadii18rxjtqyyoyqnw_2f">
+            <w:hyperlink w:history="1" r:id="rId-z_h-leshcoa0yejcofco">
               <w:r>
                 <w:rPr>
                   <w:rFonts w:ascii="Arial" w:cs="Arial" w:eastAsia="Arial" w:hAnsi="Arial"/>
@@ -19960,7 +19960,7 @@
               <w:spacing w:after="10" w:before="0"/>
               <w:ind w:left="120"/>
             </w:pPr>
-            <w:hyperlink w:history="1" r:id="rIdhopmjt47ba7b06jno0kyc">
+            <w:hyperlink w:history="1" r:id="rIdmq-7aepy60cnr9z7mddck">
               <w:r>
                 <w:rPr>
                   <w:rFonts w:ascii="Arial" w:cs="Arial" w:eastAsia="Arial" w:hAnsi="Arial"/>
@@ -20005,7 +20005,7 @@
             <w:pPr>
               <w:spacing w:after="20" w:before="0"/>
             </w:pPr>
-            <w:hyperlink w:history="1" r:id="rIdcjfcin7wv34s5cknbjme7">
+            <w:hyperlink w:history="1" r:id="rId5clzgcbnpjr02yci5ct9z">
               <w:r>
                 <w:rPr>
                   <w:rFonts w:ascii="Arial" w:cs="Arial" w:eastAsia="Arial" w:hAnsi="Arial"/>
@@ -20038,7 +20038,7 @@
               <w:spacing w:after="10" w:before="0"/>
               <w:ind w:left="120"/>
             </w:pPr>
-            <w:hyperlink w:history="1" r:id="rId0x6o3upiooz8kzuoafeif">
+            <w:hyperlink w:history="1" r:id="rIdrcs__efckfpzmqidbkbqm">
               <w:r>
                 <w:rPr>
                   <w:rFonts w:ascii="Arial" w:cs="Arial" w:eastAsia="Arial" w:hAnsi="Arial"/>

--- a/data/outputs/v2/Biology/SS1.2_Chemicals_of_Life/Biology_Chemicals_of_Life_CBE_LessonSequence.docx
+++ b/data/outputs/v2/Biology/SS1.2_Chemicals_of_Life/Biology_Chemicals_of_Life_CBE_LessonSequence.docx
@@ -3244,7 +3244,7 @@
             <w:pPr>
               <w:spacing w:after="20" w:before="0"/>
             </w:pPr>
-            <w:hyperlink w:history="1" r:id="rIddpkuncobon8tqpd0h2wxz">
+            <w:hyperlink w:history="1" r:id="rIdqbectmh9ynuobju2dfro6">
               <w:r>
                 <w:rPr>
                   <w:rFonts w:ascii="Arial" w:cs="Arial" w:eastAsia="Arial" w:hAnsi="Arial"/>
@@ -3277,7 +3277,7 @@
               <w:spacing w:after="10" w:before="0"/>
               <w:ind w:left="120"/>
             </w:pPr>
-            <w:hyperlink w:history="1" r:id="rIdqpgwpsru8uq8yso1klgtp">
+            <w:hyperlink w:history="1" r:id="rIdcvbsvanjidx19id-qn-18">
               <w:r>
                 <w:rPr>
                   <w:rFonts w:ascii="Arial" w:cs="Arial" w:eastAsia="Arial" w:hAnsi="Arial"/>
@@ -3322,7 +3322,7 @@
             <w:pPr>
               <w:spacing w:after="20" w:before="0"/>
             </w:pPr>
-            <w:hyperlink w:history="1" r:id="rId70bkpy8maethl41mcbmhd">
+            <w:hyperlink w:history="1" r:id="rIdtmftqecwe7atxomko_qa3">
               <w:r>
                 <w:rPr>
                   <w:rFonts w:ascii="Arial" w:cs="Arial" w:eastAsia="Arial" w:hAnsi="Arial"/>
@@ -3355,7 +3355,7 @@
               <w:spacing w:after="10" w:before="0"/>
               <w:ind w:left="120"/>
             </w:pPr>
-            <w:hyperlink w:history="1" r:id="rIdo9ovgy5tmlvju0rs5bu9z">
+            <w:hyperlink w:history="1" r:id="rIdznbm8scmrytdm9uczfvu9">
               <w:r>
                 <w:rPr>
                   <w:rFonts w:ascii="Arial" w:cs="Arial" w:eastAsia="Arial" w:hAnsi="Arial"/>
@@ -3816,7 +3816,7 @@
             <w:pPr>
               <w:spacing w:after="20" w:before="0"/>
             </w:pPr>
-            <w:hyperlink w:history="1" r:id="rId15i6m8h4wlqpn9d_7g_mu">
+            <w:hyperlink w:history="1" r:id="rIdwybywva7obspoziebu4ss">
               <w:r>
                 <w:rPr>
                   <w:rFonts w:ascii="Arial" w:cs="Arial" w:eastAsia="Arial" w:hAnsi="Arial"/>
@@ -3849,7 +3849,7 @@
               <w:spacing w:after="10" w:before="0"/>
               <w:ind w:left="120"/>
             </w:pPr>
-            <w:hyperlink w:history="1" r:id="rId7he7fqfpqvqay_eoveoto">
+            <w:hyperlink w:history="1" r:id="rIdgffqxy5ubcu5g0qs9oenj">
               <w:r>
                 <w:rPr>
                   <w:rFonts w:ascii="Arial" w:cs="Arial" w:eastAsia="Arial" w:hAnsi="Arial"/>
@@ -3894,7 +3894,7 @@
             <w:pPr>
               <w:spacing w:after="20" w:before="0"/>
             </w:pPr>
-            <w:hyperlink w:history="1" r:id="rId9wo3hiedswnl_8r1xqa3n">
+            <w:hyperlink w:history="1" r:id="rIdsgqv_wfowgu4_i0l1wjnf">
               <w:r>
                 <w:rPr>
                   <w:rFonts w:ascii="Arial" w:cs="Arial" w:eastAsia="Arial" w:hAnsi="Arial"/>
@@ -3927,7 +3927,7 @@
               <w:spacing w:after="10" w:before="0"/>
               <w:ind w:left="120"/>
             </w:pPr>
-            <w:hyperlink w:history="1" r:id="rIdcietrqs1kgwjsusamakep">
+            <w:hyperlink w:history="1" r:id="rIdrpfbprkegpmba96ywb3-j">
               <w:r>
                 <w:rPr>
                   <w:rFonts w:ascii="Arial" w:cs="Arial" w:eastAsia="Arial" w:hAnsi="Arial"/>
@@ -4274,7 +4274,7 @@
             <w:pPr>
               <w:spacing w:after="20" w:before="0"/>
             </w:pPr>
-            <w:hyperlink w:history="1" r:id="rIdzaolgdu4v7p_hny9zwbak">
+            <w:hyperlink w:history="1" r:id="rIdvrtf5568iow5qkl28efua">
               <w:r>
                 <w:rPr>
                   <w:rFonts w:ascii="Arial" w:cs="Arial" w:eastAsia="Arial" w:hAnsi="Arial"/>
@@ -4307,7 +4307,7 @@
               <w:spacing w:after="10" w:before="0"/>
               <w:ind w:left="120"/>
             </w:pPr>
-            <w:hyperlink w:history="1" r:id="rId6f_rpxmixqs5n-77z6lx2">
+            <w:hyperlink w:history="1" r:id="rIdafx6c2soa7pmrkvxqlbmu">
               <w:r>
                 <w:rPr>
                   <w:rFonts w:ascii="Arial" w:cs="Arial" w:eastAsia="Arial" w:hAnsi="Arial"/>
@@ -4352,7 +4352,7 @@
             <w:pPr>
               <w:spacing w:after="20" w:before="0"/>
             </w:pPr>
-            <w:hyperlink w:history="1" r:id="rIdh7tictt6xalgx8ec1nbk7">
+            <w:hyperlink w:history="1" r:id="rIdqog8qwlgnijc8j0cjgpcz">
               <w:r>
                 <w:rPr>
                   <w:rFonts w:ascii="Arial" w:cs="Arial" w:eastAsia="Arial" w:hAnsi="Arial"/>
@@ -4385,7 +4385,7 @@
               <w:spacing w:after="10" w:before="0"/>
               <w:ind w:left="120"/>
             </w:pPr>
-            <w:hyperlink w:history="1" r:id="rIdma-vveuzmy0l95z-5w9uz">
+            <w:hyperlink w:history="1" r:id="rIdtqva0qhqfqblcqa7g3qse">
               <w:r>
                 <w:rPr>
                   <w:rFonts w:ascii="Arial" w:cs="Arial" w:eastAsia="Arial" w:hAnsi="Arial"/>
@@ -4770,7 +4770,7 @@
             <w:pPr>
               <w:spacing w:after="20" w:before="0"/>
             </w:pPr>
-            <w:hyperlink w:history="1" r:id="rIdacqulwevbyyq4cb1h3kgi">
+            <w:hyperlink w:history="1" r:id="rIdemo0dknx1jgkedwnx-e4d">
               <w:r>
                 <w:rPr>
                   <w:rFonts w:ascii="Arial" w:cs="Arial" w:eastAsia="Arial" w:hAnsi="Arial"/>
@@ -4803,7 +4803,7 @@
               <w:spacing w:after="10" w:before="0"/>
               <w:ind w:left="120"/>
             </w:pPr>
-            <w:hyperlink w:history="1" r:id="rIdejsdpu-xbjukxa555bivy">
+            <w:hyperlink w:history="1" r:id="rIdf_aqpavd_jgvkyq28ngnz">
               <w:r>
                 <w:rPr>
                   <w:rFonts w:ascii="Arial" w:cs="Arial" w:eastAsia="Arial" w:hAnsi="Arial"/>
@@ -4848,7 +4848,7 @@
             <w:pPr>
               <w:spacing w:after="20" w:before="0"/>
             </w:pPr>
-            <w:hyperlink w:history="1" r:id="rIdm9h1ddbrxc8mdlltegbrt">
+            <w:hyperlink w:history="1" r:id="rIdq3lzervkgbte4xzcda668">
               <w:r>
                 <w:rPr>
                   <w:rFonts w:ascii="Arial" w:cs="Arial" w:eastAsia="Arial" w:hAnsi="Arial"/>
@@ -4881,7 +4881,7 @@
               <w:spacing w:after="10" w:before="0"/>
               <w:ind w:left="120"/>
             </w:pPr>
-            <w:hyperlink w:history="1" r:id="rIdw5hdvalsx7zndrmlyt1cq">
+            <w:hyperlink w:history="1" r:id="rIdnwubueds1z2hqxvezj4ab">
               <w:r>
                 <w:rPr>
                   <w:rFonts w:ascii="Arial" w:cs="Arial" w:eastAsia="Arial" w:hAnsi="Arial"/>
@@ -5228,7 +5228,7 @@
             <w:pPr>
               <w:spacing w:after="20" w:before="0"/>
             </w:pPr>
-            <w:hyperlink w:history="1" r:id="rIddwkdmi8q6oln4nuomp8-8">
+            <w:hyperlink w:history="1" r:id="rIdz1f4akl5gqfy_9m9fkzwr">
               <w:r>
                 <w:rPr>
                   <w:rFonts w:ascii="Arial" w:cs="Arial" w:eastAsia="Arial" w:hAnsi="Arial"/>
@@ -5261,7 +5261,7 @@
               <w:spacing w:after="10" w:before="0"/>
               <w:ind w:left="120"/>
             </w:pPr>
-            <w:hyperlink w:history="1" r:id="rIdehnimzz577miujveyfnve">
+            <w:hyperlink w:history="1" r:id="rIdww9qzo-kt2xhaynq9naln">
               <w:r>
                 <w:rPr>
                   <w:rFonts w:ascii="Arial" w:cs="Arial" w:eastAsia="Arial" w:hAnsi="Arial"/>
@@ -5306,7 +5306,7 @@
             <w:pPr>
               <w:spacing w:after="20" w:before="0"/>
             </w:pPr>
-            <w:hyperlink w:history="1" r:id="rId81wzwaf-nn55atgug4v-o">
+            <w:hyperlink w:history="1" r:id="rIdx2zwpfa_cx2nrnbatjkay">
               <w:r>
                 <w:rPr>
                   <w:rFonts w:ascii="Arial" w:cs="Arial" w:eastAsia="Arial" w:hAnsi="Arial"/>
@@ -5339,7 +5339,7 @@
               <w:spacing w:after="10" w:before="0"/>
               <w:ind w:left="120"/>
             </w:pPr>
-            <w:hyperlink w:history="1" r:id="rIdlresj-cefrspgfsrbvga-">
+            <w:hyperlink w:history="1" r:id="rIdrdgwhq-pnzxrnbfsxkwio">
               <w:r>
                 <w:rPr>
                   <w:rFonts w:ascii="Arial" w:cs="Arial" w:eastAsia="Arial" w:hAnsi="Arial"/>
@@ -7206,7 +7206,7 @@
             <w:pPr>
               <w:spacing w:after="20" w:before="0"/>
             </w:pPr>
-            <w:hyperlink w:history="1" r:id="rIdramwjpa-ho3kjsxgmrizu">
+            <w:hyperlink w:history="1" r:id="rIdrw95fxvfkmzpqxdgzkdbu">
               <w:r>
                 <w:rPr>
                   <w:rFonts w:ascii="Arial" w:cs="Arial" w:eastAsia="Arial" w:hAnsi="Arial"/>
@@ -7239,7 +7239,7 @@
               <w:spacing w:after="10" w:before="0"/>
               <w:ind w:left="120"/>
             </w:pPr>
-            <w:hyperlink w:history="1" r:id="rIdersavxsz4buhqn_ej4zps">
+            <w:hyperlink w:history="1" r:id="rIdr3nuzivmoyzpej9vidppd">
               <w:r>
                 <w:rPr>
                   <w:rFonts w:ascii="Arial" w:cs="Arial" w:eastAsia="Arial" w:hAnsi="Arial"/>
@@ -7284,7 +7284,7 @@
             <w:pPr>
               <w:spacing w:after="20" w:before="0"/>
             </w:pPr>
-            <w:hyperlink w:history="1" r:id="rIdupku64d3fkvy7nmncoimf">
+            <w:hyperlink w:history="1" r:id="rIdex5qcc8ehhhx7izrhkd1z">
               <w:r>
                 <w:rPr>
                   <w:rFonts w:ascii="Arial" w:cs="Arial" w:eastAsia="Arial" w:hAnsi="Arial"/>
@@ -7317,7 +7317,7 @@
               <w:spacing w:after="10" w:before="0"/>
               <w:ind w:left="120"/>
             </w:pPr>
-            <w:hyperlink w:history="1" r:id="rId4zhxjxc0xzfw8vfhp_psd">
+            <w:hyperlink w:history="1" r:id="rIdxxvtqfys0uviaur1uuv25">
               <w:r>
                 <w:rPr>
                   <w:rFonts w:ascii="Arial" w:cs="Arial" w:eastAsia="Arial" w:hAnsi="Arial"/>
@@ -7512,7 +7512,7 @@
             <w:pPr>
               <w:spacing w:after="20" w:before="0"/>
             </w:pPr>
-            <w:hyperlink w:history="1" r:id="rIdewfjcfqwiuil8rfjvf8kc">
+            <w:hyperlink w:history="1" r:id="rIdagdtgrxmz0xzzbpo4pxf_">
               <w:r>
                 <w:rPr>
                   <w:rFonts w:ascii="Arial" w:cs="Arial" w:eastAsia="Arial" w:hAnsi="Arial"/>
@@ -7545,7 +7545,7 @@
               <w:spacing w:after="10" w:before="0"/>
               <w:ind w:left="120"/>
             </w:pPr>
-            <w:hyperlink w:history="1" r:id="rIdnfdzydqag0kclr59xtrcv">
+            <w:hyperlink w:history="1" r:id="rIds85x-llermxcut5wmna_j">
               <w:r>
                 <w:rPr>
                   <w:rFonts w:ascii="Arial" w:cs="Arial" w:eastAsia="Arial" w:hAnsi="Arial"/>
@@ -7590,7 +7590,7 @@
             <w:pPr>
               <w:spacing w:after="20" w:before="0"/>
             </w:pPr>
-            <w:hyperlink w:history="1" r:id="rIdatlorqaqo9bxcacjrfzfe">
+            <w:hyperlink w:history="1" r:id="rIdmafcr5t1kgnxmarlscwgg">
               <w:r>
                 <w:rPr>
                   <w:rFonts w:ascii="Arial" w:cs="Arial" w:eastAsia="Arial" w:hAnsi="Arial"/>
@@ -7623,7 +7623,7 @@
               <w:spacing w:after="10" w:before="0"/>
               <w:ind w:left="120"/>
             </w:pPr>
-            <w:hyperlink w:history="1" r:id="rIdq1zqydd7pw301htwp3wrh">
+            <w:hyperlink w:history="1" r:id="rIdttpyxagpzyb-fkgfdnecy">
               <w:r>
                 <w:rPr>
                   <w:rFonts w:ascii="Arial" w:cs="Arial" w:eastAsia="Arial" w:hAnsi="Arial"/>
@@ -7818,7 +7818,7 @@
             <w:pPr>
               <w:spacing w:after="20" w:before="0"/>
             </w:pPr>
-            <w:hyperlink w:history="1" r:id="rIdcnqpo2klviwz-7oapxtmk">
+            <w:hyperlink w:history="1" r:id="rIdxmntwajonkm5hignncoei">
               <w:r>
                 <w:rPr>
                   <w:rFonts w:ascii="Arial" w:cs="Arial" w:eastAsia="Arial" w:hAnsi="Arial"/>
@@ -7851,7 +7851,7 @@
               <w:spacing w:after="10" w:before="0"/>
               <w:ind w:left="120"/>
             </w:pPr>
-            <w:hyperlink w:history="1" r:id="rIdspnwkbi4fpnz61cantgq_">
+            <w:hyperlink w:history="1" r:id="rId-nswtpwxvprjvvubrkqg9">
               <w:r>
                 <w:rPr>
                   <w:rFonts w:ascii="Arial" w:cs="Arial" w:eastAsia="Arial" w:hAnsi="Arial"/>
@@ -7896,7 +7896,7 @@
             <w:pPr>
               <w:spacing w:after="20" w:before="0"/>
             </w:pPr>
-            <w:hyperlink w:history="1" r:id="rIdgh2xur2dcgcetw-rgii0y">
+            <w:hyperlink w:history="1" r:id="rIdb0ekqp9_jpxba-d6twywe">
               <w:r>
                 <w:rPr>
                   <w:rFonts w:ascii="Arial" w:cs="Arial" w:eastAsia="Arial" w:hAnsi="Arial"/>
@@ -7929,7 +7929,7 @@
               <w:spacing w:after="10" w:before="0"/>
               <w:ind w:left="120"/>
             </w:pPr>
-            <w:hyperlink w:history="1" r:id="rIdpvxvmtxl0exxtzbqwr8zf">
+            <w:hyperlink w:history="1" r:id="rIdvikejefhllqglu66px7_l">
               <w:r>
                 <w:rPr>
                   <w:rFonts w:ascii="Arial" w:cs="Arial" w:eastAsia="Arial" w:hAnsi="Arial"/>
@@ -8124,7 +8124,7 @@
             <w:pPr>
               <w:spacing w:after="20" w:before="0"/>
             </w:pPr>
-            <w:hyperlink w:history="1" r:id="rIdlvensyinfb-owuimmqo0s">
+            <w:hyperlink w:history="1" r:id="rIdfm3l7mi_sgpql9oxhqwio">
               <w:r>
                 <w:rPr>
                   <w:rFonts w:ascii="Arial" w:cs="Arial" w:eastAsia="Arial" w:hAnsi="Arial"/>
@@ -8157,7 +8157,7 @@
               <w:spacing w:after="10" w:before="0"/>
               <w:ind w:left="120"/>
             </w:pPr>
-            <w:hyperlink w:history="1" r:id="rId2r7nasr5l3eb1unssl8fz">
+            <w:hyperlink w:history="1" r:id="rIdv_zcirrmdxeelu1jj1amd">
               <w:r>
                 <w:rPr>
                   <w:rFonts w:ascii="Arial" w:cs="Arial" w:eastAsia="Arial" w:hAnsi="Arial"/>
@@ -8202,7 +8202,7 @@
             <w:pPr>
               <w:spacing w:after="20" w:before="0"/>
             </w:pPr>
-            <w:hyperlink w:history="1" r:id="rIdxt9n2j2dbq_yd1j6eg9sx">
+            <w:hyperlink w:history="1" r:id="rIdfcwh008a0qpifshb2dcsq">
               <w:r>
                 <w:rPr>
                   <w:rFonts w:ascii="Arial" w:cs="Arial" w:eastAsia="Arial" w:hAnsi="Arial"/>
@@ -8235,7 +8235,7 @@
               <w:spacing w:after="10" w:before="0"/>
               <w:ind w:left="120"/>
             </w:pPr>
-            <w:hyperlink w:history="1" r:id="rIdol6zt_zoers0lggdaz1t0">
+            <w:hyperlink w:history="1" r:id="rIdrhss54n75bm__oede8haz">
               <w:r>
                 <w:rPr>
                   <w:rFonts w:ascii="Arial" w:cs="Arial" w:eastAsia="Arial" w:hAnsi="Arial"/>
@@ -8430,7 +8430,7 @@
             <w:pPr>
               <w:spacing w:after="20" w:before="0"/>
             </w:pPr>
-            <w:hyperlink w:history="1" r:id="rIdt6mywuizvshelluzcqkvv">
+            <w:hyperlink w:history="1" r:id="rId5rmeohxbgl6av98amqxcb">
               <w:r>
                 <w:rPr>
                   <w:rFonts w:ascii="Arial" w:cs="Arial" w:eastAsia="Arial" w:hAnsi="Arial"/>
@@ -8463,7 +8463,7 @@
               <w:spacing w:after="10" w:before="0"/>
               <w:ind w:left="120"/>
             </w:pPr>
-            <w:hyperlink w:history="1" r:id="rId2niqxgvjbrbiyn9tz9cft">
+            <w:hyperlink w:history="1" r:id="rIdityjsab3gtqy0uitqzug6">
               <w:r>
                 <w:rPr>
                   <w:rFonts w:ascii="Arial" w:cs="Arial" w:eastAsia="Arial" w:hAnsi="Arial"/>
@@ -8508,7 +8508,7 @@
             <w:pPr>
               <w:spacing w:after="20" w:before="0"/>
             </w:pPr>
-            <w:hyperlink w:history="1" r:id="rId6kcnnmvhj8cxngv4pvriz">
+            <w:hyperlink w:history="1" r:id="rIddrxnyuk3q-9gxi3rpy1kh">
               <w:r>
                 <w:rPr>
                   <w:rFonts w:ascii="Arial" w:cs="Arial" w:eastAsia="Arial" w:hAnsi="Arial"/>
@@ -8541,7 +8541,7 @@
               <w:spacing w:after="10" w:before="0"/>
               <w:ind w:left="120"/>
             </w:pPr>
-            <w:hyperlink w:history="1" r:id="rIdvolsyuozarpbyarmlm0ow">
+            <w:hyperlink w:history="1" r:id="rIdgp6w04sw3sm5fbzwm2nx-">
               <w:r>
                 <w:rPr>
                   <w:rFonts w:ascii="Arial" w:cs="Arial" w:eastAsia="Arial" w:hAnsi="Arial"/>
@@ -10142,7 +10142,7 @@
             <w:pPr>
               <w:spacing w:after="20" w:before="0"/>
             </w:pPr>
-            <w:hyperlink w:history="1" r:id="rIdeehb8qz_-me7uw8ccm7_e">
+            <w:hyperlink w:history="1" r:id="rIdu0h1ucqy1pzht4ojxb286">
               <w:r>
                 <w:rPr>
                   <w:rFonts w:ascii="Arial" w:cs="Arial" w:eastAsia="Arial" w:hAnsi="Arial"/>
@@ -10175,7 +10175,7 @@
               <w:spacing w:after="10" w:before="0"/>
               <w:ind w:left="120"/>
             </w:pPr>
-            <w:hyperlink w:history="1" r:id="rIdsekuoqt5x2phcqohhl9dt">
+            <w:hyperlink w:history="1" r:id="rIdkb3zlizlkbdwm0ngyetac">
               <w:r>
                 <w:rPr>
                   <w:rFonts w:ascii="Arial" w:cs="Arial" w:eastAsia="Arial" w:hAnsi="Arial"/>
@@ -10220,7 +10220,7 @@
             <w:pPr>
               <w:spacing w:after="20" w:before="0"/>
             </w:pPr>
-            <w:hyperlink w:history="1" r:id="rIdtwtwwwdx-ai4ajcpjvuz8">
+            <w:hyperlink w:history="1" r:id="rIddhne-z1pwvh9y21tjdecb">
               <w:r>
                 <w:rPr>
                   <w:rFonts w:ascii="Arial" w:cs="Arial" w:eastAsia="Arial" w:hAnsi="Arial"/>
@@ -10253,7 +10253,7 @@
               <w:spacing w:after="10" w:before="0"/>
               <w:ind w:left="120"/>
             </w:pPr>
-            <w:hyperlink w:history="1" r:id="rIdvy7x2xzzqa2i_4hsuad9y">
+            <w:hyperlink w:history="1" r:id="rId0tht5cbpv8oxlc8czdblk">
               <w:r>
                 <w:rPr>
                   <w:rFonts w:ascii="Arial" w:cs="Arial" w:eastAsia="Arial" w:hAnsi="Arial"/>
@@ -10448,7 +10448,7 @@
             <w:pPr>
               <w:spacing w:after="20" w:before="0"/>
             </w:pPr>
-            <w:hyperlink w:history="1" r:id="rIdoqnsderxupo8xrxrgclo-">
+            <w:hyperlink w:history="1" r:id="rIdxasjigsdj0cgwcbnvp1vf">
               <w:r>
                 <w:rPr>
                   <w:rFonts w:ascii="Arial" w:cs="Arial" w:eastAsia="Arial" w:hAnsi="Arial"/>
@@ -10481,7 +10481,7 @@
               <w:spacing w:after="10" w:before="0"/>
               <w:ind w:left="120"/>
             </w:pPr>
-            <w:hyperlink w:history="1" r:id="rId5nbhnysb7sm2lbt4nbjqg">
+            <w:hyperlink w:history="1" r:id="rIduzpaf_bxfjdhrbslshqlk">
               <w:r>
                 <w:rPr>
                   <w:rFonts w:ascii="Arial" w:cs="Arial" w:eastAsia="Arial" w:hAnsi="Arial"/>
@@ -10526,7 +10526,7 @@
             <w:pPr>
               <w:spacing w:after="20" w:before="0"/>
             </w:pPr>
-            <w:hyperlink w:history="1" r:id="rIdsp79dxulbl6zf9w94hdbl">
+            <w:hyperlink w:history="1" r:id="rId5qcu7uvyd5mc4c6boq_xr">
               <w:r>
                 <w:rPr>
                   <w:rFonts w:ascii="Arial" w:cs="Arial" w:eastAsia="Arial" w:hAnsi="Arial"/>
@@ -10559,7 +10559,7 @@
               <w:spacing w:after="10" w:before="0"/>
               <w:ind w:left="120"/>
             </w:pPr>
-            <w:hyperlink w:history="1" r:id="rIdvc_ylvgmxhkwubqnsqcyv">
+            <w:hyperlink w:history="1" r:id="rIdr6lmbvri0zqdobmnazhth">
               <w:r>
                 <w:rPr>
                   <w:rFonts w:ascii="Arial" w:cs="Arial" w:eastAsia="Arial" w:hAnsi="Arial"/>
@@ -10754,7 +10754,7 @@
             <w:pPr>
               <w:spacing w:after="20" w:before="0"/>
             </w:pPr>
-            <w:hyperlink w:history="1" r:id="rIddxf_7xyovlmnzloufxavi">
+            <w:hyperlink w:history="1" r:id="rIdzrxey8q8whq0ysxn2jrg0">
               <w:r>
                 <w:rPr>
                   <w:rFonts w:ascii="Arial" w:cs="Arial" w:eastAsia="Arial" w:hAnsi="Arial"/>
@@ -10787,7 +10787,7 @@
               <w:spacing w:after="10" w:before="0"/>
               <w:ind w:left="120"/>
             </w:pPr>
-            <w:hyperlink w:history="1" r:id="rIdssil2ziwyz9ezkwoyp8b2">
+            <w:hyperlink w:history="1" r:id="rIdoxar7myak3xpeqcoazlov">
               <w:r>
                 <w:rPr>
                   <w:rFonts w:ascii="Arial" w:cs="Arial" w:eastAsia="Arial" w:hAnsi="Arial"/>
@@ -10832,7 +10832,7 @@
             <w:pPr>
               <w:spacing w:after="20" w:before="0"/>
             </w:pPr>
-            <w:hyperlink w:history="1" r:id="rId5fhu5fiy-lcpdf_l8f04e">
+            <w:hyperlink w:history="1" r:id="rId7mzmn6vslfeygftlnftco">
               <w:r>
                 <w:rPr>
                   <w:rFonts w:ascii="Arial" w:cs="Arial" w:eastAsia="Arial" w:hAnsi="Arial"/>
@@ -10865,7 +10865,7 @@
               <w:spacing w:after="10" w:before="0"/>
               <w:ind w:left="120"/>
             </w:pPr>
-            <w:hyperlink w:history="1" r:id="rId-9dsuoo1xhr5r0pn4axmk">
+            <w:hyperlink w:history="1" r:id="rIde7smnqtvg2ti3heipmdzi">
               <w:r>
                 <w:rPr>
                   <w:rFonts w:ascii="Arial" w:cs="Arial" w:eastAsia="Arial" w:hAnsi="Arial"/>
@@ -11060,7 +11060,7 @@
             <w:pPr>
               <w:spacing w:after="20" w:before="0"/>
             </w:pPr>
-            <w:hyperlink w:history="1" r:id="rIdhyplb59pmzr7wxpbl5mqc">
+            <w:hyperlink w:history="1" r:id="rIdkddwrf9dneonnpcbi7txm">
               <w:r>
                 <w:rPr>
                   <w:rFonts w:ascii="Arial" w:cs="Arial" w:eastAsia="Arial" w:hAnsi="Arial"/>
@@ -11093,7 +11093,7 @@
               <w:spacing w:after="10" w:before="0"/>
               <w:ind w:left="120"/>
             </w:pPr>
-            <w:hyperlink w:history="1" r:id="rIdn6n9kmyah7r5tgzfhsa3_">
+            <w:hyperlink w:history="1" r:id="rId846t7qdhtymbw8friqokl">
               <w:r>
                 <w:rPr>
                   <w:rFonts w:ascii="Arial" w:cs="Arial" w:eastAsia="Arial" w:hAnsi="Arial"/>
@@ -11138,7 +11138,7 @@
             <w:pPr>
               <w:spacing w:after="20" w:before="0"/>
             </w:pPr>
-            <w:hyperlink w:history="1" r:id="rIdvzj2mxhls8et6cspe6m1w">
+            <w:hyperlink w:history="1" r:id="rIdzcre8mji1yqmrwohlx6gt">
               <w:r>
                 <w:rPr>
                   <w:rFonts w:ascii="Arial" w:cs="Arial" w:eastAsia="Arial" w:hAnsi="Arial"/>
@@ -11171,7 +11171,7 @@
               <w:spacing w:after="10" w:before="0"/>
               <w:ind w:left="120"/>
             </w:pPr>
-            <w:hyperlink w:history="1" r:id="rIdrgjc0lq1sqymu0encnivk">
+            <w:hyperlink w:history="1" r:id="rIddas6s7veufy_ihmwk-dii">
               <w:r>
                 <w:rPr>
                   <w:rFonts w:ascii="Arial" w:cs="Arial" w:eastAsia="Arial" w:hAnsi="Arial"/>
@@ -11366,7 +11366,7 @@
             <w:pPr>
               <w:spacing w:after="20" w:before="0"/>
             </w:pPr>
-            <w:hyperlink w:history="1" r:id="rId3qcpuwx4uoij7pusj4c9e">
+            <w:hyperlink w:history="1" r:id="rId1fovidaxwuetjcrpnlvpz">
               <w:r>
                 <w:rPr>
                   <w:rFonts w:ascii="Arial" w:cs="Arial" w:eastAsia="Arial" w:hAnsi="Arial"/>
@@ -11399,7 +11399,7 @@
               <w:spacing w:after="10" w:before="0"/>
               <w:ind w:left="120"/>
             </w:pPr>
-            <w:hyperlink w:history="1" r:id="rIdyrbk4ea-rdteakuaz577k">
+            <w:hyperlink w:history="1" r:id="rIdkkdsxrr97ebw2ij7bkmo1">
               <w:r>
                 <w:rPr>
                   <w:rFonts w:ascii="Arial" w:cs="Arial" w:eastAsia="Arial" w:hAnsi="Arial"/>
@@ -11444,7 +11444,7 @@
             <w:pPr>
               <w:spacing w:after="20" w:before="0"/>
             </w:pPr>
-            <w:hyperlink w:history="1" r:id="rIdvptsltrwjew9yv-keublo">
+            <w:hyperlink w:history="1" r:id="rIdkujap8sat80xsxvtpfjgn">
               <w:r>
                 <w:rPr>
                   <w:rFonts w:ascii="Arial" w:cs="Arial" w:eastAsia="Arial" w:hAnsi="Arial"/>
@@ -11477,7 +11477,7 @@
               <w:spacing w:after="10" w:before="0"/>
               <w:ind w:left="120"/>
             </w:pPr>
-            <w:hyperlink w:history="1" r:id="rIdngxa1kyoqrzhp_tnddk43">
+            <w:hyperlink w:history="1" r:id="rId2sd1i0cl7wlrv4ggv5rhz">
               <w:r>
                 <w:rPr>
                   <w:rFonts w:ascii="Arial" w:cs="Arial" w:eastAsia="Arial" w:hAnsi="Arial"/>
@@ -12964,7 +12964,7 @@
             <w:pPr>
               <w:spacing w:after="20" w:before="0"/>
             </w:pPr>
-            <w:hyperlink w:history="1" r:id="rIdki-8ggb37odjitfzu3rsi">
+            <w:hyperlink w:history="1" r:id="rIdarecsrmb00x9v2vl2wdes">
               <w:r>
                 <w:rPr>
                   <w:rFonts w:ascii="Arial" w:cs="Arial" w:eastAsia="Arial" w:hAnsi="Arial"/>
@@ -12997,7 +12997,7 @@
               <w:spacing w:after="10" w:before="0"/>
               <w:ind w:left="120"/>
             </w:pPr>
-            <w:hyperlink w:history="1" r:id="rIdfjdv0rnjdhdfbwdirmyl_">
+            <w:hyperlink w:history="1" r:id="rId48deswp0pjtmz429_wcxl">
               <w:r>
                 <w:rPr>
                   <w:rFonts w:ascii="Arial" w:cs="Arial" w:eastAsia="Arial" w:hAnsi="Arial"/>
@@ -13042,7 +13042,7 @@
             <w:pPr>
               <w:spacing w:after="20" w:before="0"/>
             </w:pPr>
-            <w:hyperlink w:history="1" r:id="rIdfkwa6yzywfbafj_iapbls">
+            <w:hyperlink w:history="1" r:id="rIdw0spaig5ca1rxc87hsbrh">
               <w:r>
                 <w:rPr>
                   <w:rFonts w:ascii="Arial" w:cs="Arial" w:eastAsia="Arial" w:hAnsi="Arial"/>
@@ -13075,7 +13075,7 @@
               <w:spacing w:after="10" w:before="0"/>
               <w:ind w:left="120"/>
             </w:pPr>
-            <w:hyperlink w:history="1" r:id="rIdi3rvvfdpydnefamr1r5ii">
+            <w:hyperlink w:history="1" r:id="rIdbihnp8tjw4agaq8e4pbco">
               <w:r>
                 <w:rPr>
                   <w:rFonts w:ascii="Arial" w:cs="Arial" w:eastAsia="Arial" w:hAnsi="Arial"/>
@@ -13270,7 +13270,7 @@
             <w:pPr>
               <w:spacing w:after="20" w:before="0"/>
             </w:pPr>
-            <w:hyperlink w:history="1" r:id="rIdvy-d9xh7zwdftvk8ueh-6">
+            <w:hyperlink w:history="1" r:id="rId9ejdzuohxsu0zhcv5xqd-">
               <w:r>
                 <w:rPr>
                   <w:rFonts w:ascii="Arial" w:cs="Arial" w:eastAsia="Arial" w:hAnsi="Arial"/>
@@ -13303,7 +13303,7 @@
               <w:spacing w:after="10" w:before="0"/>
               <w:ind w:left="120"/>
             </w:pPr>
-            <w:hyperlink w:history="1" r:id="rIdnufofn4sjd2tkkzjqxv0i">
+            <w:hyperlink w:history="1" r:id="rId8f8y6rn9w95ugixkh9nqx">
               <w:r>
                 <w:rPr>
                   <w:rFonts w:ascii="Arial" w:cs="Arial" w:eastAsia="Arial" w:hAnsi="Arial"/>
@@ -13348,7 +13348,7 @@
             <w:pPr>
               <w:spacing w:after="20" w:before="0"/>
             </w:pPr>
-            <w:hyperlink w:history="1" r:id="rId4_knsv0bh5hmy_l7_5bam">
+            <w:hyperlink w:history="1" r:id="rIdiuxb-abhhyolverg7kjhz">
               <w:r>
                 <w:rPr>
                   <w:rFonts w:ascii="Arial" w:cs="Arial" w:eastAsia="Arial" w:hAnsi="Arial"/>
@@ -13381,7 +13381,7 @@
               <w:spacing w:after="10" w:before="0"/>
               <w:ind w:left="120"/>
             </w:pPr>
-            <w:hyperlink w:history="1" r:id="rIdx9zgid8q-tal756zutodm">
+            <w:hyperlink w:history="1" r:id="rId2wal2aj0usw5yhoszam5j">
               <w:r>
                 <w:rPr>
                   <w:rFonts w:ascii="Arial" w:cs="Arial" w:eastAsia="Arial" w:hAnsi="Arial"/>
@@ -13576,7 +13576,7 @@
             <w:pPr>
               <w:spacing w:after="20" w:before="0"/>
             </w:pPr>
-            <w:hyperlink w:history="1" r:id="rIdmi4c8zfzhb5rvckxsizr-">
+            <w:hyperlink w:history="1" r:id="rId8omubnhys7sthpddlx8gi">
               <w:r>
                 <w:rPr>
                   <w:rFonts w:ascii="Arial" w:cs="Arial" w:eastAsia="Arial" w:hAnsi="Arial"/>
@@ -13609,7 +13609,7 @@
               <w:spacing w:after="10" w:before="0"/>
               <w:ind w:left="120"/>
             </w:pPr>
-            <w:hyperlink w:history="1" r:id="rIdd9k7jujlvltxwhrvgykvm">
+            <w:hyperlink w:history="1" r:id="rIdayuc8ceroutopyqefjfo0">
               <w:r>
                 <w:rPr>
                   <w:rFonts w:ascii="Arial" w:cs="Arial" w:eastAsia="Arial" w:hAnsi="Arial"/>
@@ -13654,7 +13654,7 @@
             <w:pPr>
               <w:spacing w:after="20" w:before="0"/>
             </w:pPr>
-            <w:hyperlink w:history="1" r:id="rIda1lmy3vuf6e9svbz6wxdy">
+            <w:hyperlink w:history="1" r:id="rIdndqhjmvy3d_s1yc9s8imu">
               <w:r>
                 <w:rPr>
                   <w:rFonts w:ascii="Arial" w:cs="Arial" w:eastAsia="Arial" w:hAnsi="Arial"/>
@@ -13687,7 +13687,7 @@
               <w:spacing w:after="10" w:before="0"/>
               <w:ind w:left="120"/>
             </w:pPr>
-            <w:hyperlink w:history="1" r:id="rId0adqv7b5vauvqvbzphnpv">
+            <w:hyperlink w:history="1" r:id="rIdges2xkbvbfc2uigb12mit">
               <w:r>
                 <w:rPr>
                   <w:rFonts w:ascii="Arial" w:cs="Arial" w:eastAsia="Arial" w:hAnsi="Arial"/>
@@ -13882,7 +13882,7 @@
             <w:pPr>
               <w:spacing w:after="20" w:before="0"/>
             </w:pPr>
-            <w:hyperlink w:history="1" r:id="rIdjliznudxppu3gva_zzmly">
+            <w:hyperlink w:history="1" r:id="rIdrk0aealf11sp6fc5chuzw">
               <w:r>
                 <w:rPr>
                   <w:rFonts w:ascii="Arial" w:cs="Arial" w:eastAsia="Arial" w:hAnsi="Arial"/>
@@ -13915,7 +13915,7 @@
               <w:spacing w:after="10" w:before="0"/>
               <w:ind w:left="120"/>
             </w:pPr>
-            <w:hyperlink w:history="1" r:id="rIdxkhs0ohne-tkjojh8ebfx">
+            <w:hyperlink w:history="1" r:id="rIdcw7ej0rb1q2c07tlipm89">
               <w:r>
                 <w:rPr>
                   <w:rFonts w:ascii="Arial" w:cs="Arial" w:eastAsia="Arial" w:hAnsi="Arial"/>
@@ -13960,7 +13960,7 @@
             <w:pPr>
               <w:spacing w:after="20" w:before="0"/>
             </w:pPr>
-            <w:hyperlink w:history="1" r:id="rIdpej7ptkevldi8wrkfikqt">
+            <w:hyperlink w:history="1" r:id="rIdwtmz5rkvbh-t62h7i2skh">
               <w:r>
                 <w:rPr>
                   <w:rFonts w:ascii="Arial" w:cs="Arial" w:eastAsia="Arial" w:hAnsi="Arial"/>
@@ -13993,7 +13993,7 @@
               <w:spacing w:after="10" w:before="0"/>
               <w:ind w:left="120"/>
             </w:pPr>
-            <w:hyperlink w:history="1" r:id="rIdc-ssc-xjyl057zz_uap8c">
+            <w:hyperlink w:history="1" r:id="rIdg1mnce1dkinwbaajabxpp">
               <w:r>
                 <w:rPr>
                   <w:rFonts w:ascii="Arial" w:cs="Arial" w:eastAsia="Arial" w:hAnsi="Arial"/>
@@ -14188,7 +14188,7 @@
             <w:pPr>
               <w:spacing w:after="20" w:before="0"/>
             </w:pPr>
-            <w:hyperlink w:history="1" r:id="rIdcxniisiuyxkb_gan22noo">
+            <w:hyperlink w:history="1" r:id="rIdggtogvjozjkac0aqlzvyz">
               <w:r>
                 <w:rPr>
                   <w:rFonts w:ascii="Arial" w:cs="Arial" w:eastAsia="Arial" w:hAnsi="Arial"/>
@@ -14221,7 +14221,7 @@
               <w:spacing w:after="10" w:before="0"/>
               <w:ind w:left="120"/>
             </w:pPr>
-            <w:hyperlink w:history="1" r:id="rId5bi8f9365-57wthvm2vcy">
+            <w:hyperlink w:history="1" r:id="rIdx8tbeg7ty5pfrxiad0pmb">
               <w:r>
                 <w:rPr>
                   <w:rFonts w:ascii="Arial" w:cs="Arial" w:eastAsia="Arial" w:hAnsi="Arial"/>
@@ -14266,7 +14266,7 @@
             <w:pPr>
               <w:spacing w:after="20" w:before="0"/>
             </w:pPr>
-            <w:hyperlink w:history="1" r:id="rIdtemluyymd-o2kx94zg_xu">
+            <w:hyperlink w:history="1" r:id="rIdt3jzp01i5tmdr1kk4javy">
               <w:r>
                 <w:rPr>
                   <w:rFonts w:ascii="Arial" w:cs="Arial" w:eastAsia="Arial" w:hAnsi="Arial"/>
@@ -14299,7 +14299,7 @@
               <w:spacing w:after="10" w:before="0"/>
               <w:ind w:left="120"/>
             </w:pPr>
-            <w:hyperlink w:history="1" r:id="rIdnfrglaqbfyrgjrl-6mawl">
+            <w:hyperlink w:history="1" r:id="rIdagyi5jb1i9k_cak2kvesy">
               <w:r>
                 <w:rPr>
                   <w:rFonts w:ascii="Arial" w:cs="Arial" w:eastAsia="Arial" w:hAnsi="Arial"/>
@@ -15881,7 +15881,7 @@
             <w:pPr>
               <w:spacing w:after="20" w:before="0"/>
             </w:pPr>
-            <w:hyperlink w:history="1" r:id="rIdpnvfcgp346oycq-b2lwil">
+            <w:hyperlink w:history="1" r:id="rIdpgmlxsd69x4mh9hpbkwqf">
               <w:r>
                 <w:rPr>
                   <w:rFonts w:ascii="Arial" w:cs="Arial" w:eastAsia="Arial" w:hAnsi="Arial"/>
@@ -15914,7 +15914,7 @@
               <w:spacing w:after="10" w:before="0"/>
               <w:ind w:left="120"/>
             </w:pPr>
-            <w:hyperlink w:history="1" r:id="rIdgdexl3_opaixwansjqiqf">
+            <w:hyperlink w:history="1" r:id="rIdduczykxhaid1dbf4m_f_n">
               <w:r>
                 <w:rPr>
                   <w:rFonts w:ascii="Arial" w:cs="Arial" w:eastAsia="Arial" w:hAnsi="Arial"/>
@@ -15959,7 +15959,7 @@
             <w:pPr>
               <w:spacing w:after="20" w:before="0"/>
             </w:pPr>
-            <w:hyperlink w:history="1" r:id="rIdz-xab67qlr_bfilwvj92p">
+            <w:hyperlink w:history="1" r:id="rIdynzdl7tguszevfsp1uxtp">
               <w:r>
                 <w:rPr>
                   <w:rFonts w:ascii="Arial" w:cs="Arial" w:eastAsia="Arial" w:hAnsi="Arial"/>
@@ -15992,7 +15992,7 @@
               <w:spacing w:after="10" w:before="0"/>
               <w:ind w:left="120"/>
             </w:pPr>
-            <w:hyperlink w:history="1" r:id="rId8frazyw82h889zxw_uo-y">
+            <w:hyperlink w:history="1" r:id="rIdgsln1rkhjzf-ykojrcwtu">
               <w:r>
                 <w:rPr>
                   <w:rFonts w:ascii="Arial" w:cs="Arial" w:eastAsia="Arial" w:hAnsi="Arial"/>
@@ -16187,7 +16187,7 @@
             <w:pPr>
               <w:spacing w:after="20" w:before="0"/>
             </w:pPr>
-            <w:hyperlink w:history="1" r:id="rIdl4ql-xd8vzj5gj20encz3">
+            <w:hyperlink w:history="1" r:id="rIdvur_wzfcspnrennscte39">
               <w:r>
                 <w:rPr>
                   <w:rFonts w:ascii="Arial" w:cs="Arial" w:eastAsia="Arial" w:hAnsi="Arial"/>
@@ -16220,7 +16220,7 @@
               <w:spacing w:after="10" w:before="0"/>
               <w:ind w:left="120"/>
             </w:pPr>
-            <w:hyperlink w:history="1" r:id="rId7ra8qbcmj1lren-rl12ou">
+            <w:hyperlink w:history="1" r:id="rIdyc1teiy1b4bcxyzy2gocf">
               <w:r>
                 <w:rPr>
                   <w:rFonts w:ascii="Arial" w:cs="Arial" w:eastAsia="Arial" w:hAnsi="Arial"/>
@@ -16265,7 +16265,7 @@
             <w:pPr>
               <w:spacing w:after="20" w:before="0"/>
             </w:pPr>
-            <w:hyperlink w:history="1" r:id="rId_pbmqvb411fbcuflkn-7s">
+            <w:hyperlink w:history="1" r:id="rIdpx9-thod_sopmxnkkkusg">
               <w:r>
                 <w:rPr>
                   <w:rFonts w:ascii="Arial" w:cs="Arial" w:eastAsia="Arial" w:hAnsi="Arial"/>
@@ -16298,7 +16298,7 @@
               <w:spacing w:after="10" w:before="0"/>
               <w:ind w:left="120"/>
             </w:pPr>
-            <w:hyperlink w:history="1" r:id="rIddf9rcjsaam_buh6t0v4gf">
+            <w:hyperlink w:history="1" r:id="rIdptq6l3knryjd3dcxip6km">
               <w:r>
                 <w:rPr>
                   <w:rFonts w:ascii="Arial" w:cs="Arial" w:eastAsia="Arial" w:hAnsi="Arial"/>
@@ -16493,7 +16493,7 @@
             <w:pPr>
               <w:spacing w:after="20" w:before="0"/>
             </w:pPr>
-            <w:hyperlink w:history="1" r:id="rIdpw6nz6xlxcokz2ii3lw2x">
+            <w:hyperlink w:history="1" r:id="rIdvwdffgwjfqhto5hssf5mp">
               <w:r>
                 <w:rPr>
                   <w:rFonts w:ascii="Arial" w:cs="Arial" w:eastAsia="Arial" w:hAnsi="Arial"/>
@@ -16526,7 +16526,7 @@
               <w:spacing w:after="10" w:before="0"/>
               <w:ind w:left="120"/>
             </w:pPr>
-            <w:hyperlink w:history="1" r:id="rIdmu4jmb8r-camfu2lf-b7f">
+            <w:hyperlink w:history="1" r:id="rIdzqvwdozhwehqq-3agte2v">
               <w:r>
                 <w:rPr>
                   <w:rFonts w:ascii="Arial" w:cs="Arial" w:eastAsia="Arial" w:hAnsi="Arial"/>
@@ -16571,7 +16571,7 @@
             <w:pPr>
               <w:spacing w:after="20" w:before="0"/>
             </w:pPr>
-            <w:hyperlink w:history="1" r:id="rIdjctt2x_rgknfj5wyqwns8">
+            <w:hyperlink w:history="1" r:id="rIdubusrlvmcygfha77hri_m">
               <w:r>
                 <w:rPr>
                   <w:rFonts w:ascii="Arial" w:cs="Arial" w:eastAsia="Arial" w:hAnsi="Arial"/>
@@ -16604,7 +16604,7 @@
               <w:spacing w:after="10" w:before="0"/>
               <w:ind w:left="120"/>
             </w:pPr>
-            <w:hyperlink w:history="1" r:id="rIdqzemwq1io3yjnty5fajrw">
+            <w:hyperlink w:history="1" r:id="rIdei5y1me6spzfj7m2sermp">
               <w:r>
                 <w:rPr>
                   <w:rFonts w:ascii="Arial" w:cs="Arial" w:eastAsia="Arial" w:hAnsi="Arial"/>
@@ -16799,7 +16799,7 @@
             <w:pPr>
               <w:spacing w:after="20" w:before="0"/>
             </w:pPr>
-            <w:hyperlink w:history="1" r:id="rIdm7qj4kh2bifcyxojeen7f">
+            <w:hyperlink w:history="1" r:id="rId5wkfahlvsbvbbqmb-gi29">
               <w:r>
                 <w:rPr>
                   <w:rFonts w:ascii="Arial" w:cs="Arial" w:eastAsia="Arial" w:hAnsi="Arial"/>
@@ -16832,7 +16832,7 @@
               <w:spacing w:after="10" w:before="0"/>
               <w:ind w:left="120"/>
             </w:pPr>
-            <w:hyperlink w:history="1" r:id="rIdmaorpomkljltause7wza7">
+            <w:hyperlink w:history="1" r:id="rId77uekrfn4o6lid1h8xgab">
               <w:r>
                 <w:rPr>
                   <w:rFonts w:ascii="Arial" w:cs="Arial" w:eastAsia="Arial" w:hAnsi="Arial"/>
@@ -16877,7 +16877,7 @@
             <w:pPr>
               <w:spacing w:after="20" w:before="0"/>
             </w:pPr>
-            <w:hyperlink w:history="1" r:id="rIdbn8perkjnapjo4oxhugtf">
+            <w:hyperlink w:history="1" r:id="rIdhtywh0hcvwspydc7dgjqo">
               <w:r>
                 <w:rPr>
                   <w:rFonts w:ascii="Arial" w:cs="Arial" w:eastAsia="Arial" w:hAnsi="Arial"/>
@@ -16910,7 +16910,7 @@
               <w:spacing w:after="10" w:before="0"/>
               <w:ind w:left="120"/>
             </w:pPr>
-            <w:hyperlink w:history="1" r:id="rId9ct1zog7cen_zyrwmzvby">
+            <w:hyperlink w:history="1" r:id="rIdxd40_y4cu3ii4veexr7rv">
               <w:r>
                 <w:rPr>
                   <w:rFonts w:ascii="Arial" w:cs="Arial" w:eastAsia="Arial" w:hAnsi="Arial"/>
@@ -17105,7 +17105,7 @@
             <w:pPr>
               <w:spacing w:after="20" w:before="0"/>
             </w:pPr>
-            <w:hyperlink w:history="1" r:id="rIdqcyfxnzkiwot9uspd7ryv">
+            <w:hyperlink w:history="1" r:id="rIdueqtifjsv8mgbze59y1t3">
               <w:r>
                 <w:rPr>
                   <w:rFonts w:ascii="Arial" w:cs="Arial" w:eastAsia="Arial" w:hAnsi="Arial"/>
@@ -17138,7 +17138,7 @@
               <w:spacing w:after="10" w:before="0"/>
               <w:ind w:left="120"/>
             </w:pPr>
-            <w:hyperlink w:history="1" r:id="rIdccay3r8d241fnern9rro6">
+            <w:hyperlink w:history="1" r:id="rIdka-giqofk1uizekh1orsp">
               <w:r>
                 <w:rPr>
                   <w:rFonts w:ascii="Arial" w:cs="Arial" w:eastAsia="Arial" w:hAnsi="Arial"/>
@@ -17183,7 +17183,7 @@
             <w:pPr>
               <w:spacing w:after="20" w:before="0"/>
             </w:pPr>
-            <w:hyperlink w:history="1" r:id="rIdmficlahc51gw2g592snd7">
+            <w:hyperlink w:history="1" r:id="rId4gpzbarf4xgicmimxpqwp">
               <w:r>
                 <w:rPr>
                   <w:rFonts w:ascii="Arial" w:cs="Arial" w:eastAsia="Arial" w:hAnsi="Arial"/>
@@ -17216,7 +17216,7 @@
               <w:spacing w:after="10" w:before="0"/>
               <w:ind w:left="120"/>
             </w:pPr>
-            <w:hyperlink w:history="1" r:id="rIdkdhw6lnitmua_3raysmjc">
+            <w:hyperlink w:history="1" r:id="rIdkfm5tpghuj6dbwn2t6rnr">
               <w:r>
                 <w:rPr>
                   <w:rFonts w:ascii="Arial" w:cs="Arial" w:eastAsia="Arial" w:hAnsi="Arial"/>
@@ -18703,7 +18703,7 @@
             <w:pPr>
               <w:spacing w:after="20" w:before="0"/>
             </w:pPr>
-            <w:hyperlink w:history="1" r:id="rIdihgplbaagr7m01tsttg9v">
+            <w:hyperlink w:history="1" r:id="rIduvj_8scpn0trc4zmb6zt1">
               <w:r>
                 <w:rPr>
                   <w:rFonts w:ascii="Arial" w:cs="Arial" w:eastAsia="Arial" w:hAnsi="Arial"/>
@@ -18736,7 +18736,7 @@
               <w:spacing w:after="10" w:before="0"/>
               <w:ind w:left="120"/>
             </w:pPr>
-            <w:hyperlink w:history="1" r:id="rId4eogniy7agrxm0nhrm3s7">
+            <w:hyperlink w:history="1" r:id="rId_wu0adcn_hszshku-87lp">
               <w:r>
                 <w:rPr>
                   <w:rFonts w:ascii="Arial" w:cs="Arial" w:eastAsia="Arial" w:hAnsi="Arial"/>
@@ -18781,7 +18781,7 @@
             <w:pPr>
               <w:spacing w:after="20" w:before="0"/>
             </w:pPr>
-            <w:hyperlink w:history="1" r:id="rIdvi1l_c0fsagxaomgk8sky">
+            <w:hyperlink w:history="1" r:id="rIds6a0lpe5ypl0cgrmdhit9">
               <w:r>
                 <w:rPr>
                   <w:rFonts w:ascii="Arial" w:cs="Arial" w:eastAsia="Arial" w:hAnsi="Arial"/>
@@ -18814,7 +18814,7 @@
               <w:spacing w:after="10" w:before="0"/>
               <w:ind w:left="120"/>
             </w:pPr>
-            <w:hyperlink w:history="1" r:id="rIdr9gimp96thidvdubtyuom">
+            <w:hyperlink w:history="1" r:id="rId5_9vo6vd1fegzkda721wl">
               <w:r>
                 <w:rPr>
                   <w:rFonts w:ascii="Arial" w:cs="Arial" w:eastAsia="Arial" w:hAnsi="Arial"/>
@@ -19009,7 +19009,7 @@
             <w:pPr>
               <w:spacing w:after="20" w:before="0"/>
             </w:pPr>
-            <w:hyperlink w:history="1" r:id="rId07ufxant0k3dssj1jneub">
+            <w:hyperlink w:history="1" r:id="rIdam-pvquotm5y2tahcp6sd">
               <w:r>
                 <w:rPr>
                   <w:rFonts w:ascii="Arial" w:cs="Arial" w:eastAsia="Arial" w:hAnsi="Arial"/>
@@ -19042,7 +19042,7 @@
               <w:spacing w:after="10" w:before="0"/>
               <w:ind w:left="120"/>
             </w:pPr>
-            <w:hyperlink w:history="1" r:id="rIdk3xfze9xq58961jn793jb">
+            <w:hyperlink w:history="1" r:id="rId7ewb4_qrzmjf32zjiql4v">
               <w:r>
                 <w:rPr>
                   <w:rFonts w:ascii="Arial" w:cs="Arial" w:eastAsia="Arial" w:hAnsi="Arial"/>
@@ -19087,7 +19087,7 @@
             <w:pPr>
               <w:spacing w:after="20" w:before="0"/>
             </w:pPr>
-            <w:hyperlink w:history="1" r:id="rIdicf9gktl9u16a4oqir2bt">
+            <w:hyperlink w:history="1" r:id="rIddl0s_ywrhwpzlda0kbixh">
               <w:r>
                 <w:rPr>
                   <w:rFonts w:ascii="Arial" w:cs="Arial" w:eastAsia="Arial" w:hAnsi="Arial"/>
@@ -19120,7 +19120,7 @@
               <w:spacing w:after="10" w:before="0"/>
               <w:ind w:left="120"/>
             </w:pPr>
-            <w:hyperlink w:history="1" r:id="rIdo7gweqfkhqurreas7motb">
+            <w:hyperlink w:history="1" r:id="rIdnr_vglvz8o49-5ynlkmps">
               <w:r>
                 <w:rPr>
                   <w:rFonts w:ascii="Arial" w:cs="Arial" w:eastAsia="Arial" w:hAnsi="Arial"/>
@@ -19315,7 +19315,7 @@
             <w:pPr>
               <w:spacing w:after="20" w:before="0"/>
             </w:pPr>
-            <w:hyperlink w:history="1" r:id="rIdsebe-lo7mietvqiq1c7hd">
+            <w:hyperlink w:history="1" r:id="rId7k-noufcqv7mh4ot5_5jw">
               <w:r>
                 <w:rPr>
                   <w:rFonts w:ascii="Arial" w:cs="Arial" w:eastAsia="Arial" w:hAnsi="Arial"/>
@@ -19348,7 +19348,7 @@
               <w:spacing w:after="10" w:before="0"/>
               <w:ind w:left="120"/>
             </w:pPr>
-            <w:hyperlink w:history="1" r:id="rIduphyfqr_i_e5uasc_rokl">
+            <w:hyperlink w:history="1" r:id="rIdo6eiopuccyholnj-y5acz">
               <w:r>
                 <w:rPr>
                   <w:rFonts w:ascii="Arial" w:cs="Arial" w:eastAsia="Arial" w:hAnsi="Arial"/>
@@ -19393,7 +19393,7 @@
             <w:pPr>
               <w:spacing w:after="20" w:before="0"/>
             </w:pPr>
-            <w:hyperlink w:history="1" r:id="rIdv7hczuobsj95s_zsi0qeo">
+            <w:hyperlink w:history="1" r:id="rIduro0cegz8txmxcu80iewj">
               <w:r>
                 <w:rPr>
                   <w:rFonts w:ascii="Arial" w:cs="Arial" w:eastAsia="Arial" w:hAnsi="Arial"/>
@@ -19426,7 +19426,7 @@
               <w:spacing w:after="10" w:before="0"/>
               <w:ind w:left="120"/>
             </w:pPr>
-            <w:hyperlink w:history="1" r:id="rIdediuvrtxctg8u5nab9tu8">
+            <w:hyperlink w:history="1" r:id="rIdox4etuug3hwdw-naogajl">
               <w:r>
                 <w:rPr>
                   <w:rFonts w:ascii="Arial" w:cs="Arial" w:eastAsia="Arial" w:hAnsi="Arial"/>
@@ -19621,7 +19621,7 @@
             <w:pPr>
               <w:spacing w:after="20" w:before="0"/>
             </w:pPr>
-            <w:hyperlink w:history="1" r:id="rIdp_bfc2skboqz7a1qhrifa">
+            <w:hyperlink w:history="1" r:id="rId42bj_boljbzenjs3uqldr">
               <w:r>
                 <w:rPr>
                   <w:rFonts w:ascii="Arial" w:cs="Arial" w:eastAsia="Arial" w:hAnsi="Arial"/>
@@ -19654,7 +19654,7 @@
               <w:spacing w:after="10" w:before="0"/>
               <w:ind w:left="120"/>
             </w:pPr>
-            <w:hyperlink w:history="1" r:id="rIdwvrmzhkgapjbvlry-a7mf">
+            <w:hyperlink w:history="1" r:id="rIdklqjleonto92tqtikiec5">
               <w:r>
                 <w:rPr>
                   <w:rFonts w:ascii="Arial" w:cs="Arial" w:eastAsia="Arial" w:hAnsi="Arial"/>
@@ -19699,7 +19699,7 @@
             <w:pPr>
               <w:spacing w:after="20" w:before="0"/>
             </w:pPr>
-            <w:hyperlink w:history="1" r:id="rIdncx8xjstxxghcl9zwmmcl">
+            <w:hyperlink w:history="1" r:id="rIdwj55dmeqm2btlqgw57pdq">
               <w:r>
                 <w:rPr>
                   <w:rFonts w:ascii="Arial" w:cs="Arial" w:eastAsia="Arial" w:hAnsi="Arial"/>
@@ -19732,7 +19732,7 @@
               <w:spacing w:after="10" w:before="0"/>
               <w:ind w:left="120"/>
             </w:pPr>
-            <w:hyperlink w:history="1" r:id="rIdajdgxgi3clqbxxmfzkeq2">
+            <w:hyperlink w:history="1" r:id="rIdbajgmy44tocf3sx0vju2j">
               <w:r>
                 <w:rPr>
                   <w:rFonts w:ascii="Arial" w:cs="Arial" w:eastAsia="Arial" w:hAnsi="Arial"/>
@@ -19927,7 +19927,7 @@
             <w:pPr>
               <w:spacing w:after="20" w:before="0"/>
             </w:pPr>
-            <w:hyperlink w:history="1" r:id="rId-z_h-leshcoa0yejcofco">
+            <w:hyperlink w:history="1" r:id="rIdeihg_lb_6d-gh3rxcudsm">
               <w:r>
                 <w:rPr>
                   <w:rFonts w:ascii="Arial" w:cs="Arial" w:eastAsia="Arial" w:hAnsi="Arial"/>
@@ -19960,7 +19960,7 @@
               <w:spacing w:after="10" w:before="0"/>
               <w:ind w:left="120"/>
             </w:pPr>
-            <w:hyperlink w:history="1" r:id="rIdmq-7aepy60cnr9z7mddck">
+            <w:hyperlink w:history="1" r:id="rIdibik_rj7abqjh-bp4eas7">
               <w:r>
                 <w:rPr>
                   <w:rFonts w:ascii="Arial" w:cs="Arial" w:eastAsia="Arial" w:hAnsi="Arial"/>
@@ -20005,7 +20005,7 @@
             <w:pPr>
               <w:spacing w:after="20" w:before="0"/>
             </w:pPr>
-            <w:hyperlink w:history="1" r:id="rId5clzgcbnpjr02yci5ct9z">
+            <w:hyperlink w:history="1" r:id="rIdjb7kfsmhzo5txfsfaspo4">
               <w:r>
                 <w:rPr>
                   <w:rFonts w:ascii="Arial" w:cs="Arial" w:eastAsia="Arial" w:hAnsi="Arial"/>
@@ -20038,7 +20038,7 @@
               <w:spacing w:after="10" w:before="0"/>
               <w:ind w:left="120"/>
             </w:pPr>
-            <w:hyperlink w:history="1" r:id="rIdrcs__efckfpzmqidbkbqm">
+            <w:hyperlink w:history="1" r:id="rIdyfss7m1hnemw7kyboc7vw">
               <w:r>
                 <w:rPr>
                   <w:rFonts w:ascii="Arial" w:cs="Arial" w:eastAsia="Arial" w:hAnsi="Arial"/>

--- a/data/outputs/v2/Biology/SS1.2_Chemicals_of_Life/Biology_Chemicals_of_Life_CBE_LessonSequence.docx
+++ b/data/outputs/v2/Biology/SS1.2_Chemicals_of_Life/Biology_Chemicals_of_Life_CBE_LessonSequence.docx
@@ -3244,7 +3244,7 @@
             <w:pPr>
               <w:spacing w:after="20" w:before="0"/>
             </w:pPr>
-            <w:hyperlink w:history="1" r:id="rIdqbectmh9ynuobju2dfro6">
+            <w:hyperlink w:history="1" r:id="rIdrp7thtmbhxv_iknfcv9sd">
               <w:r>
                 <w:rPr>
                   <w:rFonts w:ascii="Arial" w:cs="Arial" w:eastAsia="Arial" w:hAnsi="Arial"/>
@@ -3277,7 +3277,7 @@
               <w:spacing w:after="10" w:before="0"/>
               <w:ind w:left="120"/>
             </w:pPr>
-            <w:hyperlink w:history="1" r:id="rIdcvbsvanjidx19id-qn-18">
+            <w:hyperlink w:history="1" r:id="rIdtbhaffdp0ozaup5qurwlk">
               <w:r>
                 <w:rPr>
                   <w:rFonts w:ascii="Arial" w:cs="Arial" w:eastAsia="Arial" w:hAnsi="Arial"/>
@@ -3322,7 +3322,7 @@
             <w:pPr>
               <w:spacing w:after="20" w:before="0"/>
             </w:pPr>
-            <w:hyperlink w:history="1" r:id="rIdtmftqecwe7atxomko_qa3">
+            <w:hyperlink w:history="1" r:id="rIdkbqckukcpshuwe-8uhh3c">
               <w:r>
                 <w:rPr>
                   <w:rFonts w:ascii="Arial" w:cs="Arial" w:eastAsia="Arial" w:hAnsi="Arial"/>
@@ -3355,7 +3355,7 @@
               <w:spacing w:after="10" w:before="0"/>
               <w:ind w:left="120"/>
             </w:pPr>
-            <w:hyperlink w:history="1" r:id="rIdznbm8scmrytdm9uczfvu9">
+            <w:hyperlink w:history="1" r:id="rId6rmzr6pvxsppko1a9q-d7">
               <w:r>
                 <w:rPr>
                   <w:rFonts w:ascii="Arial" w:cs="Arial" w:eastAsia="Arial" w:hAnsi="Arial"/>
@@ -3816,7 +3816,7 @@
             <w:pPr>
               <w:spacing w:after="20" w:before="0"/>
             </w:pPr>
-            <w:hyperlink w:history="1" r:id="rIdwybywva7obspoziebu4ss">
+            <w:hyperlink w:history="1" r:id="rId0cn-n5opvg98hm4r7y8q1">
               <w:r>
                 <w:rPr>
                   <w:rFonts w:ascii="Arial" w:cs="Arial" w:eastAsia="Arial" w:hAnsi="Arial"/>
@@ -3849,7 +3849,7 @@
               <w:spacing w:after="10" w:before="0"/>
               <w:ind w:left="120"/>
             </w:pPr>
-            <w:hyperlink w:history="1" r:id="rIdgffqxy5ubcu5g0qs9oenj">
+            <w:hyperlink w:history="1" r:id="rIdlhurdq77qulih3cbevmca">
               <w:r>
                 <w:rPr>
                   <w:rFonts w:ascii="Arial" w:cs="Arial" w:eastAsia="Arial" w:hAnsi="Arial"/>
@@ -3894,7 +3894,7 @@
             <w:pPr>
               <w:spacing w:after="20" w:before="0"/>
             </w:pPr>
-            <w:hyperlink w:history="1" r:id="rIdsgqv_wfowgu4_i0l1wjnf">
+            <w:hyperlink w:history="1" r:id="rIdyfnewhshruqgm1pxjbkub">
               <w:r>
                 <w:rPr>
                   <w:rFonts w:ascii="Arial" w:cs="Arial" w:eastAsia="Arial" w:hAnsi="Arial"/>
@@ -3927,7 +3927,7 @@
               <w:spacing w:after="10" w:before="0"/>
               <w:ind w:left="120"/>
             </w:pPr>
-            <w:hyperlink w:history="1" r:id="rIdrpfbprkegpmba96ywb3-j">
+            <w:hyperlink w:history="1" r:id="rId8el6wr922qnphivdlg9ys">
               <w:r>
                 <w:rPr>
                   <w:rFonts w:ascii="Arial" w:cs="Arial" w:eastAsia="Arial" w:hAnsi="Arial"/>
@@ -4274,7 +4274,7 @@
             <w:pPr>
               <w:spacing w:after="20" w:before="0"/>
             </w:pPr>
-            <w:hyperlink w:history="1" r:id="rIdvrtf5568iow5qkl28efua">
+            <w:hyperlink w:history="1" r:id="rIdfcob2mlwbkqc0eeefyewe">
               <w:r>
                 <w:rPr>
                   <w:rFonts w:ascii="Arial" w:cs="Arial" w:eastAsia="Arial" w:hAnsi="Arial"/>
@@ -4307,7 +4307,7 @@
               <w:spacing w:after="10" w:before="0"/>
               <w:ind w:left="120"/>
             </w:pPr>
-            <w:hyperlink w:history="1" r:id="rIdafx6c2soa7pmrkvxqlbmu">
+            <w:hyperlink w:history="1" r:id="rId1ofdc5qvxmg6nxyzcyz9w">
               <w:r>
                 <w:rPr>
                   <w:rFonts w:ascii="Arial" w:cs="Arial" w:eastAsia="Arial" w:hAnsi="Arial"/>
@@ -4352,7 +4352,7 @@
             <w:pPr>
               <w:spacing w:after="20" w:before="0"/>
             </w:pPr>
-            <w:hyperlink w:history="1" r:id="rIdqog8qwlgnijc8j0cjgpcz">
+            <w:hyperlink w:history="1" r:id="rIduthrrmnigmv5i7k2ue2yn">
               <w:r>
                 <w:rPr>
                   <w:rFonts w:ascii="Arial" w:cs="Arial" w:eastAsia="Arial" w:hAnsi="Arial"/>
@@ -4385,7 +4385,7 @@
               <w:spacing w:after="10" w:before="0"/>
               <w:ind w:left="120"/>
             </w:pPr>
-            <w:hyperlink w:history="1" r:id="rIdtqva0qhqfqblcqa7g3qse">
+            <w:hyperlink w:history="1" r:id="rIdmeybqwxl7mosjjokzulsy">
               <w:r>
                 <w:rPr>
                   <w:rFonts w:ascii="Arial" w:cs="Arial" w:eastAsia="Arial" w:hAnsi="Arial"/>
@@ -4770,7 +4770,7 @@
             <w:pPr>
               <w:spacing w:after="20" w:before="0"/>
             </w:pPr>
-            <w:hyperlink w:history="1" r:id="rIdemo0dknx1jgkedwnx-e4d">
+            <w:hyperlink w:history="1" r:id="rIdysbblwol7g4nlxytdiujy">
               <w:r>
                 <w:rPr>
                   <w:rFonts w:ascii="Arial" w:cs="Arial" w:eastAsia="Arial" w:hAnsi="Arial"/>
@@ -4803,7 +4803,7 @@
               <w:spacing w:after="10" w:before="0"/>
               <w:ind w:left="120"/>
             </w:pPr>
-            <w:hyperlink w:history="1" r:id="rIdf_aqpavd_jgvkyq28ngnz">
+            <w:hyperlink w:history="1" r:id="rId7bpsyug9hxbsc2l262egg">
               <w:r>
                 <w:rPr>
                   <w:rFonts w:ascii="Arial" w:cs="Arial" w:eastAsia="Arial" w:hAnsi="Arial"/>
@@ -4848,7 +4848,7 @@
             <w:pPr>
               <w:spacing w:after="20" w:before="0"/>
             </w:pPr>
-            <w:hyperlink w:history="1" r:id="rIdq3lzervkgbte4xzcda668">
+            <w:hyperlink w:history="1" r:id="rIdyvvqy4dwehqz9swnlpivc">
               <w:r>
                 <w:rPr>
                   <w:rFonts w:ascii="Arial" w:cs="Arial" w:eastAsia="Arial" w:hAnsi="Arial"/>
@@ -4881,7 +4881,7 @@
               <w:spacing w:after="10" w:before="0"/>
               <w:ind w:left="120"/>
             </w:pPr>
-            <w:hyperlink w:history="1" r:id="rIdnwubueds1z2hqxvezj4ab">
+            <w:hyperlink w:history="1" r:id="rIdxlgpedb-b4iwwko4nvrlt">
               <w:r>
                 <w:rPr>
                   <w:rFonts w:ascii="Arial" w:cs="Arial" w:eastAsia="Arial" w:hAnsi="Arial"/>
@@ -5228,7 +5228,7 @@
             <w:pPr>
               <w:spacing w:after="20" w:before="0"/>
             </w:pPr>
-            <w:hyperlink w:history="1" r:id="rIdz1f4akl5gqfy_9m9fkzwr">
+            <w:hyperlink w:history="1" r:id="rIdhtwkzdbsavjfz7dc-xqvx">
               <w:r>
                 <w:rPr>
                   <w:rFonts w:ascii="Arial" w:cs="Arial" w:eastAsia="Arial" w:hAnsi="Arial"/>
@@ -5261,7 +5261,7 @@
               <w:spacing w:after="10" w:before="0"/>
               <w:ind w:left="120"/>
             </w:pPr>
-            <w:hyperlink w:history="1" r:id="rIdww9qzo-kt2xhaynq9naln">
+            <w:hyperlink w:history="1" r:id="rIdqsljlcdld9kn5s3xjn5ib">
               <w:r>
                 <w:rPr>
                   <w:rFonts w:ascii="Arial" w:cs="Arial" w:eastAsia="Arial" w:hAnsi="Arial"/>
@@ -5306,7 +5306,7 @@
             <w:pPr>
               <w:spacing w:after="20" w:before="0"/>
             </w:pPr>
-            <w:hyperlink w:history="1" r:id="rIdx2zwpfa_cx2nrnbatjkay">
+            <w:hyperlink w:history="1" r:id="rIdcc22_ejrx_qhvpid7ikrj">
               <w:r>
                 <w:rPr>
                   <w:rFonts w:ascii="Arial" w:cs="Arial" w:eastAsia="Arial" w:hAnsi="Arial"/>
@@ -5339,7 +5339,7 @@
               <w:spacing w:after="10" w:before="0"/>
               <w:ind w:left="120"/>
             </w:pPr>
-            <w:hyperlink w:history="1" r:id="rIdrdgwhq-pnzxrnbfsxkwio">
+            <w:hyperlink w:history="1" r:id="rIdsmh_3cmlrco97t463xslm">
               <w:r>
                 <w:rPr>
                   <w:rFonts w:ascii="Arial" w:cs="Arial" w:eastAsia="Arial" w:hAnsi="Arial"/>
@@ -7206,7 +7206,7 @@
             <w:pPr>
               <w:spacing w:after="20" w:before="0"/>
             </w:pPr>
-            <w:hyperlink w:history="1" r:id="rIdrw95fxvfkmzpqxdgzkdbu">
+            <w:hyperlink w:history="1" r:id="rIdb7a33iw8y5n9qda2ttjn6">
               <w:r>
                 <w:rPr>
                   <w:rFonts w:ascii="Arial" w:cs="Arial" w:eastAsia="Arial" w:hAnsi="Arial"/>
@@ -7239,7 +7239,7 @@
               <w:spacing w:after="10" w:before="0"/>
               <w:ind w:left="120"/>
             </w:pPr>
-            <w:hyperlink w:history="1" r:id="rIdr3nuzivmoyzpej9vidppd">
+            <w:hyperlink w:history="1" r:id="rIdsscyeu5nqf4cshj4r8v0u">
               <w:r>
                 <w:rPr>
                   <w:rFonts w:ascii="Arial" w:cs="Arial" w:eastAsia="Arial" w:hAnsi="Arial"/>
@@ -7284,7 +7284,7 @@
             <w:pPr>
               <w:spacing w:after="20" w:before="0"/>
             </w:pPr>
-            <w:hyperlink w:history="1" r:id="rIdex5qcc8ehhhx7izrhkd1z">
+            <w:hyperlink w:history="1" r:id="rIdqeaw3xvzsog20hajktcdh">
               <w:r>
                 <w:rPr>
                   <w:rFonts w:ascii="Arial" w:cs="Arial" w:eastAsia="Arial" w:hAnsi="Arial"/>
@@ -7317,7 +7317,7 @@
               <w:spacing w:after="10" w:before="0"/>
               <w:ind w:left="120"/>
             </w:pPr>
-            <w:hyperlink w:history="1" r:id="rIdxxvtqfys0uviaur1uuv25">
+            <w:hyperlink w:history="1" r:id="rIdfzj07yzmctmfr_0tra9uj">
               <w:r>
                 <w:rPr>
                   <w:rFonts w:ascii="Arial" w:cs="Arial" w:eastAsia="Arial" w:hAnsi="Arial"/>
@@ -7512,7 +7512,7 @@
             <w:pPr>
               <w:spacing w:after="20" w:before="0"/>
             </w:pPr>
-            <w:hyperlink w:history="1" r:id="rIdagdtgrxmz0xzzbpo4pxf_">
+            <w:hyperlink w:history="1" r:id="rIdfsqhkf9c_jsvkh5qglxiq">
               <w:r>
                 <w:rPr>
                   <w:rFonts w:ascii="Arial" w:cs="Arial" w:eastAsia="Arial" w:hAnsi="Arial"/>
@@ -7545,7 +7545,7 @@
               <w:spacing w:after="10" w:before="0"/>
               <w:ind w:left="120"/>
             </w:pPr>
-            <w:hyperlink w:history="1" r:id="rIds85x-llermxcut5wmna_j">
+            <w:hyperlink w:history="1" r:id="rIdu5_schkp_pbvkvuhw_6ns">
               <w:r>
                 <w:rPr>
                   <w:rFonts w:ascii="Arial" w:cs="Arial" w:eastAsia="Arial" w:hAnsi="Arial"/>
@@ -7590,7 +7590,7 @@
             <w:pPr>
               <w:spacing w:after="20" w:before="0"/>
             </w:pPr>
-            <w:hyperlink w:history="1" r:id="rIdmafcr5t1kgnxmarlscwgg">
+            <w:hyperlink w:history="1" r:id="rIds-6t5_yojq7t8mopyl0lp">
               <w:r>
                 <w:rPr>
                   <w:rFonts w:ascii="Arial" w:cs="Arial" w:eastAsia="Arial" w:hAnsi="Arial"/>
@@ -7623,7 +7623,7 @@
               <w:spacing w:after="10" w:before="0"/>
               <w:ind w:left="120"/>
             </w:pPr>
-            <w:hyperlink w:history="1" r:id="rIdttpyxagpzyb-fkgfdnecy">
+            <w:hyperlink w:history="1" r:id="rId5fk_xtis09ltytgbrzoku">
               <w:r>
                 <w:rPr>
                   <w:rFonts w:ascii="Arial" w:cs="Arial" w:eastAsia="Arial" w:hAnsi="Arial"/>
@@ -7818,7 +7818,7 @@
             <w:pPr>
               <w:spacing w:after="20" w:before="0"/>
             </w:pPr>
-            <w:hyperlink w:history="1" r:id="rIdxmntwajonkm5hignncoei">
+            <w:hyperlink w:history="1" r:id="rIdbm9oa8kufiwdyboxyhuvp">
               <w:r>
                 <w:rPr>
                   <w:rFonts w:ascii="Arial" w:cs="Arial" w:eastAsia="Arial" w:hAnsi="Arial"/>
@@ -7851,7 +7851,7 @@
               <w:spacing w:after="10" w:before="0"/>
               <w:ind w:left="120"/>
             </w:pPr>
-            <w:hyperlink w:history="1" r:id="rId-nswtpwxvprjvvubrkqg9">
+            <w:hyperlink w:history="1" r:id="rIdracs6l1bjq_dzybyx1usi">
               <w:r>
                 <w:rPr>
                   <w:rFonts w:ascii="Arial" w:cs="Arial" w:eastAsia="Arial" w:hAnsi="Arial"/>
@@ -7896,7 +7896,7 @@
             <w:pPr>
               <w:spacing w:after="20" w:before="0"/>
             </w:pPr>
-            <w:hyperlink w:history="1" r:id="rIdb0ekqp9_jpxba-d6twywe">
+            <w:hyperlink w:history="1" r:id="rIdejt5pfpqmm8d9dzza1c_u">
               <w:r>
                 <w:rPr>
                   <w:rFonts w:ascii="Arial" w:cs="Arial" w:eastAsia="Arial" w:hAnsi="Arial"/>
@@ -7929,7 +7929,7 @@
               <w:spacing w:after="10" w:before="0"/>
               <w:ind w:left="120"/>
             </w:pPr>
-            <w:hyperlink w:history="1" r:id="rIdvikejefhllqglu66px7_l">
+            <w:hyperlink w:history="1" r:id="rIdniqrqvewwaukrn_wz6xpw">
               <w:r>
                 <w:rPr>
                   <w:rFonts w:ascii="Arial" w:cs="Arial" w:eastAsia="Arial" w:hAnsi="Arial"/>
@@ -8124,7 +8124,7 @@
             <w:pPr>
               <w:spacing w:after="20" w:before="0"/>
             </w:pPr>
-            <w:hyperlink w:history="1" r:id="rIdfm3l7mi_sgpql9oxhqwio">
+            <w:hyperlink w:history="1" r:id="rIdl33bz4zcayw83hetqmrkf">
               <w:r>
                 <w:rPr>
                   <w:rFonts w:ascii="Arial" w:cs="Arial" w:eastAsia="Arial" w:hAnsi="Arial"/>
@@ -8157,7 +8157,7 @@
               <w:spacing w:after="10" w:before="0"/>
               <w:ind w:left="120"/>
             </w:pPr>
-            <w:hyperlink w:history="1" r:id="rIdv_zcirrmdxeelu1jj1amd">
+            <w:hyperlink w:history="1" r:id="rId91itysjktd3s41ifo0gef">
               <w:r>
                 <w:rPr>
                   <w:rFonts w:ascii="Arial" w:cs="Arial" w:eastAsia="Arial" w:hAnsi="Arial"/>
@@ -8202,7 +8202,7 @@
             <w:pPr>
               <w:spacing w:after="20" w:before="0"/>
             </w:pPr>
-            <w:hyperlink w:history="1" r:id="rIdfcwh008a0qpifshb2dcsq">
+            <w:hyperlink w:history="1" r:id="rIdxmc99rdtlo0lpnyd9psi5">
               <w:r>
                 <w:rPr>
                   <w:rFonts w:ascii="Arial" w:cs="Arial" w:eastAsia="Arial" w:hAnsi="Arial"/>
@@ -8235,7 +8235,7 @@
               <w:spacing w:after="10" w:before="0"/>
               <w:ind w:left="120"/>
             </w:pPr>
-            <w:hyperlink w:history="1" r:id="rIdrhss54n75bm__oede8haz">
+            <w:hyperlink w:history="1" r:id="rIdsneqqjkmgdwq3lu0hzicc">
               <w:r>
                 <w:rPr>
                   <w:rFonts w:ascii="Arial" w:cs="Arial" w:eastAsia="Arial" w:hAnsi="Arial"/>
@@ -8430,7 +8430,7 @@
             <w:pPr>
               <w:spacing w:after="20" w:before="0"/>
             </w:pPr>
-            <w:hyperlink w:history="1" r:id="rId5rmeohxbgl6av98amqxcb">
+            <w:hyperlink w:history="1" r:id="rIdqudlz9_encnuaz7qamwks">
               <w:r>
                 <w:rPr>
                   <w:rFonts w:ascii="Arial" w:cs="Arial" w:eastAsia="Arial" w:hAnsi="Arial"/>
@@ -8463,7 +8463,7 @@
               <w:spacing w:after="10" w:before="0"/>
               <w:ind w:left="120"/>
             </w:pPr>
-            <w:hyperlink w:history="1" r:id="rIdityjsab3gtqy0uitqzug6">
+            <w:hyperlink w:history="1" r:id="rIdlsclcwqv3uki08ng1a4rm">
               <w:r>
                 <w:rPr>
                   <w:rFonts w:ascii="Arial" w:cs="Arial" w:eastAsia="Arial" w:hAnsi="Arial"/>
@@ -8508,7 +8508,7 @@
             <w:pPr>
               <w:spacing w:after="20" w:before="0"/>
             </w:pPr>
-            <w:hyperlink w:history="1" r:id="rIddrxnyuk3q-9gxi3rpy1kh">
+            <w:hyperlink w:history="1" r:id="rIdvgy5vqtkk0m3qts-jfkyk">
               <w:r>
                 <w:rPr>
                   <w:rFonts w:ascii="Arial" w:cs="Arial" w:eastAsia="Arial" w:hAnsi="Arial"/>
@@ -8541,7 +8541,7 @@
               <w:spacing w:after="10" w:before="0"/>
               <w:ind w:left="120"/>
             </w:pPr>
-            <w:hyperlink w:history="1" r:id="rIdgp6w04sw3sm5fbzwm2nx-">
+            <w:hyperlink w:history="1" r:id="rIdjwgywgaigzhsww_c1july">
               <w:r>
                 <w:rPr>
                   <w:rFonts w:ascii="Arial" w:cs="Arial" w:eastAsia="Arial" w:hAnsi="Arial"/>
@@ -10142,7 +10142,7 @@
             <w:pPr>
               <w:spacing w:after="20" w:before="0"/>
             </w:pPr>
-            <w:hyperlink w:history="1" r:id="rIdu0h1ucqy1pzht4ojxb286">
+            <w:hyperlink w:history="1" r:id="rIdwjh61htcd6nqg7jf_dzyf">
               <w:r>
                 <w:rPr>
                   <w:rFonts w:ascii="Arial" w:cs="Arial" w:eastAsia="Arial" w:hAnsi="Arial"/>
@@ -10175,7 +10175,7 @@
               <w:spacing w:after="10" w:before="0"/>
               <w:ind w:left="120"/>
             </w:pPr>
-            <w:hyperlink w:history="1" r:id="rIdkb3zlizlkbdwm0ngyetac">
+            <w:hyperlink w:history="1" r:id="rIdg4c-g9mplycdkzni0gms6">
               <w:r>
                 <w:rPr>
                   <w:rFonts w:ascii="Arial" w:cs="Arial" w:eastAsia="Arial" w:hAnsi="Arial"/>
@@ -10220,7 +10220,7 @@
             <w:pPr>
               <w:spacing w:after="20" w:before="0"/>
             </w:pPr>
-            <w:hyperlink w:history="1" r:id="rIddhne-z1pwvh9y21tjdecb">
+            <w:hyperlink w:history="1" r:id="rIdlosv5asytx8rxsap92e9e">
               <w:r>
                 <w:rPr>
                   <w:rFonts w:ascii="Arial" w:cs="Arial" w:eastAsia="Arial" w:hAnsi="Arial"/>
@@ -10253,7 +10253,7 @@
               <w:spacing w:after="10" w:before="0"/>
               <w:ind w:left="120"/>
             </w:pPr>
-            <w:hyperlink w:history="1" r:id="rId0tht5cbpv8oxlc8czdblk">
+            <w:hyperlink w:history="1" r:id="rIdehlfs-2xotud-s7ucdbad">
               <w:r>
                 <w:rPr>
                   <w:rFonts w:ascii="Arial" w:cs="Arial" w:eastAsia="Arial" w:hAnsi="Arial"/>
@@ -10448,7 +10448,7 @@
             <w:pPr>
               <w:spacing w:after="20" w:before="0"/>
             </w:pPr>
-            <w:hyperlink w:history="1" r:id="rIdxasjigsdj0cgwcbnvp1vf">
+            <w:hyperlink w:history="1" r:id="rId1erxpzjkpmqfubgsz0fxb">
               <w:r>
                 <w:rPr>
                   <w:rFonts w:ascii="Arial" w:cs="Arial" w:eastAsia="Arial" w:hAnsi="Arial"/>
@@ -10481,7 +10481,7 @@
               <w:spacing w:after="10" w:before="0"/>
               <w:ind w:left="120"/>
             </w:pPr>
-            <w:hyperlink w:history="1" r:id="rIduzpaf_bxfjdhrbslshqlk">
+            <w:hyperlink w:history="1" r:id="rIdvdxzsdhbos3lkgbindand">
               <w:r>
                 <w:rPr>
                   <w:rFonts w:ascii="Arial" w:cs="Arial" w:eastAsia="Arial" w:hAnsi="Arial"/>
@@ -10526,7 +10526,7 @@
             <w:pPr>
               <w:spacing w:after="20" w:before="0"/>
             </w:pPr>
-            <w:hyperlink w:history="1" r:id="rId5qcu7uvyd5mc4c6boq_xr">
+            <w:hyperlink w:history="1" r:id="rIdlzpzyeabumufoosigptve">
               <w:r>
                 <w:rPr>
                   <w:rFonts w:ascii="Arial" w:cs="Arial" w:eastAsia="Arial" w:hAnsi="Arial"/>
@@ -10559,7 +10559,7 @@
               <w:spacing w:after="10" w:before="0"/>
               <w:ind w:left="120"/>
             </w:pPr>
-            <w:hyperlink w:history="1" r:id="rIdr6lmbvri0zqdobmnazhth">
+            <w:hyperlink w:history="1" r:id="rIdicy98lxppvrfm_wqpzca4">
               <w:r>
                 <w:rPr>
                   <w:rFonts w:ascii="Arial" w:cs="Arial" w:eastAsia="Arial" w:hAnsi="Arial"/>
@@ -10754,7 +10754,7 @@
             <w:pPr>
               <w:spacing w:after="20" w:before="0"/>
             </w:pPr>
-            <w:hyperlink w:history="1" r:id="rIdzrxey8q8whq0ysxn2jrg0">
+            <w:hyperlink w:history="1" r:id="rId4_pmvw4qdl9qdwhpv372u">
               <w:r>
                 <w:rPr>
                   <w:rFonts w:ascii="Arial" w:cs="Arial" w:eastAsia="Arial" w:hAnsi="Arial"/>
@@ -10787,7 +10787,7 @@
               <w:spacing w:after="10" w:before="0"/>
               <w:ind w:left="120"/>
             </w:pPr>
-            <w:hyperlink w:history="1" r:id="rIdoxar7myak3xpeqcoazlov">
+            <w:hyperlink w:history="1" r:id="rIdft06m8fz3lmayi6q54ux2">
               <w:r>
                 <w:rPr>
                   <w:rFonts w:ascii="Arial" w:cs="Arial" w:eastAsia="Arial" w:hAnsi="Arial"/>
@@ -10832,7 +10832,7 @@
             <w:pPr>
               <w:spacing w:after="20" w:before="0"/>
             </w:pPr>
-            <w:hyperlink w:history="1" r:id="rId7mzmn6vslfeygftlnftco">
+            <w:hyperlink w:history="1" r:id="rIdzeqzqqkjhiifzw1_ltrpv">
               <w:r>
                 <w:rPr>
                   <w:rFonts w:ascii="Arial" w:cs="Arial" w:eastAsia="Arial" w:hAnsi="Arial"/>
@@ -10865,7 +10865,7 @@
               <w:spacing w:after="10" w:before="0"/>
               <w:ind w:left="120"/>
             </w:pPr>
-            <w:hyperlink w:history="1" r:id="rIde7smnqtvg2ti3heipmdzi">
+            <w:hyperlink w:history="1" r:id="rIdc8uyowit1womorppclwgl">
               <w:r>
                 <w:rPr>
                   <w:rFonts w:ascii="Arial" w:cs="Arial" w:eastAsia="Arial" w:hAnsi="Arial"/>
@@ -11060,7 +11060,7 @@
             <w:pPr>
               <w:spacing w:after="20" w:before="0"/>
             </w:pPr>
-            <w:hyperlink w:history="1" r:id="rIdkddwrf9dneonnpcbi7txm">
+            <w:hyperlink w:history="1" r:id="rIdpwnjhon14lq2ed9dgwypn">
               <w:r>
                 <w:rPr>
                   <w:rFonts w:ascii="Arial" w:cs="Arial" w:eastAsia="Arial" w:hAnsi="Arial"/>
@@ -11093,7 +11093,7 @@
               <w:spacing w:after="10" w:before="0"/>
               <w:ind w:left="120"/>
             </w:pPr>
-            <w:hyperlink w:history="1" r:id="rId846t7qdhtymbw8friqokl">
+            <w:hyperlink w:history="1" r:id="rIdn3b7yy3-qghfhoxppzaex">
               <w:r>
                 <w:rPr>
                   <w:rFonts w:ascii="Arial" w:cs="Arial" w:eastAsia="Arial" w:hAnsi="Arial"/>
@@ -11138,7 +11138,7 @@
             <w:pPr>
               <w:spacing w:after="20" w:before="0"/>
             </w:pPr>
-            <w:hyperlink w:history="1" r:id="rIdzcre8mji1yqmrwohlx6gt">
+            <w:hyperlink w:history="1" r:id="rIdz7jrvsqypuvp8deeyikdm">
               <w:r>
                 <w:rPr>
                   <w:rFonts w:ascii="Arial" w:cs="Arial" w:eastAsia="Arial" w:hAnsi="Arial"/>
@@ -11171,7 +11171,7 @@
               <w:spacing w:after="10" w:before="0"/>
               <w:ind w:left="120"/>
             </w:pPr>
-            <w:hyperlink w:history="1" r:id="rIddas6s7veufy_ihmwk-dii">
+            <w:hyperlink w:history="1" r:id="rIdf72atcwtyih_b7sculcvz">
               <w:r>
                 <w:rPr>
                   <w:rFonts w:ascii="Arial" w:cs="Arial" w:eastAsia="Arial" w:hAnsi="Arial"/>
@@ -11366,7 +11366,7 @@
             <w:pPr>
               <w:spacing w:after="20" w:before="0"/>
             </w:pPr>
-            <w:hyperlink w:history="1" r:id="rId1fovidaxwuetjcrpnlvpz">
+            <w:hyperlink w:history="1" r:id="rIdgmyy2o1bvehfsekn9memq">
               <w:r>
                 <w:rPr>
                   <w:rFonts w:ascii="Arial" w:cs="Arial" w:eastAsia="Arial" w:hAnsi="Arial"/>
@@ -11399,7 +11399,7 @@
               <w:spacing w:after="10" w:before="0"/>
               <w:ind w:left="120"/>
             </w:pPr>
-            <w:hyperlink w:history="1" r:id="rIdkkdsxrr97ebw2ij7bkmo1">
+            <w:hyperlink w:history="1" r:id="rIdasmw8s0hovdx5tqoaftpj">
               <w:r>
                 <w:rPr>
                   <w:rFonts w:ascii="Arial" w:cs="Arial" w:eastAsia="Arial" w:hAnsi="Arial"/>
@@ -11444,7 +11444,7 @@
             <w:pPr>
               <w:spacing w:after="20" w:before="0"/>
             </w:pPr>
-            <w:hyperlink w:history="1" r:id="rIdkujap8sat80xsxvtpfjgn">
+            <w:hyperlink w:history="1" r:id="rIdtxsmnfiy7skig3ypclh2j">
               <w:r>
                 <w:rPr>
                   <w:rFonts w:ascii="Arial" w:cs="Arial" w:eastAsia="Arial" w:hAnsi="Arial"/>
@@ -11477,7 +11477,7 @@
               <w:spacing w:after="10" w:before="0"/>
               <w:ind w:left="120"/>
             </w:pPr>
-            <w:hyperlink w:history="1" r:id="rId2sd1i0cl7wlrv4ggv5rhz">
+            <w:hyperlink w:history="1" r:id="rId5ggkq1-_hwxm8w135i-dw">
               <w:r>
                 <w:rPr>
                   <w:rFonts w:ascii="Arial" w:cs="Arial" w:eastAsia="Arial" w:hAnsi="Arial"/>
@@ -12964,7 +12964,7 @@
             <w:pPr>
               <w:spacing w:after="20" w:before="0"/>
             </w:pPr>
-            <w:hyperlink w:history="1" r:id="rIdarecsrmb00x9v2vl2wdes">
+            <w:hyperlink w:history="1" r:id="rIdflyrbvyqhey22-bes8ofd">
               <w:r>
                 <w:rPr>
                   <w:rFonts w:ascii="Arial" w:cs="Arial" w:eastAsia="Arial" w:hAnsi="Arial"/>
@@ -12997,7 +12997,7 @@
               <w:spacing w:after="10" w:before="0"/>
               <w:ind w:left="120"/>
             </w:pPr>
-            <w:hyperlink w:history="1" r:id="rId48deswp0pjtmz429_wcxl">
+            <w:hyperlink w:history="1" r:id="rIdumkeqtmg824afkw9gxsi2">
               <w:r>
                 <w:rPr>
                   <w:rFonts w:ascii="Arial" w:cs="Arial" w:eastAsia="Arial" w:hAnsi="Arial"/>
@@ -13042,7 +13042,7 @@
             <w:pPr>
               <w:spacing w:after="20" w:before="0"/>
             </w:pPr>
-            <w:hyperlink w:history="1" r:id="rIdw0spaig5ca1rxc87hsbrh">
+            <w:hyperlink w:history="1" r:id="rIdwurrpsj6katezifegabbd">
               <w:r>
                 <w:rPr>
                   <w:rFonts w:ascii="Arial" w:cs="Arial" w:eastAsia="Arial" w:hAnsi="Arial"/>
@@ -13075,7 +13075,7 @@
               <w:spacing w:after="10" w:before="0"/>
               <w:ind w:left="120"/>
             </w:pPr>
-            <w:hyperlink w:history="1" r:id="rIdbihnp8tjw4agaq8e4pbco">
+            <w:hyperlink w:history="1" r:id="rIdrpeqgf3dufpkulqqq7uab">
               <w:r>
                 <w:rPr>
                   <w:rFonts w:ascii="Arial" w:cs="Arial" w:eastAsia="Arial" w:hAnsi="Arial"/>
@@ -13270,7 +13270,7 @@
             <w:pPr>
               <w:spacing w:after="20" w:before="0"/>
             </w:pPr>
-            <w:hyperlink w:history="1" r:id="rId9ejdzuohxsu0zhcv5xqd-">
+            <w:hyperlink w:history="1" r:id="rId5nagmbsmiuplpf4w69jkg">
               <w:r>
                 <w:rPr>
                   <w:rFonts w:ascii="Arial" w:cs="Arial" w:eastAsia="Arial" w:hAnsi="Arial"/>
@@ -13303,7 +13303,7 @@
               <w:spacing w:after="10" w:before="0"/>
               <w:ind w:left="120"/>
             </w:pPr>
-            <w:hyperlink w:history="1" r:id="rId8f8y6rn9w95ugixkh9nqx">
+            <w:hyperlink w:history="1" r:id="rIdyixwsjvbyuoopbam3vi1d">
               <w:r>
                 <w:rPr>
                   <w:rFonts w:ascii="Arial" w:cs="Arial" w:eastAsia="Arial" w:hAnsi="Arial"/>
@@ -13348,7 +13348,7 @@
             <w:pPr>
               <w:spacing w:after="20" w:before="0"/>
             </w:pPr>
-            <w:hyperlink w:history="1" r:id="rIdiuxb-abhhyolverg7kjhz">
+            <w:hyperlink w:history="1" r:id="rIdyaqdxokdmg0as5izssujr">
               <w:r>
                 <w:rPr>
                   <w:rFonts w:ascii="Arial" w:cs="Arial" w:eastAsia="Arial" w:hAnsi="Arial"/>
@@ -13381,7 +13381,7 @@
               <w:spacing w:after="10" w:before="0"/>
               <w:ind w:left="120"/>
             </w:pPr>
-            <w:hyperlink w:history="1" r:id="rId2wal2aj0usw5yhoszam5j">
+            <w:hyperlink w:history="1" r:id="rId0zrytitvaayjh9pfvmgpw">
               <w:r>
                 <w:rPr>
                   <w:rFonts w:ascii="Arial" w:cs="Arial" w:eastAsia="Arial" w:hAnsi="Arial"/>
@@ -13576,7 +13576,7 @@
             <w:pPr>
               <w:spacing w:after="20" w:before="0"/>
             </w:pPr>
-            <w:hyperlink w:history="1" r:id="rId8omubnhys7sthpddlx8gi">
+            <w:hyperlink w:history="1" r:id="rIdowqrs_ss59v3pp2sd2nqd">
               <w:r>
                 <w:rPr>
                   <w:rFonts w:ascii="Arial" w:cs="Arial" w:eastAsia="Arial" w:hAnsi="Arial"/>
@@ -13609,7 +13609,7 @@
               <w:spacing w:after="10" w:before="0"/>
               <w:ind w:left="120"/>
             </w:pPr>
-            <w:hyperlink w:history="1" r:id="rIdayuc8ceroutopyqefjfo0">
+            <w:hyperlink w:history="1" r:id="rIdfhbskokquaxrhsgmyn909">
               <w:r>
                 <w:rPr>
                   <w:rFonts w:ascii="Arial" w:cs="Arial" w:eastAsia="Arial" w:hAnsi="Arial"/>
@@ -13654,7 +13654,7 @@
             <w:pPr>
               <w:spacing w:after="20" w:before="0"/>
             </w:pPr>
-            <w:hyperlink w:history="1" r:id="rIdndqhjmvy3d_s1yc9s8imu">
+            <w:hyperlink w:history="1" r:id="rIdvmhr1owifz6vxrjnbznjp">
               <w:r>
                 <w:rPr>
                   <w:rFonts w:ascii="Arial" w:cs="Arial" w:eastAsia="Arial" w:hAnsi="Arial"/>
@@ -13687,7 +13687,7 @@
               <w:spacing w:after="10" w:before="0"/>
               <w:ind w:left="120"/>
             </w:pPr>
-            <w:hyperlink w:history="1" r:id="rIdges2xkbvbfc2uigb12mit">
+            <w:hyperlink w:history="1" r:id="rIdlkbjygrfi1w07csxpvd8c">
               <w:r>
                 <w:rPr>
                   <w:rFonts w:ascii="Arial" w:cs="Arial" w:eastAsia="Arial" w:hAnsi="Arial"/>
@@ -13882,7 +13882,7 @@
             <w:pPr>
               <w:spacing w:after="20" w:before="0"/>
             </w:pPr>
-            <w:hyperlink w:history="1" r:id="rIdrk0aealf11sp6fc5chuzw">
+            <w:hyperlink w:history="1" r:id="rId9nvpetnpmjnn09unqjtad">
               <w:r>
                 <w:rPr>
                   <w:rFonts w:ascii="Arial" w:cs="Arial" w:eastAsia="Arial" w:hAnsi="Arial"/>
@@ -13915,7 +13915,7 @@
               <w:spacing w:after="10" w:before="0"/>
               <w:ind w:left="120"/>
             </w:pPr>
-            <w:hyperlink w:history="1" r:id="rIdcw7ej0rb1q2c07tlipm89">
+            <w:hyperlink w:history="1" r:id="rIdnwvsc-rkjanz_zaxyxy-4">
               <w:r>
                 <w:rPr>
                   <w:rFonts w:ascii="Arial" w:cs="Arial" w:eastAsia="Arial" w:hAnsi="Arial"/>
@@ -13960,7 +13960,7 @@
             <w:pPr>
               <w:spacing w:after="20" w:before="0"/>
             </w:pPr>
-            <w:hyperlink w:history="1" r:id="rIdwtmz5rkvbh-t62h7i2skh">
+            <w:hyperlink w:history="1" r:id="rIdmyznwn0ysy1iy33wz6a7s">
               <w:r>
                 <w:rPr>
                   <w:rFonts w:ascii="Arial" w:cs="Arial" w:eastAsia="Arial" w:hAnsi="Arial"/>
@@ -13993,7 +13993,7 @@
               <w:spacing w:after="10" w:before="0"/>
               <w:ind w:left="120"/>
             </w:pPr>
-            <w:hyperlink w:history="1" r:id="rIdg1mnce1dkinwbaajabxpp">
+            <w:hyperlink w:history="1" r:id="rIdg8klmwnvpqe0nwiq4codd">
               <w:r>
                 <w:rPr>
                   <w:rFonts w:ascii="Arial" w:cs="Arial" w:eastAsia="Arial" w:hAnsi="Arial"/>
@@ -14188,7 +14188,7 @@
             <w:pPr>
               <w:spacing w:after="20" w:before="0"/>
             </w:pPr>
-            <w:hyperlink w:history="1" r:id="rIdggtogvjozjkac0aqlzvyz">
+            <w:hyperlink w:history="1" r:id="rIdo0w1ewzroonggrhefzb4i">
               <w:r>
                 <w:rPr>
                   <w:rFonts w:ascii="Arial" w:cs="Arial" w:eastAsia="Arial" w:hAnsi="Arial"/>
@@ -14221,7 +14221,7 @@
               <w:spacing w:after="10" w:before="0"/>
               <w:ind w:left="120"/>
             </w:pPr>
-            <w:hyperlink w:history="1" r:id="rIdx8tbeg7ty5pfrxiad0pmb">
+            <w:hyperlink w:history="1" r:id="rIdn_vfe6eq16ycccshg4q48">
               <w:r>
                 <w:rPr>
                   <w:rFonts w:ascii="Arial" w:cs="Arial" w:eastAsia="Arial" w:hAnsi="Arial"/>
@@ -14266,7 +14266,7 @@
             <w:pPr>
               <w:spacing w:after="20" w:before="0"/>
             </w:pPr>
-            <w:hyperlink w:history="1" r:id="rIdt3jzp01i5tmdr1kk4javy">
+            <w:hyperlink w:history="1" r:id="rIdjlmk_csllqur7cmwqwkrg">
               <w:r>
                 <w:rPr>
                   <w:rFonts w:ascii="Arial" w:cs="Arial" w:eastAsia="Arial" w:hAnsi="Arial"/>
@@ -14299,7 +14299,7 @@
               <w:spacing w:after="10" w:before="0"/>
               <w:ind w:left="120"/>
             </w:pPr>
-            <w:hyperlink w:history="1" r:id="rIdagyi5jb1i9k_cak2kvesy">
+            <w:hyperlink w:history="1" r:id="rIdyfrjlgapnqm_raywquqfi">
               <w:r>
                 <w:rPr>
                   <w:rFonts w:ascii="Arial" w:cs="Arial" w:eastAsia="Arial" w:hAnsi="Arial"/>
@@ -15881,7 +15881,7 @@
             <w:pPr>
               <w:spacing w:after="20" w:before="0"/>
             </w:pPr>
-            <w:hyperlink w:history="1" r:id="rIdpgmlxsd69x4mh9hpbkwqf">
+            <w:hyperlink w:history="1" r:id="rIdvabd8jdizev-swtskbsra">
               <w:r>
                 <w:rPr>
                   <w:rFonts w:ascii="Arial" w:cs="Arial" w:eastAsia="Arial" w:hAnsi="Arial"/>
@@ -15914,7 +15914,7 @@
               <w:spacing w:after="10" w:before="0"/>
               <w:ind w:left="120"/>
             </w:pPr>
-            <w:hyperlink w:history="1" r:id="rIdduczykxhaid1dbf4m_f_n">
+            <w:hyperlink w:history="1" r:id="rIdruabmbzdxi9qio29fzo6u">
               <w:r>
                 <w:rPr>
                   <w:rFonts w:ascii="Arial" w:cs="Arial" w:eastAsia="Arial" w:hAnsi="Arial"/>
@@ -15959,7 +15959,7 @@
             <w:pPr>
               <w:spacing w:after="20" w:before="0"/>
             </w:pPr>
-            <w:hyperlink w:history="1" r:id="rIdynzdl7tguszevfsp1uxtp">
+            <w:hyperlink w:history="1" r:id="rIdxo9axic3lxsrl7a-khnmx">
               <w:r>
                 <w:rPr>
                   <w:rFonts w:ascii="Arial" w:cs="Arial" w:eastAsia="Arial" w:hAnsi="Arial"/>
@@ -15992,7 +15992,7 @@
               <w:spacing w:after="10" w:before="0"/>
               <w:ind w:left="120"/>
             </w:pPr>
-            <w:hyperlink w:history="1" r:id="rIdgsln1rkhjzf-ykojrcwtu">
+            <w:hyperlink w:history="1" r:id="rIdmgjgdgzp75yezqq5tbsja">
               <w:r>
                 <w:rPr>
                   <w:rFonts w:ascii="Arial" w:cs="Arial" w:eastAsia="Arial" w:hAnsi="Arial"/>
@@ -16187,7 +16187,7 @@
             <w:pPr>
               <w:spacing w:after="20" w:before="0"/>
             </w:pPr>
-            <w:hyperlink w:history="1" r:id="rIdvur_wzfcspnrennscte39">
+            <w:hyperlink w:history="1" r:id="rIdaeg1ddp00yvi_cb11jcls">
               <w:r>
                 <w:rPr>
                   <w:rFonts w:ascii="Arial" w:cs="Arial" w:eastAsia="Arial" w:hAnsi="Arial"/>
@@ -16220,7 +16220,7 @@
               <w:spacing w:after="10" w:before="0"/>
               <w:ind w:left="120"/>
             </w:pPr>
-            <w:hyperlink w:history="1" r:id="rIdyc1teiy1b4bcxyzy2gocf">
+            <w:hyperlink w:history="1" r:id="rIduniqkrnawmpli6oirwk3e">
               <w:r>
                 <w:rPr>
                   <w:rFonts w:ascii="Arial" w:cs="Arial" w:eastAsia="Arial" w:hAnsi="Arial"/>
@@ -16265,7 +16265,7 @@
             <w:pPr>
               <w:spacing w:after="20" w:before="0"/>
             </w:pPr>
-            <w:hyperlink w:history="1" r:id="rIdpx9-thod_sopmxnkkkusg">
+            <w:hyperlink w:history="1" r:id="rIdh2-urmleoiwh-h96szpqo">
               <w:r>
                 <w:rPr>
                   <w:rFonts w:ascii="Arial" w:cs="Arial" w:eastAsia="Arial" w:hAnsi="Arial"/>
@@ -16298,7 +16298,7 @@
               <w:spacing w:after="10" w:before="0"/>
               <w:ind w:left="120"/>
             </w:pPr>
-            <w:hyperlink w:history="1" r:id="rIdptq6l3knryjd3dcxip6km">
+            <w:hyperlink w:history="1" r:id="rId5aufu8e-3sza-ameyoro2">
               <w:r>
                 <w:rPr>
                   <w:rFonts w:ascii="Arial" w:cs="Arial" w:eastAsia="Arial" w:hAnsi="Arial"/>
@@ -16493,7 +16493,7 @@
             <w:pPr>
               <w:spacing w:after="20" w:before="0"/>
             </w:pPr>
-            <w:hyperlink w:history="1" r:id="rIdvwdffgwjfqhto5hssf5mp">
+            <w:hyperlink w:history="1" r:id="rIdwakvfujhhomfff2oodyo9">
               <w:r>
                 <w:rPr>
                   <w:rFonts w:ascii="Arial" w:cs="Arial" w:eastAsia="Arial" w:hAnsi="Arial"/>
@@ -16526,7 +16526,7 @@
               <w:spacing w:after="10" w:before="0"/>
               <w:ind w:left="120"/>
             </w:pPr>
-            <w:hyperlink w:history="1" r:id="rIdzqvwdozhwehqq-3agte2v">
+            <w:hyperlink w:history="1" r:id="rIdwgc7abogfsrfiyfxrknfp">
               <w:r>
                 <w:rPr>
                   <w:rFonts w:ascii="Arial" w:cs="Arial" w:eastAsia="Arial" w:hAnsi="Arial"/>
@@ -16571,7 +16571,7 @@
             <w:pPr>
               <w:spacing w:after="20" w:before="0"/>
             </w:pPr>
-            <w:hyperlink w:history="1" r:id="rIdubusrlvmcygfha77hri_m">
+            <w:hyperlink w:history="1" r:id="rId0kq35vbhgr4drm3dt5ftn">
               <w:r>
                 <w:rPr>
                   <w:rFonts w:ascii="Arial" w:cs="Arial" w:eastAsia="Arial" w:hAnsi="Arial"/>
@@ -16604,7 +16604,7 @@
               <w:spacing w:after="10" w:before="0"/>
               <w:ind w:left="120"/>
             </w:pPr>
-            <w:hyperlink w:history="1" r:id="rIdei5y1me6spzfj7m2sermp">
+            <w:hyperlink w:history="1" r:id="rIdgyz8a1-rszqmxercna0b-">
               <w:r>
                 <w:rPr>
                   <w:rFonts w:ascii="Arial" w:cs="Arial" w:eastAsia="Arial" w:hAnsi="Arial"/>
@@ -16799,7 +16799,7 @@
             <w:pPr>
               <w:spacing w:after="20" w:before="0"/>
             </w:pPr>
-            <w:hyperlink w:history="1" r:id="rId5wkfahlvsbvbbqmb-gi29">
+            <w:hyperlink w:history="1" r:id="rIdvletsynkmy-ium-ny1-u7">
               <w:r>
                 <w:rPr>
                   <w:rFonts w:ascii="Arial" w:cs="Arial" w:eastAsia="Arial" w:hAnsi="Arial"/>
@@ -16832,7 +16832,7 @@
               <w:spacing w:after="10" w:before="0"/>
               <w:ind w:left="120"/>
             </w:pPr>
-            <w:hyperlink w:history="1" r:id="rId77uekrfn4o6lid1h8xgab">
+            <w:hyperlink w:history="1" r:id="rIdynqeutilsufyiwebcob9r">
               <w:r>
                 <w:rPr>
                   <w:rFonts w:ascii="Arial" w:cs="Arial" w:eastAsia="Arial" w:hAnsi="Arial"/>
@@ -16877,7 +16877,7 @@
             <w:pPr>
               <w:spacing w:after="20" w:before="0"/>
             </w:pPr>
-            <w:hyperlink w:history="1" r:id="rIdhtywh0hcvwspydc7dgjqo">
+            <w:hyperlink w:history="1" r:id="rIdsvyvjm28ezuvw8csjpwbb">
               <w:r>
                 <w:rPr>
                   <w:rFonts w:ascii="Arial" w:cs="Arial" w:eastAsia="Arial" w:hAnsi="Arial"/>
@@ -16910,7 +16910,7 @@
               <w:spacing w:after="10" w:before="0"/>
               <w:ind w:left="120"/>
             </w:pPr>
-            <w:hyperlink w:history="1" r:id="rIdxd40_y4cu3ii4veexr7rv">
+            <w:hyperlink w:history="1" r:id="rIdiqa_x6d6sx-ejhvuayrge">
               <w:r>
                 <w:rPr>
                   <w:rFonts w:ascii="Arial" w:cs="Arial" w:eastAsia="Arial" w:hAnsi="Arial"/>
@@ -17105,7 +17105,7 @@
             <w:pPr>
               <w:spacing w:after="20" w:before="0"/>
             </w:pPr>
-            <w:hyperlink w:history="1" r:id="rIdueqtifjsv8mgbze59y1t3">
+            <w:hyperlink w:history="1" r:id="rIdd_widg_3y8g3a99gnjtz5">
               <w:r>
                 <w:rPr>
                   <w:rFonts w:ascii="Arial" w:cs="Arial" w:eastAsia="Arial" w:hAnsi="Arial"/>
@@ -17138,7 +17138,7 @@
               <w:spacing w:after="10" w:before="0"/>
               <w:ind w:left="120"/>
             </w:pPr>
-            <w:hyperlink w:history="1" r:id="rIdka-giqofk1uizekh1orsp">
+            <w:hyperlink w:history="1" r:id="rIdzywvonz5fdjlcszogmzdk">
               <w:r>
                 <w:rPr>
                   <w:rFonts w:ascii="Arial" w:cs="Arial" w:eastAsia="Arial" w:hAnsi="Arial"/>
@@ -17183,7 +17183,7 @@
             <w:pPr>
               <w:spacing w:after="20" w:before="0"/>
             </w:pPr>
-            <w:hyperlink w:history="1" r:id="rId4gpzbarf4xgicmimxpqwp">
+            <w:hyperlink w:history="1" r:id="rId4myt82doh01i4lfohuvl8">
               <w:r>
                 <w:rPr>
                   <w:rFonts w:ascii="Arial" w:cs="Arial" w:eastAsia="Arial" w:hAnsi="Arial"/>
@@ -17216,7 +17216,7 @@
               <w:spacing w:after="10" w:before="0"/>
               <w:ind w:left="120"/>
             </w:pPr>
-            <w:hyperlink w:history="1" r:id="rIdkfm5tpghuj6dbwn2t6rnr">
+            <w:hyperlink w:history="1" r:id="rIdvdh7zm4owr9jriby_kg9t">
               <w:r>
                 <w:rPr>
                   <w:rFonts w:ascii="Arial" w:cs="Arial" w:eastAsia="Arial" w:hAnsi="Arial"/>
@@ -18703,7 +18703,7 @@
             <w:pPr>
               <w:spacing w:after="20" w:before="0"/>
             </w:pPr>
-            <w:hyperlink w:history="1" r:id="rIduvj_8scpn0trc4zmb6zt1">
+            <w:hyperlink w:history="1" r:id="rIdkfqelmrjxhces01hsduyn">
               <w:r>
                 <w:rPr>
                   <w:rFonts w:ascii="Arial" w:cs="Arial" w:eastAsia="Arial" w:hAnsi="Arial"/>
@@ -18736,7 +18736,7 @@
               <w:spacing w:after="10" w:before="0"/>
               <w:ind w:left="120"/>
             </w:pPr>
-            <w:hyperlink w:history="1" r:id="rId_wu0adcn_hszshku-87lp">
+            <w:hyperlink w:history="1" r:id="rIduhuoe5jppj0xolgt5kilg">
               <w:r>
                 <w:rPr>
                   <w:rFonts w:ascii="Arial" w:cs="Arial" w:eastAsia="Arial" w:hAnsi="Arial"/>
@@ -18781,7 +18781,7 @@
             <w:pPr>
               <w:spacing w:after="20" w:before="0"/>
             </w:pPr>
-            <w:hyperlink w:history="1" r:id="rIds6a0lpe5ypl0cgrmdhit9">
+            <w:hyperlink w:history="1" r:id="rIdebbro9by_lnxvsbtdksaf">
               <w:r>
                 <w:rPr>
                   <w:rFonts w:ascii="Arial" w:cs="Arial" w:eastAsia="Arial" w:hAnsi="Arial"/>
@@ -18814,7 +18814,7 @@
               <w:spacing w:after="10" w:before="0"/>
               <w:ind w:left="120"/>
             </w:pPr>
-            <w:hyperlink w:history="1" r:id="rId5_9vo6vd1fegzkda721wl">
+            <w:hyperlink w:history="1" r:id="rIduvnkjuxc__mojj9ditbeq">
               <w:r>
                 <w:rPr>
                   <w:rFonts w:ascii="Arial" w:cs="Arial" w:eastAsia="Arial" w:hAnsi="Arial"/>
@@ -19009,7 +19009,7 @@
             <w:pPr>
               <w:spacing w:after="20" w:before="0"/>
             </w:pPr>
-            <w:hyperlink w:history="1" r:id="rIdam-pvquotm5y2tahcp6sd">
+            <w:hyperlink w:history="1" r:id="rIdqdshbaub1d35jig0gdvib">
               <w:r>
                 <w:rPr>
                   <w:rFonts w:ascii="Arial" w:cs="Arial" w:eastAsia="Arial" w:hAnsi="Arial"/>
@@ -19042,7 +19042,7 @@
               <w:spacing w:after="10" w:before="0"/>
               <w:ind w:left="120"/>
             </w:pPr>
-            <w:hyperlink w:history="1" r:id="rId7ewb4_qrzmjf32zjiql4v">
+            <w:hyperlink w:history="1" r:id="rIddo_s1pplkdaa_hjodb8u9">
               <w:r>
                 <w:rPr>
                   <w:rFonts w:ascii="Arial" w:cs="Arial" w:eastAsia="Arial" w:hAnsi="Arial"/>
@@ -19087,7 +19087,7 @@
             <w:pPr>
               <w:spacing w:after="20" w:before="0"/>
             </w:pPr>
-            <w:hyperlink w:history="1" r:id="rIddl0s_ywrhwpzlda0kbixh">
+            <w:hyperlink w:history="1" r:id="rIdnyx9m7ysuc7snd3radgel">
               <w:r>
                 <w:rPr>
                   <w:rFonts w:ascii="Arial" w:cs="Arial" w:eastAsia="Arial" w:hAnsi="Arial"/>
@@ -19120,7 +19120,7 @@
               <w:spacing w:after="10" w:before="0"/>
               <w:ind w:left="120"/>
             </w:pPr>
-            <w:hyperlink w:history="1" r:id="rIdnr_vglvz8o49-5ynlkmps">
+            <w:hyperlink w:history="1" r:id="rIdf9_6a3l_xk0rucdo5d6rl">
               <w:r>
                 <w:rPr>
                   <w:rFonts w:ascii="Arial" w:cs="Arial" w:eastAsia="Arial" w:hAnsi="Arial"/>
@@ -19315,7 +19315,7 @@
             <w:pPr>
               <w:spacing w:after="20" w:before="0"/>
             </w:pPr>
-            <w:hyperlink w:history="1" r:id="rId7k-noufcqv7mh4ot5_5jw">
+            <w:hyperlink w:history="1" r:id="rId-o2xw1ee2x9bbexpxpq0o">
               <w:r>
                 <w:rPr>
                   <w:rFonts w:ascii="Arial" w:cs="Arial" w:eastAsia="Arial" w:hAnsi="Arial"/>
@@ -19348,7 +19348,7 @@
               <w:spacing w:after="10" w:before="0"/>
               <w:ind w:left="120"/>
             </w:pPr>
-            <w:hyperlink w:history="1" r:id="rIdo6eiopuccyholnj-y5acz">
+            <w:hyperlink w:history="1" r:id="rIdiekj8wnbzfpdh9opr88t8">
               <w:r>
                 <w:rPr>
                   <w:rFonts w:ascii="Arial" w:cs="Arial" w:eastAsia="Arial" w:hAnsi="Arial"/>
@@ -19393,7 +19393,7 @@
             <w:pPr>
               <w:spacing w:after="20" w:before="0"/>
             </w:pPr>
-            <w:hyperlink w:history="1" r:id="rIduro0cegz8txmxcu80iewj">
+            <w:hyperlink w:history="1" r:id="rIddm5fo4hchzsnnhklxuluj">
               <w:r>
                 <w:rPr>
                   <w:rFonts w:ascii="Arial" w:cs="Arial" w:eastAsia="Arial" w:hAnsi="Arial"/>
@@ -19426,7 +19426,7 @@
               <w:spacing w:after="10" w:before="0"/>
               <w:ind w:left="120"/>
             </w:pPr>
-            <w:hyperlink w:history="1" r:id="rIdox4etuug3hwdw-naogajl">
+            <w:hyperlink w:history="1" r:id="rId2o36b14nb1_m1cijnwf8e">
               <w:r>
                 <w:rPr>
                   <w:rFonts w:ascii="Arial" w:cs="Arial" w:eastAsia="Arial" w:hAnsi="Arial"/>
@@ -19621,7 +19621,7 @@
             <w:pPr>
               <w:spacing w:after="20" w:before="0"/>
             </w:pPr>
-            <w:hyperlink w:history="1" r:id="rId42bj_boljbzenjs3uqldr">
+            <w:hyperlink w:history="1" r:id="rIdq3kxr8fbrzlpnzonfqn4a">
               <w:r>
                 <w:rPr>
                   <w:rFonts w:ascii="Arial" w:cs="Arial" w:eastAsia="Arial" w:hAnsi="Arial"/>
@@ -19654,7 +19654,7 @@
               <w:spacing w:after="10" w:before="0"/>
               <w:ind w:left="120"/>
             </w:pPr>
-            <w:hyperlink w:history="1" r:id="rIdklqjleonto92tqtikiec5">
+            <w:hyperlink w:history="1" r:id="rIds_vfrng3loyixxkn-8k1c">
               <w:r>
                 <w:rPr>
                   <w:rFonts w:ascii="Arial" w:cs="Arial" w:eastAsia="Arial" w:hAnsi="Arial"/>
@@ -19699,7 +19699,7 @@
             <w:pPr>
               <w:spacing w:after="20" w:before="0"/>
             </w:pPr>
-            <w:hyperlink w:history="1" r:id="rIdwj55dmeqm2btlqgw57pdq">
+            <w:hyperlink w:history="1" r:id="rIdl87ggb7x4lzcerv2achrh">
               <w:r>
                 <w:rPr>
                   <w:rFonts w:ascii="Arial" w:cs="Arial" w:eastAsia="Arial" w:hAnsi="Arial"/>
@@ -19732,7 +19732,7 @@
               <w:spacing w:after="10" w:before="0"/>
               <w:ind w:left="120"/>
             </w:pPr>
-            <w:hyperlink w:history="1" r:id="rIdbajgmy44tocf3sx0vju2j">
+            <w:hyperlink w:history="1" r:id="rIdw222je2saidd4ymf7hr65">
               <w:r>
                 <w:rPr>
                   <w:rFonts w:ascii="Arial" w:cs="Arial" w:eastAsia="Arial" w:hAnsi="Arial"/>
@@ -19927,7 +19927,7 @@
             <w:pPr>
               <w:spacing w:after="20" w:before="0"/>
             </w:pPr>
-            <w:hyperlink w:history="1" r:id="rIdeihg_lb_6d-gh3rxcudsm">
+            <w:hyperlink w:history="1" r:id="rId5p2n3rchvfqrcb_5xvhaq">
               <w:r>
                 <w:rPr>
                   <w:rFonts w:ascii="Arial" w:cs="Arial" w:eastAsia="Arial" w:hAnsi="Arial"/>
@@ -19960,7 +19960,7 @@
               <w:spacing w:after="10" w:before="0"/>
               <w:ind w:left="120"/>
             </w:pPr>
-            <w:hyperlink w:history="1" r:id="rIdibik_rj7abqjh-bp4eas7">
+            <w:hyperlink w:history="1" r:id="rId8gmlhyjxygkppzyyy93wa">
               <w:r>
                 <w:rPr>
                   <w:rFonts w:ascii="Arial" w:cs="Arial" w:eastAsia="Arial" w:hAnsi="Arial"/>
@@ -20005,7 +20005,7 @@
             <w:pPr>
               <w:spacing w:after="20" w:before="0"/>
             </w:pPr>
-            <w:hyperlink w:history="1" r:id="rIdjb7kfsmhzo5txfsfaspo4">
+            <w:hyperlink w:history="1" r:id="rIdezma7a6sl2ueds5e7ngaa">
               <w:r>
                 <w:rPr>
                   <w:rFonts w:ascii="Arial" w:cs="Arial" w:eastAsia="Arial" w:hAnsi="Arial"/>
@@ -20038,7 +20038,7 @@
               <w:spacing w:after="10" w:before="0"/>
               <w:ind w:left="120"/>
             </w:pPr>
-            <w:hyperlink w:history="1" r:id="rIdyfss7m1hnemw7kyboc7vw">
+            <w:hyperlink w:history="1" r:id="rIdx1x2_qw-nof16svpmpyka">
               <w:r>
                 <w:rPr>
                   <w:rFonts w:ascii="Arial" w:cs="Arial" w:eastAsia="Arial" w:hAnsi="Arial"/>
